--- a/storage/doc_templates/staff_contract_unlimited.docx
+++ b/storage/doc_templates/staff_contract_unlimited.docx
@@ -1,6 +1,6 @@
 
 <file path=word/document.xml><?xml version="1.0" encoding="utf-8"?>
-<w:document xmlns:wpc="http://schemas.microsoft.com/office/word/2010/wordprocessingCanvas" xmlns:cx="http://schemas.microsoft.com/office/drawing/2014/chartex" xmlns:cx1="http://schemas.microsoft.com/office/drawing/2015/9/8/chartex" xmlns:cx2="http://schemas.microsoft.com/office/drawing/2015/10/21/chartex" xmlns:cx3="http://schemas.microsoft.com/office/drawing/2016/5/9/chartex" xmlns:cx4="http://schemas.microsoft.com/office/drawing/2016/5/10/chartex" xmlns:cx5="http://schemas.microsoft.com/office/drawing/2016/5/11/chartex" xmlns:cx6="http://schemas.microsoft.com/office/drawing/2016/5/12/chartex" xmlns:cx7="http://schemas.microsoft.com/office/drawing/2016/5/13/chartex" xmlns:cx8="http://schemas.microsoft.com/office/drawing/2016/5/14/chartex" xmlns:mc="http://schemas.openxmlformats.org/markup-compatibility/2006" xmlns:aink="http://schemas.microsoft.com/office/drawing/2016/ink" xmlns:am3d="http://schemas.microsoft.com/office/drawing/2017/model3d" xmlns:o="urn:schemas-microsoft-com:office:office" xmlns:oel="http://schemas.microsoft.com/office/2019/extlst" xmlns:r="http://schemas.openxmlformats.org/officeDocument/2006/relationships" xmlns:m="http://schemas.openxmlformats.org/officeDocument/2006/math" xmlns:v="urn:schemas-microsoft-com:vml" xmlns:wp14="http://schemas.microsoft.com/office/word/2010/wordprocessingDrawing" xmlns:wp="http://schemas.openxmlformats.org/drawingml/2006/wordprocessingDrawing" xmlns:w10="urn:schemas-microsoft-com:office:word" xmlns:w="http://schemas.openxmlformats.org/wordprocessingml/2006/main" xmlns:w14="http://schemas.microsoft.com/office/word/2010/wordml" xmlns:w15="http://schemas.microsoft.com/office/word/2012/wordml" xmlns:w16cex="http://schemas.microsoft.com/office/word/2018/wordml/cex" xmlns:w16cid="http://schemas.microsoft.com/office/word/2016/wordml/cid" xmlns:w16="http://schemas.microsoft.com/office/word/2018/wordml" xmlns:w16sdtdh="http://schemas.microsoft.com/office/word/2020/wordml/sdtdatahash" xmlns:w16se="http://schemas.microsoft.com/office/word/2015/wordml/symex" xmlns:wpg="http://schemas.microsoft.com/office/word/2010/wordprocessingGroup" xmlns:wpi="http://schemas.microsoft.com/office/word/2010/wordprocessingInk" xmlns:wne="http://schemas.microsoft.com/office/word/2006/wordml" xmlns:wps="http://schemas.microsoft.com/office/word/2010/wordprocessingShape" mc:Ignorable="w14 w15 w16se w16cid w16 w16cex w16sdtdh wp14">
+<w:document xmlns:wpc="http://schemas.microsoft.com/office/word/2010/wordprocessingCanvas" xmlns:cx="http://schemas.microsoft.com/office/drawing/2014/chartex" xmlns:cx1="http://schemas.microsoft.com/office/drawing/2015/9/8/chartex" xmlns:cx2="http://schemas.microsoft.com/office/drawing/2015/10/21/chartex" xmlns:cx3="http://schemas.microsoft.com/office/drawing/2016/5/9/chartex" xmlns:cx4="http://schemas.microsoft.com/office/drawing/2016/5/10/chartex" xmlns:cx5="http://schemas.microsoft.com/office/drawing/2016/5/11/chartex" xmlns:cx6="http://schemas.microsoft.com/office/drawing/2016/5/12/chartex" xmlns:cx7="http://schemas.microsoft.com/office/drawing/2016/5/13/chartex" xmlns:cx8="http://schemas.microsoft.com/office/drawing/2016/5/14/chartex" xmlns:mc="http://schemas.openxmlformats.org/markup-compatibility/2006" xmlns:aink="http://schemas.microsoft.com/office/drawing/2016/ink" xmlns:am3d="http://schemas.microsoft.com/office/drawing/2017/model3d" xmlns:o="urn:schemas-microsoft-com:office:office" xmlns:oel="http://schemas.microsoft.com/office/2019/extlst" xmlns:r="http://schemas.openxmlformats.org/officeDocument/2006/relationships" xmlns:m="http://schemas.openxmlformats.org/officeDocument/2006/math" xmlns:v="urn:schemas-microsoft-com:vml" xmlns:wp14="http://schemas.microsoft.com/office/word/2010/wordprocessingDrawing" xmlns:wp="http://schemas.openxmlformats.org/drawingml/2006/wordprocessingDrawing" xmlns:w10="urn:schemas-microsoft-com:office:word" xmlns:w="http://schemas.openxmlformats.org/wordprocessingml/2006/main" xmlns:w14="http://schemas.microsoft.com/office/word/2010/wordml" xmlns:w15="http://schemas.microsoft.com/office/word/2012/wordml" xmlns:w16cex="http://schemas.microsoft.com/office/word/2018/wordml/cex" xmlns:w16cid="http://schemas.microsoft.com/office/word/2016/wordml/cid" xmlns:w16="http://schemas.microsoft.com/office/word/2018/wordml" xmlns:w16du="http://schemas.microsoft.com/office/word/2023/wordml/word16du" xmlns:w16sdtdh="http://schemas.microsoft.com/office/word/2020/wordml/sdtdatahash" xmlns:w16sdtfl="http://schemas.microsoft.com/office/word/2024/wordml/sdtformatlock" xmlns:w16se="http://schemas.microsoft.com/office/word/2015/wordml/symex" xmlns:wpg="http://schemas.microsoft.com/office/word/2010/wordprocessingGroup" xmlns:wpi="http://schemas.microsoft.com/office/word/2010/wordprocessingInk" xmlns:wne="http://schemas.microsoft.com/office/word/2006/wordml" xmlns:wps="http://schemas.microsoft.com/office/word/2010/wordprocessingShape" mc:Ignorable="w14 w15 w16se w16cid w16 w16cex w16sdtdh w16sdtfl w16du wp14">
   <w:body>
     <w:p>
       <w:pPr>
@@ -168,14 +168,44 @@
           <w:rFonts w:ascii="Khmer OS Siemreap" w:hAnsi="Khmer OS Siemreap" w:cs="Khmer OS Siemreap"/>
           <w:szCs w:val="22"/>
         </w:rPr>
-        <w:t xml:space="preserve"> $</w:t>
-      </w:r>
-      <w:r>
-        <w:rPr>
-          <w:rFonts w:ascii="Khmer OS Siemreap" w:hAnsi="Khmer OS Siemreap" w:cs="Khmer OS Siemreap"/>
-          <w:szCs w:val="22"/>
-        </w:rPr>
-        <w:t xml:space="preserve">{com_address} </w:t>
+        <w:t xml:space="preserve"> </w:t>
+      </w:r>
+      <w:r>
+        <w:rPr>
+          <w:rFonts w:ascii="Khmer OS Siemreap" w:hAnsi="Khmer OS Siemreap" w:cs="Khmer OS Siemreap"/>
+          <w:szCs w:val="22"/>
+        </w:rPr>
+        <w:t>$</w:t>
+      </w:r>
+      <w:r>
+        <w:rPr>
+          <w:rFonts w:ascii="Khmer OS Siemreap" w:hAnsi="Khmer OS Siemreap" w:cs="Khmer OS Siemreap"/>
+          <w:szCs w:val="22"/>
+        </w:rPr>
+        <w:t>{</w:t>
+      </w:r>
+      <w:proofErr w:type="spellStart"/>
+      <w:r>
+        <w:rPr>
+          <w:rFonts w:ascii="Khmer OS Siemreap" w:hAnsi="Khmer OS Siemreap" w:cs="Khmer OS Siemreap"/>
+          <w:szCs w:val="22"/>
+        </w:rPr>
+        <w:t>com_address</w:t>
+      </w:r>
+      <w:proofErr w:type="spellEnd"/>
+      <w:r>
+        <w:rPr>
+          <w:rFonts w:ascii="Khmer OS Siemreap" w:hAnsi="Khmer OS Siemreap" w:cs="Khmer OS Siemreap"/>
+          <w:szCs w:val="22"/>
+        </w:rPr>
+        <w:t>}</w:t>
+      </w:r>
+      <w:r>
+        <w:rPr>
+          <w:rFonts w:ascii="Khmer OS Siemreap" w:hAnsi="Khmer OS Siemreap" w:cs="Khmer OS Siemreap"/>
+          <w:szCs w:val="22"/>
+        </w:rPr>
+        <w:t xml:space="preserve"> </w:t>
       </w:r>
       <w:r>
         <w:rPr>
@@ -262,13 +292,12 @@
           <w:szCs w:val="22"/>
           <w:cs/>
         </w:rPr>
-        <w:t xml:space="preserve">យឈ្មោះ </w:t>
-      </w:r>
-      <w:r>
-        <w:rPr>
-          <w:rFonts w:ascii="Khmer OS Siemreap" w:hAnsi="Khmer OS Siemreap" w:cs="Khmer OS Siemreap"/>
-          <w:szCs w:val="22"/>
-          <w:cs/>
+        <w:t>យឈ្មោះ</w:t>
+      </w:r>
+      <w:r>
+        <w:rPr>
+          <w:rFonts w:ascii="Khmer OS Siemreap" w:hAnsi="Khmer OS Siemreap" w:cs="Khmer OS Siemreap"/>
+          <w:szCs w:val="22"/>
         </w:rPr>
         <w:t xml:space="preserve"> </w:t>
       </w:r>
@@ -284,13 +313,35 @@
           <w:rFonts w:ascii="Khmer OS Siemreap" w:hAnsi="Khmer OS Siemreap" w:cs="Khmer OS Siemreap"/>
           <w:szCs w:val="22"/>
         </w:rPr>
-        <w:t>{com_rep}</w:t>
-      </w:r>
-      <w:r>
-        <w:rPr>
-          <w:rFonts w:ascii="Khmer OS Siemreap" w:hAnsi="Khmer OS Siemreap" w:cs="Khmer OS Siemreap"/>
-          <w:szCs w:val="22"/>
-          <w:cs/>
+        <w:t>{</w:t>
+      </w:r>
+      <w:proofErr w:type="spellStart"/>
+      <w:r>
+        <w:rPr>
+          <w:rFonts w:ascii="Khmer OS Siemreap" w:hAnsi="Khmer OS Siemreap" w:cs="Khmer OS Siemreap"/>
+          <w:szCs w:val="22"/>
+        </w:rPr>
+        <w:t>com_rep</w:t>
+      </w:r>
+      <w:r>
+        <w:rPr>
+          <w:rFonts w:ascii="Khmer OS Siemreap" w:hAnsi="Khmer OS Siemreap" w:cs="Khmer OS Siemreap"/>
+          <w:szCs w:val="22"/>
+        </w:rPr>
+        <w:t>_name</w:t>
+      </w:r>
+      <w:proofErr w:type="spellEnd"/>
+      <w:r>
+        <w:rPr>
+          <w:rFonts w:ascii="Khmer OS Siemreap" w:hAnsi="Khmer OS Siemreap" w:cs="Khmer OS Siemreap"/>
+          <w:szCs w:val="22"/>
+        </w:rPr>
+        <w:t>}</w:t>
+      </w:r>
+      <w:r>
+        <w:rPr>
+          <w:rFonts w:ascii="Khmer OS Siemreap" w:hAnsi="Khmer OS Siemreap" w:cs="Khmer OS Siemreap"/>
+          <w:szCs w:val="22"/>
         </w:rPr>
         <w:t xml:space="preserve"> </w:t>
       </w:r>
@@ -298,6 +349,21 @@
         <w:rPr>
           <w:rFonts w:ascii="Khmer OS Siemreap" w:hAnsi="Khmer OS Siemreap" w:cs="Khmer OS Siemreap"/>
           <w:szCs w:val="22"/>
+          <w:cs/>
+        </w:rPr>
+        <w:t>ភេទ</w:t>
+      </w:r>
+      <w:r>
+        <w:rPr>
+          <w:rFonts w:ascii="Khmer OS Siemreap" w:hAnsi="Khmer OS Siemreap" w:cs="Khmer OS Siemreap"/>
+          <w:szCs w:val="22"/>
+        </w:rPr>
+        <w:t xml:space="preserve"> </w:t>
+      </w:r>
+      <w:r>
+        <w:rPr>
+          <w:rFonts w:ascii="Khmer OS Siemreap" w:hAnsi="Khmer OS Siemreap" w:cs="Khmer OS Siemreap"/>
+          <w:szCs w:val="22"/>
         </w:rPr>
         <w:t>(</w:t>
       </w:r>
@@ -305,15 +371,43 @@
         <w:rPr>
           <w:rFonts w:ascii="Khmer OS Siemreap" w:hAnsi="Khmer OS Siemreap" w:cs="Khmer OS Siemreap"/>
           <w:szCs w:val="22"/>
-          <w:cs/>
-        </w:rPr>
-        <w:t>ភេទ</w:t>
-      </w:r>
-      <w:r>
-        <w:rPr>
-          <w:rFonts w:ascii="Khmer OS Siemreap" w:hAnsi="Khmer OS Siemreap" w:cs="Khmer OS Siemreap" w:hint="cs"/>
-          <w:szCs w:val="22"/>
-          <w:cs/>
+        </w:rPr>
+        <w:t>$</w:t>
+      </w:r>
+      <w:r>
+        <w:rPr>
+          <w:rFonts w:ascii="Khmer OS Siemreap" w:hAnsi="Khmer OS Siemreap" w:cs="Khmer OS Siemreap"/>
+          <w:szCs w:val="22"/>
+        </w:rPr>
+        <w:t>{</w:t>
+      </w:r>
+      <w:proofErr w:type="spellStart"/>
+      <w:r>
+        <w:rPr>
+          <w:rFonts w:ascii="Khmer OS Siemreap" w:hAnsi="Khmer OS Siemreap" w:cs="Khmer OS Siemreap"/>
+          <w:szCs w:val="22"/>
+        </w:rPr>
+        <w:t>com_rep_sex</w:t>
+      </w:r>
+      <w:proofErr w:type="spellEnd"/>
+      <w:r>
+        <w:rPr>
+          <w:rFonts w:ascii="Khmer OS Siemreap" w:hAnsi="Khmer OS Siemreap" w:cs="Khmer OS Siemreap"/>
+          <w:szCs w:val="22"/>
+        </w:rPr>
+        <w:t>}</w:t>
+      </w:r>
+      <w:r>
+        <w:rPr>
+          <w:rFonts w:ascii="Khmer OS Siemreap" w:hAnsi="Khmer OS Siemreap" w:cs="Khmer OS Siemreap"/>
+          <w:szCs w:val="22"/>
+        </w:rPr>
+        <w:t>)</w:t>
+      </w:r>
+      <w:r>
+        <w:rPr>
+          <w:rFonts w:ascii="Khmer OS Siemreap" w:hAnsi="Khmer OS Siemreap" w:cs="Khmer OS Siemreap"/>
+          <w:szCs w:val="22"/>
         </w:rPr>
         <w:t xml:space="preserve"> </w:t>
       </w:r>
@@ -321,6 +415,38 @@
         <w:rPr>
           <w:rFonts w:ascii="Khmer OS Siemreap" w:hAnsi="Khmer OS Siemreap" w:cs="Khmer OS Siemreap"/>
           <w:szCs w:val="22"/>
+          <w:cs/>
+        </w:rPr>
+        <w:t>កាន់អត្ដសញ្ញា</w:t>
+      </w:r>
+      <w:r>
+        <w:rPr>
+          <w:rFonts w:ascii="Khmer OS Siemreap" w:hAnsi="Khmer OS Siemreap" w:cs="Khmer OS Siemreap" w:hint="cs"/>
+          <w:szCs w:val="22"/>
+          <w:cs/>
+        </w:rPr>
+        <w:t>ណ</w:t>
+      </w:r>
+      <w:r>
+        <w:rPr>
+          <w:rFonts w:ascii="Khmer OS Siemreap" w:hAnsi="Khmer OS Siemreap" w:cs="Khmer OS Siemreap"/>
+          <w:szCs w:val="22"/>
+          <w:cs/>
+        </w:rPr>
+        <w:t>ប័ណ្ណលេខ</w:t>
+      </w:r>
+      <w:r>
+        <w:rPr>
+          <w:rFonts w:ascii="Khmer OS Siemreap" w:hAnsi="Khmer OS Siemreap" w:cs="Khmer OS Siemreap"/>
+          <w:szCs w:val="22"/>
+        </w:rPr>
+        <w:t xml:space="preserve"> </w:t>
+      </w:r>
+      <w:r>
+        <w:rPr>
+          <w:rFonts w:ascii="Khmer OS Siemreap" w:hAnsi="Khmer OS Siemreap" w:cs="Khmer OS Siemreap"/>
+          <w:szCs w:val="22"/>
+          <w:lang w:val="ca-ES"/>
         </w:rPr>
         <w:t>$</w:t>
       </w:r>
@@ -329,44 +455,28 @@
           <w:rFonts w:ascii="Khmer OS Siemreap" w:hAnsi="Khmer OS Siemreap" w:cs="Khmer OS Siemreap"/>
           <w:szCs w:val="22"/>
         </w:rPr>
-        <w:t>{com_rep_sex}</w:t>
-      </w:r>
-      <w:r>
-        <w:rPr>
-          <w:rFonts w:ascii="Khmer OS Siemreap" w:hAnsi="Khmer OS Siemreap" w:cs="Khmer OS Siemreap"/>
-          <w:szCs w:val="22"/>
-        </w:rPr>
-        <w:t xml:space="preserve">) </w:t>
-      </w:r>
-      <w:r>
-        <w:rPr>
-          <w:rFonts w:ascii="Khmer OS Siemreap" w:hAnsi="Khmer OS Siemreap" w:cs="Khmer OS Siemreap"/>
-          <w:szCs w:val="22"/>
-          <w:cs/>
-        </w:rPr>
-        <w:t>កាន់អត្ដសញ្ញា</w:t>
-      </w:r>
-      <w:r>
-        <w:rPr>
-          <w:rFonts w:ascii="Khmer OS Siemreap" w:hAnsi="Khmer OS Siemreap" w:cs="Khmer OS Siemreap" w:hint="cs"/>
-          <w:szCs w:val="22"/>
-          <w:cs/>
-        </w:rPr>
-        <w:t>ណ</w:t>
-      </w:r>
-      <w:r>
-        <w:rPr>
-          <w:rFonts w:ascii="Khmer OS Siemreap" w:hAnsi="Khmer OS Siemreap" w:cs="Khmer OS Siemreap"/>
-          <w:szCs w:val="22"/>
-          <w:cs/>
-        </w:rPr>
-        <w:t>ប័ណ្ណលេខ</w:t>
-      </w:r>
-      <w:r>
-        <w:rPr>
-          <w:rFonts w:ascii="Khmer OS Siemreap" w:hAnsi="Khmer OS Siemreap" w:cs="Khmer OS Siemreap"/>
-          <w:szCs w:val="22"/>
-          <w:lang w:val="ca-ES"/>
+        <w:t>{</w:t>
+      </w:r>
+      <w:proofErr w:type="spellStart"/>
+      <w:r>
+        <w:rPr>
+          <w:rFonts w:ascii="Khmer OS Siemreap" w:hAnsi="Khmer OS Siemreap" w:cs="Khmer OS Siemreap"/>
+          <w:szCs w:val="22"/>
+        </w:rPr>
+        <w:t>com_rep_nid</w:t>
+      </w:r>
+      <w:proofErr w:type="spellEnd"/>
+      <w:r>
+        <w:rPr>
+          <w:rFonts w:ascii="Khmer OS Siemreap" w:hAnsi="Khmer OS Siemreap" w:cs="Khmer OS Siemreap"/>
+          <w:szCs w:val="22"/>
+        </w:rPr>
+        <w:t>}</w:t>
+      </w:r>
+      <w:r>
+        <w:rPr>
+          <w:rFonts w:ascii="Khmer OS Siemreap" w:hAnsi="Khmer OS Siemreap" w:cs="Khmer OS Siemreap"/>
+          <w:szCs w:val="22"/>
         </w:rPr>
         <w:t xml:space="preserve"> </w:t>
       </w:r>
@@ -374,7 +484,56 @@
         <w:rPr>
           <w:rFonts w:ascii="Khmer OS Siemreap" w:hAnsi="Khmer OS Siemreap" w:cs="Khmer OS Siemreap"/>
           <w:szCs w:val="22"/>
-          <w:lang w:val="ca-ES"/>
+          <w:cs/>
+          <w:lang w:val="ca-ES"/>
+        </w:rPr>
+        <w:t>ទូរសព្ទ</w:t>
+      </w:r>
+      <w:r>
+        <w:rPr>
+          <w:rFonts w:ascii="Khmer OS Siemreap" w:hAnsi="Khmer OS Siemreap" w:cs="Khmer OS Siemreap"/>
+          <w:szCs w:val="22"/>
+          <w:lang w:val="ca-ES"/>
+        </w:rPr>
+        <w:t>​</w:t>
+      </w:r>
+      <w:r>
+        <w:rPr>
+          <w:rFonts w:ascii="Khmer OS Siemreap" w:hAnsi="Khmer OS Siemreap" w:cs="Khmer OS Siemreap"/>
+          <w:szCs w:val="22"/>
+          <w:cs/>
+          <w:lang w:val="ca-ES"/>
+        </w:rPr>
+        <w:t>ដៃ</w:t>
+      </w:r>
+      <w:r>
+        <w:rPr>
+          <w:rFonts w:ascii="Khmer OS Siemreap" w:hAnsi="Khmer OS Siemreap" w:cs="Khmer OS Siemreap"/>
+          <w:szCs w:val="22"/>
+          <w:lang w:val="ca-ES"/>
+        </w:rPr>
+        <w:t>​</w:t>
+      </w:r>
+      <w:r>
+        <w:rPr>
+          <w:rFonts w:ascii="Khmer OS Siemreap" w:hAnsi="Khmer OS Siemreap" w:cs="Khmer OS Siemreap"/>
+          <w:szCs w:val="22"/>
+          <w:cs/>
+          <w:lang w:val="ca-ES"/>
+        </w:rPr>
+        <w:t>លេខ</w:t>
+      </w:r>
+      <w:r>
+        <w:rPr>
+          <w:rFonts w:ascii="Khmer OS Siemreap" w:hAnsi="Khmer OS Siemreap" w:cs="Khmer OS Siemreap"/>
+          <w:szCs w:val="22"/>
+        </w:rPr>
+        <w:t xml:space="preserve"> </w:t>
+      </w:r>
+      <w:r>
+        <w:rPr>
+          <w:rFonts w:ascii="Khmer OS Siemreap" w:hAnsi="Khmer OS Siemreap" w:cs="Khmer OS Siemreap"/>
+          <w:szCs w:val="22"/>
         </w:rPr>
         <w:t>$</w:t>
       </w:r>
@@ -383,61 +542,58 @@
           <w:rFonts w:ascii="Khmer OS Siemreap" w:hAnsi="Khmer OS Siemreap" w:cs="Khmer OS Siemreap"/>
           <w:szCs w:val="22"/>
         </w:rPr>
-        <w:t xml:space="preserve">{com_rep_nid} </w:t>
-      </w:r>
-      <w:r>
-        <w:rPr>
-          <w:rFonts w:ascii="Khmer OS Siemreap" w:hAnsi="Khmer OS Siemreap" w:cs="Khmer OS Siemreap"/>
-          <w:szCs w:val="22"/>
-          <w:cs/>
-          <w:lang w:val="ca-ES"/>
-        </w:rPr>
-        <w:t>ទូរសព្ទ</w:t>
-      </w:r>
-      <w:r>
-        <w:rPr>
-          <w:rFonts w:ascii="Khmer OS Siemreap" w:hAnsi="Khmer OS Siemreap" w:cs="Khmer OS Siemreap"/>
-          <w:szCs w:val="22"/>
-          <w:lang w:val="ca-ES"/>
-        </w:rPr>
-        <w:t>​</w:t>
-      </w:r>
-      <w:r>
-        <w:rPr>
-          <w:rFonts w:ascii="Khmer OS Siemreap" w:hAnsi="Khmer OS Siemreap" w:cs="Khmer OS Siemreap"/>
-          <w:szCs w:val="22"/>
-          <w:cs/>
-          <w:lang w:val="ca-ES"/>
-        </w:rPr>
-        <w:t>ដៃ</w:t>
-      </w:r>
-      <w:r>
-        <w:rPr>
-          <w:rFonts w:ascii="Khmer OS Siemreap" w:hAnsi="Khmer OS Siemreap" w:cs="Khmer OS Siemreap"/>
-          <w:szCs w:val="22"/>
-          <w:lang w:val="ca-ES"/>
-        </w:rPr>
-        <w:t>​</w:t>
-      </w:r>
-      <w:r>
-        <w:rPr>
-          <w:rFonts w:ascii="Khmer OS Siemreap" w:hAnsi="Khmer OS Siemreap" w:cs="Khmer OS Siemreap"/>
-          <w:szCs w:val="22"/>
-          <w:cs/>
-          <w:lang w:val="ca-ES"/>
-        </w:rPr>
-        <w:t>លេខ</w:t>
-      </w:r>
-      <w:r>
-        <w:rPr>
-          <w:rFonts w:ascii="Khmer OS Siemreap" w:hAnsi="Khmer OS Siemreap" w:cs="Khmer OS Siemreap"/>
-          <w:szCs w:val="22"/>
-          <w:lang w:val="ca-ES"/>
+        <w:t>{</w:t>
+      </w:r>
+      <w:proofErr w:type="spellStart"/>
+      <w:r>
+        <w:rPr>
+          <w:rFonts w:ascii="Khmer OS Siemreap" w:hAnsi="Khmer OS Siemreap" w:cs="Khmer OS Siemreap"/>
+          <w:szCs w:val="22"/>
+        </w:rPr>
+        <w:t>com_rep_phone</w:t>
+      </w:r>
+      <w:proofErr w:type="spellEnd"/>
+      <w:r>
+        <w:rPr>
+          <w:rFonts w:ascii="Khmer OS Siemreap" w:hAnsi="Khmer OS Siemreap" w:cs="Khmer OS Siemreap"/>
+          <w:szCs w:val="22"/>
+        </w:rPr>
+        <w:t xml:space="preserve">} </w:t>
+      </w:r>
+      <w:r>
+        <w:rPr>
+          <w:rFonts w:ascii="Khmer OS Siemreap" w:hAnsi="Khmer OS Siemreap" w:cs="Khmer OS Siemreap"/>
+          <w:szCs w:val="22"/>
         </w:rPr>
         <w:t xml:space="preserve"> </w:t>
       </w:r>
       <w:r>
         <w:rPr>
+          <w:rFonts w:ascii="Khmer OS Siemreap" w:hAnsi="Khmer OS Siemreap" w:cs="Khmer OS Siemreap" w:hint="cs"/>
+          <w:szCs w:val="22"/>
+          <w:cs/>
+          <w:lang w:val="ca-ES"/>
+        </w:rPr>
+        <w:t>ជា</w:t>
+      </w:r>
+      <w:r>
+        <w:rPr>
+          <w:rFonts w:ascii="Khmer OS Siemreap" w:hAnsi="Khmer OS Siemreap" w:cs="Khmer OS Siemreap"/>
+          <w:szCs w:val="22"/>
+          <w:cs/>
+        </w:rPr>
+        <w:t>នាយក</w:t>
+      </w:r>
+      <w:r>
+        <w:rPr>
+          <w:rFonts w:ascii="Khmer OS Siemreap" w:hAnsi="Khmer OS Siemreap" w:cs="Khmer OS Siemreap" w:hint="cs"/>
+          <w:szCs w:val="22"/>
+          <w:cs/>
+        </w:rPr>
+        <w:t>សាខា</w:t>
+      </w:r>
+      <w:r>
+        <w:rPr>
           <w:rFonts w:ascii="Khmer OS Siemreap" w:hAnsi="Khmer OS Siemreap" w:cs="Khmer OS Siemreap"/>
           <w:szCs w:val="22"/>
         </w:rPr>
@@ -455,39 +611,23 @@
           <w:rFonts w:ascii="Khmer OS Siemreap" w:hAnsi="Khmer OS Siemreap" w:cs="Khmer OS Siemreap"/>
           <w:szCs w:val="22"/>
         </w:rPr>
-        <w:t xml:space="preserve">{com_rep_phone} </w:t>
-      </w:r>
-      <w:r>
-        <w:rPr>
-          <w:rFonts w:ascii="Khmer OS Siemreap" w:hAnsi="Khmer OS Siemreap" w:cs="Khmer OS Siemreap" w:hint="cs"/>
-          <w:szCs w:val="22"/>
-          <w:cs/>
-          <w:lang w:val="ca-ES"/>
-        </w:rPr>
-        <w:t>ជា</w:t>
-      </w:r>
-      <w:r>
-        <w:rPr>
-          <w:rFonts w:ascii="Khmer OS Siemreap" w:hAnsi="Khmer OS Siemreap" w:cs="Khmer OS Siemreap"/>
-          <w:szCs w:val="22"/>
-          <w:cs/>
-        </w:rPr>
-        <w:t>នាយក</w:t>
-      </w:r>
-      <w:r>
-        <w:rPr>
-          <w:rFonts w:ascii="Khmer OS Siemreap" w:hAnsi="Khmer OS Siemreap" w:cs="Khmer OS Siemreap" w:hint="cs"/>
-          <w:szCs w:val="22"/>
-          <w:cs/>
-        </w:rPr>
-        <w:t xml:space="preserve">សាខា </w:t>
-      </w:r>
-      <w:r>
-        <w:rPr>
-          <w:rFonts w:ascii="Khmer OS Siemreap" w:hAnsi="Khmer OS Siemreap" w:cs="Khmer OS Siemreap"/>
-          <w:szCs w:val="22"/>
-        </w:rPr>
-        <w:t>{com_rep_branch}</w:t>
+        <w:t>{</w:t>
+      </w:r>
+      <w:proofErr w:type="spellStart"/>
+      <w:r>
+        <w:rPr>
+          <w:rFonts w:ascii="Khmer OS Siemreap" w:hAnsi="Khmer OS Siemreap" w:cs="Khmer OS Siemreap"/>
+          <w:szCs w:val="22"/>
+        </w:rPr>
+        <w:t>com_rep_branch</w:t>
+      </w:r>
+      <w:proofErr w:type="spellEnd"/>
+      <w:r>
+        <w:rPr>
+          <w:rFonts w:ascii="Khmer OS Siemreap" w:hAnsi="Khmer OS Siemreap" w:cs="Khmer OS Siemreap"/>
+          <w:szCs w:val="22"/>
+        </w:rPr>
+        <w:t>}</w:t>
       </w:r>
       <w:r>
         <w:rPr>
@@ -599,7 +739,14 @@
           <w:szCs w:val="22"/>
           <w:cs/>
         </w:rPr>
-        <w:t xml:space="preserve">ឈ្មោះ </w:t>
+        <w:t>ឈ្មោះ</w:t>
+      </w:r>
+      <w:r>
+        <w:rPr>
+          <w:rFonts w:ascii="Khmer OS Siemreap" w:hAnsi="Khmer OS Siemreap" w:cs="Khmer OS Siemreap"/>
+          <w:szCs w:val="22"/>
+        </w:rPr>
+        <w:t xml:space="preserve"> </w:t>
       </w:r>
       <w:r>
         <w:rPr>
@@ -613,7 +760,23 @@
           <w:rFonts w:ascii="Khmer OS Siemreap" w:hAnsi="Khmer OS Siemreap" w:cs="Khmer OS Siemreap"/>
           <w:szCs w:val="22"/>
         </w:rPr>
-        <w:t>{emp_name}</w:t>
+        <w:t>{</w:t>
+      </w:r>
+      <w:proofErr w:type="spellStart"/>
+      <w:r>
+        <w:rPr>
+          <w:rFonts w:ascii="Khmer OS Siemreap" w:hAnsi="Khmer OS Siemreap" w:cs="Khmer OS Siemreap"/>
+          <w:szCs w:val="22"/>
+        </w:rPr>
+        <w:t>emp_name</w:t>
+      </w:r>
+      <w:proofErr w:type="spellEnd"/>
+      <w:r>
+        <w:rPr>
+          <w:rFonts w:ascii="Khmer OS Siemreap" w:hAnsi="Khmer OS Siemreap" w:cs="Khmer OS Siemreap"/>
+          <w:szCs w:val="22"/>
+        </w:rPr>
+        <w:t>}</w:t>
       </w:r>
       <w:r>
         <w:rPr>
@@ -626,6 +789,14 @@
         <w:rPr>
           <w:rFonts w:ascii="Khmer OS Siemreap" w:hAnsi="Khmer OS Siemreap" w:cs="Khmer OS Siemreap"/>
           <w:szCs w:val="22"/>
+          <w:cs/>
+        </w:rPr>
+        <w:t>ភេទ</w:t>
+      </w:r>
+      <w:r>
+        <w:rPr>
+          <w:rFonts w:ascii="Khmer OS Siemreap" w:hAnsi="Khmer OS Siemreap" w:cs="Khmer OS Siemreap"/>
+          <w:szCs w:val="22"/>
         </w:rPr>
         <w:t>(</w:t>
       </w:r>
@@ -633,9 +804,62 @@
         <w:rPr>
           <w:rFonts w:ascii="Khmer OS Siemreap" w:hAnsi="Khmer OS Siemreap" w:cs="Khmer OS Siemreap"/>
           <w:szCs w:val="22"/>
-          <w:cs/>
-        </w:rPr>
-        <w:t>ភេទ</w:t>
+        </w:rPr>
+        <w:t>$</w:t>
+      </w:r>
+      <w:r>
+        <w:rPr>
+          <w:rFonts w:ascii="Khmer OS Siemreap" w:hAnsi="Khmer OS Siemreap" w:cs="Khmer OS Siemreap"/>
+          <w:szCs w:val="22"/>
+        </w:rPr>
+        <w:t>{</w:t>
+      </w:r>
+      <w:proofErr w:type="spellStart"/>
+      <w:r>
+        <w:rPr>
+          <w:rFonts w:ascii="Khmer OS Siemreap" w:hAnsi="Khmer OS Siemreap" w:cs="Khmer OS Siemreap"/>
+          <w:szCs w:val="22"/>
+        </w:rPr>
+        <w:t>emp_sex</w:t>
+      </w:r>
+      <w:proofErr w:type="spellEnd"/>
+      <w:r>
+        <w:rPr>
+          <w:rFonts w:ascii="Khmer OS Siemreap" w:hAnsi="Khmer OS Siemreap" w:cs="Khmer OS Siemreap"/>
+          <w:szCs w:val="22"/>
+        </w:rPr>
+        <w:t>}</w:t>
+      </w:r>
+      <w:r>
+        <w:rPr>
+          <w:rFonts w:ascii="Khmer OS Siemreap" w:hAnsi="Khmer OS Siemreap" w:cs="Khmer OS Siemreap"/>
+          <w:szCs w:val="22"/>
+        </w:rPr>
+        <w:t>)</w:t>
+      </w:r>
+      <w:r>
+        <w:rPr>
+          <w:rFonts w:ascii="Khmer OS Siemreap" w:hAnsi="Khmer OS Siemreap" w:cs="Khmer OS Siemreap"/>
+          <w:szCs w:val="22"/>
+          <w:cs/>
+        </w:rPr>
+        <w:t>កាន់អត្ដសញ្ញា</w:t>
+      </w:r>
+      <w:r>
+        <w:rPr>
+          <w:rFonts w:ascii="Khmer OS Siemreap" w:hAnsi="Khmer OS Siemreap" w:cs="Khmer OS Siemreap" w:hint="cs"/>
+          <w:szCs w:val="22"/>
+          <w:cs/>
+        </w:rPr>
+        <w:t>ណ</w:t>
+      </w:r>
+      <w:r>
+        <w:rPr>
+          <w:rFonts w:ascii="Khmer OS Siemreap" w:hAnsi="Khmer OS Siemreap" w:cs="Khmer OS Siemreap"/>
+          <w:szCs w:val="22"/>
+          <w:cs/>
+        </w:rPr>
+        <w:t>ប័ណ្ណលេខ</w:t>
       </w:r>
       <w:r>
         <w:rPr>
@@ -656,43 +880,29 @@
           <w:rFonts w:ascii="Khmer OS Siemreap" w:hAnsi="Khmer OS Siemreap" w:cs="Khmer OS Siemreap"/>
           <w:szCs w:val="22"/>
         </w:rPr>
-        <w:t>{emp_sex}</w:t>
-      </w:r>
-      <w:r>
-        <w:rPr>
-          <w:rFonts w:ascii="Khmer OS Siemreap" w:hAnsi="Khmer OS Siemreap" w:cs="Khmer OS Siemreap"/>
-          <w:szCs w:val="22"/>
-        </w:rPr>
-        <w:t xml:space="preserve">) </w:t>
-      </w:r>
-      <w:r>
-        <w:rPr>
-          <w:rFonts w:ascii="Khmer OS Siemreap" w:hAnsi="Khmer OS Siemreap" w:cs="Khmer OS Siemreap"/>
-          <w:szCs w:val="22"/>
-          <w:cs/>
-        </w:rPr>
-        <w:t>កាន់អត្ដសញ្ញា</w:t>
-      </w:r>
-      <w:r>
-        <w:rPr>
-          <w:rFonts w:ascii="Khmer OS Siemreap" w:hAnsi="Khmer OS Siemreap" w:cs="Khmer OS Siemreap" w:hint="cs"/>
-          <w:szCs w:val="22"/>
-          <w:cs/>
-        </w:rPr>
-        <w:t>ណ</w:t>
-      </w:r>
-      <w:r>
-        <w:rPr>
-          <w:rFonts w:ascii="Khmer OS Siemreap" w:hAnsi="Khmer OS Siemreap" w:cs="Khmer OS Siemreap"/>
-          <w:szCs w:val="22"/>
-          <w:cs/>
-        </w:rPr>
-        <w:t>ប័ណ្ណលេខ</w:t>
-      </w:r>
-      <w:r>
-        <w:rPr>
-          <w:rFonts w:ascii="Khmer OS Siemreap" w:hAnsi="Khmer OS Siemreap" w:cs="Khmer OS Siemreap"/>
-          <w:szCs w:val="22"/>
+        <w:t>{</w:t>
+      </w:r>
+      <w:proofErr w:type="spellStart"/>
+      <w:r>
+        <w:rPr>
+          <w:rFonts w:ascii="Khmer OS Siemreap" w:hAnsi="Khmer OS Siemreap" w:cs="Khmer OS Siemreap"/>
+          <w:szCs w:val="22"/>
+        </w:rPr>
+        <w:t>emp_nid</w:t>
+      </w:r>
+      <w:proofErr w:type="spellEnd"/>
+      <w:r>
+        <w:rPr>
+          <w:rFonts w:ascii="Khmer OS Siemreap" w:hAnsi="Khmer OS Siemreap" w:cs="Khmer OS Siemreap"/>
+          <w:szCs w:val="22"/>
+        </w:rPr>
+        <w:t>}</w:t>
+      </w:r>
+      <w:r>
+        <w:rPr>
+          <w:rFonts w:ascii="Khmer OS Siemreap" w:hAnsi="Khmer OS Siemreap" w:cs="Khmer OS Siemreap"/>
+          <w:szCs w:val="22"/>
+          <w:lang w:val="ca-ES"/>
         </w:rPr>
         <w:t xml:space="preserve"> </w:t>
       </w:r>
@@ -700,6 +910,58 @@
         <w:rPr>
           <w:rFonts w:ascii="Khmer OS Siemreap" w:hAnsi="Khmer OS Siemreap" w:cs="Khmer OS Siemreap"/>
           <w:szCs w:val="22"/>
+          <w:cs/>
+          <w:lang w:val="ca-ES"/>
+        </w:rPr>
+        <w:t>ទូរសព្ទ</w:t>
+      </w:r>
+      <w:r>
+        <w:rPr>
+          <w:rFonts w:ascii="Khmer OS Siemreap" w:hAnsi="Khmer OS Siemreap" w:cs="Khmer OS Siemreap"/>
+          <w:szCs w:val="22"/>
+          <w:lang w:val="ca-ES"/>
+        </w:rPr>
+        <w:t>​</w:t>
+      </w:r>
+      <w:r>
+        <w:rPr>
+          <w:rFonts w:ascii="Khmer OS Siemreap" w:hAnsi="Khmer OS Siemreap" w:cs="Khmer OS Siemreap"/>
+          <w:szCs w:val="22"/>
+          <w:cs/>
+          <w:lang w:val="ca-ES"/>
+        </w:rPr>
+        <w:t>ដៃ</w:t>
+      </w:r>
+      <w:r>
+        <w:rPr>
+          <w:rFonts w:ascii="Khmer OS Siemreap" w:hAnsi="Khmer OS Siemreap" w:cs="Khmer OS Siemreap"/>
+          <w:szCs w:val="22"/>
+          <w:lang w:val="ca-ES"/>
+        </w:rPr>
+        <w:t>​</w:t>
+      </w:r>
+      <w:r>
+        <w:rPr>
+          <w:rFonts w:ascii="Khmer OS Siemreap" w:hAnsi="Khmer OS Siemreap" w:cs="Khmer OS Siemreap"/>
+          <w:szCs w:val="22"/>
+          <w:cs/>
+          <w:lang w:val="ca-ES"/>
+        </w:rPr>
+        <w:t>លេខ</w:t>
+      </w:r>
+      <w:r>
+        <w:rPr>
+          <w:rFonts w:ascii="Khmer OS Siemreap" w:hAnsi="Khmer OS Siemreap" w:cs="Khmer OS Siemreap"/>
+          <w:szCs w:val="22"/>
+          <w:lang w:val="ca-ES"/>
+        </w:rPr>
+        <w:t xml:space="preserve"> </w:t>
+      </w:r>
+      <w:r>
+        <w:rPr>
+          <w:rFonts w:ascii="Khmer OS Siemreap" w:hAnsi="Khmer OS Siemreap" w:cs="Khmer OS Siemreap"/>
+          <w:szCs w:val="22"/>
+          <w:lang w:val="ca-ES"/>
         </w:rPr>
         <w:t>$</w:t>
       </w:r>
@@ -708,7 +970,23 @@
           <w:rFonts w:ascii="Khmer OS Siemreap" w:hAnsi="Khmer OS Siemreap" w:cs="Khmer OS Siemreap"/>
           <w:szCs w:val="22"/>
         </w:rPr>
-        <w:t>{emp_nid}</w:t>
+        <w:t>{</w:t>
+      </w:r>
+      <w:proofErr w:type="spellStart"/>
+      <w:r>
+        <w:rPr>
+          <w:rFonts w:ascii="Khmer OS Siemreap" w:hAnsi="Khmer OS Siemreap" w:cs="Khmer OS Siemreap"/>
+          <w:szCs w:val="22"/>
+        </w:rPr>
+        <w:t>emp_phone</w:t>
+      </w:r>
+      <w:proofErr w:type="spellEnd"/>
+      <w:r>
+        <w:rPr>
+          <w:rFonts w:ascii="Khmer OS Siemreap" w:hAnsi="Khmer OS Siemreap" w:cs="Khmer OS Siemreap"/>
+          <w:szCs w:val="22"/>
+        </w:rPr>
+        <w:t>}</w:t>
       </w:r>
       <w:r>
         <w:rPr>
@@ -720,12 +998,30 @@
       </w:r>
       <w:r>
         <w:rPr>
-          <w:rFonts w:ascii="Khmer OS Siemreap" w:hAnsi="Khmer OS Siemreap" w:cs="Khmer OS Siemreap"/>
-          <w:szCs w:val="22"/>
-          <w:cs/>
-          <w:lang w:val="ca-ES"/>
-        </w:rPr>
-        <w:t>ទូរសព្ទ</w:t>
+          <w:rFonts w:ascii="Khmer OS Siemreap" w:hAnsi="Khmer OS Siemreap" w:cs="Khmer OS Siemreap" w:hint="cs"/>
+          <w:szCs w:val="22"/>
+          <w:cs/>
+          <w:lang w:val="ca-ES"/>
+        </w:rPr>
+        <w:t>មាន</w:t>
+      </w:r>
+      <w:r>
+        <w:rPr>
+          <w:rFonts w:ascii="Khmer OS Siemreap" w:hAnsi="Khmer OS Siemreap" w:cs="Khmer OS Siemreap" w:hint="cs"/>
+          <w:szCs w:val="22"/>
+          <w:cs/>
+          <w:lang w:val="ca-ES"/>
+        </w:rPr>
+        <w:t>អា</w:t>
+      </w:r>
+      <w:r>
+        <w:rPr>
+          <w:rFonts w:ascii="Khmer OS Siemreap" w:hAnsi="Khmer OS Siemreap" w:cs="Khmer OS Siemreap"/>
+          <w:szCs w:val="22"/>
+          <w:cs/>
+          <w:lang w:val="ca-ES"/>
+        </w:rPr>
+        <w:t>សយដ្ឋាន</w:t>
       </w:r>
       <w:r>
         <w:rPr>
@@ -742,7 +1038,7 @@
           <w:cs/>
           <w:lang w:val="ca-ES"/>
         </w:rPr>
-        <w:t>ដៃ</w:t>
+        <w:t>ផ្ទះ</w:t>
       </w:r>
       <w:r>
         <w:rPr>
@@ -763,8 +1059,9 @@
       </w:r>
       <w:r>
         <w:rPr>
-          <w:rFonts w:ascii="Khmer OS Siemreap" w:hAnsi="Khmer OS Siemreap" w:cs="Khmer OS Siemreap"/>
-          <w:szCs w:val="22"/>
+          <w:rFonts w:ascii="Khmer OS Siemreap" w:hAnsi="Khmer OS Siemreap" w:cs="Khmer OS Siemreap" w:hint="cs"/>
+          <w:szCs w:val="22"/>
+          <w:cs/>
           <w:lang w:val="ca-ES"/>
         </w:rPr>
         <w:t xml:space="preserve"> </w:t>
@@ -781,8 +1078,9 @@
         <w:rPr>
           <w:rFonts w:ascii="Khmer OS Siemreap" w:hAnsi="Khmer OS Siemreap" w:cs="Khmer OS Siemreap"/>
           <w:szCs w:val="22"/>
-        </w:rPr>
-        <w:t>{emp_phone}</w:t>
+          <w:lang w:val="ca-ES"/>
+        </w:rPr>
+        <w:t>{emp_address}</w:t>
       </w:r>
       <w:r>
         <w:rPr>
@@ -791,92 +1089,6 @@
           <w:lang w:val="ca-ES"/>
         </w:rPr>
         <w:t xml:space="preserve"> </w:t>
-      </w:r>
-      <w:r>
-        <w:rPr>
-          <w:rFonts w:ascii="Khmer OS Siemreap" w:hAnsi="Khmer OS Siemreap" w:cs="Khmer OS Siemreap"/>
-          <w:szCs w:val="22"/>
-          <w:lang w:val="ca-ES"/>
-        </w:rPr>
-        <w:t xml:space="preserve"> </w:t>
-      </w:r>
-      <w:r>
-        <w:rPr>
-          <w:rFonts w:ascii="Khmer OS Siemreap" w:hAnsi="Khmer OS Siemreap" w:cs="Khmer OS Siemreap" w:hint="cs"/>
-          <w:szCs w:val="22"/>
-          <w:cs/>
-          <w:lang w:val="ca-ES"/>
-        </w:rPr>
-        <w:t>មាន</w:t>
-      </w:r>
-      <w:r>
-        <w:rPr>
-          <w:rFonts w:ascii="Khmer OS Siemreap" w:hAnsi="Khmer OS Siemreap" w:cs="Khmer OS Siemreap" w:hint="cs"/>
-          <w:szCs w:val="22"/>
-          <w:cs/>
-          <w:lang w:val="ca-ES"/>
-        </w:rPr>
-        <w:t>អា</w:t>
-      </w:r>
-      <w:r>
-        <w:rPr>
-          <w:rFonts w:ascii="Khmer OS Siemreap" w:hAnsi="Khmer OS Siemreap" w:cs="Khmer OS Siemreap"/>
-          <w:szCs w:val="22"/>
-          <w:cs/>
-          <w:lang w:val="ca-ES"/>
-        </w:rPr>
-        <w:t>សយដ្ឋាន</w:t>
-      </w:r>
-      <w:r>
-        <w:rPr>
-          <w:rFonts w:ascii="Khmer OS Siemreap" w:hAnsi="Khmer OS Siemreap" w:cs="Khmer OS Siemreap"/>
-          <w:szCs w:val="22"/>
-          <w:lang w:val="ca-ES"/>
-        </w:rPr>
-        <w:t>​</w:t>
-      </w:r>
-      <w:r>
-        <w:rPr>
-          <w:rFonts w:ascii="Khmer OS Siemreap" w:hAnsi="Khmer OS Siemreap" w:cs="Khmer OS Siemreap"/>
-          <w:szCs w:val="22"/>
-          <w:cs/>
-          <w:lang w:val="ca-ES"/>
-        </w:rPr>
-        <w:t>ផ្ទះ</w:t>
-      </w:r>
-      <w:r>
-        <w:rPr>
-          <w:rFonts w:ascii="Khmer OS Siemreap" w:hAnsi="Khmer OS Siemreap" w:cs="Khmer OS Siemreap"/>
-          <w:szCs w:val="22"/>
-          <w:lang w:val="ca-ES"/>
-        </w:rPr>
-        <w:t>​</w:t>
-      </w:r>
-      <w:r>
-        <w:rPr>
-          <w:rFonts w:ascii="Khmer OS Siemreap" w:hAnsi="Khmer OS Siemreap" w:cs="Khmer OS Siemreap"/>
-          <w:szCs w:val="22"/>
-          <w:cs/>
-          <w:lang w:val="ca-ES"/>
-        </w:rPr>
-        <w:t>លេខ</w:t>
-      </w:r>
-      <w:r>
-        <w:rPr>
-          <w:rFonts w:ascii="Khmer OS Siemreap" w:hAnsi="Khmer OS Siemreap" w:cs="Khmer OS Siemreap" w:hint="cs"/>
-          <w:szCs w:val="22"/>
-          <w:cs/>
-          <w:lang w:val="ca-ES"/>
-        </w:rPr>
-        <w:t xml:space="preserve"> </w:t>
-      </w:r>
-      <w:r>
-        <w:rPr>
-          <w:rFonts w:ascii="Khmer OS Siemreap" w:hAnsi="Khmer OS Siemreap" w:cs="Khmer OS Siemreap"/>
-          <w:szCs w:val="22"/>
-          <w:lang w:val="ca-ES"/>
-        </w:rPr>
-        <w:t xml:space="preserve">{emp_address} </w:t>
       </w:r>
       <w:r>
         <w:rPr>
@@ -1311,8 +1523,30 @@
         <w:rPr>
           <w:rFonts w:ascii="Khmer OS Siemreap" w:hAnsi="Khmer OS Siemreap" w:cs="Khmer OS Siemreap"/>
           <w:szCs w:val="22"/>
-        </w:rPr>
-        <w:t xml:space="preserve">{position} </w:t>
+          <w:lang w:val="ca-ES"/>
+        </w:rPr>
+        <w:t>$</w:t>
+      </w:r>
+      <w:r>
+        <w:rPr>
+          <w:rFonts w:ascii="Khmer OS Siemreap" w:hAnsi="Khmer OS Siemreap" w:cs="Khmer OS Siemreap"/>
+          <w:szCs w:val="22"/>
+        </w:rPr>
+        <w:t>{position}</w:t>
+      </w:r>
+      <w:r>
+        <w:rPr>
+          <w:rFonts w:ascii="Khmer OS Siemreap" w:hAnsi="Khmer OS Siemreap" w:cs="Khmer OS Siemreap"/>
+          <w:szCs w:val="22"/>
+        </w:rPr>
+        <w:t xml:space="preserve"> </w:t>
+      </w:r>
+      <w:r>
+        <w:rPr>
+          <w:rFonts w:ascii="Khmer OS Siemreap" w:hAnsi="Khmer OS Siemreap" w:cs="Khmer OS Siemreap"/>
+          <w:szCs w:val="22"/>
+        </w:rPr>
+        <w:t xml:space="preserve"> </w:t>
       </w:r>
       <w:r>
         <w:rPr>
@@ -1354,7 +1588,28 @@
           <w:rFonts w:ascii="Khmer OS Siemreap" w:hAnsi="Khmer OS Siemreap" w:cs="Khmer OS Siemreap"/>
           <w:szCs w:val="22"/>
         </w:rPr>
-        <w:t xml:space="preserve"> {branch} </w:t>
+        <w:t xml:space="preserve"> </w:t>
+      </w:r>
+      <w:r>
+        <w:rPr>
+          <w:rFonts w:ascii="Khmer OS Siemreap" w:hAnsi="Khmer OS Siemreap" w:cs="Khmer OS Siemreap"/>
+          <w:szCs w:val="22"/>
+        </w:rPr>
+        <w:t>$</w:t>
+      </w:r>
+      <w:r>
+        <w:rPr>
+          <w:rFonts w:ascii="Khmer OS Siemreap" w:hAnsi="Khmer OS Siemreap" w:cs="Khmer OS Siemreap"/>
+          <w:szCs w:val="22"/>
+        </w:rPr>
+        <w:t xml:space="preserve">{branch} </w:t>
+      </w:r>
+      <w:r>
+        <w:rPr>
+          <w:rFonts w:ascii="Khmer OS Siemreap" w:hAnsi="Khmer OS Siemreap" w:cs="Khmer OS Siemreap"/>
+          <w:szCs w:val="22"/>
+        </w:rPr>
+        <w:t xml:space="preserve"> </w:t>
       </w:r>
       <w:r>
         <w:rPr>
@@ -1390,7 +1645,7 @@
           <w:szCs w:val="22"/>
           <w:lang w:val="ca-ES"/>
         </w:rPr>
-        <w:t xml:space="preserve"> {start_date}</w:t>
+        <w:t xml:space="preserve"> </w:t>
       </w:r>
       <w:r>
         <w:rPr>
@@ -1398,10 +1653,9 @@
           <w:b/>
           <w:bCs/>
           <w:szCs w:val="22"/>
-          <w:cs/>
-          <w:lang w:val="ca-ES"/>
-        </w:rPr>
-        <w:t xml:space="preserve"> </w:t>
+          <w:lang w:val="ca-ES"/>
+        </w:rPr>
+        <w:t>$</w:t>
       </w:r>
       <w:r>
         <w:rPr>
@@ -1409,10 +1663,9 @@
           <w:b/>
           <w:bCs/>
           <w:szCs w:val="22"/>
-          <w:cs/>
-          <w:lang w:val="ca-ES"/>
-        </w:rPr>
-        <w:t>ដល់</w:t>
+          <w:lang w:val="ca-ES"/>
+        </w:rPr>
+        <w:t>{start_date}</w:t>
       </w:r>
       <w:r>
         <w:rPr>
@@ -1420,9 +1673,51 @@
           <w:b/>
           <w:bCs/>
           <w:szCs w:val="22"/>
-          <w:lang w:val="ca-ES"/>
-        </w:rPr>
-        <w:t xml:space="preserve">  {end_date} </w:t>
+          <w:cs/>
+          <w:lang w:val="ca-ES"/>
+        </w:rPr>
+        <w:t xml:space="preserve"> </w:t>
+      </w:r>
+      <w:r>
+        <w:rPr>
+          <w:rFonts w:ascii="Khmer OS Siemreap" w:hAnsi="Khmer OS Siemreap" w:cs="Khmer OS Siemreap"/>
+          <w:b/>
+          <w:bCs/>
+          <w:szCs w:val="22"/>
+          <w:cs/>
+          <w:lang w:val="ca-ES"/>
+        </w:rPr>
+        <w:t>ដល់</w:t>
+      </w:r>
+      <w:r>
+        <w:rPr>
+          <w:rFonts w:ascii="Khmer OS Siemreap" w:hAnsi="Khmer OS Siemreap" w:cs="Khmer OS Siemreap"/>
+          <w:b/>
+          <w:bCs/>
+          <w:szCs w:val="22"/>
+          <w:lang w:val="ca-ES"/>
+        </w:rPr>
+        <w:t xml:space="preserve"> </w:t>
+      </w:r>
+      <w:r>
+        <w:rPr>
+          <w:rFonts w:ascii="Khmer OS Siemreap" w:hAnsi="Khmer OS Siemreap" w:cs="Khmer OS Siemreap"/>
+          <w:b/>
+          <w:bCs/>
+          <w:szCs w:val="22"/>
+          <w:lang w:val="ca-ES"/>
+        </w:rPr>
+        <w:t>$</w:t>
+      </w:r>
+      <w:r>
+        <w:rPr>
+          <w:rFonts w:ascii="Khmer OS Siemreap" w:hAnsi="Khmer OS Siemreap" w:cs="Khmer OS Siemreap"/>
+          <w:b/>
+          <w:bCs/>
+          <w:szCs w:val="22"/>
+          <w:lang w:val="ca-ES"/>
+        </w:rPr>
+        <w:t xml:space="preserve">{end_date} </w:t>
       </w:r>
       <w:r>
         <w:rPr>
@@ -2946,6 +3241,14 @@
       <w:r>
         <w:rPr>
           <w:rFonts w:ascii="Khmer OS Siemreap" w:hAnsi="Khmer OS Siemreap" w:cs="Khmer OS Siemreap"/>
+          <w:szCs w:val="22"/>
+          <w:lang w:val="ca-ES"/>
+        </w:rPr>
+        <w:t>$</w:t>
+      </w:r>
+      <w:r>
+        <w:rPr>
+          <w:rFonts w:ascii="Khmer OS Siemreap" w:hAnsi="Khmer OS Siemreap" w:cs="Khmer OS Siemreap"/>
           <w:b/>
           <w:bCs/>
           <w:szCs w:val="22"/>
@@ -3020,6 +3323,14 @@
           <w:szCs w:val="22"/>
           <w:lang w:val="ca-ES"/>
         </w:rPr>
+        <w:t>$</w:t>
+      </w:r>
+      <w:r>
+        <w:rPr>
+          <w:rFonts w:ascii="Khmer OS Siemreap" w:hAnsi="Khmer OS Siemreap" w:cs="Khmer OS Siemreap"/>
+          <w:szCs w:val="22"/>
+          <w:lang w:val="ca-ES"/>
+        </w:rPr>
         <w:t>{</w:t>
       </w:r>
       <w:r>
@@ -3068,6 +3379,15 @@
           <w:szCs w:val="22"/>
           <w:lang w:val="ca-ES"/>
         </w:rPr>
+        <w:t>$</w:t>
+      </w:r>
+      <w:r>
+        <w:rPr>
+          <w:rFonts w:ascii="Khmer OS Siemreap" w:hAnsi="Khmer OS Siemreap" w:cs="Khmer OS Siemreap"/>
+          <w:color w:val="0000CC"/>
+          <w:szCs w:val="22"/>
+          <w:lang w:val="ca-ES"/>
+        </w:rPr>
         <w:t xml:space="preserve">{khr_amount_in_word} </w:t>
       </w:r>
       <w:r>
@@ -3167,6 +3487,14 @@
       <w:r>
         <w:rPr>
           <w:rFonts w:ascii="Khmer OS Siemreap" w:hAnsi="Khmer OS Siemreap" w:cs="Khmer OS Siemreap"/>
+          <w:szCs w:val="22"/>
+          <w:lang w:val="ca-ES"/>
+        </w:rPr>
+        <w:t>$</w:t>
+      </w:r>
+      <w:r>
+        <w:rPr>
+          <w:rFonts w:ascii="Khmer OS Siemreap" w:hAnsi="Khmer OS Siemreap" w:cs="Khmer OS Siemreap"/>
           <w:color w:val="0000CC"/>
           <w:szCs w:val="22"/>
           <w:lang w:val="ca-ES"/>
@@ -3202,6 +3530,15 @@
           <w:lang w:val="ca-ES"/>
         </w:rPr>
         <w:t>(</w:t>
+      </w:r>
+      <w:r>
+        <w:rPr>
+          <w:rFonts w:ascii="Khmer OS Siemreap" w:hAnsi="Khmer OS Siemreap" w:cs="Khmer OS Siemreap"/>
+          <w:color w:val="0000CC"/>
+          <w:szCs w:val="22"/>
+          <w:lang w:val="ca-ES"/>
+        </w:rPr>
+        <w:t>$</w:t>
       </w:r>
       <w:r>
         <w:rPr>
@@ -4049,7 +4386,7 @@
           <w:cs/>
           <w:lang w:val="ca-ES"/>
         </w:rPr>
-        <w:t>ប្រកាសអំពីទំនាស់ផលប្រយោជន៍ និងដាក់ឯកសារបញ្ជាក់កិរិយា</w:t>
+        <w:t xml:space="preserve">ប្រកាសអំពីទំនាស់ផលប្រយោជន៍ និងដាក់ឯកសារបញ្ជាក់កិរិយាមាយាទ </w:t>
       </w:r>
       <w:r>
         <w:rPr>
@@ -4059,15 +4396,6 @@
           <w:lang w:val="ca-ES"/>
         </w:rPr>
         <w:lastRenderedPageBreak/>
-        <w:t xml:space="preserve">មាយាទ </w:t>
-      </w:r>
-      <w:r>
-        <w:rPr>
-          <w:rFonts w:ascii="Khmer OS Siemreap" w:hAnsi="Khmer OS Siemreap" w:cs="Khmer OS Siemreap" w:hint="cs"/>
-          <w:szCs w:val="22"/>
-          <w:cs/>
-          <w:lang w:val="ca-ES"/>
-        </w:rPr>
         <w:t>ពី</w:t>
       </w:r>
       <w:r>
@@ -5844,6 +6172,14 @@
                 <w:lang w:val="ca-ES"/>
               </w:rPr>
             </w:pPr>
+            <w:r>
+              <w:rPr>
+                <w:rFonts w:ascii="Khmer OS Siemreap" w:hAnsi="Khmer OS Siemreap" w:cs="Khmer OS Siemreap"/>
+                <w:szCs w:val="22"/>
+                <w:lang w:val="ca-ES"/>
+              </w:rPr>
+              <w:t>$</w:t>
+            </w:r>
             <w:r>
               <w:rPr>
                 <w:rFonts w:ascii="Khmer OS Siemreap" w:hAnsi="Khmer OS Siemreap" w:cs="Khmer OS Siemreap"/>
@@ -5936,6 +6272,13 @@
                 <w:szCs w:val="22"/>
               </w:rPr>
               <w:t xml:space="preserve"> </w:t>
+            </w:r>
+            <w:r>
+              <w:rPr>
+                <w:rFonts w:ascii="Khmer OS Siemreap" w:hAnsi="Khmer OS Siemreap" w:cs="Khmer OS Siemreap"/>
+                <w:szCs w:val="22"/>
+              </w:rPr>
+              <w:t>$</w:t>
             </w:r>
             <w:r>
               <w:rPr>
@@ -6475,7 +6818,7 @@
                       <v:stroke joinstyle="miter"/>
                       <v:path gradientshapeok="t" o:connecttype="rect"/>
                     </v:shapetype>
-                    <v:shape id="Text Box 1" o:spid="_x0000_s1026" type="#_x0000_t202" style="position:absolute;left:0;text-align:left;margin-left:-6.3pt;margin-top:52.95pt;width:2in;height:2in;z-index:251669504;visibility:visible;mso-wrap-style:none;mso-wrap-distance-left:9pt;mso-wrap-distance-top:0;mso-wrap-distance-right:9pt;mso-wrap-distance-bottom:0;mso-position-horizontal:absolute;mso-position-horizontal-relative:text;mso-position-vertical:absolute;mso-position-vertical-relative:text;v-text-anchor:top" o:gfxdata="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" filled="f" stroked="f">
+                    <v:shape id="Text Box 1" o:spid="_x0000_s1026" type="#_x0000_t202" style="position:absolute;left:0;text-align:left;margin-left:-6.3pt;margin-top:52.95pt;width:2in;height:2in;z-index:251669504;visibility:visible;mso-wrap-style:none;mso-wrap-distance-left:9pt;mso-wrap-distance-top:0;mso-wrap-distance-right:9pt;mso-wrap-distance-bottom:0;mso-position-horizontal:absolute;mso-position-horizontal-relative:text;mso-position-vertical:absolute;mso-position-vertical-relative:text;v-text-anchor:top" o:gfxdata="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" filled="f" stroked="f">
                       <v:textbox style="mso-fit-shape-to-text:t">
                         <w:txbxContent>
                           <w:p>
@@ -7151,7 +7494,7 @@
               </wp:anchor>
             </w:drawing>
           </mc:Choice>
-          <mc:Fallback xmlns:w16du="http://schemas.microsoft.com/office/word/2023/wordml/word16du">
+          <mc:Fallback>
             <w:pict>
               <v:group w14:anchorId="4EFBF524" id="Group 15" o:spid="_x0000_s1026" style="position:absolute;margin-left:0;margin-top:818.8pt;width:595.3pt;height:43.65pt;z-index:-251657216" coordorigin=",-1494" coordsize="11906,873" o:gfxdata="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">
                 <v:shape id="Freeform 5" o:spid="_x0000_s1027" style="position:absolute;top:-1494;width:11906;height:873;visibility:visible;mso-wrap-style:square;v-text-anchor:top" coordsize="11906,873" o:gfxdata="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" path="m11906,l,,,477r6006,l6239,727r47,41l6337,803r54,28l6449,852r60,13l6571,872r20,l11906,872r,-872e" fillcolor="#0070c0" stroked="f">
@@ -7180,7 +7523,7 @@
 </file>
 
 <file path=word/endnotes.xml><?xml version="1.0" encoding="utf-8"?>
-<w:endnotes xmlns:wpc="http://schemas.microsoft.com/office/word/2010/wordprocessingCanvas" xmlns:cx="http://schemas.microsoft.com/office/drawing/2014/chartex" xmlns:cx1="http://schemas.microsoft.com/office/drawing/2015/9/8/chartex" xmlns:cx2="http://schemas.microsoft.com/office/drawing/2015/10/21/chartex" xmlns:cx3="http://schemas.microsoft.com/office/drawing/2016/5/9/chartex" xmlns:cx4="http://schemas.microsoft.com/office/drawing/2016/5/10/chartex" xmlns:cx5="http://schemas.microsoft.com/office/drawing/2016/5/11/chartex" xmlns:cx6="http://schemas.microsoft.com/office/drawing/2016/5/12/chartex" xmlns:cx7="http://schemas.microsoft.com/office/drawing/2016/5/13/chartex" xmlns:cx8="http://schemas.microsoft.com/office/drawing/2016/5/14/chartex" xmlns:mc="http://schemas.openxmlformats.org/markup-compatibility/2006" xmlns:aink="http://schemas.microsoft.com/office/drawing/2016/ink" xmlns:am3d="http://schemas.microsoft.com/office/drawing/2017/model3d" xmlns:o="urn:schemas-microsoft-com:office:office" xmlns:oel="http://schemas.microsoft.com/office/2019/extlst" xmlns:r="http://schemas.openxmlformats.org/officeDocument/2006/relationships" xmlns:m="http://schemas.openxmlformats.org/officeDocument/2006/math" xmlns:v="urn:schemas-microsoft-com:vml" xmlns:wp14="http://schemas.microsoft.com/office/word/2010/wordprocessingDrawing" xmlns:wp="http://schemas.openxmlformats.org/drawingml/2006/wordprocessingDrawing" xmlns:w10="urn:schemas-microsoft-com:office:word" xmlns:w="http://schemas.openxmlformats.org/wordprocessingml/2006/main" xmlns:w14="http://schemas.microsoft.com/office/word/2010/wordml" xmlns:w15="http://schemas.microsoft.com/office/word/2012/wordml" xmlns:w16cex="http://schemas.microsoft.com/office/word/2018/wordml/cex" xmlns:w16cid="http://schemas.microsoft.com/office/word/2016/wordml/cid" xmlns:w16="http://schemas.microsoft.com/office/word/2018/wordml" xmlns:w16sdtdh="http://schemas.microsoft.com/office/word/2020/wordml/sdtdatahash" xmlns:w16se="http://schemas.microsoft.com/office/word/2015/wordml/symex" xmlns:wpg="http://schemas.microsoft.com/office/word/2010/wordprocessingGroup" xmlns:wpi="http://schemas.microsoft.com/office/word/2010/wordprocessingInk" xmlns:wne="http://schemas.microsoft.com/office/word/2006/wordml" xmlns:wps="http://schemas.microsoft.com/office/word/2010/wordprocessingShape" mc:Ignorable="w14 w15 w16se w16cid w16 w16cex w16sdtdh wp14">
+<w:endnotes xmlns:wpc="http://schemas.microsoft.com/office/word/2010/wordprocessingCanvas" xmlns:cx="http://schemas.microsoft.com/office/drawing/2014/chartex" xmlns:cx1="http://schemas.microsoft.com/office/drawing/2015/9/8/chartex" xmlns:cx2="http://schemas.microsoft.com/office/drawing/2015/10/21/chartex" xmlns:cx3="http://schemas.microsoft.com/office/drawing/2016/5/9/chartex" xmlns:cx4="http://schemas.microsoft.com/office/drawing/2016/5/10/chartex" xmlns:cx5="http://schemas.microsoft.com/office/drawing/2016/5/11/chartex" xmlns:cx6="http://schemas.microsoft.com/office/drawing/2016/5/12/chartex" xmlns:cx7="http://schemas.microsoft.com/office/drawing/2016/5/13/chartex" xmlns:cx8="http://schemas.microsoft.com/office/drawing/2016/5/14/chartex" xmlns:mc="http://schemas.openxmlformats.org/markup-compatibility/2006" xmlns:aink="http://schemas.microsoft.com/office/drawing/2016/ink" xmlns:am3d="http://schemas.microsoft.com/office/drawing/2017/model3d" xmlns:o="urn:schemas-microsoft-com:office:office" xmlns:oel="http://schemas.microsoft.com/office/2019/extlst" xmlns:r="http://schemas.openxmlformats.org/officeDocument/2006/relationships" xmlns:m="http://schemas.openxmlformats.org/officeDocument/2006/math" xmlns:v="urn:schemas-microsoft-com:vml" xmlns:wp14="http://schemas.microsoft.com/office/word/2010/wordprocessingDrawing" xmlns:wp="http://schemas.openxmlformats.org/drawingml/2006/wordprocessingDrawing" xmlns:w10="urn:schemas-microsoft-com:office:word" xmlns:w="http://schemas.openxmlformats.org/wordprocessingml/2006/main" xmlns:w14="http://schemas.microsoft.com/office/word/2010/wordml" xmlns:w15="http://schemas.microsoft.com/office/word/2012/wordml" xmlns:w16cex="http://schemas.microsoft.com/office/word/2018/wordml/cex" xmlns:w16cid="http://schemas.microsoft.com/office/word/2016/wordml/cid" xmlns:w16="http://schemas.microsoft.com/office/word/2018/wordml" xmlns:w16du="http://schemas.microsoft.com/office/word/2023/wordml/word16du" xmlns:w16sdtdh="http://schemas.microsoft.com/office/word/2020/wordml/sdtdatahash" xmlns:w16sdtfl="http://schemas.microsoft.com/office/word/2024/wordml/sdtformatlock" xmlns:w16se="http://schemas.microsoft.com/office/word/2015/wordml/symex" xmlns:wpg="http://schemas.microsoft.com/office/word/2010/wordprocessingGroup" xmlns:wpi="http://schemas.microsoft.com/office/word/2010/wordprocessingInk" xmlns:wne="http://schemas.microsoft.com/office/word/2006/wordml" xmlns:wps="http://schemas.microsoft.com/office/word/2010/wordprocessingShape" mc:Ignorable="w14 w15 w16se w16cid w16 w16cex w16sdtdh w16sdtfl w16du wp14">
   <w:endnote w:type="separator" w:id="-1">
     <w:p>
       <w:pPr>
@@ -7205,7 +7548,7 @@
 </file>
 
 <file path=word/footer1.xml><?xml version="1.0" encoding="utf-8"?>
-<w:ftr xmlns:wpc="http://schemas.microsoft.com/office/word/2010/wordprocessingCanvas" xmlns:cx="http://schemas.microsoft.com/office/drawing/2014/chartex" xmlns:cx1="http://schemas.microsoft.com/office/drawing/2015/9/8/chartex" xmlns:cx2="http://schemas.microsoft.com/office/drawing/2015/10/21/chartex" xmlns:cx3="http://schemas.microsoft.com/office/drawing/2016/5/9/chartex" xmlns:cx4="http://schemas.microsoft.com/office/drawing/2016/5/10/chartex" xmlns:cx5="http://schemas.microsoft.com/office/drawing/2016/5/11/chartex" xmlns:cx6="http://schemas.microsoft.com/office/drawing/2016/5/12/chartex" xmlns:cx7="http://schemas.microsoft.com/office/drawing/2016/5/13/chartex" xmlns:cx8="http://schemas.microsoft.com/office/drawing/2016/5/14/chartex" xmlns:mc="http://schemas.openxmlformats.org/markup-compatibility/2006" xmlns:aink="http://schemas.microsoft.com/office/drawing/2016/ink" xmlns:am3d="http://schemas.microsoft.com/office/drawing/2017/model3d" xmlns:o="urn:schemas-microsoft-com:office:office" xmlns:oel="http://schemas.microsoft.com/office/2019/extlst" xmlns:r="http://schemas.openxmlformats.org/officeDocument/2006/relationships" xmlns:m="http://schemas.openxmlformats.org/officeDocument/2006/math" xmlns:v="urn:schemas-microsoft-com:vml" xmlns:wp14="http://schemas.microsoft.com/office/word/2010/wordprocessingDrawing" xmlns:wp="http://schemas.openxmlformats.org/drawingml/2006/wordprocessingDrawing" xmlns:w10="urn:schemas-microsoft-com:office:word" xmlns:w="http://schemas.openxmlformats.org/wordprocessingml/2006/main" xmlns:w14="http://schemas.microsoft.com/office/word/2010/wordml" xmlns:w15="http://schemas.microsoft.com/office/word/2012/wordml" xmlns:w16cex="http://schemas.microsoft.com/office/word/2018/wordml/cex" xmlns:w16cid="http://schemas.microsoft.com/office/word/2016/wordml/cid" xmlns:w16="http://schemas.microsoft.com/office/word/2018/wordml" xmlns:w16sdtdh="http://schemas.microsoft.com/office/word/2020/wordml/sdtdatahash" xmlns:w16se="http://schemas.microsoft.com/office/word/2015/wordml/symex" xmlns:wpg="http://schemas.microsoft.com/office/word/2010/wordprocessingGroup" xmlns:wpi="http://schemas.microsoft.com/office/word/2010/wordprocessingInk" xmlns:wne="http://schemas.microsoft.com/office/word/2006/wordml" xmlns:wps="http://schemas.microsoft.com/office/word/2010/wordprocessingShape" mc:Ignorable="w14 w15 w16se w16cid w16 w16cex w16sdtdh wp14">
+<w:ftr xmlns:wpc="http://schemas.microsoft.com/office/word/2010/wordprocessingCanvas" xmlns:cx="http://schemas.microsoft.com/office/drawing/2014/chartex" xmlns:cx1="http://schemas.microsoft.com/office/drawing/2015/9/8/chartex" xmlns:cx2="http://schemas.microsoft.com/office/drawing/2015/10/21/chartex" xmlns:cx3="http://schemas.microsoft.com/office/drawing/2016/5/9/chartex" xmlns:cx4="http://schemas.microsoft.com/office/drawing/2016/5/10/chartex" xmlns:cx5="http://schemas.microsoft.com/office/drawing/2016/5/11/chartex" xmlns:cx6="http://schemas.microsoft.com/office/drawing/2016/5/12/chartex" xmlns:cx7="http://schemas.microsoft.com/office/drawing/2016/5/13/chartex" xmlns:cx8="http://schemas.microsoft.com/office/drawing/2016/5/14/chartex" xmlns:mc="http://schemas.openxmlformats.org/markup-compatibility/2006" xmlns:aink="http://schemas.microsoft.com/office/drawing/2016/ink" xmlns:am3d="http://schemas.microsoft.com/office/drawing/2017/model3d" xmlns:o="urn:schemas-microsoft-com:office:office" xmlns:oel="http://schemas.microsoft.com/office/2019/extlst" xmlns:r="http://schemas.openxmlformats.org/officeDocument/2006/relationships" xmlns:m="http://schemas.openxmlformats.org/officeDocument/2006/math" xmlns:v="urn:schemas-microsoft-com:vml" xmlns:wp14="http://schemas.microsoft.com/office/word/2010/wordprocessingDrawing" xmlns:wp="http://schemas.openxmlformats.org/drawingml/2006/wordprocessingDrawing" xmlns:w10="urn:schemas-microsoft-com:office:word" xmlns:w="http://schemas.openxmlformats.org/wordprocessingml/2006/main" xmlns:w14="http://schemas.microsoft.com/office/word/2010/wordml" xmlns:w15="http://schemas.microsoft.com/office/word/2012/wordml" xmlns:w16cex="http://schemas.microsoft.com/office/word/2018/wordml/cex" xmlns:w16cid="http://schemas.microsoft.com/office/word/2016/wordml/cid" xmlns:w16="http://schemas.microsoft.com/office/word/2018/wordml" xmlns:w16du="http://schemas.microsoft.com/office/word/2023/wordml/word16du" xmlns:w16sdtdh="http://schemas.microsoft.com/office/word/2020/wordml/sdtdatahash" xmlns:w16sdtfl="http://schemas.microsoft.com/office/word/2024/wordml/sdtformatlock" xmlns:w16se="http://schemas.microsoft.com/office/word/2015/wordml/symex" xmlns:wpg="http://schemas.microsoft.com/office/word/2010/wordprocessingGroup" xmlns:wpi="http://schemas.microsoft.com/office/word/2010/wordprocessingInk" xmlns:wne="http://schemas.microsoft.com/office/word/2006/wordml" xmlns:wps="http://schemas.microsoft.com/office/word/2010/wordprocessingShape" mc:Ignorable="w14 w15 w16se w16cid w16 w16cex w16sdtdh w16sdtfl w16du wp14">
   <w:p>
     <w:pPr>
       <w:pStyle w:val="Footer"/>
@@ -7215,7 +7558,7 @@
 </file>
 
 <file path=word/footer2.xml><?xml version="1.0" encoding="utf-8"?>
-<w:ftr xmlns:wpc="http://schemas.microsoft.com/office/word/2010/wordprocessingCanvas" xmlns:cx="http://schemas.microsoft.com/office/drawing/2014/chartex" xmlns:cx1="http://schemas.microsoft.com/office/drawing/2015/9/8/chartex" xmlns:cx2="http://schemas.microsoft.com/office/drawing/2015/10/21/chartex" xmlns:cx3="http://schemas.microsoft.com/office/drawing/2016/5/9/chartex" xmlns:cx4="http://schemas.microsoft.com/office/drawing/2016/5/10/chartex" xmlns:cx5="http://schemas.microsoft.com/office/drawing/2016/5/11/chartex" xmlns:cx6="http://schemas.microsoft.com/office/drawing/2016/5/12/chartex" xmlns:cx7="http://schemas.microsoft.com/office/drawing/2016/5/13/chartex" xmlns:cx8="http://schemas.microsoft.com/office/drawing/2016/5/14/chartex" xmlns:mc="http://schemas.openxmlformats.org/markup-compatibility/2006" xmlns:aink="http://schemas.microsoft.com/office/drawing/2016/ink" xmlns:am3d="http://schemas.microsoft.com/office/drawing/2017/model3d" xmlns:o="urn:schemas-microsoft-com:office:office" xmlns:oel="http://schemas.microsoft.com/office/2019/extlst" xmlns:r="http://schemas.openxmlformats.org/officeDocument/2006/relationships" xmlns:m="http://schemas.openxmlformats.org/officeDocument/2006/math" xmlns:v="urn:schemas-microsoft-com:vml" xmlns:wp14="http://schemas.microsoft.com/office/word/2010/wordprocessingDrawing" xmlns:wp="http://schemas.openxmlformats.org/drawingml/2006/wordprocessingDrawing" xmlns:w10="urn:schemas-microsoft-com:office:word" xmlns:w="http://schemas.openxmlformats.org/wordprocessingml/2006/main" xmlns:w14="http://schemas.microsoft.com/office/word/2010/wordml" xmlns:w15="http://schemas.microsoft.com/office/word/2012/wordml" xmlns:w16cex="http://schemas.microsoft.com/office/word/2018/wordml/cex" xmlns:w16cid="http://schemas.microsoft.com/office/word/2016/wordml/cid" xmlns:w16="http://schemas.microsoft.com/office/word/2018/wordml" xmlns:w16sdtdh="http://schemas.microsoft.com/office/word/2020/wordml/sdtdatahash" xmlns:w16se="http://schemas.microsoft.com/office/word/2015/wordml/symex" xmlns:wpg="http://schemas.microsoft.com/office/word/2010/wordprocessingGroup" xmlns:wpi="http://schemas.microsoft.com/office/word/2010/wordprocessingInk" xmlns:wne="http://schemas.microsoft.com/office/word/2006/wordml" xmlns:wps="http://schemas.microsoft.com/office/word/2010/wordprocessingShape" mc:Ignorable="w14 w15 w16se w16cid w16 w16cex w16sdtdh wp14">
+<w:ftr xmlns:wpc="http://schemas.microsoft.com/office/word/2010/wordprocessingCanvas" xmlns:cx="http://schemas.microsoft.com/office/drawing/2014/chartex" xmlns:cx1="http://schemas.microsoft.com/office/drawing/2015/9/8/chartex" xmlns:cx2="http://schemas.microsoft.com/office/drawing/2015/10/21/chartex" xmlns:cx3="http://schemas.microsoft.com/office/drawing/2016/5/9/chartex" xmlns:cx4="http://schemas.microsoft.com/office/drawing/2016/5/10/chartex" xmlns:cx5="http://schemas.microsoft.com/office/drawing/2016/5/11/chartex" xmlns:cx6="http://schemas.microsoft.com/office/drawing/2016/5/12/chartex" xmlns:cx7="http://schemas.microsoft.com/office/drawing/2016/5/13/chartex" xmlns:cx8="http://schemas.microsoft.com/office/drawing/2016/5/14/chartex" xmlns:mc="http://schemas.openxmlformats.org/markup-compatibility/2006" xmlns:aink="http://schemas.microsoft.com/office/drawing/2016/ink" xmlns:am3d="http://schemas.microsoft.com/office/drawing/2017/model3d" xmlns:o="urn:schemas-microsoft-com:office:office" xmlns:oel="http://schemas.microsoft.com/office/2019/extlst" xmlns:r="http://schemas.openxmlformats.org/officeDocument/2006/relationships" xmlns:m="http://schemas.openxmlformats.org/officeDocument/2006/math" xmlns:v="urn:schemas-microsoft-com:vml" xmlns:wp14="http://schemas.microsoft.com/office/word/2010/wordprocessingDrawing" xmlns:wp="http://schemas.openxmlformats.org/drawingml/2006/wordprocessingDrawing" xmlns:w10="urn:schemas-microsoft-com:office:word" xmlns:w="http://schemas.openxmlformats.org/wordprocessingml/2006/main" xmlns:w14="http://schemas.microsoft.com/office/word/2010/wordml" xmlns:w15="http://schemas.microsoft.com/office/word/2012/wordml" xmlns:w16cex="http://schemas.microsoft.com/office/word/2018/wordml/cex" xmlns:w16cid="http://schemas.microsoft.com/office/word/2016/wordml/cid" xmlns:w16="http://schemas.microsoft.com/office/word/2018/wordml" xmlns:w16du="http://schemas.microsoft.com/office/word/2023/wordml/word16du" xmlns:w16sdtdh="http://schemas.microsoft.com/office/word/2020/wordml/sdtdatahash" xmlns:w16sdtfl="http://schemas.microsoft.com/office/word/2024/wordml/sdtformatlock" xmlns:w16se="http://schemas.microsoft.com/office/word/2015/wordml/symex" xmlns:wpg="http://schemas.microsoft.com/office/word/2010/wordprocessingGroup" xmlns:wpi="http://schemas.microsoft.com/office/word/2010/wordprocessingInk" xmlns:wne="http://schemas.microsoft.com/office/word/2006/wordml" xmlns:wps="http://schemas.microsoft.com/office/word/2010/wordprocessingShape" mc:Ignorable="w14 w15 w16se w16cid w16 w16cex w16sdtdh w16sdtfl w16du wp14">
   <w:p>
     <w:pPr>
       <w:pStyle w:val="Footer"/>
@@ -7367,7 +7710,7 @@
             </wp:anchor>
           </w:drawing>
         </mc:Choice>
-        <mc:Fallback xmlns:w16du="http://schemas.microsoft.com/office/word/2023/wordml/word16du">
+        <mc:Fallback>
           <w:pict>
             <v:group w14:anchorId="6659D950" id="Group 39" o:spid="_x0000_s1026" style="position:absolute;margin-left:.3pt;margin-top:42.8pt;width:611.4pt;height:22.25pt;z-index:-251630592;mso-position-horizontal-relative:page" coordorigin="393,-10251" coordsize="11906,2880" o:gfxdata="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">
               <v:shape id="Freeform 11" o:spid="_x0000_s1027" style="position:absolute;left:393;top:-10251;width:11906;height:2880;visibility:visible;mso-wrap-style:square;v-text-anchor:top" coordsize="11906,2880" o:gfxdata="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" path="m,2880r11906,l11906,,,,,2880xe" filled="f" stroked="f">
@@ -7598,7 +7941,7 @@
               <v:stroke joinstyle="miter"/>
               <v:path gradientshapeok="t" o:connecttype="rect"/>
             </v:shapetype>
-            <v:shape id="Text Box 205" o:spid="_x0000_s1028" type="#_x0000_t202" style="position:absolute;margin-left:112.05pt;margin-top:1.75pt;width:154.5pt;height:18pt;z-index:251677696;visibility:visible;mso-wrap-style:square;mso-width-percent:0;mso-height-percent:0;mso-wrap-distance-left:9pt;mso-wrap-distance-top:0;mso-wrap-distance-right:9pt;mso-wrap-distance-bottom:0;mso-position-horizontal:absolute;mso-position-horizontal-relative:text;mso-position-vertical:absolute;mso-position-vertical-relative:text;mso-width-percent:0;mso-height-percent:0;mso-width-relative:margin;mso-height-relative:margin;v-text-anchor:top" o:gfxdata="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" filled="f" stroked="f" strokeweight=".5pt">
+            <v:shape id="Text Box 205" o:spid="_x0000_s1028" type="#_x0000_t202" style="position:absolute;margin-left:112.05pt;margin-top:1.75pt;width:154.5pt;height:18pt;z-index:251677696;visibility:visible;mso-wrap-style:square;mso-width-percent:0;mso-height-percent:0;mso-wrap-distance-left:9pt;mso-wrap-distance-top:0;mso-wrap-distance-right:9pt;mso-wrap-distance-bottom:0;mso-position-horizontal:absolute;mso-position-horizontal-relative:text;mso-position-vertical:absolute;mso-position-vertical-relative:text;mso-width-percent:0;mso-height-percent:0;mso-width-relative:margin;mso-height-relative:margin;v-text-anchor:top" o:gfxdata="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" filled="f" stroked="f" strokeweight=".5pt">
               <v:textbox>
                 <w:txbxContent>
                   <w:p>
@@ -7783,7 +8126,7 @@
         </mc:Choice>
         <mc:Fallback>
           <w:pict>
-            <v:shape w14:anchorId="4C7D2B92" id="Text Box 206" o:spid="_x0000_s1029" type="#_x0000_t202" style="position:absolute;margin-left:295.8pt;margin-top:-1.25pt;width:239.25pt;height:25.5pt;z-index:251679744;visibility:visible;mso-wrap-style:square;mso-width-percent:0;mso-height-percent:0;mso-wrap-distance-left:9pt;mso-wrap-distance-top:0;mso-wrap-distance-right:9pt;mso-wrap-distance-bottom:0;mso-position-horizontal:absolute;mso-position-horizontal-relative:margin;mso-position-vertical:absolute;mso-position-vertical-relative:text;mso-width-percent:0;mso-height-percent:0;mso-width-relative:margin;mso-height-relative:margin;v-text-anchor:top" o:gfxdata="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" filled="f" stroked="f" strokeweight=".5pt">
+            <v:shape w14:anchorId="4C7D2B92" id="Text Box 206" o:spid="_x0000_s1029" type="#_x0000_t202" style="position:absolute;margin-left:295.8pt;margin-top:-1.25pt;width:239.25pt;height:25.5pt;z-index:251679744;visibility:visible;mso-wrap-style:square;mso-width-percent:0;mso-height-percent:0;mso-wrap-distance-left:9pt;mso-wrap-distance-top:0;mso-wrap-distance-right:9pt;mso-wrap-distance-bottom:0;mso-position-horizontal:absolute;mso-position-horizontal-relative:margin;mso-position-vertical:absolute;mso-position-vertical-relative:text;mso-width-percent:0;mso-height-percent:0;mso-width-relative:margin;mso-height-relative:margin;v-text-anchor:top" o:gfxdata="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" filled="f" stroked="f" strokeweight=".5pt">
               <v:textbox>
                 <w:txbxContent>
                   <w:p>
@@ -7968,7 +8311,7 @@
         </mc:Choice>
         <mc:Fallback>
           <w:pict>
-            <v:shape w14:anchorId="51A81E1A" id="Text Box 207" o:spid="_x0000_s1030" type="#_x0000_t202" style="position:absolute;margin-left:295.8pt;margin-top:16pt;width:239.25pt;height:25.5pt;z-index:251681792;visibility:visible;mso-wrap-style:square;mso-width-percent:0;mso-height-percent:0;mso-wrap-distance-left:9pt;mso-wrap-distance-top:0;mso-wrap-distance-right:9pt;mso-wrap-distance-bottom:0;mso-position-horizontal:absolute;mso-position-horizontal-relative:margin;mso-position-vertical:absolute;mso-position-vertical-relative:text;mso-width-percent:0;mso-height-percent:0;mso-width-relative:margin;mso-height-relative:margin;v-text-anchor:top" o:gfxdata="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" filled="f" stroked="f" strokeweight=".5pt">
+            <v:shape w14:anchorId="51A81E1A" id="Text Box 207" o:spid="_x0000_s1030" type="#_x0000_t202" style="position:absolute;margin-left:295.8pt;margin-top:16pt;width:239.25pt;height:25.5pt;z-index:251681792;visibility:visible;mso-wrap-style:square;mso-width-percent:0;mso-height-percent:0;mso-wrap-distance-left:9pt;mso-wrap-distance-top:0;mso-wrap-distance-right:9pt;mso-wrap-distance-bottom:0;mso-position-horizontal:absolute;mso-position-horizontal-relative:margin;mso-position-vertical:absolute;mso-position-vertical-relative:text;mso-width-percent:0;mso-height-percent:0;mso-width-relative:margin;mso-height-relative:margin;v-text-anchor:top" o:gfxdata="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" filled="f" stroked="f" strokeweight=".5pt">
               <v:textbox>
                 <w:txbxContent>
                   <w:p>
@@ -8088,7 +8431,7 @@
         </mc:Choice>
         <mc:Fallback>
           <w:pict>
-            <v:shape w14:anchorId="0842837D" id="Text Box 208" o:spid="_x0000_s1031" type="#_x0000_t202" style="position:absolute;margin-left:112.05pt;margin-top:19pt;width:154.5pt;height:18pt;z-index:251683840;visibility:visible;mso-wrap-style:square;mso-width-percent:0;mso-height-percent:0;mso-wrap-distance-left:9pt;mso-wrap-distance-top:0;mso-wrap-distance-right:9pt;mso-wrap-distance-bottom:0;mso-position-horizontal:absolute;mso-position-horizontal-relative:text;mso-position-vertical:absolute;mso-position-vertical-relative:text;mso-width-percent:0;mso-height-percent:0;mso-width-relative:margin;mso-height-relative:margin;v-text-anchor:top" o:gfxdata="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" filled="f" stroked="f" strokeweight=".5pt">
+            <v:shape w14:anchorId="0842837D" id="Text Box 208" o:spid="_x0000_s1031" type="#_x0000_t202" style="position:absolute;margin-left:112.05pt;margin-top:19pt;width:154.5pt;height:18pt;z-index:251683840;visibility:visible;mso-wrap-style:square;mso-width-percent:0;mso-height-percent:0;mso-wrap-distance-left:9pt;mso-wrap-distance-top:0;mso-wrap-distance-right:9pt;mso-wrap-distance-bottom:0;mso-position-horizontal:absolute;mso-position-horizontal-relative:text;mso-position-vertical:absolute;mso-position-vertical-relative:text;mso-width-percent:0;mso-height-percent:0;mso-width-relative:margin;mso-height-relative:margin;v-text-anchor:top" o:gfxdata="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" filled="f" stroked="f" strokeweight=".5pt">
               <v:textbox>
                 <w:txbxContent>
                   <w:p>
@@ -8325,7 +8668,7 @@
             </wp:anchor>
           </w:drawing>
         </mc:Choice>
-        <mc:Fallback xmlns:w16du="http://schemas.microsoft.com/office/word/2023/wordml/word16du">
+        <mc:Fallback>
           <w:pict>
             <v:group w14:anchorId="3385E8A7" id="Group 21" o:spid="_x0000_s1026" style="position:absolute;margin-left:0;margin-top:-4.05pt;width:611.4pt;height:57.2pt;z-index:-251644928;mso-position-horizontal:left;mso-position-horizontal-relative:page" coordorigin="393,-10251" coordsize="11906,2880" o:gfxdata="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">
               <v:shape id="Freeform 11" o:spid="_x0000_s1027" style="position:absolute;left:393;top:-10251;width:11906;height:2880;visibility:visible;mso-wrap-style:square;v-text-anchor:top" coordsize="11906,2880" o:gfxdata="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" path="m,2880r11906,l11906,,,,,2880xe" fillcolor="#0070c0" stroked="f">
@@ -8396,7 +8739,7 @@
             </wp:anchor>
           </w:drawing>
         </mc:Choice>
-        <mc:Fallback xmlns:w16du="http://schemas.microsoft.com/office/word/2023/wordml/word16du">
+        <mc:Fallback>
           <w:pict>
             <v:line w14:anchorId="42F3CF60" id="Straight Connector 204" o:spid="_x0000_s1026" style="position:absolute;z-index:251676672;visibility:visible;mso-wrap-style:square;mso-width-percent:0;mso-wrap-distance-left:9pt;mso-wrap-distance-top:0;mso-wrap-distance-right:9pt;mso-wrap-distance-bottom:0;mso-position-horizontal:absolute;mso-position-horizontal-relative:text;mso-position-vertical:absolute;mso-position-vertical-relative:text;mso-width-percent:0;mso-width-relative:margin" from="-77.15pt,-4.4pt" to="554.65pt,-4.4pt" o:gfxdata="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" strokecolor="#4472c4 [3204]" strokeweight="1pt">
               <v:stroke joinstyle="miter"/>
@@ -8625,7 +8968,7 @@
             </wp:anchor>
           </w:drawing>
         </mc:Choice>
-        <mc:Fallback xmlns:w16du="http://schemas.microsoft.com/office/word/2023/wordml/word16du">
+        <mc:Fallback>
           <w:pict>
             <v:group w14:anchorId="62ABA197" id="Group 11" o:spid="_x0000_s1026" style="position:absolute;margin-left:0;margin-top:818.8pt;width:595.3pt;height:43.65pt;z-index:-251653120" coordorigin=",-1494" coordsize="11906,873" o:gfxdata="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">
               <v:shape id="Freeform 12" o:spid="_x0000_s1027" style="position:absolute;top:-1494;width:11906;height:873;visibility:visible;mso-wrap-style:square;v-text-anchor:top" coordsize="11906,873" o:gfxdata="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" path="m11906,l,,,477r6006,l6239,727r47,41l6337,803r54,28l6449,852r60,13l6571,872r20,l11906,872r,-872e" fillcolor="#0070c0" stroked="f">
@@ -8779,7 +9122,7 @@
             </wp:anchor>
           </w:drawing>
         </mc:Choice>
-        <mc:Fallback xmlns:w16du="http://schemas.microsoft.com/office/word/2023/wordml/word16du">
+        <mc:Fallback>
           <w:pict>
             <v:group w14:anchorId="223E83FB" id="Group 9" o:spid="_x0000_s1026" style="position:absolute;margin-left:0;margin-top:779.35pt;width:595.3pt;height:39.45pt;z-index:-251654144" coordorigin=",-1465" coordsize="11906,2880" o:gfxdata="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">
               <v:shape id="Freeform 10" o:spid="_x0000_s1027" style="position:absolute;top:-1465;width:11906;height:2880;visibility:visible;mso-wrap-style:square;v-text-anchor:top" coordsize="11906,2880" o:gfxdata="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" path="m,2880r11906,l11906,,,,,2880xe" fillcolor="#f2f2f2 [3052]" stroked="f">
@@ -8801,7 +9144,7 @@
 </file>
 
 <file path=word/footer3.xml><?xml version="1.0" encoding="utf-8"?>
-<w:ftr xmlns:wpc="http://schemas.microsoft.com/office/word/2010/wordprocessingCanvas" xmlns:cx="http://schemas.microsoft.com/office/drawing/2014/chartex" xmlns:cx1="http://schemas.microsoft.com/office/drawing/2015/9/8/chartex" xmlns:cx2="http://schemas.microsoft.com/office/drawing/2015/10/21/chartex" xmlns:cx3="http://schemas.microsoft.com/office/drawing/2016/5/9/chartex" xmlns:cx4="http://schemas.microsoft.com/office/drawing/2016/5/10/chartex" xmlns:cx5="http://schemas.microsoft.com/office/drawing/2016/5/11/chartex" xmlns:cx6="http://schemas.microsoft.com/office/drawing/2016/5/12/chartex" xmlns:cx7="http://schemas.microsoft.com/office/drawing/2016/5/13/chartex" xmlns:cx8="http://schemas.microsoft.com/office/drawing/2016/5/14/chartex" xmlns:mc="http://schemas.openxmlformats.org/markup-compatibility/2006" xmlns:aink="http://schemas.microsoft.com/office/drawing/2016/ink" xmlns:am3d="http://schemas.microsoft.com/office/drawing/2017/model3d" xmlns:o="urn:schemas-microsoft-com:office:office" xmlns:oel="http://schemas.microsoft.com/office/2019/extlst" xmlns:r="http://schemas.openxmlformats.org/officeDocument/2006/relationships" xmlns:m="http://schemas.openxmlformats.org/officeDocument/2006/math" xmlns:v="urn:schemas-microsoft-com:vml" xmlns:wp14="http://schemas.microsoft.com/office/word/2010/wordprocessingDrawing" xmlns:wp="http://schemas.openxmlformats.org/drawingml/2006/wordprocessingDrawing" xmlns:w10="urn:schemas-microsoft-com:office:word" xmlns:w="http://schemas.openxmlformats.org/wordprocessingml/2006/main" xmlns:w14="http://schemas.microsoft.com/office/word/2010/wordml" xmlns:w15="http://schemas.microsoft.com/office/word/2012/wordml" xmlns:w16cex="http://schemas.microsoft.com/office/word/2018/wordml/cex" xmlns:w16cid="http://schemas.microsoft.com/office/word/2016/wordml/cid" xmlns:w16="http://schemas.microsoft.com/office/word/2018/wordml" xmlns:w16sdtdh="http://schemas.microsoft.com/office/word/2020/wordml/sdtdatahash" xmlns:w16se="http://schemas.microsoft.com/office/word/2015/wordml/symex" xmlns:wpg="http://schemas.microsoft.com/office/word/2010/wordprocessingGroup" xmlns:wpi="http://schemas.microsoft.com/office/word/2010/wordprocessingInk" xmlns:wne="http://schemas.microsoft.com/office/word/2006/wordml" xmlns:wps="http://schemas.microsoft.com/office/word/2010/wordprocessingShape" mc:Ignorable="w14 w15 w16se w16cid w16 w16cex w16sdtdh wp14">
+<w:ftr xmlns:wpc="http://schemas.microsoft.com/office/word/2010/wordprocessingCanvas" xmlns:cx="http://schemas.microsoft.com/office/drawing/2014/chartex" xmlns:cx1="http://schemas.microsoft.com/office/drawing/2015/9/8/chartex" xmlns:cx2="http://schemas.microsoft.com/office/drawing/2015/10/21/chartex" xmlns:cx3="http://schemas.microsoft.com/office/drawing/2016/5/9/chartex" xmlns:cx4="http://schemas.microsoft.com/office/drawing/2016/5/10/chartex" xmlns:cx5="http://schemas.microsoft.com/office/drawing/2016/5/11/chartex" xmlns:cx6="http://schemas.microsoft.com/office/drawing/2016/5/12/chartex" xmlns:cx7="http://schemas.microsoft.com/office/drawing/2016/5/13/chartex" xmlns:cx8="http://schemas.microsoft.com/office/drawing/2016/5/14/chartex" xmlns:mc="http://schemas.openxmlformats.org/markup-compatibility/2006" xmlns:aink="http://schemas.microsoft.com/office/drawing/2016/ink" xmlns:am3d="http://schemas.microsoft.com/office/drawing/2017/model3d" xmlns:o="urn:schemas-microsoft-com:office:office" xmlns:oel="http://schemas.microsoft.com/office/2019/extlst" xmlns:r="http://schemas.openxmlformats.org/officeDocument/2006/relationships" xmlns:m="http://schemas.openxmlformats.org/officeDocument/2006/math" xmlns:v="urn:schemas-microsoft-com:vml" xmlns:wp14="http://schemas.microsoft.com/office/word/2010/wordprocessingDrawing" xmlns:wp="http://schemas.openxmlformats.org/drawingml/2006/wordprocessingDrawing" xmlns:w10="urn:schemas-microsoft-com:office:word" xmlns:w="http://schemas.openxmlformats.org/wordprocessingml/2006/main" xmlns:w14="http://schemas.microsoft.com/office/word/2010/wordml" xmlns:w15="http://schemas.microsoft.com/office/word/2012/wordml" xmlns:w16cex="http://schemas.microsoft.com/office/word/2018/wordml/cex" xmlns:w16cid="http://schemas.microsoft.com/office/word/2016/wordml/cid" xmlns:w16="http://schemas.microsoft.com/office/word/2018/wordml" xmlns:w16du="http://schemas.microsoft.com/office/word/2023/wordml/word16du" xmlns:w16sdtdh="http://schemas.microsoft.com/office/word/2020/wordml/sdtdatahash" xmlns:w16sdtfl="http://schemas.microsoft.com/office/word/2024/wordml/sdtformatlock" xmlns:w16se="http://schemas.microsoft.com/office/word/2015/wordml/symex" xmlns:wpg="http://schemas.microsoft.com/office/word/2010/wordprocessingGroup" xmlns:wpi="http://schemas.microsoft.com/office/word/2010/wordprocessingInk" xmlns:wne="http://schemas.microsoft.com/office/word/2006/wordml" xmlns:wps="http://schemas.microsoft.com/office/word/2010/wordprocessingShape" mc:Ignorable="w14 w15 w16se w16cid w16 w16cex w16sdtdh w16sdtfl w16du wp14">
   <w:p>
     <w:pPr>
       <w:pStyle w:val="Footer"/>
@@ -8811,7 +9154,7 @@
 </file>
 
 <file path=word/footnotes.xml><?xml version="1.0" encoding="utf-8"?>
-<w:footnotes xmlns:wpc="http://schemas.microsoft.com/office/word/2010/wordprocessingCanvas" xmlns:cx="http://schemas.microsoft.com/office/drawing/2014/chartex" xmlns:cx1="http://schemas.microsoft.com/office/drawing/2015/9/8/chartex" xmlns:cx2="http://schemas.microsoft.com/office/drawing/2015/10/21/chartex" xmlns:cx3="http://schemas.microsoft.com/office/drawing/2016/5/9/chartex" xmlns:cx4="http://schemas.microsoft.com/office/drawing/2016/5/10/chartex" xmlns:cx5="http://schemas.microsoft.com/office/drawing/2016/5/11/chartex" xmlns:cx6="http://schemas.microsoft.com/office/drawing/2016/5/12/chartex" xmlns:cx7="http://schemas.microsoft.com/office/drawing/2016/5/13/chartex" xmlns:cx8="http://schemas.microsoft.com/office/drawing/2016/5/14/chartex" xmlns:mc="http://schemas.openxmlformats.org/markup-compatibility/2006" xmlns:aink="http://schemas.microsoft.com/office/drawing/2016/ink" xmlns:am3d="http://schemas.microsoft.com/office/drawing/2017/model3d" xmlns:o="urn:schemas-microsoft-com:office:office" xmlns:oel="http://schemas.microsoft.com/office/2019/extlst" xmlns:r="http://schemas.openxmlformats.org/officeDocument/2006/relationships" xmlns:m="http://schemas.openxmlformats.org/officeDocument/2006/math" xmlns:v="urn:schemas-microsoft-com:vml" xmlns:wp14="http://schemas.microsoft.com/office/word/2010/wordprocessingDrawing" xmlns:wp="http://schemas.openxmlformats.org/drawingml/2006/wordprocessingDrawing" xmlns:w10="urn:schemas-microsoft-com:office:word" xmlns:w="http://schemas.openxmlformats.org/wordprocessingml/2006/main" xmlns:w14="http://schemas.microsoft.com/office/word/2010/wordml" xmlns:w15="http://schemas.microsoft.com/office/word/2012/wordml" xmlns:w16cex="http://schemas.microsoft.com/office/word/2018/wordml/cex" xmlns:w16cid="http://schemas.microsoft.com/office/word/2016/wordml/cid" xmlns:w16="http://schemas.microsoft.com/office/word/2018/wordml" xmlns:w16sdtdh="http://schemas.microsoft.com/office/word/2020/wordml/sdtdatahash" xmlns:w16se="http://schemas.microsoft.com/office/word/2015/wordml/symex" xmlns:wpg="http://schemas.microsoft.com/office/word/2010/wordprocessingGroup" xmlns:wpi="http://schemas.microsoft.com/office/word/2010/wordprocessingInk" xmlns:wne="http://schemas.microsoft.com/office/word/2006/wordml" xmlns:wps="http://schemas.microsoft.com/office/word/2010/wordprocessingShape" mc:Ignorable="w14 w15 w16se w16cid w16 w16cex w16sdtdh wp14">
+<w:footnotes xmlns:wpc="http://schemas.microsoft.com/office/word/2010/wordprocessingCanvas" xmlns:cx="http://schemas.microsoft.com/office/drawing/2014/chartex" xmlns:cx1="http://schemas.microsoft.com/office/drawing/2015/9/8/chartex" xmlns:cx2="http://schemas.microsoft.com/office/drawing/2015/10/21/chartex" xmlns:cx3="http://schemas.microsoft.com/office/drawing/2016/5/9/chartex" xmlns:cx4="http://schemas.microsoft.com/office/drawing/2016/5/10/chartex" xmlns:cx5="http://schemas.microsoft.com/office/drawing/2016/5/11/chartex" xmlns:cx6="http://schemas.microsoft.com/office/drawing/2016/5/12/chartex" xmlns:cx7="http://schemas.microsoft.com/office/drawing/2016/5/13/chartex" xmlns:cx8="http://schemas.microsoft.com/office/drawing/2016/5/14/chartex" xmlns:mc="http://schemas.openxmlformats.org/markup-compatibility/2006" xmlns:aink="http://schemas.microsoft.com/office/drawing/2016/ink" xmlns:am3d="http://schemas.microsoft.com/office/drawing/2017/model3d" xmlns:o="urn:schemas-microsoft-com:office:office" xmlns:oel="http://schemas.microsoft.com/office/2019/extlst" xmlns:r="http://schemas.openxmlformats.org/officeDocument/2006/relationships" xmlns:m="http://schemas.openxmlformats.org/officeDocument/2006/math" xmlns:v="urn:schemas-microsoft-com:vml" xmlns:wp14="http://schemas.microsoft.com/office/word/2010/wordprocessingDrawing" xmlns:wp="http://schemas.openxmlformats.org/drawingml/2006/wordprocessingDrawing" xmlns:w10="urn:schemas-microsoft-com:office:word" xmlns:w="http://schemas.openxmlformats.org/wordprocessingml/2006/main" xmlns:w14="http://schemas.microsoft.com/office/word/2010/wordml" xmlns:w15="http://schemas.microsoft.com/office/word/2012/wordml" xmlns:w16cex="http://schemas.microsoft.com/office/word/2018/wordml/cex" xmlns:w16cid="http://schemas.microsoft.com/office/word/2016/wordml/cid" xmlns:w16="http://schemas.microsoft.com/office/word/2018/wordml" xmlns:w16du="http://schemas.microsoft.com/office/word/2023/wordml/word16du" xmlns:w16sdtdh="http://schemas.microsoft.com/office/word/2020/wordml/sdtdatahash" xmlns:w16sdtfl="http://schemas.microsoft.com/office/word/2024/wordml/sdtformatlock" xmlns:w16se="http://schemas.microsoft.com/office/word/2015/wordml/symex" xmlns:wpg="http://schemas.microsoft.com/office/word/2010/wordprocessingGroup" xmlns:wpi="http://schemas.microsoft.com/office/word/2010/wordprocessingInk" xmlns:wne="http://schemas.microsoft.com/office/word/2006/wordml" xmlns:wps="http://schemas.microsoft.com/office/word/2010/wordprocessingShape" mc:Ignorable="w14 w15 w16se w16cid w16 w16cex w16sdtdh w16sdtfl w16du wp14">
   <w:footnote w:type="separator" w:id="-1">
     <w:p>
       <w:pPr>
@@ -8836,7 +9179,7 @@
 </file>
 
 <file path=word/header1.xml><?xml version="1.0" encoding="utf-8"?>
-<w:hdr xmlns:wpc="http://schemas.microsoft.com/office/word/2010/wordprocessingCanvas" xmlns:cx="http://schemas.microsoft.com/office/drawing/2014/chartex" xmlns:cx1="http://schemas.microsoft.com/office/drawing/2015/9/8/chartex" xmlns:cx2="http://schemas.microsoft.com/office/drawing/2015/10/21/chartex" xmlns:cx3="http://schemas.microsoft.com/office/drawing/2016/5/9/chartex" xmlns:cx4="http://schemas.microsoft.com/office/drawing/2016/5/10/chartex" xmlns:cx5="http://schemas.microsoft.com/office/drawing/2016/5/11/chartex" xmlns:cx6="http://schemas.microsoft.com/office/drawing/2016/5/12/chartex" xmlns:cx7="http://schemas.microsoft.com/office/drawing/2016/5/13/chartex" xmlns:cx8="http://schemas.microsoft.com/office/drawing/2016/5/14/chartex" xmlns:mc="http://schemas.openxmlformats.org/markup-compatibility/2006" xmlns:aink="http://schemas.microsoft.com/office/drawing/2016/ink" xmlns:am3d="http://schemas.microsoft.com/office/drawing/2017/model3d" xmlns:o="urn:schemas-microsoft-com:office:office" xmlns:oel="http://schemas.microsoft.com/office/2019/extlst" xmlns:r="http://schemas.openxmlformats.org/officeDocument/2006/relationships" xmlns:m="http://schemas.openxmlformats.org/officeDocument/2006/math" xmlns:v="urn:schemas-microsoft-com:vml" xmlns:wp14="http://schemas.microsoft.com/office/word/2010/wordprocessingDrawing" xmlns:wp="http://schemas.openxmlformats.org/drawingml/2006/wordprocessingDrawing" xmlns:w10="urn:schemas-microsoft-com:office:word" xmlns:w="http://schemas.openxmlformats.org/wordprocessingml/2006/main" xmlns:w14="http://schemas.microsoft.com/office/word/2010/wordml" xmlns:w15="http://schemas.microsoft.com/office/word/2012/wordml" xmlns:w16cex="http://schemas.microsoft.com/office/word/2018/wordml/cex" xmlns:w16cid="http://schemas.microsoft.com/office/word/2016/wordml/cid" xmlns:w16="http://schemas.microsoft.com/office/word/2018/wordml" xmlns:w16sdtdh="http://schemas.microsoft.com/office/word/2020/wordml/sdtdatahash" xmlns:w16se="http://schemas.microsoft.com/office/word/2015/wordml/symex" xmlns:wpg="http://schemas.microsoft.com/office/word/2010/wordprocessingGroup" xmlns:wpi="http://schemas.microsoft.com/office/word/2010/wordprocessingInk" xmlns:wne="http://schemas.microsoft.com/office/word/2006/wordml" xmlns:wps="http://schemas.microsoft.com/office/word/2010/wordprocessingShape" mc:Ignorable="w14 w15 w16se w16cid w16 w16cex w16sdtdh wp14">
+<w:hdr xmlns:wpc="http://schemas.microsoft.com/office/word/2010/wordprocessingCanvas" xmlns:cx="http://schemas.microsoft.com/office/drawing/2014/chartex" xmlns:cx1="http://schemas.microsoft.com/office/drawing/2015/9/8/chartex" xmlns:cx2="http://schemas.microsoft.com/office/drawing/2015/10/21/chartex" xmlns:cx3="http://schemas.microsoft.com/office/drawing/2016/5/9/chartex" xmlns:cx4="http://schemas.microsoft.com/office/drawing/2016/5/10/chartex" xmlns:cx5="http://schemas.microsoft.com/office/drawing/2016/5/11/chartex" xmlns:cx6="http://schemas.microsoft.com/office/drawing/2016/5/12/chartex" xmlns:cx7="http://schemas.microsoft.com/office/drawing/2016/5/13/chartex" xmlns:cx8="http://schemas.microsoft.com/office/drawing/2016/5/14/chartex" xmlns:mc="http://schemas.openxmlformats.org/markup-compatibility/2006" xmlns:aink="http://schemas.microsoft.com/office/drawing/2016/ink" xmlns:am3d="http://schemas.microsoft.com/office/drawing/2017/model3d" xmlns:o="urn:schemas-microsoft-com:office:office" xmlns:oel="http://schemas.microsoft.com/office/2019/extlst" xmlns:r="http://schemas.openxmlformats.org/officeDocument/2006/relationships" xmlns:m="http://schemas.openxmlformats.org/officeDocument/2006/math" xmlns:v="urn:schemas-microsoft-com:vml" xmlns:wp14="http://schemas.microsoft.com/office/word/2010/wordprocessingDrawing" xmlns:wp="http://schemas.openxmlformats.org/drawingml/2006/wordprocessingDrawing" xmlns:w10="urn:schemas-microsoft-com:office:word" xmlns:w="http://schemas.openxmlformats.org/wordprocessingml/2006/main" xmlns:w14="http://schemas.microsoft.com/office/word/2010/wordml" xmlns:w15="http://schemas.microsoft.com/office/word/2012/wordml" xmlns:w16cex="http://schemas.microsoft.com/office/word/2018/wordml/cex" xmlns:w16cid="http://schemas.microsoft.com/office/word/2016/wordml/cid" xmlns:w16="http://schemas.microsoft.com/office/word/2018/wordml" xmlns:w16du="http://schemas.microsoft.com/office/word/2023/wordml/word16du" xmlns:w16sdtdh="http://schemas.microsoft.com/office/word/2020/wordml/sdtdatahash" xmlns:w16sdtfl="http://schemas.microsoft.com/office/word/2024/wordml/sdtformatlock" xmlns:w16se="http://schemas.microsoft.com/office/word/2015/wordml/symex" xmlns:wpg="http://schemas.microsoft.com/office/word/2010/wordprocessingGroup" xmlns:wpi="http://schemas.microsoft.com/office/word/2010/wordprocessingInk" xmlns:wne="http://schemas.microsoft.com/office/word/2006/wordml" xmlns:wps="http://schemas.microsoft.com/office/word/2010/wordprocessingShape" mc:Ignorable="w14 w15 w16se w16cid w16 w16cex w16sdtdh w16sdtfl w16du wp14">
   <w:p>
     <w:pPr>
       <w:pStyle w:val="Header"/>
@@ -8846,7 +9189,7 @@
 </file>
 
 <file path=word/header2.xml><?xml version="1.0" encoding="utf-8"?>
-<w:hdr xmlns:wpc="http://schemas.microsoft.com/office/word/2010/wordprocessingCanvas" xmlns:cx="http://schemas.microsoft.com/office/drawing/2014/chartex" xmlns:cx1="http://schemas.microsoft.com/office/drawing/2015/9/8/chartex" xmlns:cx2="http://schemas.microsoft.com/office/drawing/2015/10/21/chartex" xmlns:cx3="http://schemas.microsoft.com/office/drawing/2016/5/9/chartex" xmlns:cx4="http://schemas.microsoft.com/office/drawing/2016/5/10/chartex" xmlns:cx5="http://schemas.microsoft.com/office/drawing/2016/5/11/chartex" xmlns:cx6="http://schemas.microsoft.com/office/drawing/2016/5/12/chartex" xmlns:cx7="http://schemas.microsoft.com/office/drawing/2016/5/13/chartex" xmlns:cx8="http://schemas.microsoft.com/office/drawing/2016/5/14/chartex" xmlns:mc="http://schemas.openxmlformats.org/markup-compatibility/2006" xmlns:aink="http://schemas.microsoft.com/office/drawing/2016/ink" xmlns:am3d="http://schemas.microsoft.com/office/drawing/2017/model3d" xmlns:o="urn:schemas-microsoft-com:office:office" xmlns:oel="http://schemas.microsoft.com/office/2019/extlst" xmlns:r="http://schemas.openxmlformats.org/officeDocument/2006/relationships" xmlns:m="http://schemas.openxmlformats.org/officeDocument/2006/math" xmlns:v="urn:schemas-microsoft-com:vml" xmlns:wp14="http://schemas.microsoft.com/office/word/2010/wordprocessingDrawing" xmlns:wp="http://schemas.openxmlformats.org/drawingml/2006/wordprocessingDrawing" xmlns:w10="urn:schemas-microsoft-com:office:word" xmlns:w="http://schemas.openxmlformats.org/wordprocessingml/2006/main" xmlns:w14="http://schemas.microsoft.com/office/word/2010/wordml" xmlns:w15="http://schemas.microsoft.com/office/word/2012/wordml" xmlns:w16cex="http://schemas.microsoft.com/office/word/2018/wordml/cex" xmlns:w16cid="http://schemas.microsoft.com/office/word/2016/wordml/cid" xmlns:w16="http://schemas.microsoft.com/office/word/2018/wordml" xmlns:w16sdtdh="http://schemas.microsoft.com/office/word/2020/wordml/sdtdatahash" xmlns:w16se="http://schemas.microsoft.com/office/word/2015/wordml/symex" xmlns:wpg="http://schemas.microsoft.com/office/word/2010/wordprocessingGroup" xmlns:wpi="http://schemas.microsoft.com/office/word/2010/wordprocessingInk" xmlns:wne="http://schemas.microsoft.com/office/word/2006/wordml" xmlns:wps="http://schemas.microsoft.com/office/word/2010/wordprocessingShape" mc:Ignorable="w14 w15 w16se w16cid w16 w16cex w16sdtdh wp14">
+<w:hdr xmlns:wpc="http://schemas.microsoft.com/office/word/2010/wordprocessingCanvas" xmlns:cx="http://schemas.microsoft.com/office/drawing/2014/chartex" xmlns:cx1="http://schemas.microsoft.com/office/drawing/2015/9/8/chartex" xmlns:cx2="http://schemas.microsoft.com/office/drawing/2015/10/21/chartex" xmlns:cx3="http://schemas.microsoft.com/office/drawing/2016/5/9/chartex" xmlns:cx4="http://schemas.microsoft.com/office/drawing/2016/5/10/chartex" xmlns:cx5="http://schemas.microsoft.com/office/drawing/2016/5/11/chartex" xmlns:cx6="http://schemas.microsoft.com/office/drawing/2016/5/12/chartex" xmlns:cx7="http://schemas.microsoft.com/office/drawing/2016/5/13/chartex" xmlns:cx8="http://schemas.microsoft.com/office/drawing/2016/5/14/chartex" xmlns:mc="http://schemas.openxmlformats.org/markup-compatibility/2006" xmlns:aink="http://schemas.microsoft.com/office/drawing/2016/ink" xmlns:am3d="http://schemas.microsoft.com/office/drawing/2017/model3d" xmlns:o="urn:schemas-microsoft-com:office:office" xmlns:oel="http://schemas.microsoft.com/office/2019/extlst" xmlns:r="http://schemas.openxmlformats.org/officeDocument/2006/relationships" xmlns:m="http://schemas.openxmlformats.org/officeDocument/2006/math" xmlns:v="urn:schemas-microsoft-com:vml" xmlns:wp14="http://schemas.microsoft.com/office/word/2010/wordprocessingDrawing" xmlns:wp="http://schemas.openxmlformats.org/drawingml/2006/wordprocessingDrawing" xmlns:w10="urn:schemas-microsoft-com:office:word" xmlns:w="http://schemas.openxmlformats.org/wordprocessingml/2006/main" xmlns:w14="http://schemas.microsoft.com/office/word/2010/wordml" xmlns:w15="http://schemas.microsoft.com/office/word/2012/wordml" xmlns:w16cex="http://schemas.microsoft.com/office/word/2018/wordml/cex" xmlns:w16cid="http://schemas.microsoft.com/office/word/2016/wordml/cid" xmlns:w16="http://schemas.microsoft.com/office/word/2018/wordml" xmlns:w16du="http://schemas.microsoft.com/office/word/2023/wordml/word16du" xmlns:w16sdtdh="http://schemas.microsoft.com/office/word/2020/wordml/sdtdatahash" xmlns:w16sdtfl="http://schemas.microsoft.com/office/word/2024/wordml/sdtformatlock" xmlns:w16se="http://schemas.microsoft.com/office/word/2015/wordml/symex" xmlns:wpg="http://schemas.microsoft.com/office/word/2010/wordprocessingGroup" xmlns:wpi="http://schemas.microsoft.com/office/word/2010/wordprocessingInk" xmlns:wne="http://schemas.microsoft.com/office/word/2006/wordml" xmlns:wps="http://schemas.microsoft.com/office/word/2010/wordprocessingShape" mc:Ignorable="w14 w15 w16se w16cid w16 w16cex w16sdtdh w16sdtfl w16du wp14">
   <w:p>
     <w:pPr>
       <w:pStyle w:val="Header"/>
@@ -8978,7 +9321,7 @@
               <v:stroke joinstyle="miter"/>
               <v:path gradientshapeok="t" o:connecttype="rect"/>
             </v:shapetype>
-            <v:shape id="Text Box 34" o:spid="_x0000_s1027" type="#_x0000_t202" style="position:absolute;margin-left:351.4pt;margin-top:-23.65pt;width:209.1pt;height:30.6pt;z-index:251667456;visibility:visible;mso-wrap-style:square;mso-width-percent:0;mso-height-percent:0;mso-wrap-distance-left:9pt;mso-wrap-distance-top:0;mso-wrap-distance-right:9pt;mso-wrap-distance-bottom:0;mso-position-horizontal:absolute;mso-position-horizontal-relative:page;mso-position-vertical:absolute;mso-position-vertical-relative:text;mso-width-percent:0;mso-height-percent:0;mso-width-relative:margin;mso-height-relative:margin;v-text-anchor:top" o:gfxdata="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" filled="f" stroked="f" strokeweight=".5pt">
+            <v:shape id="Text Box 34" o:spid="_x0000_s1027" type="#_x0000_t202" style="position:absolute;margin-left:351.4pt;margin-top:-23.65pt;width:209.1pt;height:30.6pt;z-index:251667456;visibility:visible;mso-wrap-style:square;mso-width-percent:0;mso-height-percent:0;mso-wrap-distance-left:9pt;mso-wrap-distance-top:0;mso-wrap-distance-right:9pt;mso-wrap-distance-bottom:0;mso-position-horizontal:absolute;mso-position-horizontal-relative:page;mso-position-vertical:absolute;mso-position-vertical-relative:text;mso-width-percent:0;mso-height-percent:0;mso-width-relative:margin;mso-height-relative:margin;v-text-anchor:top" o:gfxdata="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" filled="f" stroked="f" strokeweight=".5pt">
               <v:textbox>
                 <w:txbxContent>
                   <w:p>
@@ -9192,7 +9535,7 @@
             </wp:anchor>
           </w:drawing>
         </mc:Choice>
-        <mc:Fallback xmlns:w16du="http://schemas.microsoft.com/office/word/2023/wordml/word16du">
+        <mc:Fallback>
           <w:pict>
             <v:group w14:anchorId="3E7633E4" id="Group 29" o:spid="_x0000_s1026" style="position:absolute;margin-left:-59.45pt;margin-top:-5.55pt;width:332.25pt;height:12.9pt;z-index:-251651072" coordorigin=",-952" coordsize="6150,239" o:gfxdata="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">
               <v:shape id="Freeform 16" o:spid="_x0000_s1027" style="position:absolute;top:-952;width:6150;height:239;visibility:visible;mso-wrap-style:square;v-text-anchor:top" coordsize="6150,239" o:gfxdata="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" path="m5953,l,,,239,6150,214,5953,xe" filled="f" stroked="f">
@@ -9346,7 +9689,7 @@
             </wp:anchor>
           </w:drawing>
         </mc:Choice>
-        <mc:Fallback xmlns:w16du="http://schemas.microsoft.com/office/word/2023/wordml/word16du">
+        <mc:Fallback>
           <w:pict>
             <v:group w14:anchorId="2A8706C8" id="Group 27" o:spid="_x0000_s1026" style="position:absolute;margin-left:560.2pt;margin-top:-32.4pt;width:611.4pt;height:45.6pt;z-index:-251652096;mso-position-horizontal:right;mso-position-horizontal-relative:page" coordorigin=",-1465" coordsize="11906,2880" o:gfxdata="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">
               <v:shape id="Freeform 14" o:spid="_x0000_s1027" style="position:absolute;top:-1465;width:11906;height:2880;visibility:visible;mso-wrap-style:square;v-text-anchor:top" coordsize="11906,2880" o:gfxdata="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" path="m,2880r11906,l11906,,,,,2880xe" fillcolor="#deeaf6 [664]" stroked="f">
@@ -9578,7 +9921,7 @@
             </wp:anchor>
           </w:drawing>
         </mc:Choice>
-        <mc:Fallback xmlns:w16du="http://schemas.microsoft.com/office/word/2023/wordml/word16du">
+        <mc:Fallback>
           <w:pict>
             <v:group w14:anchorId="14E8BB72" id="Group 31" o:spid="_x0000_s1026" style="position:absolute;margin-left:0;margin-top:-34.8pt;width:611.4pt;height:43.65pt;z-index:-251650048;mso-position-horizontal-relative:page" coordorigin=",-1494" coordsize="11906,873" o:gfxdata="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">
               <v:shape id="Freeform 18" o:spid="_x0000_s1027" style="position:absolute;top:-1494;width:11906;height:873;visibility:visible;mso-wrap-style:square;v-text-anchor:top" coordsize="11906,873" o:gfxdata="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" path="m11906,l,,,477r6006,l6239,727r47,41l6337,803r54,28l6449,852r60,13l6571,872r20,l11906,872r,-872e" fillcolor="#0070c0" stroked="f">
@@ -9810,7 +10153,7 @@
             </wp:anchor>
           </w:drawing>
         </mc:Choice>
-        <mc:Fallback xmlns:w16du="http://schemas.microsoft.com/office/word/2023/wordml/word16du">
+        <mc:Fallback>
           <w:pict>
             <v:group w14:anchorId="028E5FFA" id="Group 7" o:spid="_x0000_s1026" style="position:absolute;margin-left:0;margin-top:818.8pt;width:595.3pt;height:43.65pt;z-index:-251655168" coordorigin=",-1494" coordsize="11906,873" o:gfxdata="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">
               <v:shape id="Freeform 8" o:spid="_x0000_s1027" style="position:absolute;top:-1494;width:11906;height:873;visibility:visible;mso-wrap-style:square;v-text-anchor:top" coordsize="11906,873" o:gfxdata="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" path="m11906,l,,,477r6006,l6239,727r47,41l6337,803r54,28l6449,852r60,13l6571,872r20,l11906,872r,-872e" fillcolor="#0070c0" stroked="f">
@@ -10041,7 +10384,7 @@
             </wp:anchor>
           </w:drawing>
         </mc:Choice>
-        <mc:Fallback xmlns:w16du="http://schemas.microsoft.com/office/word/2023/wordml/word16du">
+        <mc:Fallback>
           <w:pict>
             <v:group w14:anchorId="7052F394" id="Group 3" o:spid="_x0000_s1026" style="position:absolute;margin-left:0;margin-top:818.8pt;width:595.3pt;height:43.65pt;z-index:-251657216" coordorigin=",-1494" coordsize="11906,873" o:gfxdata="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">
               <v:shape id="Freeform 4" o:spid="_x0000_s1027" style="position:absolute;top:-1494;width:11906;height:873;visibility:visible;mso-wrap-style:square;v-text-anchor:top" coordsize="11906,873" o:gfxdata="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" path="m11906,l,,,477r6006,l6239,727r47,41l6337,803r54,28l6449,852r60,13l6571,872r20,l11906,872r,-872e" fillcolor="#0070c0" stroked="f">
@@ -10062,7 +10405,7 @@
 </file>
 
 <file path=word/header3.xml><?xml version="1.0" encoding="utf-8"?>
-<w:hdr xmlns:wpc="http://schemas.microsoft.com/office/word/2010/wordprocessingCanvas" xmlns:cx="http://schemas.microsoft.com/office/drawing/2014/chartex" xmlns:cx1="http://schemas.microsoft.com/office/drawing/2015/9/8/chartex" xmlns:cx2="http://schemas.microsoft.com/office/drawing/2015/10/21/chartex" xmlns:cx3="http://schemas.microsoft.com/office/drawing/2016/5/9/chartex" xmlns:cx4="http://schemas.microsoft.com/office/drawing/2016/5/10/chartex" xmlns:cx5="http://schemas.microsoft.com/office/drawing/2016/5/11/chartex" xmlns:cx6="http://schemas.microsoft.com/office/drawing/2016/5/12/chartex" xmlns:cx7="http://schemas.microsoft.com/office/drawing/2016/5/13/chartex" xmlns:cx8="http://schemas.microsoft.com/office/drawing/2016/5/14/chartex" xmlns:mc="http://schemas.openxmlformats.org/markup-compatibility/2006" xmlns:aink="http://schemas.microsoft.com/office/drawing/2016/ink" xmlns:am3d="http://schemas.microsoft.com/office/drawing/2017/model3d" xmlns:o="urn:schemas-microsoft-com:office:office" xmlns:oel="http://schemas.microsoft.com/office/2019/extlst" xmlns:r="http://schemas.openxmlformats.org/officeDocument/2006/relationships" xmlns:m="http://schemas.openxmlformats.org/officeDocument/2006/math" xmlns:v="urn:schemas-microsoft-com:vml" xmlns:wp14="http://schemas.microsoft.com/office/word/2010/wordprocessingDrawing" xmlns:wp="http://schemas.openxmlformats.org/drawingml/2006/wordprocessingDrawing" xmlns:w10="urn:schemas-microsoft-com:office:word" xmlns:w="http://schemas.openxmlformats.org/wordprocessingml/2006/main" xmlns:w14="http://schemas.microsoft.com/office/word/2010/wordml" xmlns:w15="http://schemas.microsoft.com/office/word/2012/wordml" xmlns:w16cex="http://schemas.microsoft.com/office/word/2018/wordml/cex" xmlns:w16cid="http://schemas.microsoft.com/office/word/2016/wordml/cid" xmlns:w16="http://schemas.microsoft.com/office/word/2018/wordml" xmlns:w16sdtdh="http://schemas.microsoft.com/office/word/2020/wordml/sdtdatahash" xmlns:w16se="http://schemas.microsoft.com/office/word/2015/wordml/symex" xmlns:wpg="http://schemas.microsoft.com/office/word/2010/wordprocessingGroup" xmlns:wpi="http://schemas.microsoft.com/office/word/2010/wordprocessingInk" xmlns:wne="http://schemas.microsoft.com/office/word/2006/wordml" xmlns:wps="http://schemas.microsoft.com/office/word/2010/wordprocessingShape" mc:Ignorable="w14 w15 w16se w16cid w16 w16cex w16sdtdh wp14">
+<w:hdr xmlns:wpc="http://schemas.microsoft.com/office/word/2010/wordprocessingCanvas" xmlns:cx="http://schemas.microsoft.com/office/drawing/2014/chartex" xmlns:cx1="http://schemas.microsoft.com/office/drawing/2015/9/8/chartex" xmlns:cx2="http://schemas.microsoft.com/office/drawing/2015/10/21/chartex" xmlns:cx3="http://schemas.microsoft.com/office/drawing/2016/5/9/chartex" xmlns:cx4="http://schemas.microsoft.com/office/drawing/2016/5/10/chartex" xmlns:cx5="http://schemas.microsoft.com/office/drawing/2016/5/11/chartex" xmlns:cx6="http://schemas.microsoft.com/office/drawing/2016/5/12/chartex" xmlns:cx7="http://schemas.microsoft.com/office/drawing/2016/5/13/chartex" xmlns:cx8="http://schemas.microsoft.com/office/drawing/2016/5/14/chartex" xmlns:mc="http://schemas.openxmlformats.org/markup-compatibility/2006" xmlns:aink="http://schemas.microsoft.com/office/drawing/2016/ink" xmlns:am3d="http://schemas.microsoft.com/office/drawing/2017/model3d" xmlns:o="urn:schemas-microsoft-com:office:office" xmlns:oel="http://schemas.microsoft.com/office/2019/extlst" xmlns:r="http://schemas.openxmlformats.org/officeDocument/2006/relationships" xmlns:m="http://schemas.openxmlformats.org/officeDocument/2006/math" xmlns:v="urn:schemas-microsoft-com:vml" xmlns:wp14="http://schemas.microsoft.com/office/word/2010/wordprocessingDrawing" xmlns:wp="http://schemas.openxmlformats.org/drawingml/2006/wordprocessingDrawing" xmlns:w10="urn:schemas-microsoft-com:office:word" xmlns:w="http://schemas.openxmlformats.org/wordprocessingml/2006/main" xmlns:w14="http://schemas.microsoft.com/office/word/2010/wordml" xmlns:w15="http://schemas.microsoft.com/office/word/2012/wordml" xmlns:w16cex="http://schemas.microsoft.com/office/word/2018/wordml/cex" xmlns:w16cid="http://schemas.microsoft.com/office/word/2016/wordml/cid" xmlns:w16="http://schemas.microsoft.com/office/word/2018/wordml" xmlns:w16du="http://schemas.microsoft.com/office/word/2023/wordml/word16du" xmlns:w16sdtdh="http://schemas.microsoft.com/office/word/2020/wordml/sdtdatahash" xmlns:w16sdtfl="http://schemas.microsoft.com/office/word/2024/wordml/sdtformatlock" xmlns:w16se="http://schemas.microsoft.com/office/word/2015/wordml/symex" xmlns:wpg="http://schemas.microsoft.com/office/word/2010/wordprocessingGroup" xmlns:wpi="http://schemas.microsoft.com/office/word/2010/wordprocessingInk" xmlns:wne="http://schemas.microsoft.com/office/word/2006/wordml" xmlns:wps="http://schemas.microsoft.com/office/word/2010/wordprocessingShape" mc:Ignorable="w14 w15 w16se w16cid w16 w16cex w16sdtdh w16sdtfl w16du wp14">
   <w:p>
     <w:pPr>
       <w:pStyle w:val="Header"/>
@@ -10072,7 +10415,7 @@
 </file>
 
 <file path=word/numbering.xml><?xml version="1.0" encoding="utf-8"?>
-<w:numbering xmlns:wpc="http://schemas.microsoft.com/office/word/2010/wordprocessingCanvas" xmlns:cx="http://schemas.microsoft.com/office/drawing/2014/chartex" xmlns:cx1="http://schemas.microsoft.com/office/drawing/2015/9/8/chartex" xmlns:cx2="http://schemas.microsoft.com/office/drawing/2015/10/21/chartex" xmlns:cx3="http://schemas.microsoft.com/office/drawing/2016/5/9/chartex" xmlns:cx4="http://schemas.microsoft.com/office/drawing/2016/5/10/chartex" xmlns:cx5="http://schemas.microsoft.com/office/drawing/2016/5/11/chartex" xmlns:cx6="http://schemas.microsoft.com/office/drawing/2016/5/12/chartex" xmlns:cx7="http://schemas.microsoft.com/office/drawing/2016/5/13/chartex" xmlns:cx8="http://schemas.microsoft.com/office/drawing/2016/5/14/chartex" xmlns:mc="http://schemas.openxmlformats.org/markup-compatibility/2006" xmlns:aink="http://schemas.microsoft.com/office/drawing/2016/ink" xmlns:am3d="http://schemas.microsoft.com/office/drawing/2017/model3d" xmlns:o="urn:schemas-microsoft-com:office:office" xmlns:oel="http://schemas.microsoft.com/office/2019/extlst" xmlns:r="http://schemas.openxmlformats.org/officeDocument/2006/relationships" xmlns:m="http://schemas.openxmlformats.org/officeDocument/2006/math" xmlns:v="urn:schemas-microsoft-com:vml" xmlns:wp14="http://schemas.microsoft.com/office/word/2010/wordprocessingDrawing" xmlns:wp="http://schemas.openxmlformats.org/drawingml/2006/wordprocessingDrawing" xmlns:w10="urn:schemas-microsoft-com:office:word" xmlns:w="http://schemas.openxmlformats.org/wordprocessingml/2006/main" xmlns:w14="http://schemas.microsoft.com/office/word/2010/wordml" xmlns:w15="http://schemas.microsoft.com/office/word/2012/wordml" xmlns:w16cex="http://schemas.microsoft.com/office/word/2018/wordml/cex" xmlns:w16cid="http://schemas.microsoft.com/office/word/2016/wordml/cid" xmlns:w16="http://schemas.microsoft.com/office/word/2018/wordml" xmlns:w16sdtdh="http://schemas.microsoft.com/office/word/2020/wordml/sdtdatahash" xmlns:w16se="http://schemas.microsoft.com/office/word/2015/wordml/symex" xmlns:wpg="http://schemas.microsoft.com/office/word/2010/wordprocessingGroup" xmlns:wpi="http://schemas.microsoft.com/office/word/2010/wordprocessingInk" xmlns:wne="http://schemas.microsoft.com/office/word/2006/wordml" xmlns:wps="http://schemas.microsoft.com/office/word/2010/wordprocessingShape" mc:Ignorable="w14 w15 w16se w16cid w16 w16cex w16sdtdh wp14">
+<w:numbering xmlns:wpc="http://schemas.microsoft.com/office/word/2010/wordprocessingCanvas" xmlns:cx="http://schemas.microsoft.com/office/drawing/2014/chartex" xmlns:cx1="http://schemas.microsoft.com/office/drawing/2015/9/8/chartex" xmlns:cx2="http://schemas.microsoft.com/office/drawing/2015/10/21/chartex" xmlns:cx3="http://schemas.microsoft.com/office/drawing/2016/5/9/chartex" xmlns:cx4="http://schemas.microsoft.com/office/drawing/2016/5/10/chartex" xmlns:cx5="http://schemas.microsoft.com/office/drawing/2016/5/11/chartex" xmlns:cx6="http://schemas.microsoft.com/office/drawing/2016/5/12/chartex" xmlns:cx7="http://schemas.microsoft.com/office/drawing/2016/5/13/chartex" xmlns:cx8="http://schemas.microsoft.com/office/drawing/2016/5/14/chartex" xmlns:mc="http://schemas.openxmlformats.org/markup-compatibility/2006" xmlns:aink="http://schemas.microsoft.com/office/drawing/2016/ink" xmlns:am3d="http://schemas.microsoft.com/office/drawing/2017/model3d" xmlns:o="urn:schemas-microsoft-com:office:office" xmlns:oel="http://schemas.microsoft.com/office/2019/extlst" xmlns:r="http://schemas.openxmlformats.org/officeDocument/2006/relationships" xmlns:m="http://schemas.openxmlformats.org/officeDocument/2006/math" xmlns:v="urn:schemas-microsoft-com:vml" xmlns:wp14="http://schemas.microsoft.com/office/word/2010/wordprocessingDrawing" xmlns:wp="http://schemas.openxmlformats.org/drawingml/2006/wordprocessingDrawing" xmlns:w10="urn:schemas-microsoft-com:office:word" xmlns:w="http://schemas.openxmlformats.org/wordprocessingml/2006/main" xmlns:w14="http://schemas.microsoft.com/office/word/2010/wordml" xmlns:w15="http://schemas.microsoft.com/office/word/2012/wordml" xmlns:w16cex="http://schemas.microsoft.com/office/word/2018/wordml/cex" xmlns:w16cid="http://schemas.microsoft.com/office/word/2016/wordml/cid" xmlns:w16="http://schemas.microsoft.com/office/word/2018/wordml" xmlns:w16du="http://schemas.microsoft.com/office/word/2023/wordml/word16du" xmlns:w16sdtdh="http://schemas.microsoft.com/office/word/2020/wordml/sdtdatahash" xmlns:w16sdtfl="http://schemas.microsoft.com/office/word/2024/wordml/sdtformatlock" xmlns:w16se="http://schemas.microsoft.com/office/word/2015/wordml/symex" xmlns:wpg="http://schemas.microsoft.com/office/word/2010/wordprocessingGroup" xmlns:wpi="http://schemas.microsoft.com/office/word/2010/wordprocessingInk" xmlns:wne="http://schemas.microsoft.com/office/word/2006/wordml" xmlns:wps="http://schemas.microsoft.com/office/word/2010/wordprocessingShape" mc:Ignorable="w14 w15 w16se w16cid w16 w16cex w16sdtdh w16sdtfl w16du wp14">
   <w:abstractNum w:abstractNumId="0" w15:restartNumberingAfterBreak="0">
     <w:nsid w:val="298C20E7"/>
     <w:multiLevelType w:val="hybridMultilevel"/>
@@ -10193,7 +10536,7 @@
 </file>
 
 <file path=word/styles.xml><?xml version="1.0" encoding="utf-8"?>
-<w:styles xmlns:mc="http://schemas.openxmlformats.org/markup-compatibility/2006" xmlns:r="http://schemas.openxmlformats.org/officeDocument/2006/relationships" xmlns:w="http://schemas.openxmlformats.org/wordprocessingml/2006/main" xmlns:w14="http://schemas.microsoft.com/office/word/2010/wordml" xmlns:w15="http://schemas.microsoft.com/office/word/2012/wordml" xmlns:w16cex="http://schemas.microsoft.com/office/word/2018/wordml/cex" xmlns:w16cid="http://schemas.microsoft.com/office/word/2016/wordml/cid" xmlns:w16="http://schemas.microsoft.com/office/word/2018/wordml" xmlns:w16sdtdh="http://schemas.microsoft.com/office/word/2020/wordml/sdtdatahash" xmlns:w16se="http://schemas.microsoft.com/office/word/2015/wordml/symex" mc:Ignorable="w14 w15 w16se w16cid w16 w16cex w16sdtdh">
+<w:styles xmlns:mc="http://schemas.openxmlformats.org/markup-compatibility/2006" xmlns:r="http://schemas.openxmlformats.org/officeDocument/2006/relationships" xmlns:w="http://schemas.openxmlformats.org/wordprocessingml/2006/main" xmlns:w14="http://schemas.microsoft.com/office/word/2010/wordml" xmlns:w15="http://schemas.microsoft.com/office/word/2012/wordml" xmlns:w16cex="http://schemas.microsoft.com/office/word/2018/wordml/cex" xmlns:w16cid="http://schemas.microsoft.com/office/word/2016/wordml/cid" xmlns:w16="http://schemas.microsoft.com/office/word/2018/wordml" xmlns:w16du="http://schemas.microsoft.com/office/word/2023/wordml/word16du" xmlns:w16sdtdh="http://schemas.microsoft.com/office/word/2020/wordml/sdtdatahash" xmlns:w16sdtfl="http://schemas.microsoft.com/office/word/2024/wordml/sdtformatlock" xmlns:w16se="http://schemas.microsoft.com/office/word/2015/wordml/symex" mc:Ignorable="w14 w15 w16se w16cid w16 w16cex w16sdtdh w16sdtfl w16du">
   <w:docDefaults>
     <w:rPrDefault>
       <w:rPr>

--- a/storage/doc_templates/staff_contract_unlimited.docx
+++ b/storage/doc_templates/staff_contract_unlimited.docx
@@ -1995,11 +1995,26 @@
       </w:r>
       <w:r>
         <w:rPr>
-          <w:rFonts w:ascii="Khmer OS Siemreap" w:hAnsi="Khmer OS Siemreap" w:cs="Khmer OS Siemreap" w:hint="cs"/>
-          <w:szCs w:val="22"/>
-          <w:cs/>
-        </w:rPr>
-        <w:t>.....................</w:t>
+          <w:rFonts w:ascii="Khmer OS Siemreap" w:hAnsi="Khmer OS Siemreap" w:cs="Khmer OS Siemreap"/>
+          <w:szCs w:val="22"/>
+        </w:rPr>
+        <w:t xml:space="preserve"> ${</w:t>
+      </w:r>
+      <w:proofErr w:type="spellStart"/>
+      <w:r>
+        <w:rPr>
+          <w:rFonts w:ascii="Khmer OS Siemreap" w:hAnsi="Khmer OS Siemreap" w:cs="Khmer OS Siemreap"/>
+          <w:szCs w:val="22"/>
+        </w:rPr>
+        <w:t>com_city</w:t>
+      </w:r>
+      <w:proofErr w:type="spellEnd"/>
+      <w:r>
+        <w:rPr>
+          <w:rFonts w:ascii="Khmer OS Siemreap" w:hAnsi="Khmer OS Siemreap" w:cs="Khmer OS Siemreap"/>
+          <w:szCs w:val="22"/>
+        </w:rPr>
+        <w:t xml:space="preserve">} </w:t>
       </w:r>
       <w:r>
         <w:rPr>
@@ -6220,6 +6235,14 @@
                 <w:lang w:val="ca-ES"/>
               </w:rPr>
             </w:pPr>
+            <w:r>
+              <w:rPr>
+                <w:rFonts w:ascii="Khmer OS Siemreap" w:hAnsi="Khmer OS Siemreap" w:cs="Khmer OS Siemreap"/>
+                <w:szCs w:val="22"/>
+                <w:lang w:val="ca-ES"/>
+              </w:rPr>
+              <w:t>$</w:t>
+            </w:r>
             <w:r>
               <w:rPr>
                 <w:rFonts w:ascii="Khmer OS Siemreap" w:hAnsi="Khmer OS Siemreap" w:cs="Khmer OS Siemreap"/>

--- a/storage/doc_templates/staff_contract_unlimited.docx
+++ b/storage/doc_templates/staff_contract_unlimited.docx
@@ -182,17 +182,130 @@
           <w:rFonts w:ascii="Khmer OS Siemreap" w:hAnsi="Khmer OS Siemreap" w:cs="Khmer OS Siemreap"/>
           <w:szCs w:val="22"/>
         </w:rPr>
-        <w:t>{</w:t>
-      </w:r>
-      <w:proofErr w:type="spellStart"/>
-      <w:r>
-        <w:rPr>
-          <w:rFonts w:ascii="Khmer OS Siemreap" w:hAnsi="Khmer OS Siemreap" w:cs="Khmer OS Siemreap"/>
-          <w:szCs w:val="22"/>
-        </w:rPr>
-        <w:t>com_address</w:t>
-      </w:r>
-      <w:proofErr w:type="spellEnd"/>
+        <w:t>{com_address}</w:t>
+      </w:r>
+      <w:r>
+        <w:rPr>
+          <w:rFonts w:ascii="Khmer OS Siemreap" w:hAnsi="Khmer OS Siemreap" w:cs="Khmer OS Siemreap"/>
+          <w:szCs w:val="22"/>
+        </w:rPr>
+        <w:t xml:space="preserve"> </w:t>
+      </w:r>
+      <w:r>
+        <w:rPr>
+          <w:rFonts w:ascii="Khmer OS Siemreap" w:hAnsi="Khmer OS Siemreap" w:cs="Khmer OS Siemreap" w:hint="cs"/>
+          <w:szCs w:val="22"/>
+          <w:cs/>
+        </w:rPr>
+        <w:t>នៃ</w:t>
+      </w:r>
+      <w:r>
+        <w:rPr>
+          <w:rFonts w:ascii="Khmer OS Siemreap" w:hAnsi="Khmer OS Siemreap" w:cs="Khmer OS Siemreap"/>
+          <w:szCs w:val="22"/>
+          <w:cs/>
+        </w:rPr>
+        <w:t>ព្រះរាជា</w:t>
+      </w:r>
+      <w:r>
+        <w:rPr>
+          <w:rFonts w:ascii="Khmer OS Siemreap" w:hAnsi="Khmer OS Siemreap" w:cs="Khmer OS Siemreap" w:hint="cs"/>
+          <w:szCs w:val="22"/>
+          <w:cs/>
+        </w:rPr>
+        <w:t>​</w:t>
+      </w:r>
+      <w:r>
+        <w:rPr>
+          <w:rFonts w:ascii="Khmer OS Siemreap" w:hAnsi="Khmer OS Siemreap" w:cs="Khmer OS Siemreap"/>
+          <w:szCs w:val="22"/>
+          <w:cs/>
+        </w:rPr>
+        <w:t>ណា</w:t>
+      </w:r>
+      <w:r>
+        <w:rPr>
+          <w:rFonts w:ascii="Khmer OS Siemreap" w:hAnsi="Khmer OS Siemreap" w:cs="Khmer OS Siemreap" w:hint="cs"/>
+          <w:szCs w:val="22"/>
+          <w:cs/>
+        </w:rPr>
+        <w:t>​</w:t>
+      </w:r>
+      <w:r>
+        <w:rPr>
+          <w:rFonts w:ascii="Khmer OS Siemreap" w:hAnsi="Khmer OS Siemreap" w:cs="Khmer OS Siemreap"/>
+          <w:szCs w:val="22"/>
+          <w:cs/>
+        </w:rPr>
+        <w:t>ចក្រ</w:t>
+      </w:r>
+      <w:r>
+        <w:rPr>
+          <w:rFonts w:ascii="Khmer OS Siemreap" w:hAnsi="Khmer OS Siemreap" w:cs="Khmer OS Siemreap" w:hint="cs"/>
+          <w:szCs w:val="22"/>
+          <w:cs/>
+        </w:rPr>
+        <w:t>​</w:t>
+      </w:r>
+      <w:r>
+        <w:rPr>
+          <w:rFonts w:ascii="Khmer OS Siemreap" w:hAnsi="Khmer OS Siemreap" w:cs="Khmer OS Siemreap"/>
+          <w:szCs w:val="22"/>
+          <w:cs/>
+        </w:rPr>
+        <w:t>កម្ពុជា</w:t>
+      </w:r>
+      <w:r>
+        <w:rPr>
+          <w:rFonts w:ascii="Khmer OS Siemreap" w:hAnsi="Khmer OS Siemreap" w:cs="Khmer OS Siemreap"/>
+          <w:szCs w:val="22"/>
+        </w:rPr>
+        <w:t xml:space="preserve"> </w:t>
+      </w:r>
+      <w:r>
+        <w:rPr>
+          <w:rFonts w:ascii="Khmer OS Siemreap" w:hAnsi="Khmer OS Siemreap" w:cs="Khmer OS Siemreap"/>
+          <w:szCs w:val="22"/>
+          <w:cs/>
+        </w:rPr>
+        <w:t>តំណាងដោ</w:t>
+      </w:r>
+      <w:r>
+        <w:rPr>
+          <w:rFonts w:ascii="Khmer OS Siemreap" w:hAnsi="Khmer OS Siemreap" w:cs="Khmer OS Siemreap" w:hint="cs"/>
+          <w:szCs w:val="22"/>
+          <w:cs/>
+        </w:rPr>
+        <w:t>យឈ្មោះ</w:t>
+      </w:r>
+      <w:r>
+        <w:rPr>
+          <w:rFonts w:ascii="Khmer OS Siemreap" w:hAnsi="Khmer OS Siemreap" w:cs="Khmer OS Siemreap"/>
+          <w:szCs w:val="22"/>
+        </w:rPr>
+        <w:t xml:space="preserve"> </w:t>
+      </w:r>
+      <w:r>
+        <w:rPr>
+          <w:rFonts w:ascii="Khmer OS Siemreap" w:hAnsi="Khmer OS Siemreap" w:cs="Khmer OS Siemreap"/>
+          <w:szCs w:val="22"/>
+        </w:rPr>
+        <w:t>$</w:t>
+      </w:r>
+      <w:r>
+        <w:rPr>
+          <w:rFonts w:ascii="Khmer OS Siemreap" w:hAnsi="Khmer OS Siemreap" w:cs="Khmer OS Siemreap"/>
+          <w:szCs w:val="22"/>
+        </w:rPr>
+        <w:t>{com_rep</w:t>
+      </w:r>
+      <w:r>
+        <w:rPr>
+          <w:rFonts w:ascii="Khmer OS Siemreap" w:hAnsi="Khmer OS Siemreap" w:cs="Khmer OS Siemreap"/>
+          <w:szCs w:val="22"/>
+        </w:rPr>
+        <w:t>_name</w:t>
+      </w:r>
       <w:r>
         <w:rPr>
           <w:rFonts w:ascii="Khmer OS Siemreap" w:hAnsi="Khmer OS Siemreap" w:cs="Khmer OS Siemreap"/>
@@ -209,25 +322,121 @@
       </w:r>
       <w:r>
         <w:rPr>
-          <w:rFonts w:ascii="Khmer OS Siemreap" w:hAnsi="Khmer OS Siemreap" w:cs="Khmer OS Siemreap" w:hint="cs"/>
-          <w:szCs w:val="22"/>
-          <w:cs/>
-        </w:rPr>
-        <w:t>នៃ</w:t>
-      </w:r>
-      <w:r>
-        <w:rPr>
-          <w:rFonts w:ascii="Khmer OS Siemreap" w:hAnsi="Khmer OS Siemreap" w:cs="Khmer OS Siemreap"/>
-          <w:szCs w:val="22"/>
-          <w:cs/>
-        </w:rPr>
-        <w:t>ព្រះរាជា</w:t>
-      </w:r>
-      <w:r>
-        <w:rPr>
-          <w:rFonts w:ascii="Khmer OS Siemreap" w:hAnsi="Khmer OS Siemreap" w:cs="Khmer OS Siemreap" w:hint="cs"/>
-          <w:szCs w:val="22"/>
-          <w:cs/>
+          <w:rFonts w:ascii="Khmer OS Siemreap" w:hAnsi="Khmer OS Siemreap" w:cs="Khmer OS Siemreap"/>
+          <w:szCs w:val="22"/>
+          <w:cs/>
+        </w:rPr>
+        <w:t>ភេទ</w:t>
+      </w:r>
+      <w:r>
+        <w:rPr>
+          <w:rFonts w:ascii="Khmer OS Siemreap" w:hAnsi="Khmer OS Siemreap" w:cs="Khmer OS Siemreap"/>
+          <w:szCs w:val="22"/>
+        </w:rPr>
+        <w:t xml:space="preserve"> </w:t>
+      </w:r>
+      <w:r>
+        <w:rPr>
+          <w:rFonts w:ascii="Khmer OS Siemreap" w:hAnsi="Khmer OS Siemreap" w:cs="Khmer OS Siemreap"/>
+          <w:szCs w:val="22"/>
+        </w:rPr>
+        <w:t>(</w:t>
+      </w:r>
+      <w:r>
+        <w:rPr>
+          <w:rFonts w:ascii="Khmer OS Siemreap" w:hAnsi="Khmer OS Siemreap" w:cs="Khmer OS Siemreap"/>
+          <w:szCs w:val="22"/>
+        </w:rPr>
+        <w:t>$</w:t>
+      </w:r>
+      <w:r>
+        <w:rPr>
+          <w:rFonts w:ascii="Khmer OS Siemreap" w:hAnsi="Khmer OS Siemreap" w:cs="Khmer OS Siemreap"/>
+          <w:szCs w:val="22"/>
+        </w:rPr>
+        <w:t>{com_rep_sex}</w:t>
+      </w:r>
+      <w:r>
+        <w:rPr>
+          <w:rFonts w:ascii="Khmer OS Siemreap" w:hAnsi="Khmer OS Siemreap" w:cs="Khmer OS Siemreap"/>
+          <w:szCs w:val="22"/>
+        </w:rPr>
+        <w:t>)</w:t>
+      </w:r>
+      <w:r>
+        <w:rPr>
+          <w:rFonts w:ascii="Khmer OS Siemreap" w:hAnsi="Khmer OS Siemreap" w:cs="Khmer OS Siemreap"/>
+          <w:szCs w:val="22"/>
+        </w:rPr>
+        <w:t xml:space="preserve"> </w:t>
+      </w:r>
+      <w:r>
+        <w:rPr>
+          <w:rFonts w:ascii="Khmer OS Siemreap" w:hAnsi="Khmer OS Siemreap" w:cs="Khmer OS Siemreap"/>
+          <w:szCs w:val="22"/>
+          <w:cs/>
+        </w:rPr>
+        <w:t>កាន់អត្ដសញ្ញា</w:t>
+      </w:r>
+      <w:r>
+        <w:rPr>
+          <w:rFonts w:ascii="Khmer OS Siemreap" w:hAnsi="Khmer OS Siemreap" w:cs="Khmer OS Siemreap" w:hint="cs"/>
+          <w:szCs w:val="22"/>
+          <w:cs/>
+        </w:rPr>
+        <w:t>ណ</w:t>
+      </w:r>
+      <w:r>
+        <w:rPr>
+          <w:rFonts w:ascii="Khmer OS Siemreap" w:hAnsi="Khmer OS Siemreap" w:cs="Khmer OS Siemreap"/>
+          <w:szCs w:val="22"/>
+          <w:cs/>
+        </w:rPr>
+        <w:t>ប័ណ្ណលេខ</w:t>
+      </w:r>
+      <w:r>
+        <w:rPr>
+          <w:rFonts w:ascii="Khmer OS Siemreap" w:hAnsi="Khmer OS Siemreap" w:cs="Khmer OS Siemreap"/>
+          <w:szCs w:val="22"/>
+        </w:rPr>
+        <w:t xml:space="preserve"> </w:t>
+      </w:r>
+      <w:r>
+        <w:rPr>
+          <w:rFonts w:ascii="Khmer OS Siemreap" w:hAnsi="Khmer OS Siemreap" w:cs="Khmer OS Siemreap"/>
+          <w:szCs w:val="22"/>
+          <w:lang w:val="ca-ES"/>
+        </w:rPr>
+        <w:t>$</w:t>
+      </w:r>
+      <w:r>
+        <w:rPr>
+          <w:rFonts w:ascii="Khmer OS Siemreap" w:hAnsi="Khmer OS Siemreap" w:cs="Khmer OS Siemreap"/>
+          <w:szCs w:val="22"/>
+        </w:rPr>
+        <w:t>{com_rep_nid}</w:t>
+      </w:r>
+      <w:r>
+        <w:rPr>
+          <w:rFonts w:ascii="Khmer OS Siemreap" w:hAnsi="Khmer OS Siemreap" w:cs="Khmer OS Siemreap"/>
+          <w:szCs w:val="22"/>
+        </w:rPr>
+        <w:t xml:space="preserve"> </w:t>
+      </w:r>
+      <w:r>
+        <w:rPr>
+          <w:rFonts w:ascii="Khmer OS Siemreap" w:hAnsi="Khmer OS Siemreap" w:cs="Khmer OS Siemreap"/>
+          <w:szCs w:val="22"/>
+          <w:cs/>
+          <w:lang w:val="ca-ES"/>
+        </w:rPr>
+        <w:t>ទូរសព្ទ</w:t>
+      </w:r>
+      <w:r>
+        <w:rPr>
+          <w:rFonts w:ascii="Khmer OS Siemreap" w:hAnsi="Khmer OS Siemreap" w:cs="Khmer OS Siemreap"/>
+          <w:szCs w:val="22"/>
+          <w:lang w:val="ca-ES"/>
         </w:rPr>
         <w:t>​</w:t>
       </w:r>
@@ -236,14 +445,15 @@
           <w:rFonts w:ascii="Khmer OS Siemreap" w:hAnsi="Khmer OS Siemreap" w:cs="Khmer OS Siemreap"/>
           <w:szCs w:val="22"/>
           <w:cs/>
-        </w:rPr>
-        <w:t>ណា</w:t>
-      </w:r>
-      <w:r>
-        <w:rPr>
-          <w:rFonts w:ascii="Khmer OS Siemreap" w:hAnsi="Khmer OS Siemreap" w:cs="Khmer OS Siemreap" w:hint="cs"/>
-          <w:szCs w:val="22"/>
-          <w:cs/>
+          <w:lang w:val="ca-ES"/>
+        </w:rPr>
+        <w:t>ដៃ</w:t>
+      </w:r>
+      <w:r>
+        <w:rPr>
+          <w:rFonts w:ascii="Khmer OS Siemreap" w:hAnsi="Khmer OS Siemreap" w:cs="Khmer OS Siemreap"/>
+          <w:szCs w:val="22"/>
+          <w:lang w:val="ca-ES"/>
         </w:rPr>
         <w:t>​</w:t>
       </w:r>
@@ -252,24 +462,9 @@
           <w:rFonts w:ascii="Khmer OS Siemreap" w:hAnsi="Khmer OS Siemreap" w:cs="Khmer OS Siemreap"/>
           <w:szCs w:val="22"/>
           <w:cs/>
-        </w:rPr>
-        <w:t>ចក្រ</w:t>
-      </w:r>
-      <w:r>
-        <w:rPr>
-          <w:rFonts w:ascii="Khmer OS Siemreap" w:hAnsi="Khmer OS Siemreap" w:cs="Khmer OS Siemreap" w:hint="cs"/>
-          <w:szCs w:val="22"/>
-          <w:cs/>
-        </w:rPr>
-        <w:t>​</w:t>
-      </w:r>
-      <w:r>
-        <w:rPr>
-          <w:rFonts w:ascii="Khmer OS Siemreap" w:hAnsi="Khmer OS Siemreap" w:cs="Khmer OS Siemreap"/>
-          <w:szCs w:val="22"/>
-          <w:cs/>
-        </w:rPr>
-        <w:t>កម្ពុជា</w:t>
+          <w:lang w:val="ca-ES"/>
+        </w:rPr>
+        <w:t>លេខ</w:t>
       </w:r>
       <w:r>
         <w:rPr>
@@ -282,17 +477,15 @@
         <w:rPr>
           <w:rFonts w:ascii="Khmer OS Siemreap" w:hAnsi="Khmer OS Siemreap" w:cs="Khmer OS Siemreap"/>
           <w:szCs w:val="22"/>
-          <w:cs/>
-        </w:rPr>
-        <w:t>តំណាងដោ</w:t>
-      </w:r>
-      <w:r>
-        <w:rPr>
-          <w:rFonts w:ascii="Khmer OS Siemreap" w:hAnsi="Khmer OS Siemreap" w:cs="Khmer OS Siemreap" w:hint="cs"/>
-          <w:szCs w:val="22"/>
-          <w:cs/>
-        </w:rPr>
-        <w:t>យឈ្មោះ</w:t>
+        </w:rPr>
+        <w:t>$</w:t>
+      </w:r>
+      <w:r>
+        <w:rPr>
+          <w:rFonts w:ascii="Khmer OS Siemreap" w:hAnsi="Khmer OS Siemreap" w:cs="Khmer OS Siemreap"/>
+          <w:szCs w:val="22"/>
+        </w:rPr>
+        <w:t xml:space="preserve">{com_rep_phone} </w:t>
       </w:r>
       <w:r>
         <w:rPr>
@@ -303,6 +496,38 @@
       </w:r>
       <w:r>
         <w:rPr>
+          <w:rFonts w:ascii="Khmer OS Siemreap" w:hAnsi="Khmer OS Siemreap" w:cs="Khmer OS Siemreap" w:hint="cs"/>
+          <w:szCs w:val="22"/>
+          <w:cs/>
+          <w:lang w:val="ca-ES"/>
+        </w:rPr>
+        <w:t>ជា</w:t>
+      </w:r>
+      <w:r>
+        <w:rPr>
+          <w:rFonts w:ascii="Khmer OS Siemreap" w:hAnsi="Khmer OS Siemreap" w:cs="Khmer OS Siemreap"/>
+          <w:szCs w:val="22"/>
+          <w:cs/>
+        </w:rPr>
+        <w:t>នាយក</w:t>
+      </w:r>
+      <w:r>
+        <w:rPr>
+          <w:rFonts w:ascii="Khmer OS Siemreap" w:hAnsi="Khmer OS Siemreap" w:cs="Khmer OS Siemreap" w:hint="cs"/>
+          <w:szCs w:val="22"/>
+          <w:cs/>
+        </w:rPr>
+        <w:t>សាខា</w:t>
+      </w:r>
+      <w:r>
+        <w:rPr>
+          <w:rFonts w:ascii="Khmer OS Siemreap" w:hAnsi="Khmer OS Siemreap" w:cs="Khmer OS Siemreap"/>
+          <w:szCs w:val="22"/>
+        </w:rPr>
+        <w:t xml:space="preserve"> </w:t>
+      </w:r>
+      <w:r>
+        <w:rPr>
           <w:rFonts w:ascii="Khmer OS Siemreap" w:hAnsi="Khmer OS Siemreap" w:cs="Khmer OS Siemreap"/>
           <w:szCs w:val="22"/>
         </w:rPr>
@@ -313,321 +538,7 @@
           <w:rFonts w:ascii="Khmer OS Siemreap" w:hAnsi="Khmer OS Siemreap" w:cs="Khmer OS Siemreap"/>
           <w:szCs w:val="22"/>
         </w:rPr>
-        <w:t>{</w:t>
-      </w:r>
-      <w:proofErr w:type="spellStart"/>
-      <w:r>
-        <w:rPr>
-          <w:rFonts w:ascii="Khmer OS Siemreap" w:hAnsi="Khmer OS Siemreap" w:cs="Khmer OS Siemreap"/>
-          <w:szCs w:val="22"/>
-        </w:rPr>
-        <w:t>com_rep</w:t>
-      </w:r>
-      <w:r>
-        <w:rPr>
-          <w:rFonts w:ascii="Khmer OS Siemreap" w:hAnsi="Khmer OS Siemreap" w:cs="Khmer OS Siemreap"/>
-          <w:szCs w:val="22"/>
-        </w:rPr>
-        <w:t>_name</w:t>
-      </w:r>
-      <w:proofErr w:type="spellEnd"/>
-      <w:r>
-        <w:rPr>
-          <w:rFonts w:ascii="Khmer OS Siemreap" w:hAnsi="Khmer OS Siemreap" w:cs="Khmer OS Siemreap"/>
-          <w:szCs w:val="22"/>
-        </w:rPr>
-        <w:t>}</w:t>
-      </w:r>
-      <w:r>
-        <w:rPr>
-          <w:rFonts w:ascii="Khmer OS Siemreap" w:hAnsi="Khmer OS Siemreap" w:cs="Khmer OS Siemreap"/>
-          <w:szCs w:val="22"/>
-        </w:rPr>
-        <w:t xml:space="preserve"> </w:t>
-      </w:r>
-      <w:r>
-        <w:rPr>
-          <w:rFonts w:ascii="Khmer OS Siemreap" w:hAnsi="Khmer OS Siemreap" w:cs="Khmer OS Siemreap"/>
-          <w:szCs w:val="22"/>
-          <w:cs/>
-        </w:rPr>
-        <w:t>ភេទ</w:t>
-      </w:r>
-      <w:r>
-        <w:rPr>
-          <w:rFonts w:ascii="Khmer OS Siemreap" w:hAnsi="Khmer OS Siemreap" w:cs="Khmer OS Siemreap"/>
-          <w:szCs w:val="22"/>
-        </w:rPr>
-        <w:t xml:space="preserve"> </w:t>
-      </w:r>
-      <w:r>
-        <w:rPr>
-          <w:rFonts w:ascii="Khmer OS Siemreap" w:hAnsi="Khmer OS Siemreap" w:cs="Khmer OS Siemreap"/>
-          <w:szCs w:val="22"/>
-        </w:rPr>
-        <w:t>(</w:t>
-      </w:r>
-      <w:r>
-        <w:rPr>
-          <w:rFonts w:ascii="Khmer OS Siemreap" w:hAnsi="Khmer OS Siemreap" w:cs="Khmer OS Siemreap"/>
-          <w:szCs w:val="22"/>
-        </w:rPr>
-        <w:t>$</w:t>
-      </w:r>
-      <w:r>
-        <w:rPr>
-          <w:rFonts w:ascii="Khmer OS Siemreap" w:hAnsi="Khmer OS Siemreap" w:cs="Khmer OS Siemreap"/>
-          <w:szCs w:val="22"/>
-        </w:rPr>
-        <w:t>{</w:t>
-      </w:r>
-      <w:proofErr w:type="spellStart"/>
-      <w:r>
-        <w:rPr>
-          <w:rFonts w:ascii="Khmer OS Siemreap" w:hAnsi="Khmer OS Siemreap" w:cs="Khmer OS Siemreap"/>
-          <w:szCs w:val="22"/>
-        </w:rPr>
-        <w:t>com_rep_sex</w:t>
-      </w:r>
-      <w:proofErr w:type="spellEnd"/>
-      <w:r>
-        <w:rPr>
-          <w:rFonts w:ascii="Khmer OS Siemreap" w:hAnsi="Khmer OS Siemreap" w:cs="Khmer OS Siemreap"/>
-          <w:szCs w:val="22"/>
-        </w:rPr>
-        <w:t>}</w:t>
-      </w:r>
-      <w:r>
-        <w:rPr>
-          <w:rFonts w:ascii="Khmer OS Siemreap" w:hAnsi="Khmer OS Siemreap" w:cs="Khmer OS Siemreap"/>
-          <w:szCs w:val="22"/>
-        </w:rPr>
-        <w:t>)</w:t>
-      </w:r>
-      <w:r>
-        <w:rPr>
-          <w:rFonts w:ascii="Khmer OS Siemreap" w:hAnsi="Khmer OS Siemreap" w:cs="Khmer OS Siemreap"/>
-          <w:szCs w:val="22"/>
-        </w:rPr>
-        <w:t xml:space="preserve"> </w:t>
-      </w:r>
-      <w:r>
-        <w:rPr>
-          <w:rFonts w:ascii="Khmer OS Siemreap" w:hAnsi="Khmer OS Siemreap" w:cs="Khmer OS Siemreap"/>
-          <w:szCs w:val="22"/>
-          <w:cs/>
-        </w:rPr>
-        <w:t>កាន់អត្ដសញ្ញា</w:t>
-      </w:r>
-      <w:r>
-        <w:rPr>
-          <w:rFonts w:ascii="Khmer OS Siemreap" w:hAnsi="Khmer OS Siemreap" w:cs="Khmer OS Siemreap" w:hint="cs"/>
-          <w:szCs w:val="22"/>
-          <w:cs/>
-        </w:rPr>
-        <w:t>ណ</w:t>
-      </w:r>
-      <w:r>
-        <w:rPr>
-          <w:rFonts w:ascii="Khmer OS Siemreap" w:hAnsi="Khmer OS Siemreap" w:cs="Khmer OS Siemreap"/>
-          <w:szCs w:val="22"/>
-          <w:cs/>
-        </w:rPr>
-        <w:t>ប័ណ្ណលេខ</w:t>
-      </w:r>
-      <w:r>
-        <w:rPr>
-          <w:rFonts w:ascii="Khmer OS Siemreap" w:hAnsi="Khmer OS Siemreap" w:cs="Khmer OS Siemreap"/>
-          <w:szCs w:val="22"/>
-        </w:rPr>
-        <w:t xml:space="preserve"> </w:t>
-      </w:r>
-      <w:r>
-        <w:rPr>
-          <w:rFonts w:ascii="Khmer OS Siemreap" w:hAnsi="Khmer OS Siemreap" w:cs="Khmer OS Siemreap"/>
-          <w:szCs w:val="22"/>
-          <w:lang w:val="ca-ES"/>
-        </w:rPr>
-        <w:t>$</w:t>
-      </w:r>
-      <w:r>
-        <w:rPr>
-          <w:rFonts w:ascii="Khmer OS Siemreap" w:hAnsi="Khmer OS Siemreap" w:cs="Khmer OS Siemreap"/>
-          <w:szCs w:val="22"/>
-        </w:rPr>
-        <w:t>{</w:t>
-      </w:r>
-      <w:proofErr w:type="spellStart"/>
-      <w:r>
-        <w:rPr>
-          <w:rFonts w:ascii="Khmer OS Siemreap" w:hAnsi="Khmer OS Siemreap" w:cs="Khmer OS Siemreap"/>
-          <w:szCs w:val="22"/>
-        </w:rPr>
-        <w:t>com_rep_nid</w:t>
-      </w:r>
-      <w:proofErr w:type="spellEnd"/>
-      <w:r>
-        <w:rPr>
-          <w:rFonts w:ascii="Khmer OS Siemreap" w:hAnsi="Khmer OS Siemreap" w:cs="Khmer OS Siemreap"/>
-          <w:szCs w:val="22"/>
-        </w:rPr>
-        <w:t>}</w:t>
-      </w:r>
-      <w:r>
-        <w:rPr>
-          <w:rFonts w:ascii="Khmer OS Siemreap" w:hAnsi="Khmer OS Siemreap" w:cs="Khmer OS Siemreap"/>
-          <w:szCs w:val="22"/>
-        </w:rPr>
-        <w:t xml:space="preserve"> </w:t>
-      </w:r>
-      <w:r>
-        <w:rPr>
-          <w:rFonts w:ascii="Khmer OS Siemreap" w:hAnsi="Khmer OS Siemreap" w:cs="Khmer OS Siemreap"/>
-          <w:szCs w:val="22"/>
-          <w:cs/>
-          <w:lang w:val="ca-ES"/>
-        </w:rPr>
-        <w:t>ទូរសព្ទ</w:t>
-      </w:r>
-      <w:r>
-        <w:rPr>
-          <w:rFonts w:ascii="Khmer OS Siemreap" w:hAnsi="Khmer OS Siemreap" w:cs="Khmer OS Siemreap"/>
-          <w:szCs w:val="22"/>
-          <w:lang w:val="ca-ES"/>
-        </w:rPr>
-        <w:t>​</w:t>
-      </w:r>
-      <w:r>
-        <w:rPr>
-          <w:rFonts w:ascii="Khmer OS Siemreap" w:hAnsi="Khmer OS Siemreap" w:cs="Khmer OS Siemreap"/>
-          <w:szCs w:val="22"/>
-          <w:cs/>
-          <w:lang w:val="ca-ES"/>
-        </w:rPr>
-        <w:t>ដៃ</w:t>
-      </w:r>
-      <w:r>
-        <w:rPr>
-          <w:rFonts w:ascii="Khmer OS Siemreap" w:hAnsi="Khmer OS Siemreap" w:cs="Khmer OS Siemreap"/>
-          <w:szCs w:val="22"/>
-          <w:lang w:val="ca-ES"/>
-        </w:rPr>
-        <w:t>​</w:t>
-      </w:r>
-      <w:r>
-        <w:rPr>
-          <w:rFonts w:ascii="Khmer OS Siemreap" w:hAnsi="Khmer OS Siemreap" w:cs="Khmer OS Siemreap"/>
-          <w:szCs w:val="22"/>
-          <w:cs/>
-          <w:lang w:val="ca-ES"/>
-        </w:rPr>
-        <w:t>លេខ</w:t>
-      </w:r>
-      <w:r>
-        <w:rPr>
-          <w:rFonts w:ascii="Khmer OS Siemreap" w:hAnsi="Khmer OS Siemreap" w:cs="Khmer OS Siemreap"/>
-          <w:szCs w:val="22"/>
-        </w:rPr>
-        <w:t xml:space="preserve"> </w:t>
-      </w:r>
-      <w:r>
-        <w:rPr>
-          <w:rFonts w:ascii="Khmer OS Siemreap" w:hAnsi="Khmer OS Siemreap" w:cs="Khmer OS Siemreap"/>
-          <w:szCs w:val="22"/>
-        </w:rPr>
-        <w:t>$</w:t>
-      </w:r>
-      <w:r>
-        <w:rPr>
-          <w:rFonts w:ascii="Khmer OS Siemreap" w:hAnsi="Khmer OS Siemreap" w:cs="Khmer OS Siemreap"/>
-          <w:szCs w:val="22"/>
-        </w:rPr>
-        <w:t>{</w:t>
-      </w:r>
-      <w:proofErr w:type="spellStart"/>
-      <w:r>
-        <w:rPr>
-          <w:rFonts w:ascii="Khmer OS Siemreap" w:hAnsi="Khmer OS Siemreap" w:cs="Khmer OS Siemreap"/>
-          <w:szCs w:val="22"/>
-        </w:rPr>
-        <w:t>com_rep_phone</w:t>
-      </w:r>
-      <w:proofErr w:type="spellEnd"/>
-      <w:r>
-        <w:rPr>
-          <w:rFonts w:ascii="Khmer OS Siemreap" w:hAnsi="Khmer OS Siemreap" w:cs="Khmer OS Siemreap"/>
-          <w:szCs w:val="22"/>
-        </w:rPr>
-        <w:t xml:space="preserve">} </w:t>
-      </w:r>
-      <w:r>
-        <w:rPr>
-          <w:rFonts w:ascii="Khmer OS Siemreap" w:hAnsi="Khmer OS Siemreap" w:cs="Khmer OS Siemreap"/>
-          <w:szCs w:val="22"/>
-        </w:rPr>
-        <w:t xml:space="preserve"> </w:t>
-      </w:r>
-      <w:r>
-        <w:rPr>
-          <w:rFonts w:ascii="Khmer OS Siemreap" w:hAnsi="Khmer OS Siemreap" w:cs="Khmer OS Siemreap" w:hint="cs"/>
-          <w:szCs w:val="22"/>
-          <w:cs/>
-          <w:lang w:val="ca-ES"/>
-        </w:rPr>
-        <w:t>ជា</w:t>
-      </w:r>
-      <w:r>
-        <w:rPr>
-          <w:rFonts w:ascii="Khmer OS Siemreap" w:hAnsi="Khmer OS Siemreap" w:cs="Khmer OS Siemreap"/>
-          <w:szCs w:val="22"/>
-          <w:cs/>
-        </w:rPr>
-        <w:t>នាយក</w:t>
-      </w:r>
-      <w:r>
-        <w:rPr>
-          <w:rFonts w:ascii="Khmer OS Siemreap" w:hAnsi="Khmer OS Siemreap" w:cs="Khmer OS Siemreap" w:hint="cs"/>
-          <w:szCs w:val="22"/>
-          <w:cs/>
-        </w:rPr>
-        <w:t>សាខា</w:t>
-      </w:r>
-      <w:r>
-        <w:rPr>
-          <w:rFonts w:ascii="Khmer OS Siemreap" w:hAnsi="Khmer OS Siemreap" w:cs="Khmer OS Siemreap"/>
-          <w:szCs w:val="22"/>
-        </w:rPr>
-        <w:t xml:space="preserve"> </w:t>
-      </w:r>
-      <w:r>
-        <w:rPr>
-          <w:rFonts w:ascii="Khmer OS Siemreap" w:hAnsi="Khmer OS Siemreap" w:cs="Khmer OS Siemreap"/>
-          <w:szCs w:val="22"/>
-        </w:rPr>
-        <w:t>$</w:t>
-      </w:r>
-      <w:r>
-        <w:rPr>
-          <w:rFonts w:ascii="Khmer OS Siemreap" w:hAnsi="Khmer OS Siemreap" w:cs="Khmer OS Siemreap"/>
-          <w:szCs w:val="22"/>
-        </w:rPr>
-        <w:t>{</w:t>
-      </w:r>
-      <w:proofErr w:type="spellStart"/>
-      <w:r>
-        <w:rPr>
-          <w:rFonts w:ascii="Khmer OS Siemreap" w:hAnsi="Khmer OS Siemreap" w:cs="Khmer OS Siemreap"/>
-          <w:szCs w:val="22"/>
-        </w:rPr>
-        <w:t>com_rep_branch</w:t>
-      </w:r>
-      <w:proofErr w:type="spellEnd"/>
-      <w:r>
-        <w:rPr>
-          <w:rFonts w:ascii="Khmer OS Siemreap" w:hAnsi="Khmer OS Siemreap" w:cs="Khmer OS Siemreap"/>
-          <w:szCs w:val="22"/>
-        </w:rPr>
-        <w:t>}</w:t>
+        <w:t>{com_rep_branch}</w:t>
       </w:r>
       <w:r>
         <w:rPr>
@@ -760,23 +671,7 @@
           <w:rFonts w:ascii="Khmer OS Siemreap" w:hAnsi="Khmer OS Siemreap" w:cs="Khmer OS Siemreap"/>
           <w:szCs w:val="22"/>
         </w:rPr>
-        <w:t>{</w:t>
-      </w:r>
-      <w:proofErr w:type="spellStart"/>
-      <w:r>
-        <w:rPr>
-          <w:rFonts w:ascii="Khmer OS Siemreap" w:hAnsi="Khmer OS Siemreap" w:cs="Khmer OS Siemreap"/>
-          <w:szCs w:val="22"/>
-        </w:rPr>
-        <w:t>emp_name</w:t>
-      </w:r>
-      <w:proofErr w:type="spellEnd"/>
-      <w:r>
-        <w:rPr>
-          <w:rFonts w:ascii="Khmer OS Siemreap" w:hAnsi="Khmer OS Siemreap" w:cs="Khmer OS Siemreap"/>
-          <w:szCs w:val="22"/>
-        </w:rPr>
-        <w:t>}</w:t>
+        <w:t>{emp_name}</w:t>
       </w:r>
       <w:r>
         <w:rPr>
@@ -812,23 +707,7 @@
           <w:rFonts w:ascii="Khmer OS Siemreap" w:hAnsi="Khmer OS Siemreap" w:cs="Khmer OS Siemreap"/>
           <w:szCs w:val="22"/>
         </w:rPr>
-        <w:t>{</w:t>
-      </w:r>
-      <w:proofErr w:type="spellStart"/>
-      <w:r>
-        <w:rPr>
-          <w:rFonts w:ascii="Khmer OS Siemreap" w:hAnsi="Khmer OS Siemreap" w:cs="Khmer OS Siemreap"/>
-          <w:szCs w:val="22"/>
-        </w:rPr>
-        <w:t>emp_sex</w:t>
-      </w:r>
-      <w:proofErr w:type="spellEnd"/>
-      <w:r>
-        <w:rPr>
-          <w:rFonts w:ascii="Khmer OS Siemreap" w:hAnsi="Khmer OS Siemreap" w:cs="Khmer OS Siemreap"/>
-          <w:szCs w:val="22"/>
-        </w:rPr>
-        <w:t>}</w:t>
+        <w:t>{emp_sex}</w:t>
       </w:r>
       <w:r>
         <w:rPr>
@@ -880,23 +759,7 @@
           <w:rFonts w:ascii="Khmer OS Siemreap" w:hAnsi="Khmer OS Siemreap" w:cs="Khmer OS Siemreap"/>
           <w:szCs w:val="22"/>
         </w:rPr>
-        <w:t>{</w:t>
-      </w:r>
-      <w:proofErr w:type="spellStart"/>
-      <w:r>
-        <w:rPr>
-          <w:rFonts w:ascii="Khmer OS Siemreap" w:hAnsi="Khmer OS Siemreap" w:cs="Khmer OS Siemreap"/>
-          <w:szCs w:val="22"/>
-        </w:rPr>
-        <w:t>emp_nid</w:t>
-      </w:r>
-      <w:proofErr w:type="spellEnd"/>
-      <w:r>
-        <w:rPr>
-          <w:rFonts w:ascii="Khmer OS Siemreap" w:hAnsi="Khmer OS Siemreap" w:cs="Khmer OS Siemreap"/>
-          <w:szCs w:val="22"/>
-        </w:rPr>
-        <w:t>}</w:t>
+        <w:t>{emp_nid}</w:t>
       </w:r>
       <w:r>
         <w:rPr>
@@ -970,23 +833,7 @@
           <w:rFonts w:ascii="Khmer OS Siemreap" w:hAnsi="Khmer OS Siemreap" w:cs="Khmer OS Siemreap"/>
           <w:szCs w:val="22"/>
         </w:rPr>
-        <w:t>{</w:t>
-      </w:r>
-      <w:proofErr w:type="spellStart"/>
-      <w:r>
-        <w:rPr>
-          <w:rFonts w:ascii="Khmer OS Siemreap" w:hAnsi="Khmer OS Siemreap" w:cs="Khmer OS Siemreap"/>
-          <w:szCs w:val="22"/>
-        </w:rPr>
-        <w:t>emp_phone</w:t>
-      </w:r>
-      <w:proofErr w:type="spellEnd"/>
-      <w:r>
-        <w:rPr>
-          <w:rFonts w:ascii="Khmer OS Siemreap" w:hAnsi="Khmer OS Siemreap" w:cs="Khmer OS Siemreap"/>
-          <w:szCs w:val="22"/>
-        </w:rPr>
-        <w:t>}</w:t>
+        <w:t>{emp_phone}</w:t>
       </w:r>
       <w:r>
         <w:rPr>
@@ -1998,23 +1845,7 @@
           <w:rFonts w:ascii="Khmer OS Siemreap" w:hAnsi="Khmer OS Siemreap" w:cs="Khmer OS Siemreap"/>
           <w:szCs w:val="22"/>
         </w:rPr>
-        <w:t xml:space="preserve"> ${</w:t>
-      </w:r>
-      <w:proofErr w:type="spellStart"/>
-      <w:r>
-        <w:rPr>
-          <w:rFonts w:ascii="Khmer OS Siemreap" w:hAnsi="Khmer OS Siemreap" w:cs="Khmer OS Siemreap"/>
-          <w:szCs w:val="22"/>
-        </w:rPr>
-        <w:t>com_city</w:t>
-      </w:r>
-      <w:proofErr w:type="spellEnd"/>
-      <w:r>
-        <w:rPr>
-          <w:rFonts w:ascii="Khmer OS Siemreap" w:hAnsi="Khmer OS Siemreap" w:cs="Khmer OS Siemreap"/>
-          <w:szCs w:val="22"/>
-        </w:rPr>
-        <w:t xml:space="preserve">} </w:t>
+        <w:t xml:space="preserve"> ${com_city} </w:t>
       </w:r>
       <w:r>
         <w:rPr>
@@ -3514,7 +3345,7 @@
           <w:szCs w:val="22"/>
           <w:lang w:val="ca-ES"/>
         </w:rPr>
-        <w:t xml:space="preserve">{khr_salary } </w:t>
+        <w:t xml:space="preserve">{khr_salary} </w:t>
       </w:r>
       <w:r>
         <w:rPr>

--- a/storage/doc_templates/staff_contract_unlimited.docx
+++ b/storage/doc_templates/staff_contract_unlimited.docx
@@ -231,7 +231,7 @@
           <w:rFonts w:ascii="Khmer OS Siemreap" w:hAnsi="Khmer OS Siemreap" w:cs="Khmer OS Siemreap"/>
           <w:sz w:val="22"/>
           <w:szCs w:val="22"/>
-          <w:lang w:val="ca-ES" w:bidi="km-KH"/>
+          <w:lang w:bidi="km-KH"/>
         </w:rPr>
       </w:pPr>
       <w:r>
@@ -523,93 +523,32 @@
       </w:r>
       <w:r>
         <w:rPr>
-          <w:rFonts w:ascii="Khmer OS Siemreap" w:hAnsi="Khmer OS Siemreap" w:cs="Khmer OS Siemreap" w:hint="cs"/>
-          <w:sz w:val="22"/>
-          <w:szCs w:val="22"/>
-          <w:cs/>
-          <w:lang w:val="ca-ES" w:bidi="km-KH"/>
-        </w:rPr>
-        <w:t>ថ្ងៃទី</w:t>
-      </w:r>
-      <w:r>
-        <w:rPr>
-          <w:rFonts w:ascii="Khmer OS Siemreap" w:hAnsi="Khmer OS Siemreap" w:cs="Khmer OS Siemreap" w:hint="cs"/>
-          <w:sz w:val="22"/>
-          <w:szCs w:val="22"/>
-          <w:cs/>
-          <w:lang w:val="ca-ES" w:bidi="km-KH"/>
-        </w:rPr>
-        <w:t>០១</w:t>
-      </w:r>
-      <w:r>
-        <w:rPr>
-          <w:rFonts w:ascii="Khmer OS Siemreap" w:hAnsi="Khmer OS Siemreap" w:cs="Khmer OS Siemreap" w:hint="cs"/>
-          <w:sz w:val="22"/>
-          <w:szCs w:val="22"/>
-          <w:cs/>
-          <w:lang w:val="ca-ES" w:bidi="km-KH"/>
-        </w:rPr>
-        <w:t xml:space="preserve"> ខែ</w:t>
-      </w:r>
-      <w:r>
-        <w:rPr>
-          <w:rFonts w:ascii="Khmer OS Siemreap" w:hAnsi="Khmer OS Siemreap" w:cs="Khmer OS Siemreap" w:hint="cs"/>
-          <w:sz w:val="22"/>
-          <w:szCs w:val="22"/>
-          <w:cs/>
-          <w:lang w:val="ca-ES" w:bidi="km-KH"/>
-        </w:rPr>
-        <w:t>ម</w:t>
-      </w:r>
-      <w:r>
-        <w:rPr>
-          <w:rFonts w:ascii="Khmer OS Siemreap" w:hAnsi="Khmer OS Siemreap" w:cs="Khmer OS Siemreap" w:hint="cs"/>
-          <w:sz w:val="22"/>
-          <w:szCs w:val="22"/>
-          <w:cs/>
-          <w:lang w:val="ca-ES" w:bidi="km-KH"/>
-        </w:rPr>
-        <w:t>ករា</w:t>
-      </w:r>
-      <w:r>
-        <w:rPr>
-          <w:rFonts w:ascii="Khmer OS Siemreap" w:hAnsi="Khmer OS Siemreap" w:cs="Khmer OS Siemreap" w:hint="cs"/>
-          <w:sz w:val="22"/>
-          <w:szCs w:val="22"/>
-          <w:cs/>
-          <w:lang w:val="ca-ES" w:bidi="km-KH"/>
-        </w:rPr>
-        <w:t xml:space="preserve"> ឆ្នាំ២០</w:t>
-      </w:r>
-      <w:r>
-        <w:rPr>
-          <w:rFonts w:ascii="Khmer OS Siemreap" w:hAnsi="Khmer OS Siemreap" w:cs="Khmer OS Siemreap" w:hint="cs"/>
-          <w:sz w:val="22"/>
-          <w:szCs w:val="22"/>
-          <w:cs/>
-          <w:lang w:val="ca-ES" w:bidi="km-KH"/>
-        </w:rPr>
-        <w:t>២</w:t>
-      </w:r>
-      <w:r>
-        <w:rPr>
-          <w:rFonts w:ascii="Khmer OS Siemreap" w:hAnsi="Khmer OS Siemreap" w:cs="Khmer OS Siemreap" w:hint="cs"/>
-          <w:sz w:val="22"/>
-          <w:szCs w:val="22"/>
-          <w:cs/>
-          <w:lang w:val="ca-ES" w:bidi="km-KH"/>
-        </w:rPr>
-        <w:t>៦</w:t>
-      </w:r>
-      <w:r>
-        <w:rPr>
-          <w:rFonts w:ascii="Khmer OS Siemreap" w:hAnsi="Khmer OS Siemreap" w:cs="Khmer OS Siemreap" w:hint="cs"/>
-          <w:sz w:val="22"/>
-          <w:szCs w:val="22"/>
-          <w:cs/>
-          <w:lang w:val="ca-ES" w:bidi="km-KH"/>
-        </w:rPr>
-        <w:t xml:space="preserve"> </w:t>
+          <w:rFonts w:ascii="Khmer OS Siemreap" w:hAnsi="Khmer OS Siemreap" w:cs="Khmer OS Siemreap"/>
+          <w:sz w:val="22"/>
+          <w:szCs w:val="22"/>
+          <w:lang w:val="ca-ES" w:bidi="km-KH"/>
+        </w:rPr>
+        <w:t>${</w:t>
+      </w:r>
+      <w:proofErr w:type="spellStart"/>
+      <w:r>
+        <w:rPr>
+          <w:rFonts w:ascii="Khmer OS Siemreap" w:hAnsi="Khmer OS Siemreap" w:cs="Khmer OS Siemreap"/>
+          <w:sz w:val="22"/>
+          <w:szCs w:val="22"/>
+          <w:lang w:bidi="km-KH"/>
+        </w:rPr>
+        <w:t>issue_date</w:t>
+      </w:r>
+      <w:proofErr w:type="spellEnd"/>
+      <w:r>
+        <w:rPr>
+          <w:rFonts w:ascii="Khmer OS Siemreap" w:hAnsi="Khmer OS Siemreap" w:cs="Khmer OS Siemreap"/>
+          <w:sz w:val="22"/>
+          <w:szCs w:val="22"/>
+          <w:lang w:val="ca-ES" w:bidi="km-KH"/>
+        </w:rPr>
+        <w:t>}</w:t>
       </w:r>
     </w:p>
     <w:p>
@@ -640,10 +579,10 @@
         <w:ind w:firstLine="720"/>
         <w:jc w:val="both"/>
         <w:rPr>
-          <w:rFonts w:ascii="Khmer OS Muol Light" w:hAnsi="Khmer OS Muol Light" w:cs="Khmer OS Muol Light"/>
-          <w:sz w:val="22"/>
-          <w:szCs w:val="22"/>
-          <w:lang w:val="ca-ES" w:bidi="km-KH"/>
+          <w:rFonts w:ascii="Khmer OS Siemreap" w:eastAsia="SimSun" w:hAnsi="Khmer OS Siemreap" w:cs="Khmer OS Siemreap"/>
+          <w:sz w:val="22"/>
+          <w:szCs w:val="22"/>
+          <w:lang w:bidi="km-KH"/>
         </w:rPr>
       </w:pPr>
       <w:bookmarkStart w:id="1" w:name="_Hlk215047406"/>
@@ -677,7 +616,29 @@
           <w:szCs w:val="22"/>
           <w:lang w:bidi="km-KH"/>
         </w:rPr>
-        <w:t>ABC</w:t>
+        <w:t>${</w:t>
+      </w:r>
+      <w:proofErr w:type="spellStart"/>
+      <w:r>
+        <w:rPr>
+          <w:rFonts w:ascii="Khmer OS Muol Light" w:eastAsia="SimSun" w:hAnsi="Khmer OS Muol Light" w:cs="Khmer OS Muol Light"/>
+          <w:spacing w:val="-6"/>
+          <w:sz w:val="22"/>
+          <w:szCs w:val="22"/>
+          <w:lang w:bidi="km-KH"/>
+        </w:rPr>
+        <w:t>com_rep_name</w:t>
+      </w:r>
+      <w:proofErr w:type="spellEnd"/>
+      <w:r>
+        <w:rPr>
+          <w:rFonts w:ascii="Khmer OS Muol Light" w:eastAsia="SimSun" w:hAnsi="Khmer OS Muol Light" w:cs="Khmer OS Muol Light"/>
+          <w:spacing w:val="-6"/>
+          <w:sz w:val="22"/>
+          <w:szCs w:val="22"/>
+          <w:lang w:bidi="km-KH"/>
+        </w:rPr>
+        <w:t>}</w:t>
       </w:r>
       <w:r>
         <w:rPr>
@@ -699,7 +660,7 @@
           <w:cs/>
           <w:lang w:bidi="km-KH"/>
         </w:rPr>
-        <w:t>កើតនៅថ្ងៃទី</w:t>
+        <w:t>កើតនៅ</w:t>
       </w:r>
       <w:r>
         <w:rPr>
@@ -709,7 +670,29 @@
           <w:szCs w:val="22"/>
           <w:lang w:bidi="km-KH"/>
         </w:rPr>
-        <w:t>11</w:t>
+        <w:t xml:space="preserve"> ${</w:t>
+      </w:r>
+      <w:proofErr w:type="spellStart"/>
+      <w:r>
+        <w:rPr>
+          <w:rFonts w:ascii="Khmer OS Siemreap" w:eastAsia="SimSun" w:hAnsi="Khmer OS Siemreap" w:cs="Khmer OS Siemreap"/>
+          <w:spacing w:val="-6"/>
+          <w:sz w:val="22"/>
+          <w:szCs w:val="22"/>
+          <w:lang w:bidi="km-KH"/>
+        </w:rPr>
+        <w:t>com_rep_dob</w:t>
+      </w:r>
+      <w:proofErr w:type="spellEnd"/>
+      <w:r>
+        <w:rPr>
+          <w:rFonts w:ascii="Khmer OS Siemreap" w:eastAsia="SimSun" w:hAnsi="Khmer OS Siemreap" w:cs="Khmer OS Siemreap"/>
+          <w:spacing w:val="-6"/>
+          <w:sz w:val="22"/>
+          <w:szCs w:val="22"/>
+          <w:lang w:bidi="km-KH"/>
+        </w:rPr>
+        <w:t>}</w:t>
       </w:r>
       <w:r>
         <w:rPr>
@@ -720,7 +703,7 @@
           <w:cs/>
           <w:lang w:bidi="km-KH"/>
         </w:rPr>
-        <w:t xml:space="preserve"> ខែមិនា ឆ្នាំ១៩៩០ </w:t>
+        <w:t xml:space="preserve"> </w:t>
       </w:r>
       <w:r>
         <w:rPr>
@@ -731,7 +714,7 @@
           <w:cs/>
           <w:lang w:bidi="km-KH"/>
         </w:rPr>
-        <w:t xml:space="preserve">ភេទប្រុស </w:t>
+        <w:t>ភេទ</w:t>
       </w:r>
       <w:r>
         <w:rPr>
@@ -739,11 +722,11 @@
           <w:spacing w:val="-6"/>
           <w:sz w:val="22"/>
           <w:szCs w:val="22"/>
-          <w:cs/>
-          <w:lang w:bidi="km-KH"/>
-        </w:rPr>
-        <w:t xml:space="preserve">កាន់អត្តសញ្ញាណប័ណ្ណសញ្ជាតិខ្មែរលេខ </w:t>
-      </w:r>
+          <w:lang w:bidi="km-KH"/>
+        </w:rPr>
+        <w:t xml:space="preserve"> ${</w:t>
+      </w:r>
+      <w:proofErr w:type="spellStart"/>
       <w:r>
         <w:rPr>
           <w:rFonts w:ascii="Khmer OS Siemreap" w:eastAsia="SimSun" w:hAnsi="Khmer OS Siemreap" w:cs="Khmer OS Siemreap"/>
@@ -752,8 +735,9 @@
           <w:szCs w:val="22"/>
           <w:lang w:bidi="km-KH"/>
         </w:rPr>
-        <w:t>11111111</w:t>
-      </w:r>
+        <w:t>com_rep_sex</w:t>
+      </w:r>
+      <w:proofErr w:type="spellEnd"/>
       <w:r>
         <w:rPr>
           <w:rFonts w:ascii="Khmer OS Siemreap" w:eastAsia="SimSun" w:hAnsi="Khmer OS Siemreap" w:cs="Khmer OS Siemreap"/>
@@ -762,7 +746,7 @@
           <w:szCs w:val="22"/>
           <w:lang w:bidi="km-KH"/>
         </w:rPr>
-        <w:t xml:space="preserve"> </w:t>
+        <w:t>}</w:t>
       </w:r>
       <w:r>
         <w:rPr>
@@ -773,7 +757,60 @@
           <w:cs/>
           <w:lang w:bidi="km-KH"/>
         </w:rPr>
-        <w:t>ចុះថ្ងៃទី</w:t>
+        <w:t xml:space="preserve"> </w:t>
+      </w:r>
+      <w:r>
+        <w:rPr>
+          <w:rFonts w:ascii="Khmer OS Siemreap" w:eastAsia="SimSun" w:hAnsi="Khmer OS Siemreap" w:cs="Khmer OS Siemreap"/>
+          <w:spacing w:val="-6"/>
+          <w:sz w:val="22"/>
+          <w:szCs w:val="22"/>
+          <w:cs/>
+          <w:lang w:bidi="km-KH"/>
+        </w:rPr>
+        <w:t xml:space="preserve">កាន់អត្តសញ្ញាណប័ណ្ណសញ្ជាតិខ្មែរលេខ </w:t>
+      </w:r>
+      <w:r>
+        <w:rPr>
+          <w:rFonts w:ascii="Khmer OS Siemreap" w:eastAsia="SimSun" w:hAnsi="Khmer OS Siemreap" w:cs="Khmer OS Siemreap"/>
+          <w:spacing w:val="-6"/>
+          <w:sz w:val="22"/>
+          <w:szCs w:val="22"/>
+          <w:lang w:bidi="km-KH"/>
+        </w:rPr>
+        <w:t>${</w:t>
+      </w:r>
+      <w:proofErr w:type="spellStart"/>
+      <w:r>
+        <w:rPr>
+          <w:rFonts w:ascii="Khmer OS Siemreap" w:eastAsia="SimSun" w:hAnsi="Khmer OS Siemreap" w:cs="Khmer OS Siemreap"/>
+          <w:spacing w:val="-6"/>
+          <w:sz w:val="22"/>
+          <w:szCs w:val="22"/>
+          <w:lang w:bidi="km-KH"/>
+        </w:rPr>
+        <w:t>com_rep_nid</w:t>
+      </w:r>
+      <w:proofErr w:type="spellEnd"/>
+      <w:r>
+        <w:rPr>
+          <w:rFonts w:ascii="Khmer OS Siemreap" w:eastAsia="SimSun" w:hAnsi="Khmer OS Siemreap" w:cs="Khmer OS Siemreap"/>
+          <w:spacing w:val="-6"/>
+          <w:sz w:val="22"/>
+          <w:szCs w:val="22"/>
+          <w:lang w:bidi="km-KH"/>
+        </w:rPr>
+        <w:t>}</w:t>
+      </w:r>
+      <w:r>
+        <w:rPr>
+          <w:rFonts w:ascii="Khmer OS Siemreap" w:eastAsia="SimSun" w:hAnsi="Khmer OS Siemreap" w:cs="Khmer OS Siemreap"/>
+          <w:spacing w:val="-6"/>
+          <w:sz w:val="22"/>
+          <w:szCs w:val="22"/>
+          <w:lang w:bidi="km-KH"/>
+        </w:rPr>
+        <w:t xml:space="preserve"> </w:t>
       </w:r>
       <w:r>
         <w:rPr>
@@ -784,8 +821,224 @@
           <w:cs/>
           <w:lang w:bidi="km-KH"/>
         </w:rPr>
-        <w:t>២៣</w:t>
-      </w:r>
+        <w:t>ចុះ</w:t>
+      </w:r>
+      <w:r>
+        <w:rPr>
+          <w:rFonts w:ascii="Khmer OS Siemreap" w:eastAsia="SimSun" w:hAnsi="Khmer OS Siemreap" w:cs="Khmer OS Siemreap"/>
+          <w:spacing w:val="-6"/>
+          <w:sz w:val="22"/>
+          <w:szCs w:val="22"/>
+          <w:lang w:bidi="km-KH"/>
+        </w:rPr>
+        <w:t xml:space="preserve"> ${</w:t>
+      </w:r>
+      <w:proofErr w:type="spellStart"/>
+      <w:r>
+        <w:rPr>
+          <w:rFonts w:ascii="Khmer OS Siemreap" w:eastAsia="SimSun" w:hAnsi="Khmer OS Siemreap" w:cs="Khmer OS Siemreap"/>
+          <w:spacing w:val="-6"/>
+          <w:sz w:val="22"/>
+          <w:szCs w:val="22"/>
+          <w:lang w:bidi="km-KH"/>
+        </w:rPr>
+        <w:t>com_rep_nid_issue_date</w:t>
+      </w:r>
+      <w:proofErr w:type="spellEnd"/>
+      <w:r>
+        <w:rPr>
+          <w:rFonts w:ascii="Khmer OS Siemreap" w:eastAsia="SimSun" w:hAnsi="Khmer OS Siemreap" w:cs="Khmer OS Siemreap"/>
+          <w:spacing w:val="-6"/>
+          <w:sz w:val="22"/>
+          <w:szCs w:val="22"/>
+          <w:lang w:bidi="km-KH"/>
+        </w:rPr>
+        <w:t>}</w:t>
+      </w:r>
+      <w:r>
+        <w:rPr>
+          <w:rFonts w:ascii="Khmer OS Siemreap" w:eastAsia="SimSun" w:hAnsi="Khmer OS Siemreap" w:cs="Khmer OS Siemreap" w:hint="cs"/>
+          <w:sz w:val="22"/>
+          <w:szCs w:val="22"/>
+          <w:cs/>
+          <w:lang w:bidi="km-KH"/>
+        </w:rPr>
+        <w:t>​ មានទីលំនៅស្ថិតនៅ</w:t>
+      </w:r>
+      <w:r>
+        <w:rPr>
+          <w:rFonts w:ascii="Khmer OS Siemreap" w:eastAsia="SimSun" w:hAnsi="Khmer OS Siemreap" w:cs="Khmer OS Siemreap"/>
+          <w:sz w:val="22"/>
+          <w:szCs w:val="22"/>
+          <w:lang w:bidi="km-KH"/>
+        </w:rPr>
+        <w:t xml:space="preserve"> ${</w:t>
+      </w:r>
+      <w:proofErr w:type="spellStart"/>
+      <w:r>
+        <w:rPr>
+          <w:rFonts w:ascii="Khmer OS Siemreap" w:eastAsia="SimSun" w:hAnsi="Khmer OS Siemreap" w:cs="Khmer OS Siemreap"/>
+          <w:sz w:val="22"/>
+          <w:szCs w:val="22"/>
+          <w:lang w:bidi="km-KH"/>
+        </w:rPr>
+        <w:t>com_address</w:t>
+      </w:r>
+      <w:proofErr w:type="spellEnd"/>
+      <w:r>
+        <w:rPr>
+          <w:rFonts w:ascii="Khmer OS Siemreap" w:eastAsia="SimSun" w:hAnsi="Khmer OS Siemreap" w:cs="Khmer OS Siemreap"/>
+          <w:sz w:val="22"/>
+          <w:szCs w:val="22"/>
+          <w:lang w:bidi="km-KH"/>
+        </w:rPr>
+        <w:t xml:space="preserve">} </w:t>
+      </w:r>
+      <w:r>
+        <w:rPr>
+          <w:rFonts w:ascii="Khmer OS Siemreap" w:hAnsi="Khmer OS Siemreap" w:cs="Khmer OS Siemreap"/>
+          <w:sz w:val="22"/>
+          <w:szCs w:val="22"/>
+          <w:lang w:val="ca-ES" w:bidi="km-KH"/>
+        </w:rPr>
+        <w:t>(</w:t>
+      </w:r>
+      <w:r>
+        <w:rPr>
+          <w:rFonts w:ascii="Khmer OS Siemreap" w:hAnsi="Khmer OS Siemreap" w:cs="Khmer OS Siemreap" w:hint="cs"/>
+          <w:sz w:val="22"/>
+          <w:szCs w:val="22"/>
+          <w:cs/>
+          <w:lang w:val="ca-ES" w:bidi="km-KH"/>
+        </w:rPr>
+        <w:t>ពីនេះតទៅ</w:t>
+      </w:r>
+      <w:r>
+        <w:rPr>
+          <w:rFonts w:ascii="Khmer OS Siemreap" w:hAnsi="Khmer OS Siemreap" w:cs="Khmer OS Siemreap"/>
+          <w:sz w:val="22"/>
+          <w:szCs w:val="22"/>
+          <w:lang w:val="ca-ES" w:bidi="km-KH"/>
+        </w:rPr>
+        <w:t>​</w:t>
+      </w:r>
+      <w:r>
+        <w:rPr>
+          <w:rFonts w:ascii="Khmer OS Siemreap" w:hAnsi="Khmer OS Siemreap" w:cs="Khmer OS Siemreap" w:hint="cs"/>
+          <w:sz w:val="22"/>
+          <w:szCs w:val="22"/>
+          <w:cs/>
+          <w:lang w:bidi="km-KH"/>
+        </w:rPr>
+        <w:t xml:space="preserve">ហៅថា </w:t>
+      </w:r>
+      <w:r>
+        <w:rPr>
+          <w:rFonts w:ascii="Khmer OS Siemreap" w:hAnsi="Khmer OS Siemreap" w:cs="Khmer OS Siemreap"/>
+          <w:sz w:val="22"/>
+          <w:szCs w:val="22"/>
+          <w:lang w:val="ca-ES" w:bidi="km-KH"/>
+        </w:rPr>
+        <w:t>“</w:t>
+      </w:r>
+      <w:r>
+        <w:rPr>
+          <w:rFonts w:ascii="Khmer OS Muol Light" w:hAnsi="Khmer OS Muol Light" w:cs="Khmer OS Muol Light" w:hint="cs"/>
+          <w:sz w:val="22"/>
+          <w:szCs w:val="22"/>
+          <w:cs/>
+          <w:lang w:val="ca-ES" w:bidi="km-KH"/>
+        </w:rPr>
+        <w:t>ភតិបតី</w:t>
+      </w:r>
+      <w:bookmarkEnd w:id="1"/>
+      <w:r>
+        <w:rPr>
+          <w:rFonts w:ascii="Khmer OS Muol Light" w:hAnsi="Khmer OS Muol Light" w:cs="Khmer OS Muol Light"/>
+          <w:sz w:val="22"/>
+          <w:szCs w:val="22"/>
+          <w:lang w:val="ca-ES" w:bidi="km-KH"/>
+        </w:rPr>
+        <w:t>)</w:t>
+      </w:r>
+      <w:r>
+        <w:rPr>
+          <w:rFonts w:ascii="Khmer OS Muol Light" w:hAnsi="Khmer OS Muol Light" w:cs="Khmer OS Muol Light"/>
+          <w:sz w:val="22"/>
+          <w:szCs w:val="22"/>
+          <w:lang w:val="ca-ES" w:bidi="km-KH"/>
+        </w:rPr>
+        <w:t>,</w:t>
+      </w:r>
+      <w:r>
+        <w:rPr>
+          <w:rFonts w:ascii="Khmer OS Muol Light" w:eastAsia="SimSun" w:hAnsi="Khmer OS Muol Light" w:cs="Khmer OS Muol Light" w:hint="cs"/>
+          <w:spacing w:val="-6"/>
+          <w:sz w:val="22"/>
+          <w:szCs w:val="22"/>
+          <w:cs/>
+          <w:lang w:bidi="km-KH"/>
+        </w:rPr>
+        <w:t xml:space="preserve"> </w:t>
+      </w:r>
+      <w:r>
+        <w:rPr>
+          <w:rFonts w:ascii="Khmer OS Muol Light" w:eastAsia="SimSun" w:hAnsi="Khmer OS Muol Light" w:cs="Khmer OS Muol Light" w:hint="cs"/>
+          <w:spacing w:val="-6"/>
+          <w:sz w:val="22"/>
+          <w:szCs w:val="22"/>
+          <w:cs/>
+          <w:lang w:bidi="km-KH"/>
+        </w:rPr>
+        <w:t xml:space="preserve">(តំណាង </w:t>
+      </w:r>
+      <w:r>
+        <w:rPr>
+          <w:rFonts w:ascii="Khmer OS Muol Light" w:eastAsia="SimSun" w:hAnsi="Khmer OS Muol Light" w:cs="Khmer OS Muol Light"/>
+          <w:b/>
+          <w:bCs/>
+          <w:spacing w:val="-6"/>
+          <w:sz w:val="22"/>
+          <w:szCs w:val="22"/>
+          <w:lang w:bidi="km-KH"/>
+        </w:rPr>
+        <w:t>Meta Tower)</w:t>
+      </w:r>
+    </w:p>
+    <w:p>
+      <w:pPr>
+        <w:spacing w:after="120"/>
+        <w:jc w:val="center"/>
+        <w:rPr>
+          <w:rFonts w:ascii="Khmer OS Muol Light" w:hAnsi="Khmer OS Muol Light" w:cs="Khmer OS Muol Light"/>
+          <w:sz w:val="22"/>
+          <w:szCs w:val="22"/>
+          <w:lang w:val="ca-ES" w:bidi="km-KH"/>
+        </w:rPr>
+      </w:pPr>
+      <w:r>
+        <w:rPr>
+          <w:rFonts w:ascii="Khmer OS Muol Light" w:hAnsi="Khmer OS Muol Light" w:cs="Khmer OS Muol Light"/>
+          <w:sz w:val="22"/>
+          <w:szCs w:val="22"/>
+          <w:cs/>
+          <w:lang w:bidi="km-KH"/>
+        </w:rPr>
+        <w:t>និង</w:t>
+      </w:r>
+    </w:p>
+    <w:p>
+      <w:pPr>
+        <w:ind w:firstLine="720"/>
+        <w:jc w:val="both"/>
+        <w:rPr>
+          <w:rFonts w:ascii="Khmer OS Siemreap" w:eastAsia="SimSun" w:hAnsi="Khmer OS Siemreap" w:cs="Khmer OS Siemreap"/>
+          <w:spacing w:val="-6"/>
+          <w:sz w:val="22"/>
+          <w:szCs w:val="22"/>
+          <w:lang w:bidi="km-KH"/>
+        </w:rPr>
+      </w:pPr>
       <w:r>
         <w:rPr>
           <w:rFonts w:ascii="Khmer OS Siemreap" w:eastAsia="SimSun" w:hAnsi="Khmer OS Siemreap" w:cs="Khmer OS Siemreap" w:hint="cs"/>
@@ -795,340 +1048,9 @@
           <w:cs/>
           <w:lang w:bidi="km-KH"/>
         </w:rPr>
-        <w:t xml:space="preserve"> ខែ</w:t>
-      </w:r>
-      <w:r>
-        <w:rPr>
-          <w:rFonts w:ascii="Khmer OS Siemreap" w:eastAsia="SimSun" w:hAnsi="Khmer OS Siemreap" w:cs="Khmer OS Siemreap" w:hint="cs"/>
-          <w:sz w:val="22"/>
-          <w:szCs w:val="22"/>
-          <w:cs/>
-          <w:lang w:bidi="km-KH"/>
-        </w:rPr>
-        <w:t>តុលា</w:t>
-      </w:r>
-      <w:r>
-        <w:rPr>
-          <w:rFonts w:ascii="Khmer OS Siemreap" w:eastAsia="SimSun" w:hAnsi="Khmer OS Siemreap" w:cs="Khmer OS Siemreap"/>
-          <w:sz w:val="22"/>
-          <w:szCs w:val="22"/>
-        </w:rPr>
-        <w:t xml:space="preserve"> </w:t>
-      </w:r>
-      <w:r>
-        <w:rPr>
-          <w:rFonts w:ascii="Khmer OS Siemreap" w:eastAsia="SimSun" w:hAnsi="Khmer OS Siemreap" w:cs="Khmer OS Siemreap" w:hint="cs"/>
-          <w:sz w:val="22"/>
-          <w:szCs w:val="22"/>
-          <w:cs/>
-          <w:lang w:bidi="km-KH"/>
-        </w:rPr>
-        <w:t>ឆ្នាំ២០២០​ មានទីលំនៅស្ថិតនៅផ្ទះលេខ</w:t>
-      </w:r>
-      <w:r>
-        <w:rPr>
-          <w:rFonts w:ascii="Khmer OS Siemreap" w:eastAsia="SimSun" w:hAnsi="Khmer OS Siemreap" w:cs="Khmer OS Siemreap"/>
-          <w:sz w:val="22"/>
-          <w:szCs w:val="22"/>
-          <w:lang w:bidi="km-KH"/>
-        </w:rPr>
-        <w:t>111</w:t>
-      </w:r>
-      <w:r>
-        <w:rPr>
-          <w:rFonts w:ascii="Khmer OS Siemreap" w:eastAsia="SimSun" w:hAnsi="Khmer OS Siemreap" w:cs="Khmer OS Siemreap" w:hint="cs"/>
-          <w:sz w:val="22"/>
-          <w:szCs w:val="22"/>
-          <w:cs/>
-          <w:lang w:bidi="km-KH"/>
-        </w:rPr>
-        <w:t>ផ្លូវ</w:t>
-      </w:r>
-      <w:r>
-        <w:rPr>
-          <w:rFonts w:ascii="Khmer OS Siemreap" w:eastAsia="SimSun" w:hAnsi="Khmer OS Siemreap" w:cs="Khmer OS Siemreap"/>
-          <w:sz w:val="22"/>
-          <w:szCs w:val="22"/>
-          <w:cs/>
-          <w:lang w:bidi="km-KH"/>
-        </w:rPr>
-        <w:t xml:space="preserve"> </w:t>
-      </w:r>
-      <w:r>
-        <w:rPr>
-          <w:rFonts w:ascii="Khmer OS Siemreap" w:eastAsia="SimSun" w:hAnsi="Khmer OS Siemreap" w:cs="Khmer OS Siemreap"/>
-          <w:sz w:val="22"/>
-          <w:szCs w:val="22"/>
-          <w:lang w:bidi="km-KH"/>
-        </w:rPr>
-        <w:t>105</w:t>
-      </w:r>
-      <w:r>
-        <w:rPr>
-          <w:rFonts w:ascii="Khmer OS Siemreap" w:eastAsia="SimSun" w:hAnsi="Khmer OS Siemreap" w:cs="Khmer OS Siemreap"/>
-          <w:sz w:val="22"/>
-          <w:szCs w:val="22"/>
-          <w:cs/>
-          <w:lang w:bidi="km-KH"/>
-        </w:rPr>
-        <w:t xml:space="preserve"> </w:t>
-      </w:r>
-      <w:r>
-        <w:rPr>
-          <w:rFonts w:ascii="Khmer OS Siemreap" w:eastAsia="SimSun" w:hAnsi="Khmer OS Siemreap" w:cs="Khmer OS Siemreap" w:hint="cs"/>
-          <w:sz w:val="22"/>
-          <w:szCs w:val="22"/>
-          <w:cs/>
-          <w:lang w:bidi="km-KH"/>
-        </w:rPr>
-        <w:t>ភូមិ</w:t>
-      </w:r>
-      <w:r>
-        <w:rPr>
-          <w:rFonts w:ascii="Khmer OS Siemreap" w:eastAsia="SimSun" w:hAnsi="Khmer OS Siemreap" w:cs="Khmer OS Siemreap"/>
-          <w:sz w:val="22"/>
-          <w:szCs w:val="22"/>
-          <w:cs/>
-          <w:lang w:bidi="km-KH"/>
-        </w:rPr>
-        <w:t xml:space="preserve"> </w:t>
-      </w:r>
-      <w:r>
-        <w:rPr>
-          <w:rFonts w:ascii="Khmer OS Siemreap" w:eastAsia="SimSun" w:hAnsi="Khmer OS Siemreap" w:cs="Khmer OS Siemreap"/>
-          <w:sz w:val="22"/>
-          <w:szCs w:val="22"/>
-          <w:lang w:bidi="km-KH"/>
-        </w:rPr>
-        <w:t>3</w:t>
-      </w:r>
-      <w:r>
-        <w:rPr>
-          <w:rFonts w:ascii="Khmer OS Siemreap" w:eastAsia="SimSun" w:hAnsi="Khmer OS Siemreap" w:cs="Khmer OS Siemreap"/>
-          <w:sz w:val="22"/>
-          <w:szCs w:val="22"/>
-          <w:cs/>
-          <w:lang w:bidi="km-KH"/>
-        </w:rPr>
-        <w:t xml:space="preserve"> </w:t>
-      </w:r>
-      <w:r>
-        <w:rPr>
-          <w:rFonts w:ascii="Khmer OS Siemreap" w:eastAsia="SimSun" w:hAnsi="Khmer OS Siemreap" w:cs="Khmer OS Siemreap" w:hint="cs"/>
-          <w:sz w:val="22"/>
-          <w:szCs w:val="22"/>
-          <w:cs/>
-          <w:lang w:bidi="km-KH"/>
-        </w:rPr>
-        <w:t>សង្កាត់</w:t>
-      </w:r>
-      <w:r>
-        <w:rPr>
-          <w:rFonts w:ascii="Khmer OS Siemreap" w:eastAsia="SimSun" w:hAnsi="Khmer OS Siemreap" w:cs="Khmer OS Siemreap" w:hint="cs"/>
-          <w:sz w:val="22"/>
-          <w:szCs w:val="22"/>
-          <w:cs/>
-          <w:lang w:bidi="km-KH"/>
-        </w:rPr>
-        <w:t>បឹងព្រលឹត</w:t>
-      </w:r>
-      <w:r>
-        <w:rPr>
-          <w:rFonts w:ascii="Khmer OS Siemreap" w:eastAsia="SimSun" w:hAnsi="Khmer OS Siemreap" w:cs="Khmer OS Siemreap"/>
-          <w:sz w:val="22"/>
-          <w:szCs w:val="22"/>
-          <w:cs/>
-          <w:lang w:bidi="km-KH"/>
-        </w:rPr>
-        <w:t xml:space="preserve"> </w:t>
-      </w:r>
-      <w:r>
-        <w:rPr>
-          <w:rFonts w:ascii="Khmer OS Siemreap" w:eastAsia="SimSun" w:hAnsi="Khmer OS Siemreap" w:cs="Khmer OS Siemreap" w:hint="cs"/>
-          <w:sz w:val="22"/>
-          <w:szCs w:val="22"/>
-          <w:cs/>
-          <w:lang w:bidi="km-KH"/>
-        </w:rPr>
-        <w:t>ខណ្ឌ</w:t>
-      </w:r>
-      <w:r>
-        <w:rPr>
-          <w:rFonts w:ascii="Khmer OS Siemreap" w:eastAsia="SimSun" w:hAnsi="Khmer OS Siemreap" w:cs="Khmer OS Siemreap" w:hint="cs"/>
-          <w:sz w:val="22"/>
-          <w:szCs w:val="22"/>
-          <w:cs/>
-          <w:lang w:bidi="km-KH"/>
-        </w:rPr>
-        <w:t>៧មករា</w:t>
-      </w:r>
-      <w:r>
-        <w:rPr>
-          <w:rFonts w:ascii="Khmer OS Siemreap" w:eastAsia="SimSun" w:hAnsi="Khmer OS Siemreap" w:cs="Khmer OS Siemreap"/>
-          <w:sz w:val="22"/>
-          <w:szCs w:val="22"/>
-          <w:cs/>
-          <w:lang w:bidi="km-KH"/>
-        </w:rPr>
-        <w:t xml:space="preserve"> </w:t>
-      </w:r>
-      <w:r>
-        <w:rPr>
-          <w:rFonts w:ascii="Khmer OS Siemreap" w:eastAsia="SimSun" w:hAnsi="Khmer OS Siemreap" w:cs="Khmer OS Siemreap" w:hint="cs"/>
-          <w:sz w:val="22"/>
-          <w:szCs w:val="22"/>
-          <w:cs/>
-          <w:lang w:bidi="km-KH"/>
-        </w:rPr>
-        <w:t>រាជធានីភ្នំពេញ</w:t>
-      </w:r>
-      <w:r>
-        <w:rPr>
-          <w:rFonts w:ascii="Khmer OS Siemreap" w:eastAsia="SimSun" w:hAnsi="Khmer OS Siemreap" w:cs="Khmer OS Siemreap"/>
-          <w:sz w:val="22"/>
-          <w:szCs w:val="22"/>
-          <w:cs/>
-          <w:lang w:bidi="km-KH"/>
-        </w:rPr>
-        <w:t xml:space="preserve"> </w:t>
-      </w:r>
-      <w:r>
-        <w:rPr>
-          <w:rFonts w:ascii="Khmer OS Siemreap" w:hAnsi="Khmer OS Siemreap" w:cs="Khmer OS Siemreap"/>
-          <w:sz w:val="22"/>
-          <w:szCs w:val="22"/>
-          <w:lang w:val="ca-ES" w:bidi="km-KH"/>
-        </w:rPr>
-        <w:t>(</w:t>
-      </w:r>
-      <w:r>
-        <w:rPr>
-          <w:rFonts w:ascii="Khmer OS Siemreap" w:hAnsi="Khmer OS Siemreap" w:cs="Khmer OS Siemreap" w:hint="cs"/>
-          <w:sz w:val="22"/>
-          <w:szCs w:val="22"/>
-          <w:cs/>
-          <w:lang w:val="ca-ES" w:bidi="km-KH"/>
-        </w:rPr>
-        <w:t>ពីនេះតទៅ</w:t>
-      </w:r>
-      <w:r>
-        <w:rPr>
-          <w:rFonts w:ascii="Khmer OS Siemreap" w:hAnsi="Khmer OS Siemreap" w:cs="Khmer OS Siemreap"/>
-          <w:sz w:val="22"/>
-          <w:szCs w:val="22"/>
-          <w:lang w:val="ca-ES" w:bidi="km-KH"/>
-        </w:rPr>
-        <w:t>​</w:t>
-      </w:r>
-      <w:r>
-        <w:rPr>
-          <w:rFonts w:ascii="Khmer OS Siemreap" w:hAnsi="Khmer OS Siemreap" w:cs="Khmer OS Siemreap" w:hint="cs"/>
-          <w:sz w:val="22"/>
-          <w:szCs w:val="22"/>
-          <w:cs/>
-          <w:lang w:bidi="km-KH"/>
-        </w:rPr>
-        <w:t xml:space="preserve">ហៅថា </w:t>
-      </w:r>
-      <w:r>
-        <w:rPr>
-          <w:rFonts w:ascii="Khmer OS Siemreap" w:hAnsi="Khmer OS Siemreap" w:cs="Khmer OS Siemreap"/>
-          <w:sz w:val="22"/>
-          <w:szCs w:val="22"/>
-          <w:lang w:val="ca-ES" w:bidi="km-KH"/>
-        </w:rPr>
-        <w:t>“</w:t>
-      </w:r>
-      <w:r>
-        <w:rPr>
-          <w:rFonts w:ascii="Khmer OS Muol Light" w:hAnsi="Khmer OS Muol Light" w:cs="Khmer OS Muol Light" w:hint="cs"/>
-          <w:sz w:val="22"/>
-          <w:szCs w:val="22"/>
-          <w:cs/>
-          <w:lang w:val="ca-ES" w:bidi="km-KH"/>
-        </w:rPr>
-        <w:t>ភតិបតី</w:t>
-      </w:r>
-      <w:bookmarkEnd w:id="1"/>
-      <w:r>
-        <w:rPr>
-          <w:rFonts w:ascii="Khmer OS Muol Light" w:hAnsi="Khmer OS Muol Light" w:cs="Khmer OS Muol Light"/>
-          <w:sz w:val="22"/>
-          <w:szCs w:val="22"/>
-          <w:lang w:val="ca-ES" w:bidi="km-KH"/>
-        </w:rPr>
-        <w:t>)</w:t>
-      </w:r>
-      <w:r>
-        <w:rPr>
-          <w:rFonts w:ascii="Khmer OS Muol Light" w:hAnsi="Khmer OS Muol Light" w:cs="Khmer OS Muol Light"/>
-          <w:sz w:val="22"/>
-          <w:szCs w:val="22"/>
-          <w:lang w:val="ca-ES" w:bidi="km-KH"/>
-        </w:rPr>
-        <w:t>,</w:t>
-      </w:r>
-      <w:r>
-        <w:rPr>
-          <w:rFonts w:ascii="Khmer OS Muol Light" w:eastAsia="SimSun" w:hAnsi="Khmer OS Muol Light" w:cs="Khmer OS Muol Light" w:hint="cs"/>
-          <w:spacing w:val="-6"/>
-          <w:sz w:val="22"/>
-          <w:szCs w:val="22"/>
-          <w:cs/>
-          <w:lang w:bidi="km-KH"/>
-        </w:rPr>
-        <w:t xml:space="preserve"> </w:t>
-      </w:r>
-      <w:r>
-        <w:rPr>
-          <w:rFonts w:ascii="Khmer OS Muol Light" w:eastAsia="SimSun" w:hAnsi="Khmer OS Muol Light" w:cs="Khmer OS Muol Light" w:hint="cs"/>
-          <w:spacing w:val="-6"/>
-          <w:sz w:val="22"/>
-          <w:szCs w:val="22"/>
-          <w:cs/>
-          <w:lang w:bidi="km-KH"/>
-        </w:rPr>
-        <w:t xml:space="preserve">(តំណាង </w:t>
-      </w:r>
-      <w:r>
-        <w:rPr>
-          <w:rFonts w:ascii="Khmer OS Muol Light" w:eastAsia="SimSun" w:hAnsi="Khmer OS Muol Light" w:cs="Khmer OS Muol Light"/>
-          <w:b/>
-          <w:bCs/>
-          <w:spacing w:val="-6"/>
-          <w:sz w:val="22"/>
-          <w:szCs w:val="22"/>
-          <w:lang w:bidi="km-KH"/>
-        </w:rPr>
-        <w:t>Meta Tower)</w:t>
-      </w:r>
-    </w:p>
-    <w:p>
-      <w:pPr>
-        <w:spacing w:after="120"/>
-        <w:jc w:val="center"/>
-        <w:rPr>
-          <w:rFonts w:ascii="Khmer OS Muol Light" w:hAnsi="Khmer OS Muol Light" w:cs="Khmer OS Muol Light"/>
-          <w:sz w:val="22"/>
-          <w:szCs w:val="22"/>
-          <w:lang w:val="ca-ES" w:bidi="km-KH"/>
-        </w:rPr>
-      </w:pPr>
-      <w:r>
-        <w:rPr>
-          <w:rFonts w:ascii="Khmer OS Muol Light" w:hAnsi="Khmer OS Muol Light" w:cs="Khmer OS Muol Light"/>
-          <w:sz w:val="22"/>
-          <w:szCs w:val="22"/>
-          <w:cs/>
-          <w:lang w:bidi="km-KH"/>
-        </w:rPr>
-        <w:t>និង</w:t>
-      </w:r>
-    </w:p>
-    <w:p>
-      <w:pPr>
-        <w:ind w:firstLine="720"/>
-        <w:jc w:val="both"/>
+        <w:t>លោក</w:t>
+      </w:r>
+      <w:r>
         <w:rPr>
           <w:rFonts w:ascii="Khmer OS Siemreap" w:eastAsia="SimSun" w:hAnsi="Khmer OS Siemreap" w:cs="Khmer OS Siemreap"/>
           <w:spacing w:val="-6"/>
@@ -1136,7 +1058,8 @@
           <w:szCs w:val="22"/>
           <w:lang w:bidi="km-KH"/>
         </w:rPr>
-      </w:pPr>
+        <w:t xml:space="preserve"> / </w:t>
+      </w:r>
       <w:r>
         <w:rPr>
           <w:rFonts w:ascii="Khmer OS Siemreap" w:eastAsia="SimSun" w:hAnsi="Khmer OS Siemreap" w:cs="Khmer OS Siemreap" w:hint="cs"/>
@@ -1167,7 +1090,29 @@
           <w:szCs w:val="22"/>
           <w:lang w:bidi="km-KH"/>
         </w:rPr>
-        <w:t>ABC</w:t>
+        <w:t>${</w:t>
+      </w:r>
+      <w:proofErr w:type="spellStart"/>
+      <w:r>
+        <w:rPr>
+          <w:rFonts w:ascii="Khmer OS Muol Light" w:eastAsia="SimSun" w:hAnsi="Khmer OS Muol Light" w:cs="Khmer OS Muol Light"/>
+          <w:spacing w:val="-6"/>
+          <w:sz w:val="22"/>
+          <w:szCs w:val="22"/>
+          <w:lang w:bidi="km-KH"/>
+        </w:rPr>
+        <w:t>tenant_name</w:t>
+      </w:r>
+      <w:proofErr w:type="spellEnd"/>
+      <w:r>
+        <w:rPr>
+          <w:rFonts w:ascii="Khmer OS Muol Light" w:eastAsia="SimSun" w:hAnsi="Khmer OS Muol Light" w:cs="Khmer OS Muol Light"/>
+          <w:spacing w:val="-6"/>
+          <w:sz w:val="22"/>
+          <w:szCs w:val="22"/>
+          <w:lang w:bidi="km-KH"/>
+        </w:rPr>
+        <w:t>}</w:t>
       </w:r>
       <w:r>
         <w:rPr>
@@ -1189,7 +1134,7 @@
           <w:cs/>
           <w:lang w:bidi="km-KH"/>
         </w:rPr>
-        <w:t>កើតនៅថ្ងៃទី</w:t>
+        <w:t>កើតនៅ</w:t>
       </w:r>
       <w:r>
         <w:rPr>
@@ -1199,7 +1144,29 @@
           <w:szCs w:val="22"/>
           <w:lang w:bidi="km-KH"/>
         </w:rPr>
-        <w:t>22</w:t>
+        <w:t xml:space="preserve"> ${</w:t>
+      </w:r>
+      <w:proofErr w:type="spellStart"/>
+      <w:r>
+        <w:rPr>
+          <w:rFonts w:ascii="Khmer OS Siemreap" w:eastAsia="SimSun" w:hAnsi="Khmer OS Siemreap" w:cs="Khmer OS Siemreap"/>
+          <w:spacing w:val="-6"/>
+          <w:sz w:val="22"/>
+          <w:szCs w:val="22"/>
+          <w:lang w:bidi="km-KH"/>
+        </w:rPr>
+        <w:t>tenant_dob</w:t>
+      </w:r>
+      <w:proofErr w:type="spellEnd"/>
+      <w:r>
+        <w:rPr>
+          <w:rFonts w:ascii="Khmer OS Siemreap" w:eastAsia="SimSun" w:hAnsi="Khmer OS Siemreap" w:cs="Khmer OS Siemreap"/>
+          <w:spacing w:val="-6"/>
+          <w:sz w:val="22"/>
+          <w:szCs w:val="22"/>
+          <w:lang w:bidi="km-KH"/>
+        </w:rPr>
+        <w:t>}</w:t>
       </w:r>
       <w:r>
         <w:rPr>
@@ -1210,7 +1177,7 @@
           <w:cs/>
           <w:lang w:bidi="km-KH"/>
         </w:rPr>
-        <w:t xml:space="preserve"> ខែ</w:t>
+        <w:t xml:space="preserve"> </w:t>
       </w:r>
       <w:r>
         <w:rPr>
@@ -1221,7 +1188,39 @@
           <w:cs/>
           <w:lang w:bidi="km-KH"/>
         </w:rPr>
-        <w:t>កញ្ញា</w:t>
+        <w:t>ភេទ</w:t>
+      </w:r>
+      <w:r>
+        <w:rPr>
+          <w:rFonts w:ascii="Khmer OS Siemreap" w:eastAsia="SimSun" w:hAnsi="Khmer OS Siemreap" w:cs="Khmer OS Siemreap"/>
+          <w:spacing w:val="-6"/>
+          <w:sz w:val="22"/>
+          <w:szCs w:val="22"/>
+          <w:lang w:bidi="km-KH"/>
+        </w:rPr>
+        <w:t xml:space="preserve"> ${</w:t>
+      </w:r>
+      <w:proofErr w:type="spellStart"/>
+      <w:r>
+        <w:rPr>
+          <w:rFonts w:ascii="Khmer OS Siemreap" w:eastAsia="SimSun" w:hAnsi="Khmer OS Siemreap" w:cs="Khmer OS Siemreap"/>
+          <w:spacing w:val="-6"/>
+          <w:sz w:val="22"/>
+          <w:szCs w:val="22"/>
+          <w:lang w:bidi="km-KH"/>
+        </w:rPr>
+        <w:t>tenant_sex</w:t>
+      </w:r>
+      <w:proofErr w:type="spellEnd"/>
+      <w:r>
+        <w:rPr>
+          <w:rFonts w:ascii="Khmer OS Siemreap" w:eastAsia="SimSun" w:hAnsi="Khmer OS Siemreap" w:cs="Khmer OS Siemreap"/>
+          <w:spacing w:val="-6"/>
+          <w:sz w:val="22"/>
+          <w:szCs w:val="22"/>
+          <w:lang w:bidi="km-KH"/>
+        </w:rPr>
+        <w:t>}</w:t>
       </w:r>
       <w:r>
         <w:rPr>
@@ -1232,7 +1231,70 @@
           <w:cs/>
           <w:lang w:bidi="km-KH"/>
         </w:rPr>
-        <w:t xml:space="preserve"> ឆ្ន</w:t>
+        <w:t xml:space="preserve"> </w:t>
+      </w:r>
+      <w:r>
+        <w:rPr>
+          <w:rFonts w:ascii="Khmer OS Siemreap" w:eastAsia="SimSun" w:hAnsi="Khmer OS Siemreap" w:cs="Khmer OS Siemreap"/>
+          <w:spacing w:val="-6"/>
+          <w:sz w:val="22"/>
+          <w:szCs w:val="22"/>
+          <w:cs/>
+          <w:lang w:bidi="km-KH"/>
+        </w:rPr>
+        <w:t xml:space="preserve">កាន់អត្តសញ្ញាណប័ណ្ណសញ្ជាតិខ្មែរលេខ </w:t>
+      </w:r>
+      <w:r>
+        <w:rPr>
+          <w:rFonts w:ascii="Khmer OS Siemreap" w:eastAsia="SimSun" w:hAnsi="Khmer OS Siemreap" w:cs="Khmer OS Siemreap"/>
+          <w:spacing w:val="-6"/>
+          <w:sz w:val="22"/>
+          <w:szCs w:val="22"/>
+          <w:lang w:bidi="km-KH"/>
+        </w:rPr>
+        <w:t>${</w:t>
+      </w:r>
+      <w:proofErr w:type="spellStart"/>
+      <w:r>
+        <w:rPr>
+          <w:rFonts w:ascii="Khmer OS Siemreap" w:eastAsia="SimSun" w:hAnsi="Khmer OS Siemreap" w:cs="Khmer OS Siemreap"/>
+          <w:spacing w:val="-6"/>
+          <w:sz w:val="22"/>
+          <w:szCs w:val="22"/>
+          <w:lang w:bidi="km-KH"/>
+        </w:rPr>
+        <w:t>tenant_nid</w:t>
+      </w:r>
+      <w:proofErr w:type="spellEnd"/>
+      <w:r>
+        <w:rPr>
+          <w:rFonts w:ascii="Khmer OS Siemreap" w:eastAsia="SimSun" w:hAnsi="Khmer OS Siemreap" w:cs="Khmer OS Siemreap"/>
+          <w:spacing w:val="-6"/>
+          <w:sz w:val="22"/>
+          <w:szCs w:val="22"/>
+          <w:lang w:bidi="km-KH"/>
+        </w:rPr>
+        <w:t>}</w:t>
+      </w:r>
+      <w:r>
+        <w:rPr>
+          <w:rFonts w:ascii="Khmer OS Siemreap" w:eastAsia="SimSun" w:hAnsi="Khmer OS Siemreap" w:cs="Khmer OS Siemreap"/>
+          <w:spacing w:val="-6"/>
+          <w:sz w:val="22"/>
+          <w:szCs w:val="22"/>
+          <w:lang w:bidi="km-KH"/>
+        </w:rPr>
+        <w:t xml:space="preserve"> </w:t>
+      </w:r>
+      <w:r>
+        <w:rPr>
+          <w:rFonts w:ascii="Khmer OS Siemreap" w:eastAsia="SimSun" w:hAnsi="Khmer OS Siemreap" w:cs="Khmer OS Siemreap"/>
+          <w:spacing w:val="-6"/>
+          <w:sz w:val="22"/>
+          <w:szCs w:val="22"/>
+          <w:lang w:bidi="km-KH"/>
+        </w:rPr>
+        <w:t xml:space="preserve"> </w:t>
       </w:r>
       <w:r>
         <w:rPr>
@@ -1243,51 +1305,7 @@
           <w:cs/>
           <w:lang w:bidi="km-KH"/>
         </w:rPr>
-        <w:t>ាំ២០០២</w:t>
-      </w:r>
-      <w:r>
-        <w:rPr>
-          <w:rFonts w:ascii="Khmer OS Siemreap" w:eastAsia="SimSun" w:hAnsi="Khmer OS Siemreap" w:cs="Khmer OS Siemreap" w:hint="cs"/>
-          <w:spacing w:val="-6"/>
-          <w:sz w:val="22"/>
-          <w:szCs w:val="22"/>
-          <w:cs/>
-          <w:lang w:bidi="km-KH"/>
-        </w:rPr>
-        <w:t xml:space="preserve"> </w:t>
-      </w:r>
-      <w:r>
-        <w:rPr>
-          <w:rFonts w:ascii="Khmer OS Siemreap" w:eastAsia="SimSun" w:hAnsi="Khmer OS Siemreap" w:cs="Khmer OS Siemreap" w:hint="cs"/>
-          <w:spacing w:val="-6"/>
-          <w:sz w:val="22"/>
-          <w:szCs w:val="22"/>
-          <w:cs/>
-          <w:lang w:bidi="km-KH"/>
-        </w:rPr>
-        <w:t>ភេទ</w:t>
-      </w:r>
-      <w:r>
-        <w:rPr>
-          <w:rFonts w:ascii="Khmer OS Siemreap" w:eastAsia="SimSun" w:hAnsi="Khmer OS Siemreap" w:cs="Khmer OS Siemreap" w:hint="cs"/>
-          <w:spacing w:val="-6"/>
-          <w:sz w:val="22"/>
-          <w:szCs w:val="22"/>
-          <w:cs/>
-          <w:lang w:bidi="km-KH"/>
-        </w:rPr>
-        <w:t>ស្រី</w:t>
-      </w:r>
-      <w:r>
-        <w:rPr>
-          <w:rFonts w:ascii="Khmer OS Siemreap" w:eastAsia="SimSun" w:hAnsi="Khmer OS Siemreap" w:cs="Khmer OS Siemreap" w:hint="cs"/>
-          <w:spacing w:val="-6"/>
-          <w:sz w:val="22"/>
-          <w:szCs w:val="22"/>
-          <w:cs/>
-          <w:lang w:bidi="km-KH"/>
-        </w:rPr>
-        <w:t xml:space="preserve"> </w:t>
+        <w:t>ចុះ</w:t>
       </w:r>
       <w:r>
         <w:rPr>
@@ -1295,11 +1313,11 @@
           <w:spacing w:val="-6"/>
           <w:sz w:val="22"/>
           <w:szCs w:val="22"/>
-          <w:cs/>
-          <w:lang w:bidi="km-KH"/>
-        </w:rPr>
-        <w:t xml:space="preserve">កាន់អត្តសញ្ញាណប័ណ្ណសញ្ជាតិខ្មែរលេខ </w:t>
-      </w:r>
+          <w:lang w:bidi="km-KH"/>
+        </w:rPr>
+        <w:t xml:space="preserve"> ${</w:t>
+      </w:r>
+      <w:proofErr w:type="spellStart"/>
       <w:r>
         <w:rPr>
           <w:rFonts w:ascii="Khmer OS Siemreap" w:eastAsia="SimSun" w:hAnsi="Khmer OS Siemreap" w:cs="Khmer OS Siemreap"/>
@@ -1308,40 +1326,48 @@
           <w:szCs w:val="22"/>
           <w:lang w:bidi="km-KH"/>
         </w:rPr>
-        <w:t>3333333333</w:t>
+        <w:t>tenant_nid_issue_date</w:t>
+      </w:r>
+      <w:proofErr w:type="spellEnd"/>
+      <w:r>
+        <w:rPr>
+          <w:rFonts w:ascii="Khmer OS Siemreap" w:eastAsia="SimSun" w:hAnsi="Khmer OS Siemreap" w:cs="Khmer OS Siemreap"/>
+          <w:spacing w:val="-6"/>
+          <w:sz w:val="22"/>
+          <w:szCs w:val="22"/>
+          <w:lang w:bidi="km-KH"/>
+        </w:rPr>
+        <w:t>}</w:t>
       </w:r>
       <w:r>
         <w:rPr>
           <w:rFonts w:ascii="Khmer OS Siemreap" w:eastAsia="SimSun" w:hAnsi="Khmer OS Siemreap" w:cs="Khmer OS Siemreap" w:hint="cs"/>
-          <w:spacing w:val="-6"/>
-          <w:sz w:val="22"/>
-          <w:szCs w:val="22"/>
-          <w:cs/>
-          <w:lang w:bidi="km-KH"/>
-        </w:rPr>
-        <w:t>ចុះថ្ងៃទី</w:t>
+          <w:sz w:val="22"/>
+          <w:szCs w:val="22"/>
+          <w:cs/>
+          <w:lang w:bidi="km-KH"/>
+        </w:rPr>
+        <w:t xml:space="preserve"> </w:t>
       </w:r>
       <w:r>
         <w:rPr>
           <w:rFonts w:ascii="Khmer OS Siemreap" w:eastAsia="SimSun" w:hAnsi="Khmer OS Siemreap" w:cs="Khmer OS Siemreap" w:hint="cs"/>
-          <w:spacing w:val="-6"/>
-          <w:sz w:val="22"/>
-          <w:szCs w:val="22"/>
-          <w:cs/>
-          <w:lang w:bidi="km-KH"/>
-        </w:rPr>
-        <w:t>០៣</w:t>
+          <w:sz w:val="22"/>
+          <w:szCs w:val="22"/>
+          <w:cs/>
+          <w:lang w:bidi="km-KH"/>
+        </w:rPr>
+        <w:t>​ មានទីលំនៅ</w:t>
       </w:r>
       <w:r>
         <w:rPr>
           <w:rFonts w:ascii="Khmer OS Siemreap" w:eastAsia="SimSun" w:hAnsi="Khmer OS Siemreap" w:cs="Khmer OS Siemreap" w:hint="cs"/>
-          <w:spacing w:val="-6"/>
-          <w:sz w:val="22"/>
-          <w:szCs w:val="22"/>
-          <w:cs/>
-          <w:lang w:bidi="km-KH"/>
-        </w:rPr>
-        <w:t xml:space="preserve"> ខែ</w:t>
+          <w:sz w:val="22"/>
+          <w:szCs w:val="22"/>
+          <w:cs/>
+          <w:lang w:bidi="km-KH"/>
+        </w:rPr>
+        <w:t xml:space="preserve"> </w:t>
       </w:r>
       <w:r>
         <w:rPr>
@@ -1350,65 +1376,36 @@
           <w:szCs w:val="22"/>
           <w:lang w:bidi="km-KH"/>
         </w:rPr>
-        <w:t>33</w:t>
-      </w:r>
+        <w:t>${</w:t>
+      </w:r>
+      <w:proofErr w:type="spellStart"/>
       <w:r>
         <w:rPr>
           <w:rFonts w:ascii="Khmer OS Siemreap" w:eastAsia="SimSun" w:hAnsi="Khmer OS Siemreap" w:cs="Khmer OS Siemreap"/>
           <w:sz w:val="22"/>
           <w:szCs w:val="22"/>
+          <w:lang w:bidi="km-KH"/>
+        </w:rPr>
+        <w:t>tenant_address</w:t>
+      </w:r>
+      <w:proofErr w:type="spellEnd"/>
+      <w:r>
+        <w:rPr>
+          <w:rFonts w:ascii="Khmer OS Siemreap" w:eastAsia="SimSun" w:hAnsi="Khmer OS Siemreap" w:cs="Khmer OS Siemreap"/>
+          <w:sz w:val="22"/>
+          <w:szCs w:val="22"/>
+          <w:lang w:bidi="km-KH"/>
+        </w:rPr>
+        <w:t>}</w:t>
+      </w:r>
+      <w:r>
+        <w:rPr>
+          <w:rFonts w:ascii="Khmer OS Siemreap" w:eastAsia="SimSun" w:hAnsi="Khmer OS Siemreap" w:cs="Khmer OS Siemreap"/>
+          <w:sz w:val="22"/>
+          <w:szCs w:val="22"/>
+          <w:lang w:bidi="km-KH"/>
         </w:rPr>
         <w:t xml:space="preserve"> </w:t>
-      </w:r>
-      <w:r>
-        <w:rPr>
-          <w:rFonts w:ascii="Khmer OS Siemreap" w:eastAsia="SimSun" w:hAnsi="Khmer OS Siemreap" w:cs="Khmer OS Siemreap" w:hint="cs"/>
-          <w:sz w:val="22"/>
-          <w:szCs w:val="22"/>
-          <w:cs/>
-          <w:lang w:bidi="km-KH"/>
-        </w:rPr>
-        <w:t>ឆ្នាំ</w:t>
-      </w:r>
-      <w:r>
-        <w:rPr>
-          <w:rFonts w:ascii="Khmer OS Siemreap" w:eastAsia="SimSun" w:hAnsi="Khmer OS Siemreap" w:cs="Khmer OS Siemreap" w:hint="cs"/>
-          <w:sz w:val="22"/>
-          <w:szCs w:val="22"/>
-          <w:cs/>
-          <w:lang w:bidi="km-KH"/>
-        </w:rPr>
-        <w:t>២០១៩</w:t>
-      </w:r>
-      <w:r>
-        <w:rPr>
-          <w:rFonts w:ascii="Khmer OS Siemreap" w:eastAsia="SimSun" w:hAnsi="Khmer OS Siemreap" w:cs="Khmer OS Siemreap" w:hint="cs"/>
-          <w:sz w:val="22"/>
-          <w:szCs w:val="22"/>
-          <w:cs/>
-          <w:lang w:bidi="km-KH"/>
-        </w:rPr>
-        <w:t>​ មានទីលំនៅ</w:t>
-      </w:r>
-      <w:r>
-        <w:rPr>
-          <w:rFonts w:ascii="Khmer OS Siemreap" w:eastAsia="SimSun" w:hAnsi="Khmer OS Siemreap" w:cs="Khmer OS Siemreap" w:hint="cs"/>
-          <w:sz w:val="22"/>
-          <w:szCs w:val="22"/>
-          <w:cs/>
-          <w:lang w:bidi="km-KH"/>
-        </w:rPr>
-        <w:t xml:space="preserve"> </w:t>
-      </w:r>
-      <w:r>
-        <w:rPr>
-          <w:rFonts w:ascii="Khmer OS Siemreap" w:eastAsia="SimSun" w:hAnsi="Khmer OS Siemreap" w:cs="Khmer OS Siemreap" w:hint="cs"/>
-          <w:sz w:val="22"/>
-          <w:szCs w:val="22"/>
-          <w:cs/>
-          <w:lang w:bidi="km-KH"/>
-        </w:rPr>
-        <w:t xml:space="preserve">ឃុំកំពង់ចាម ស្រុកកំពង់ចាម ខេត្តកំពង់ចាម </w:t>
       </w:r>
       <w:r>
         <w:rPr>
@@ -2260,76 +2257,16 @@
           <w:cs/>
           <w:lang w:bidi="km-KH"/>
         </w:rPr>
-        <w:t xml:space="preserve">ជាន់ផ្ទាល់ដី </w:t>
-      </w:r>
-      <w:r>
-        <w:rPr>
-          <w:rFonts w:ascii="Khmer OS Siemreap" w:hAnsi="Khmer OS Siemreap" w:cs="Khmer OS Siemreap" w:hint="cs"/>
-          <w:sz w:val="22"/>
-          <w:szCs w:val="22"/>
-          <w:cs/>
-          <w:lang w:bidi="km-KH"/>
-        </w:rPr>
-        <w:t>ផ្លូវ</w:t>
-      </w:r>
-      <w:r>
-        <w:rPr>
-          <w:rFonts w:ascii="Khmer OS Siemreap" w:hAnsi="Khmer OS Siemreap" w:cs="Khmer OS Siemreap" w:hint="cs"/>
-          <w:sz w:val="22"/>
-          <w:szCs w:val="22"/>
-          <w:cs/>
-          <w:lang w:bidi="km-KH"/>
-        </w:rPr>
-        <w:t xml:space="preserve"> ហ្វាយណាន់សល (</w:t>
-      </w:r>
-      <w:r>
-        <w:rPr>
-          <w:rFonts w:ascii="Khmer OS Siemreap" w:hAnsi="Khmer OS Siemreap" w:cs="Khmer OS Siemreap"/>
-          <w:sz w:val="22"/>
-          <w:szCs w:val="22"/>
-          <w:lang w:bidi="km-KH"/>
-        </w:rPr>
-        <w:t>Financial Street)</w:t>
-      </w:r>
-      <w:r>
-        <w:rPr>
-          <w:rFonts w:ascii="Khmer OS Siemreap" w:hAnsi="Khmer OS Siemreap" w:cs="Khmer OS Siemreap" w:hint="cs"/>
-          <w:sz w:val="22"/>
-          <w:szCs w:val="22"/>
-          <w:cs/>
-          <w:lang w:bidi="km-KH"/>
-        </w:rPr>
-        <w:t xml:space="preserve"> ភូមិ</w:t>
-      </w:r>
-      <w:r>
-        <w:rPr>
-          <w:rFonts w:ascii="Khmer OS Siemreap" w:hAnsi="Khmer OS Siemreap" w:cs="Khmer OS Siemreap" w:hint="cs"/>
-          <w:sz w:val="22"/>
-          <w:szCs w:val="22"/>
-          <w:cs/>
-          <w:lang w:bidi="km-KH"/>
-        </w:rPr>
-        <w:t xml:space="preserve">៧ </w:t>
-      </w:r>
-      <w:r>
-        <w:rPr>
-          <w:rFonts w:ascii="Khmer OS Siemreap" w:hAnsi="Khmer OS Siemreap" w:cs="Khmer OS Siemreap" w:hint="cs"/>
-          <w:sz w:val="22"/>
-          <w:szCs w:val="22"/>
-          <w:cs/>
-          <w:lang w:bidi="km-KH"/>
-        </w:rPr>
-        <w:t>សង្កាត់</w:t>
-      </w:r>
-      <w:r>
-        <w:rPr>
-          <w:rFonts w:ascii="Khmer OS Siemreap" w:hAnsi="Khmer OS Siemreap" w:cs="Khmer OS Siemreap" w:hint="cs"/>
-          <w:sz w:val="22"/>
-          <w:szCs w:val="22"/>
-          <w:cs/>
-          <w:lang w:bidi="km-KH"/>
-        </w:rPr>
-        <w:t>វាល់វង់</w:t>
+        <w:t>ជាន់</w:t>
+      </w:r>
+      <w:r>
+        <w:rPr>
+          <w:rFonts w:ascii="Khmer OS Siemreap" w:hAnsi="Khmer OS Siemreap" w:cs="Khmer OS Siemreap"/>
+          <w:sz w:val="22"/>
+          <w:szCs w:val="22"/>
+          <w:lang w:bidi="km-KH"/>
+        </w:rPr>
+        <w:t xml:space="preserve"> ${floor}</w:t>
       </w:r>
       <w:r>
         <w:rPr>
@@ -2343,43 +2280,41 @@
       </w:r>
       <w:r>
         <w:rPr>
-          <w:rFonts w:ascii="Khmer OS Siemreap" w:hAnsi="Khmer OS Siemreap" w:cs="Khmer OS Siemreap" w:hint="cs"/>
-          <w:sz w:val="22"/>
-          <w:szCs w:val="22"/>
-          <w:cs/>
-          <w:lang w:bidi="km-KH"/>
-        </w:rPr>
-        <w:t>ខណ្ឌ</w:t>
-      </w:r>
-      <w:r>
-        <w:rPr>
-          <w:rFonts w:ascii="Khmer OS Siemreap" w:hAnsi="Khmer OS Siemreap" w:cs="Khmer OS Siemreap" w:hint="cs"/>
-          <w:sz w:val="22"/>
-          <w:szCs w:val="22"/>
-          <w:cs/>
-          <w:lang w:bidi="km-KH"/>
-        </w:rPr>
-        <w:t>៧មករា</w:t>
-      </w:r>
-      <w:r>
-        <w:rPr>
-          <w:rFonts w:ascii="Khmer OS Siemreap" w:hAnsi="Khmer OS Siemreap" w:cs="Khmer OS Siemreap" w:hint="cs"/>
-          <w:sz w:val="22"/>
-          <w:szCs w:val="22"/>
-          <w:cs/>
+          <w:rFonts w:ascii="Khmer OS Siemreap" w:hAnsi="Khmer OS Siemreap" w:cs="Khmer OS Siemreap"/>
+          <w:sz w:val="22"/>
+          <w:szCs w:val="22"/>
           <w:lang w:bidi="km-KH"/>
         </w:rPr>
         <w:t xml:space="preserve"> </w:t>
       </w:r>
       <w:r>
         <w:rPr>
-          <w:rFonts w:ascii="Khmer OS Siemreap" w:hAnsi="Khmer OS Siemreap" w:cs="Khmer OS Siemreap" w:hint="cs"/>
-          <w:sz w:val="22"/>
-          <w:szCs w:val="22"/>
-          <w:cs/>
-          <w:lang w:bidi="km-KH"/>
-        </w:rPr>
-        <w:t>រាជធានីភ្នំពេញ</w:t>
+          <w:rFonts w:ascii="Khmer OS Siemreap" w:hAnsi="Khmer OS Siemreap" w:cs="Khmer OS Siemreap"/>
+          <w:sz w:val="22"/>
+          <w:szCs w:val="22"/>
+          <w:lang w:bidi="km-KH"/>
+        </w:rPr>
+        <w:t>${</w:t>
+      </w:r>
+      <w:proofErr w:type="spellStart"/>
+      <w:r>
+        <w:rPr>
+          <w:rFonts w:ascii="Khmer OS Siemreap" w:hAnsi="Khmer OS Siemreap" w:cs="Khmer OS Siemreap"/>
+          <w:sz w:val="22"/>
+          <w:szCs w:val="22"/>
+          <w:lang w:bidi="km-KH"/>
+        </w:rPr>
+        <w:t>com_address</w:t>
+      </w:r>
+      <w:proofErr w:type="spellEnd"/>
+      <w:r>
+        <w:rPr>
+          <w:rFonts w:ascii="Khmer OS Siemreap" w:hAnsi="Khmer OS Siemreap" w:cs="Khmer OS Siemreap"/>
+          <w:sz w:val="22"/>
+          <w:szCs w:val="22"/>
+          <w:lang w:bidi="km-KH"/>
+        </w:rPr>
+        <w:t>}</w:t>
       </w:r>
       <w:r>
         <w:rPr>
@@ -3259,57 +3194,39 @@
           <w:cs/>
           <w:lang w:bidi="km-KH"/>
         </w:rPr>
-        <w:t xml:space="preserve"> ចាប់ពីថ្ងៃទី</w:t>
-      </w:r>
-      <w:r>
-        <w:rPr>
-          <w:rFonts w:ascii="Khmer OS Siemreap" w:hAnsi="Khmer OS Siemreap" w:cs="Khmer OS Siemreap" w:hint="cs"/>
-          <w:sz w:val="22"/>
-          <w:szCs w:val="22"/>
-          <w:cs/>
-          <w:lang w:bidi="km-KH"/>
-        </w:rPr>
-        <w:t>០១</w:t>
-      </w:r>
-      <w:r>
-        <w:rPr>
-          <w:rFonts w:ascii="Khmer OS Siemreap" w:hAnsi="Khmer OS Siemreap" w:cs="Khmer OS Siemreap" w:hint="cs"/>
-          <w:sz w:val="22"/>
-          <w:szCs w:val="22"/>
-          <w:cs/>
-          <w:lang w:bidi="km-KH"/>
-        </w:rPr>
-        <w:t xml:space="preserve"> ខែ</w:t>
-      </w:r>
-      <w:r>
-        <w:rPr>
-          <w:rFonts w:ascii="Khmer OS Siemreap" w:hAnsi="Khmer OS Siemreap" w:cs="Khmer OS Siemreap" w:hint="cs"/>
-          <w:sz w:val="22"/>
-          <w:szCs w:val="22"/>
-          <w:cs/>
-          <w:lang w:bidi="km-KH"/>
-        </w:rPr>
-        <w:t>មិថុនា</w:t>
-      </w:r>
-      <w:r>
-        <w:rPr>
-          <w:rFonts w:ascii="Khmer OS Siemreap" w:hAnsi="Khmer OS Siemreap" w:cs="Khmer OS Siemreap" w:hint="cs"/>
-          <w:sz w:val="22"/>
-          <w:szCs w:val="22"/>
-          <w:cs/>
-          <w:lang w:bidi="km-KH"/>
-        </w:rPr>
-        <w:t xml:space="preserve"> ឆ្នាំ២០២</w:t>
-      </w:r>
-      <w:r>
-        <w:rPr>
-          <w:rFonts w:ascii="Khmer OS Siemreap" w:hAnsi="Khmer OS Siemreap" w:cs="Khmer OS Siemreap" w:hint="cs"/>
-          <w:sz w:val="22"/>
-          <w:szCs w:val="22"/>
-          <w:cs/>
-          <w:lang w:bidi="km-KH"/>
-        </w:rPr>
-        <w:t>៦</w:t>
+        <w:t xml:space="preserve"> ចាប់ពី</w:t>
+      </w:r>
+      <w:r>
+        <w:rPr>
+          <w:rFonts w:ascii="Khmer OS Siemreap" w:hAnsi="Khmer OS Siemreap" w:cs="Khmer OS Siemreap"/>
+          <w:spacing w:val="-4"/>
+          <w:sz w:val="22"/>
+          <w:szCs w:val="22"/>
+          <w:lang w:bidi="km-KH"/>
+        </w:rPr>
+        <w:t xml:space="preserve"> ${</w:t>
+      </w:r>
+      <w:proofErr w:type="spellStart"/>
+      <w:r>
+        <w:rPr>
+          <w:rFonts w:ascii="Khmer OS Siemreap" w:hAnsi="Khmer OS Siemreap" w:cs="Khmer OS Siemreap"/>
+          <w:spacing w:val="-4"/>
+          <w:sz w:val="22"/>
+          <w:szCs w:val="22"/>
+          <w:lang w:bidi="km-KH"/>
+        </w:rPr>
+        <w:t>start_date</w:t>
+      </w:r>
+      <w:proofErr w:type="spellEnd"/>
+      <w:r>
+        <w:rPr>
+          <w:rFonts w:ascii="Khmer OS Siemreap" w:hAnsi="Khmer OS Siemreap" w:cs="Khmer OS Siemreap"/>
+          <w:spacing w:val="-4"/>
+          <w:sz w:val="22"/>
+          <w:szCs w:val="22"/>
+          <w:lang w:bidi="km-KH"/>
+        </w:rPr>
+        <w:t>}</w:t>
       </w:r>
       <w:r>
         <w:rPr>
@@ -3328,67 +3245,46 @@
           <w:cs/>
           <w:lang w:bidi="km-KH"/>
         </w:rPr>
-        <w:t>ដល់ថ្ងៃទី</w:t>
-      </w:r>
-      <w:r>
-        <w:rPr>
-          <w:rFonts w:ascii="Khmer OS Siemreap" w:hAnsi="Khmer OS Siemreap" w:cs="Khmer OS Siemreap" w:hint="cs"/>
-          <w:sz w:val="22"/>
-          <w:szCs w:val="22"/>
-          <w:cs/>
-          <w:lang w:bidi="km-KH"/>
-        </w:rPr>
-        <w:t>៣១</w:t>
-      </w:r>
-      <w:r>
-        <w:rPr>
-          <w:rFonts w:ascii="Khmer OS Siemreap" w:hAnsi="Khmer OS Siemreap" w:cs="Khmer OS Siemreap" w:hint="cs"/>
-          <w:sz w:val="22"/>
-          <w:szCs w:val="22"/>
-          <w:cs/>
-          <w:lang w:bidi="km-KH"/>
-        </w:rPr>
-        <w:t xml:space="preserve"> ខ</w:t>
-      </w:r>
-      <w:r>
-        <w:rPr>
-          <w:rFonts w:ascii="Khmer OS Siemreap" w:hAnsi="Khmer OS Siemreap" w:cs="Khmer OS Siemreap" w:hint="cs"/>
-          <w:sz w:val="22"/>
-          <w:szCs w:val="22"/>
-          <w:cs/>
-          <w:lang w:bidi="km-KH"/>
-        </w:rPr>
-        <w:t>ែ</w:t>
-      </w:r>
-      <w:r>
-        <w:rPr>
-          <w:rFonts w:ascii="Khmer OS Siemreap" w:hAnsi="Khmer OS Siemreap" w:cs="Khmer OS Siemreap" w:hint="cs"/>
-          <w:sz w:val="22"/>
-          <w:szCs w:val="22"/>
-          <w:cs/>
-          <w:lang w:bidi="km-KH"/>
-        </w:rPr>
-        <w:t>ឧសភា</w:t>
-      </w:r>
-      <w:r>
-        <w:rPr>
-          <w:rFonts w:ascii="Khmer OS Siemreap" w:hAnsi="Khmer OS Siemreap" w:cs="Khmer OS Siemreap" w:hint="cs"/>
-          <w:sz w:val="22"/>
-          <w:szCs w:val="22"/>
-          <w:cs/>
-          <w:lang w:bidi="km-KH"/>
-        </w:rPr>
-        <w:t xml:space="preserve"> ឆ្នាំ២០</w:t>
-      </w:r>
-      <w:r>
-        <w:rPr>
-          <w:rFonts w:ascii="Khmer OS Siemreap" w:hAnsi="Khmer OS Siemreap" w:cs="Khmer OS Siemreap" w:hint="cs"/>
-          <w:sz w:val="22"/>
-          <w:szCs w:val="22"/>
-          <w:cs/>
-          <w:lang w:bidi="km-KH"/>
-        </w:rPr>
-        <w:t>២៨</w:t>
+        <w:t>ដល់</w:t>
+      </w:r>
+      <w:r>
+        <w:rPr>
+          <w:rFonts w:ascii="Khmer OS Siemreap" w:hAnsi="Khmer OS Siemreap" w:cs="Khmer OS Siemreap"/>
+          <w:sz w:val="22"/>
+          <w:szCs w:val="22"/>
+          <w:lang w:bidi="km-KH"/>
+        </w:rPr>
+        <w:t xml:space="preserve"> ${</w:t>
+      </w:r>
+      <w:proofErr w:type="spellStart"/>
+      <w:r>
+        <w:rPr>
+          <w:rFonts w:ascii="Khmer OS Siemreap" w:hAnsi="Khmer OS Siemreap" w:cs="Khmer OS Siemreap"/>
+          <w:sz w:val="22"/>
+          <w:szCs w:val="22"/>
+          <w:lang w:bidi="km-KH"/>
+        </w:rPr>
+        <w:t>end_date</w:t>
+      </w:r>
+      <w:proofErr w:type="spellEnd"/>
+      <w:r>
+        <w:rPr>
+          <w:rFonts w:ascii="Khmer OS Siemreap" w:hAnsi="Khmer OS Siemreap" w:cs="Khmer OS Siemreap"/>
+          <w:sz w:val="22"/>
+          <w:szCs w:val="22"/>
+          <w:lang w:bidi="km-KH"/>
+        </w:rPr>
+        <w:t>}</w:t>
+      </w:r>
+      <w:r>
+        <w:rPr>
+          <w:rFonts w:ascii="Khmer OS Siemreap" w:hAnsi="Khmer OS Siemreap" w:cs="Khmer OS Siemreap" w:hint="cs"/>
+          <w:sz w:val="22"/>
+          <w:szCs w:val="22"/>
+          <w:cs/>
+          <w:lang w:bidi="km-KH"/>
+        </w:rPr>
+        <w:t xml:space="preserve"> </w:t>
       </w:r>
       <w:r>
         <w:rPr>
@@ -11318,7 +11214,6 @@
   <w:style w:type="character" w:default="1" w:styleId="DefaultParagraphFont">
     <w:name w:val="Default Paragraph Font"/>
     <w:uiPriority w:val="1"/>
-    <w:semiHidden/>
     <w:unhideWhenUsed/>
   </w:style>
   <w:style w:type="table" w:default="1" w:styleId="TableNormal">
@@ -11564,6 +11459,34 @@
     <w:rPr>
       <w:b/>
       <w:bCs/>
+    </w:rPr>
+  </w:style>
+  <w:style w:type="paragraph" w:styleId="HTMLPreformatted">
+    <w:name w:val="HTML Preformatted"/>
+    <w:basedOn w:val="Normal"/>
+    <w:link w:val="HTMLPreformattedChar"/>
+    <w:uiPriority w:val="99"/>
+    <w:semiHidden/>
+    <w:unhideWhenUsed/>
+    <w:rsid w:val="00F43D30"/>
+    <w:rPr>
+      <w:rFonts w:ascii="Consolas" w:hAnsi="Consolas"/>
+      <w:sz w:val="20"/>
+      <w:szCs w:val="20"/>
+    </w:rPr>
+  </w:style>
+  <w:style w:type="character" w:customStyle="1" w:styleId="HTMLPreformattedChar">
+    <w:name w:val="HTML Preformatted Char"/>
+    <w:basedOn w:val="DefaultParagraphFont"/>
+    <w:link w:val="HTMLPreformatted"/>
+    <w:uiPriority w:val="99"/>
+    <w:semiHidden/>
+    <w:rsid w:val="00F43D30"/>
+    <w:rPr>
+      <w:rFonts w:ascii="Consolas" w:eastAsia="Times New Roman" w:hAnsi="Consolas" w:cs="Times New Roman"/>
+      <w:sz w:val="20"/>
+      <w:szCs w:val="20"/>
+      <w:lang w:bidi="ar-SA"/>
     </w:rPr>
   </w:style>
 </w:styles>

--- a/storage/doc_templates/staff_contract_unlimited.docx
+++ b/storage/doc_templates/staff_contract_unlimited.docx
@@ -343,143 +343,12 @@
       </w:r>
       <w:r>
         <w:rPr>
-          <w:rFonts w:ascii="Khmer OS Siemreap" w:hAnsi="Khmer OS Siemreap" w:cs="Khmer OS Siemreap" w:hint="cs"/>
-          <w:sz w:val="22"/>
-          <w:szCs w:val="22"/>
-          <w:cs/>
-          <w:lang w:val="ca-ES" w:bidi="km-KH"/>
-        </w:rPr>
-        <w:t>ថ្ងៃ</w:t>
-      </w:r>
-      <w:r>
-        <w:rPr>
-          <w:rFonts w:ascii="Khmer OS Siemreap" w:hAnsi="Khmer OS Siemreap" w:cs="Khmer OS Siemreap" w:hint="cs"/>
-          <w:sz w:val="22"/>
-          <w:szCs w:val="22"/>
-          <w:cs/>
-          <w:lang w:val="ca-ES" w:bidi="km-KH"/>
-        </w:rPr>
-        <w:t>ពុធ</w:t>
-      </w:r>
-      <w:r>
-        <w:rPr>
-          <w:rFonts w:ascii="Khmer OS Siemreap" w:hAnsi="Khmer OS Siemreap" w:cs="Khmer OS Siemreap" w:hint="cs"/>
-          <w:sz w:val="22"/>
-          <w:szCs w:val="22"/>
-          <w:cs/>
-          <w:lang w:val="ca-ES" w:bidi="km-KH"/>
-        </w:rPr>
-        <w:t xml:space="preserve"> </w:t>
-      </w:r>
-      <w:r>
-        <w:rPr>
-          <w:rFonts w:ascii="Khmer OS Siemreap" w:hAnsi="Khmer OS Siemreap" w:cs="Khmer OS Siemreap" w:hint="cs"/>
-          <w:sz w:val="22"/>
-          <w:szCs w:val="22"/>
-          <w:cs/>
-          <w:lang w:val="ca-ES" w:bidi="km-KH"/>
-        </w:rPr>
-        <w:t>៦</w:t>
-      </w:r>
-      <w:r>
-        <w:rPr>
-          <w:rFonts w:ascii="Khmer OS Siemreap" w:hAnsi="Khmer OS Siemreap" w:cs="Khmer OS Siemreap" w:hint="cs"/>
-          <w:sz w:val="22"/>
-          <w:szCs w:val="22"/>
-          <w:cs/>
-          <w:lang w:val="ca-ES" w:bidi="km-KH"/>
-        </w:rPr>
-        <w:t>កើត</w:t>
-      </w:r>
-      <w:r>
-        <w:rPr>
-          <w:rFonts w:ascii="Khmer OS Siemreap" w:hAnsi="Khmer OS Siemreap" w:cs="Khmer OS Siemreap" w:hint="cs"/>
-          <w:sz w:val="22"/>
-          <w:szCs w:val="22"/>
-          <w:cs/>
-          <w:lang w:val="ca-ES" w:bidi="km-KH"/>
-        </w:rPr>
-        <w:t xml:space="preserve"> ខែ</w:t>
-      </w:r>
-      <w:r>
-        <w:rPr>
-          <w:rFonts w:ascii="Khmer OS Siemreap" w:hAnsi="Khmer OS Siemreap" w:cs="Khmer OS Siemreap" w:hint="cs"/>
-          <w:sz w:val="22"/>
-          <w:szCs w:val="22"/>
-          <w:cs/>
-          <w:lang w:val="ca-ES" w:bidi="km-KH"/>
-        </w:rPr>
-        <w:t>មគិសិរ</w:t>
-      </w:r>
-      <w:r>
-        <w:rPr>
-          <w:rFonts w:ascii="Khmer OS Siemreap" w:hAnsi="Khmer OS Siemreap" w:cs="Khmer OS Siemreap" w:hint="cs"/>
-          <w:sz w:val="22"/>
-          <w:szCs w:val="22"/>
-          <w:cs/>
-          <w:lang w:val="ca-ES" w:bidi="km-KH"/>
-        </w:rPr>
-        <w:t xml:space="preserve"> </w:t>
-      </w:r>
-      <w:r>
-        <w:rPr>
-          <w:rFonts w:ascii="Khmer OS Siemreap" w:hAnsi="Khmer OS Siemreap" w:cs="Khmer OS Siemreap" w:hint="cs"/>
-          <w:sz w:val="22"/>
-          <w:szCs w:val="22"/>
-          <w:cs/>
-          <w:lang w:val="ca-ES" w:bidi="km-KH"/>
-        </w:rPr>
-        <w:t>ឆ្នាំ</w:t>
-      </w:r>
-      <w:r>
-        <w:rPr>
-          <w:rFonts w:ascii="Khmer OS Siemreap" w:hAnsi="Khmer OS Siemreap" w:cs="Khmer OS Siemreap" w:hint="cs"/>
-          <w:sz w:val="22"/>
-          <w:szCs w:val="22"/>
-          <w:cs/>
-          <w:lang w:val="ca-ES" w:bidi="km-KH"/>
-        </w:rPr>
-        <w:t>ម្សាញ់</w:t>
-      </w:r>
-      <w:r>
-        <w:rPr>
-          <w:rFonts w:ascii="Khmer OS Siemreap" w:hAnsi="Khmer OS Siemreap" w:cs="Khmer OS Siemreap" w:hint="cs"/>
-          <w:sz w:val="22"/>
-          <w:szCs w:val="22"/>
-          <w:cs/>
-          <w:lang w:val="ca-ES" w:bidi="km-KH"/>
-        </w:rPr>
-        <w:t xml:space="preserve"> </w:t>
-      </w:r>
-      <w:r>
-        <w:rPr>
-          <w:rFonts w:ascii="Khmer OS Siemreap" w:hAnsi="Khmer OS Siemreap" w:cs="Khmer OS Siemreap" w:hint="cs"/>
-          <w:sz w:val="22"/>
-          <w:szCs w:val="22"/>
-          <w:cs/>
-          <w:lang w:val="ca-ES" w:bidi="km-KH"/>
-        </w:rPr>
-        <w:t>សប្ត</w:t>
-      </w:r>
-      <w:r>
-        <w:rPr>
-          <w:rFonts w:ascii="Khmer OS Siemreap" w:hAnsi="Khmer OS Siemreap" w:cs="Khmer OS Siemreap" w:hint="cs"/>
-          <w:sz w:val="22"/>
-          <w:szCs w:val="22"/>
-          <w:cs/>
-          <w:lang w:val="ca-ES" w:bidi="km-KH"/>
-        </w:rPr>
-        <w:t>ស័ក ព.ស ២៥៦</w:t>
-      </w:r>
-      <w:r>
-        <w:rPr>
-          <w:rFonts w:ascii="Khmer OS Siemreap" w:hAnsi="Khmer OS Siemreap" w:cs="Khmer OS Siemreap" w:hint="cs"/>
-          <w:sz w:val="22"/>
-          <w:szCs w:val="22"/>
-          <w:cs/>
-          <w:lang w:val="ca-ES" w:bidi="km-KH"/>
-        </w:rPr>
-        <w:t>៩</w:t>
+          <w:rFonts w:ascii="Khmer OS Siemreap" w:hAnsi="Khmer OS Siemreap" w:cs="Khmer OS Siemreap"/>
+          <w:sz w:val="22"/>
+          <w:szCs w:val="22"/>
+          <w:lang w:val="ca-ES" w:bidi="km-KH"/>
+        </w:rPr>
+        <w:t xml:space="preserve"> ${kh_issue_date}</w:t>
       </w:r>
       <w:r>
         <w:rPr>
@@ -882,7 +751,25 @@
           <w:szCs w:val="22"/>
           <w:lang w:bidi="km-KH"/>
         </w:rPr>
-        <w:t>com_address</w:t>
+        <w:t>com</w:t>
+      </w:r>
+      <w:r>
+        <w:rPr>
+          <w:rFonts w:ascii="Khmer OS Siemreap" w:eastAsia="SimSun" w:hAnsi="Khmer OS Siemreap" w:cs="Khmer OS Siemreap"/>
+          <w:sz w:val="22"/>
+          <w:szCs w:val="22"/>
+          <w:lang w:bidi="km-KH"/>
+        </w:rPr>
+        <w:t>_rep</w:t>
+      </w:r>
+      <w:r>
+        <w:rPr>
+          <w:rFonts w:ascii="Khmer OS Siemreap" w:eastAsia="SimSun" w:hAnsi="Khmer OS Siemreap" w:cs="Khmer OS Siemreap"/>
+          <w:sz w:val="22"/>
+          <w:szCs w:val="22"/>
+          <w:lang w:bidi="km-KH"/>
+        </w:rPr>
+        <w:t>_address</w:t>
       </w:r>
       <w:proofErr w:type="spellEnd"/>
       <w:r>
@@ -2191,82 +2078,44 @@
           <w:cs/>
           <w:lang w:bidi="km-KH"/>
         </w:rPr>
-        <w:t xml:space="preserve">ជួលអគារលេខ </w:t>
-      </w:r>
-      <w:r>
-        <w:rPr>
-          <w:rFonts w:ascii="Khmer OS Siemreap" w:hAnsi="Khmer OS Siemreap" w:cs="Khmer OS Siemreap"/>
-          <w:sz w:val="22"/>
-          <w:szCs w:val="22"/>
-          <w:lang w:bidi="km-KH"/>
-        </w:rPr>
-        <w:t>S8</w:t>
-      </w:r>
-      <w:r>
-        <w:rPr>
-          <w:rFonts w:ascii="Khmer OS Siemreap" w:hAnsi="Khmer OS Siemreap" w:cs="Khmer OS Siemreap"/>
-          <w:sz w:val="22"/>
-          <w:szCs w:val="22"/>
-          <w:lang w:bidi="km-KH"/>
-        </w:rPr>
-        <w:t xml:space="preserve">, </w:t>
-      </w:r>
-      <w:r>
-        <w:rPr>
-          <w:rFonts w:ascii="Khmer OS Siemreap" w:hAnsi="Khmer OS Siemreap" w:cs="Khmer OS Siemreap"/>
-          <w:sz w:val="22"/>
-          <w:szCs w:val="22"/>
-          <w:lang w:bidi="km-KH"/>
-        </w:rPr>
-        <w:t>0</w:t>
-      </w:r>
-      <w:r>
-        <w:rPr>
-          <w:rFonts w:ascii="Khmer OS Siemreap" w:hAnsi="Khmer OS Siemreap" w:cs="Khmer OS Siemreap" w:hint="cs"/>
-          <w:sz w:val="22"/>
-          <w:szCs w:val="22"/>
-          <w:cs/>
-          <w:lang w:bidi="km-KH"/>
-        </w:rPr>
-        <w:t>1</w:t>
-      </w:r>
-      <w:r>
-        <w:rPr>
-          <w:rFonts w:ascii="Khmer OS Siemreap" w:hAnsi="Khmer OS Siemreap" w:cs="Khmer OS Siemreap"/>
-          <w:sz w:val="22"/>
-          <w:szCs w:val="22"/>
-          <w:lang w:bidi="km-KH"/>
-        </w:rPr>
-        <w:t>-02</w:t>
-      </w:r>
-      <w:r>
-        <w:rPr>
-          <w:rFonts w:ascii="Khmer OS Siemreap" w:hAnsi="Khmer OS Siemreap" w:cs="Khmer OS Siemreap" w:hint="cs"/>
-          <w:sz w:val="22"/>
-          <w:szCs w:val="22"/>
-          <w:cs/>
-          <w:lang w:bidi="km-KH"/>
-        </w:rPr>
-        <w:t xml:space="preserve"> </w:t>
-      </w:r>
-      <w:r>
-        <w:rPr>
-          <w:rFonts w:ascii="Khmer OS Siemreap" w:hAnsi="Khmer OS Siemreap" w:cs="Khmer OS Siemreap" w:hint="cs"/>
-          <w:sz w:val="22"/>
-          <w:szCs w:val="22"/>
-          <w:cs/>
-          <w:lang w:bidi="km-KH"/>
-        </w:rPr>
-        <w:t>ជាន់</w:t>
-      </w:r>
-      <w:r>
-        <w:rPr>
-          <w:rFonts w:ascii="Khmer OS Siemreap" w:hAnsi="Khmer OS Siemreap" w:cs="Khmer OS Siemreap"/>
-          <w:sz w:val="22"/>
-          <w:szCs w:val="22"/>
-          <w:lang w:bidi="km-KH"/>
-        </w:rPr>
-        <w:t xml:space="preserve"> ${floor}</w:t>
+        <w:t>ជួលអគារ</w:t>
+      </w:r>
+      <w:r>
+        <w:rPr>
+          <w:rFonts w:ascii="Khmer OS Siemreap" w:hAnsi="Khmer OS Siemreap" w:cs="Khmer OS Siemreap"/>
+          <w:sz w:val="22"/>
+          <w:szCs w:val="22"/>
+          <w:lang w:bidi="km-KH"/>
+        </w:rPr>
+        <w:t xml:space="preserve"> ${building}</w:t>
+      </w:r>
+      <w:r>
+        <w:rPr>
+          <w:rFonts w:ascii="Khmer OS Siemreap" w:hAnsi="Khmer OS Siemreap" w:cs="Khmer OS Siemreap" w:hint="cs"/>
+          <w:sz w:val="22"/>
+          <w:szCs w:val="22"/>
+          <w:cs/>
+          <w:lang w:bidi="km-KH"/>
+        </w:rPr>
+        <w:t>​</w:t>
+      </w:r>
+      <w:r>
+        <w:rPr>
+          <w:rFonts w:ascii="Khmer OS Siemreap" w:hAnsi="Khmer OS Siemreap" w:cs="Khmer OS Siemreap"/>
+          <w:sz w:val="22"/>
+          <w:szCs w:val="22"/>
+          <w:lang w:val="ca-ES" w:bidi="km-KH"/>
+        </w:rPr>
+        <w:t xml:space="preserve">​  </w:t>
+      </w:r>
+      <w:r>
+        <w:rPr>
+          <w:rFonts w:ascii="Khmer OS Siemreap" w:hAnsi="Khmer OS Siemreap" w:cs="Khmer OS Siemreap"/>
+          <w:sz w:val="22"/>
+          <w:szCs w:val="22"/>
+          <w:lang w:bidi="km-KH"/>
+        </w:rPr>
+        <w:t>${floor}</w:t>
       </w:r>
       <w:r>
         <w:rPr>
@@ -2875,25 +2724,45 @@
       </w:r>
       <w:r>
         <w:rPr>
-          <w:rFonts w:ascii="Khmer OS Siemreap" w:hAnsi="Khmer OS Siemreap" w:cs="Khmer OS Siemreap" w:hint="cs"/>
+          <w:rFonts w:ascii="Khmer OS Siemreap" w:hAnsi="Khmer OS Siemreap" w:cs="Khmer OS Siemreap"/>
           <w:spacing w:val="-4"/>
           <w:sz w:val="22"/>
           <w:szCs w:val="22"/>
-          <w:cs/>
-          <w:lang w:bidi="km-KH"/>
-        </w:rPr>
-        <w:t>១</w:t>
-      </w:r>
-      <w:r>
-        <w:rPr>
-          <w:rFonts w:ascii="Khmer OS Siemreap" w:hAnsi="Khmer OS Siemreap" w:cs="Khmer OS Siemreap" w:hint="cs"/>
+          <w:lang w:bidi="km-KH"/>
+        </w:rPr>
+        <w:t>{</w:t>
+      </w:r>
+      <w:proofErr w:type="spellStart"/>
+      <w:r>
+        <w:rPr>
+          <w:rFonts w:ascii="Khmer OS Siemreap" w:hAnsi="Khmer OS Siemreap" w:cs="Khmer OS Siemreap"/>
           <w:spacing w:val="-4"/>
           <w:sz w:val="22"/>
           <w:szCs w:val="22"/>
-          <w:cs/>
-          <w:lang w:bidi="km-KH"/>
-        </w:rPr>
-        <w:t>១១១</w:t>
+          <w:lang w:bidi="km-KH"/>
+        </w:rPr>
+        <w:t>monthly_price</w:t>
+      </w:r>
+      <w:proofErr w:type="spellEnd"/>
+      <w:r>
+        <w:rPr>
+          <w:rFonts w:ascii="Khmer OS Siemreap" w:hAnsi="Khmer OS Siemreap" w:cs="Khmer OS Siemreap"/>
+          <w:spacing w:val="-4"/>
+          <w:sz w:val="22"/>
+          <w:szCs w:val="22"/>
+          <w:lang w:bidi="km-KH"/>
+        </w:rPr>
+        <w:t>}</w:t>
+      </w:r>
+      <w:r>
+        <w:rPr>
+          <w:rFonts w:ascii="Khmer OS Siemreap" w:hAnsi="Khmer OS Siemreap" w:cs="Khmer OS Siemreap" w:hint="cs"/>
+          <w:sz w:val="22"/>
+          <w:szCs w:val="22"/>
+          <w:cs/>
+          <w:lang w:bidi="km-KH"/>
+        </w:rPr>
+        <w:t xml:space="preserve"> </w:t>
       </w:r>
       <w:r>
         <w:rPr>
@@ -2907,53 +2776,81 @@
       </w:r>
       <w:r>
         <w:rPr>
-          <w:rFonts w:ascii="Khmer OS Siemreap" w:hAnsi="Khmer OS Siemreap" w:cs="Khmer OS Siemreap" w:hint="cs"/>
-          <w:sz w:val="22"/>
-          <w:szCs w:val="22"/>
-          <w:cs/>
-          <w:lang w:bidi="km-KH"/>
-        </w:rPr>
-        <w:t>មួយពាន់</w:t>
-      </w:r>
-      <w:r>
-        <w:rPr>
-          <w:rFonts w:ascii="Khmer OS Siemreap" w:hAnsi="Khmer OS Siemreap" w:cs="Khmer OS Siemreap" w:hint="cs"/>
-          <w:sz w:val="22"/>
-          <w:szCs w:val="22"/>
-          <w:cs/>
-          <w:lang w:bidi="km-KH"/>
-        </w:rPr>
-        <w:t>ប្រាំ</w:t>
-      </w:r>
-      <w:r>
-        <w:rPr>
-          <w:rFonts w:ascii="Khmer OS Siemreap" w:hAnsi="Khmer OS Siemreap" w:cs="Khmer OS Siemreap" w:hint="cs"/>
-          <w:sz w:val="22"/>
-          <w:szCs w:val="22"/>
-          <w:cs/>
-          <w:lang w:bidi="km-KH"/>
-        </w:rPr>
-        <w:t>រយ</w:t>
-      </w:r>
-      <w:r>
-        <w:rPr>
-          <w:rFonts w:ascii="Khmer OS Siemreap" w:hAnsi="Khmer OS Siemreap" w:cs="Khmer OS Siemreap" w:hint="cs"/>
-          <w:sz w:val="22"/>
-          <w:szCs w:val="22"/>
-          <w:cs/>
-          <w:lang w:bidi="km-KH"/>
-        </w:rPr>
-        <w:t>ដុល្លារ</w:t>
-      </w:r>
-      <w:r>
-        <w:rPr>
-          <w:rFonts w:ascii="Khmer OS Siemreap" w:hAnsi="Khmer OS Siemreap" w:cs="Khmer OS Siemreap" w:hint="cs"/>
-          <w:sz w:val="22"/>
-          <w:szCs w:val="22"/>
-          <w:cs/>
-          <w:lang w:bidi="km-KH"/>
-        </w:rPr>
-        <w:t>សហរដ្ឋ</w:t>
+          <w:rFonts w:ascii="Khmer OS Siemreap" w:hAnsi="Khmer OS Siemreap" w:cs="Khmer OS Siemreap"/>
+          <w:sz w:val="22"/>
+          <w:szCs w:val="22"/>
+          <w:lang w:bidi="km-KH"/>
+        </w:rPr>
+        <w:t>${</w:t>
+      </w:r>
+      <w:proofErr w:type="spellStart"/>
+      <w:r>
+        <w:rPr>
+          <w:rFonts w:ascii="Khmer OS Siemreap" w:hAnsi="Khmer OS Siemreap" w:cs="Khmer OS Siemreap"/>
+          <w:sz w:val="22"/>
+          <w:szCs w:val="22"/>
+          <w:lang w:bidi="km-KH"/>
+        </w:rPr>
+        <w:t>monthly_in_word</w:t>
+      </w:r>
+      <w:proofErr w:type="spellEnd"/>
+      <w:r>
+        <w:rPr>
+          <w:rFonts w:ascii="Khmer OS Siemreap" w:hAnsi="Khmer OS Siemreap" w:cs="Khmer OS Siemreap"/>
+          <w:sz w:val="22"/>
+          <w:szCs w:val="22"/>
+          <w:lang w:bidi="km-KH"/>
+        </w:rPr>
+        <w:t>}</w:t>
+      </w:r>
+      <w:r>
+        <w:rPr>
+          <w:rFonts w:ascii="Khmer OS Siemreap" w:hAnsi="Khmer OS Siemreap" w:cs="Khmer OS Siemreap" w:hint="cs"/>
+          <w:sz w:val="22"/>
+          <w:szCs w:val="22"/>
+          <w:cs/>
+          <w:lang w:bidi="km-KH"/>
+        </w:rPr>
+        <w:t xml:space="preserve">) </w:t>
+      </w:r>
+      <w:r>
+        <w:rPr>
+          <w:rFonts w:ascii="Khmer OS Siemreap" w:hAnsi="Khmer OS Siemreap" w:cs="Khmer OS Siemreap" w:hint="cs"/>
+          <w:sz w:val="22"/>
+          <w:szCs w:val="22"/>
+          <w:cs/>
+          <w:lang w:bidi="km-KH"/>
+        </w:rPr>
+        <w:t>ក្នុងមួយខែ</w:t>
+      </w:r>
+      <w:r>
+        <w:rPr>
+          <w:rFonts w:ascii="Khmer OS Siemreap" w:hAnsi="Khmer OS Siemreap" w:cs="Khmer OS Siemreap"/>
+          <w:sz w:val="22"/>
+          <w:szCs w:val="22"/>
+          <w:lang w:bidi="km-KH"/>
+        </w:rPr>
+        <w:t xml:space="preserve"> </w:t>
+      </w:r>
+      <w:r>
+        <w:rPr>
+          <w:rFonts w:ascii="Cambria" w:hAnsi="Cambria" w:cs="Khmer OS Siemreap" w:hint="cs"/>
+          <w:sz w:val="22"/>
+          <w:szCs w:val="22"/>
+          <w:cs/>
+          <w:lang w:bidi="km-KH"/>
+        </w:rPr>
+        <w:t>ដោយមិនរួមបញ្ចូលពន្ធកាត់ទុក១០%</w:t>
+      </w:r>
+      <w:r>
+        <w:rPr>
+          <w:rFonts w:ascii="Khmer OS Siemreap" w:hAnsi="Khmer OS Siemreap" w:cs="Khmer OS Siemreap" w:hint="cs"/>
+          <w:sz w:val="22"/>
+          <w:szCs w:val="22"/>
+          <w:cs/>
+          <w:lang w:bidi="km-KH"/>
+        </w:rPr>
+        <w:t>។</w:t>
       </w:r>
     </w:p>
     <w:p>
@@ -2971,98 +2868,6 @@
       <w:r>
         <w:rPr>
           <w:rFonts w:ascii="Khmer OS Siemreap" w:hAnsi="Khmer OS Siemreap" w:cs="Khmer OS Siemreap" w:hint="cs"/>
-          <w:sz w:val="22"/>
-          <w:szCs w:val="22"/>
-          <w:cs/>
-          <w:lang w:bidi="km-KH"/>
-        </w:rPr>
-        <w:t>អា</w:t>
-      </w:r>
-      <w:r>
-        <w:rPr>
-          <w:rFonts w:ascii="Khmer OS Siemreap" w:hAnsi="Khmer OS Siemreap" w:cs="Khmer OS Siemreap" w:hint="cs"/>
-          <w:sz w:val="22"/>
-          <w:szCs w:val="22"/>
-          <w:cs/>
-          <w:lang w:bidi="km-KH"/>
-        </w:rPr>
-        <w:t>​</w:t>
-      </w:r>
-      <w:r>
-        <w:rPr>
-          <w:rFonts w:ascii="Khmer OS Siemreap" w:hAnsi="Khmer OS Siemreap" w:cs="Khmer OS Siemreap" w:hint="cs"/>
-          <w:sz w:val="22"/>
-          <w:szCs w:val="22"/>
-          <w:cs/>
-          <w:lang w:bidi="km-KH"/>
-        </w:rPr>
-        <w:t>មេរិក</w:t>
-      </w:r>
-      <w:r>
-        <w:rPr>
-          <w:rFonts w:ascii="Khmer OS Siemreap" w:hAnsi="Khmer OS Siemreap" w:cs="Khmer OS Siemreap" w:hint="cs"/>
-          <w:sz w:val="22"/>
-          <w:szCs w:val="22"/>
-          <w:cs/>
-          <w:lang w:bidi="km-KH"/>
-        </w:rPr>
-        <w:t xml:space="preserve">) </w:t>
-      </w:r>
-      <w:r>
-        <w:rPr>
-          <w:rFonts w:ascii="Khmer OS Siemreap" w:hAnsi="Khmer OS Siemreap" w:cs="Khmer OS Siemreap" w:hint="cs"/>
-          <w:sz w:val="22"/>
-          <w:szCs w:val="22"/>
-          <w:cs/>
-          <w:lang w:bidi="km-KH"/>
-        </w:rPr>
-        <w:t>ក្នុងមួយខែ</w:t>
-      </w:r>
-      <w:r>
-        <w:rPr>
-          <w:rFonts w:ascii="Khmer OS Siemreap" w:hAnsi="Khmer OS Siemreap" w:cs="Khmer OS Siemreap"/>
-          <w:sz w:val="22"/>
-          <w:szCs w:val="22"/>
-          <w:lang w:bidi="km-KH"/>
-        </w:rPr>
-        <w:t xml:space="preserve"> </w:t>
-      </w:r>
-      <w:r>
-        <w:rPr>
-          <w:rFonts w:ascii="Cambria" w:hAnsi="Cambria" w:cs="Khmer OS Siemreap" w:hint="cs"/>
-          <w:sz w:val="22"/>
-          <w:szCs w:val="22"/>
-          <w:cs/>
-          <w:lang w:bidi="km-KH"/>
-        </w:rPr>
-        <w:t>ដោយមិនរួមបញ្ចូលពន្ធកាត់ទុក១០%</w:t>
-      </w:r>
-      <w:r>
-        <w:rPr>
-          <w:rFonts w:ascii="Khmer OS Siemreap" w:hAnsi="Khmer OS Siemreap" w:cs="Khmer OS Siemreap" w:hint="cs"/>
-          <w:sz w:val="22"/>
-          <w:szCs w:val="22"/>
-          <w:cs/>
-          <w:lang w:bidi="km-KH"/>
-        </w:rPr>
-        <w:t>។</w:t>
-      </w:r>
-    </w:p>
-    <w:p>
-      <w:pPr>
-        <w:spacing w:before="120" w:after="120"/>
-        <w:ind w:left="1440" w:right="-72"/>
-        <w:jc w:val="both"/>
-        <w:rPr>
-          <w:rFonts w:ascii="Khmer OS Siemreap" w:hAnsi="Khmer OS Siemreap" w:cs="Khmer OS Siemreap"/>
-          <w:sz w:val="22"/>
-          <w:szCs w:val="22"/>
-          <w:lang w:bidi="km-KH"/>
-        </w:rPr>
-      </w:pPr>
-      <w:r>
-        <w:rPr>
-          <w:rFonts w:ascii="Khmer OS Siemreap" w:hAnsi="Khmer OS Siemreap" w:cs="Khmer OS Siemreap" w:hint="cs"/>
           <w:b/>
           <w:bCs/>
           <w:spacing w:val="-4"/>
@@ -3165,25 +2970,35 @@
       </w:r>
       <w:r>
         <w:rPr>
-          <w:rFonts w:ascii="Khmer OS Siemreap" w:hAnsi="Khmer OS Siemreap" w:cs="Khmer OS Siemreap" w:hint="cs"/>
+          <w:rFonts w:ascii="Khmer OS Siemreap" w:hAnsi="Khmer OS Siemreap" w:cs="Khmer OS Siemreap"/>
           <w:spacing w:val="-4"/>
           <w:sz w:val="22"/>
           <w:szCs w:val="22"/>
-          <w:cs/>
-          <w:lang w:bidi="km-KH"/>
-        </w:rPr>
-        <w:t>៣</w:t>
-      </w:r>
-      <w:r>
-        <w:rPr>
-          <w:rFonts w:ascii="Khmer OS Siemreap" w:hAnsi="Khmer OS Siemreap" w:cs="Khmer OS Siemreap" w:hint="cs"/>
+          <w:lang w:bidi="km-KH"/>
+        </w:rPr>
+        <w:t>${</w:t>
+      </w:r>
+      <w:proofErr w:type="spellStart"/>
+      <w:r>
+        <w:rPr>
+          <w:rFonts w:ascii="Khmer OS Siemreap" w:hAnsi="Khmer OS Siemreap" w:cs="Khmer OS Siemreap"/>
           <w:spacing w:val="-4"/>
           <w:sz w:val="22"/>
           <w:szCs w:val="22"/>
-          <w:cs/>
-          <w:lang w:bidi="km-KH"/>
-        </w:rPr>
-        <w:t>ឆ្នាំ</w:t>
+          <w:lang w:bidi="km-KH"/>
+        </w:rPr>
+        <w:t>lease_term</w:t>
+      </w:r>
+      <w:proofErr w:type="spellEnd"/>
+      <w:r>
+        <w:rPr>
+          <w:rFonts w:ascii="Khmer OS Siemreap" w:hAnsi="Khmer OS Siemreap" w:cs="Khmer OS Siemreap"/>
+          <w:spacing w:val="-4"/>
+          <w:sz w:val="22"/>
+          <w:szCs w:val="22"/>
+          <w:lang w:bidi="km-KH"/>
+        </w:rPr>
+        <w:t>}</w:t>
       </w:r>
       <w:r>
         <w:rPr>
@@ -3869,7 +3684,16 @@
           <w:cs/>
           <w:lang w:bidi="km-KH"/>
         </w:rPr>
-        <w:t xml:space="preserve">នឹង  </w:t>
+        <w:t>នឹង</w:t>
+      </w:r>
+      <w:r>
+        <w:rPr>
+          <w:rFonts w:ascii="Khmer OS Siemreap" w:hAnsi="Khmer OS Siemreap" w:cs="Khmer OS Siemreap"/>
+          <w:sz w:val="22"/>
+          <w:szCs w:val="22"/>
+          <w:lang w:bidi="km-KH"/>
+        </w:rPr>
+        <w:t xml:space="preserve"> </w:t>
       </w:r>
       <w:r>
         <w:rPr>
@@ -3892,13 +3716,22 @@
       </w:r>
       <w:r>
         <w:rPr>
-          <w:rFonts w:ascii="Khmer OS Siemreap" w:hAnsi="Khmer OS Siemreap" w:cs="Khmer OS Siemreap" w:hint="cs"/>
-          <w:sz w:val="22"/>
-          <w:szCs w:val="22"/>
-          <w:cs/>
-          <w:lang w:bidi="km-KH"/>
-        </w:rPr>
-        <w:t>4500</w:t>
+          <w:rFonts w:ascii="Khmer OS Siemreap" w:hAnsi="Khmer OS Siemreap" w:cs="Khmer OS Siemreap"/>
+          <w:sz w:val="22"/>
+          <w:szCs w:val="22"/>
+          <w:lang w:bidi="km-KH"/>
+        </w:rPr>
+        <w:t>{deposit}</w:t>
+      </w:r>
+      <w:r>
+        <w:rPr>
+          <w:rFonts w:ascii="Khmer OS Siemreap" w:hAnsi="Khmer OS Siemreap" w:cs="Khmer OS Siemreap" w:hint="cs"/>
+          <w:sz w:val="22"/>
+          <w:szCs w:val="22"/>
+          <w:cs/>
+          <w:lang w:bidi="km-KH"/>
+        </w:rPr>
+        <w:t xml:space="preserve"> </w:t>
       </w:r>
       <w:r>
         <w:rPr>
@@ -3912,83 +3745,42 @@
       </w:r>
       <w:r>
         <w:rPr>
-          <w:rFonts w:ascii="Khmer OS Siemreap" w:hAnsi="Khmer OS Siemreap" w:cs="Khmer OS Siemreap" w:hint="cs"/>
-          <w:sz w:val="22"/>
-          <w:szCs w:val="22"/>
-          <w:cs/>
-          <w:lang w:bidi="km-KH"/>
-        </w:rPr>
-        <w:t>ប</w:t>
-      </w:r>
-      <w:r>
-        <w:rPr>
-          <w:rFonts w:ascii="Khmer OS Siemreap" w:hAnsi="Khmer OS Siemreap" w:cs="Khmer OS Siemreap" w:hint="cs"/>
-          <w:sz w:val="22"/>
-          <w:szCs w:val="22"/>
-          <w:cs/>
-          <w:lang w:bidi="km-KH"/>
-        </w:rPr>
-        <w:t>ួន</w:t>
-      </w:r>
-      <w:r>
-        <w:rPr>
-          <w:rFonts w:ascii="Khmer OS Siemreap" w:hAnsi="Khmer OS Siemreap" w:cs="Khmer OS Siemreap" w:hint="cs"/>
-          <w:sz w:val="22"/>
-          <w:szCs w:val="22"/>
-          <w:cs/>
-          <w:lang w:bidi="km-KH"/>
-        </w:rPr>
-        <w:t>ពាន់</w:t>
-      </w:r>
-      <w:r>
-        <w:rPr>
-          <w:rFonts w:ascii="Khmer OS Siemreap" w:hAnsi="Khmer OS Siemreap" w:cs="Khmer OS Siemreap" w:hint="cs"/>
-          <w:sz w:val="22"/>
-          <w:szCs w:val="22"/>
-          <w:cs/>
-          <w:lang w:bidi="km-KH"/>
-        </w:rPr>
-        <w:t xml:space="preserve"> </w:t>
-      </w:r>
-      <w:r>
-        <w:rPr>
-          <w:rFonts w:ascii="Khmer OS Siemreap" w:hAnsi="Khmer OS Siemreap" w:cs="Khmer OS Siemreap" w:hint="cs"/>
-          <w:sz w:val="22"/>
-          <w:szCs w:val="22"/>
-          <w:cs/>
-          <w:lang w:bidi="km-KH"/>
-        </w:rPr>
-        <w:t>ប្រាំ</w:t>
-      </w:r>
-      <w:r>
-        <w:rPr>
-          <w:rFonts w:ascii="Khmer OS Siemreap" w:hAnsi="Khmer OS Siemreap" w:cs="Khmer OS Siemreap" w:hint="cs"/>
-          <w:sz w:val="22"/>
-          <w:szCs w:val="22"/>
-          <w:cs/>
-          <w:lang w:bidi="km-KH"/>
-        </w:rPr>
-        <w:t>រយ</w:t>
-      </w:r>
-      <w:r>
-        <w:rPr>
-          <w:rFonts w:ascii="Khmer OS Siemreap" w:hAnsi="Khmer OS Siemreap" w:cs="Khmer OS Siemreap" w:hint="cs"/>
-          <w:sz w:val="22"/>
-          <w:szCs w:val="22"/>
-          <w:cs/>
-          <w:lang w:bidi="km-KH"/>
-        </w:rPr>
-        <w:t>ដុល្លារ</w:t>
-      </w:r>
-      <w:r>
-        <w:rPr>
-          <w:rFonts w:ascii="Khmer OS Siemreap" w:hAnsi="Khmer OS Siemreap" w:cs="Khmer OS Siemreap" w:hint="cs"/>
-          <w:sz w:val="22"/>
-          <w:szCs w:val="22"/>
-          <w:cs/>
-          <w:lang w:bidi="km-KH"/>
-        </w:rPr>
-        <w:t>សហរដ្ឋអាមេរិក)</w:t>
+          <w:rFonts w:ascii="Khmer OS Siemreap" w:hAnsi="Khmer OS Siemreap" w:cs="Khmer OS Siemreap"/>
+          <w:sz w:val="22"/>
+          <w:szCs w:val="22"/>
+          <w:lang w:bidi="km-KH"/>
+        </w:rPr>
+        <w:t>${</w:t>
+      </w:r>
+      <w:proofErr w:type="spellStart"/>
+      <w:r>
+        <w:rPr>
+          <w:rFonts w:ascii="Khmer OS Siemreap" w:hAnsi="Khmer OS Siemreap" w:cs="Khmer OS Siemreap"/>
+          <w:sz w:val="22"/>
+          <w:szCs w:val="22"/>
+          <w:lang w:bidi="km-KH"/>
+        </w:rPr>
+        <w:t>deposit_in_word</w:t>
+      </w:r>
+      <w:proofErr w:type="spellEnd"/>
+      <w:r>
+        <w:rPr>
+          <w:rFonts w:ascii="Khmer OS Siemreap" w:hAnsi="Khmer OS Siemreap" w:cs="Khmer OS Siemreap"/>
+          <w:sz w:val="22"/>
+          <w:szCs w:val="22"/>
+          <w:lang w:bidi="km-KH"/>
+        </w:rPr>
+        <w:t>}</w:t>
+      </w:r>
+      <w:r>
+        <w:rPr>
+          <w:rFonts w:ascii="Khmer OS Siemreap" w:hAnsi="Khmer OS Siemreap" w:cs="Khmer OS Siemreap" w:hint="cs"/>
+          <w:sz w:val="22"/>
+          <w:szCs w:val="22"/>
+          <w:cs/>
+          <w:lang w:bidi="km-KH"/>
+        </w:rPr>
+        <w:t>)</w:t>
       </w:r>
       <w:r>
         <w:rPr>
@@ -7817,6 +7609,38 @@
                             </w:pPr>
                             <w:r>
                               <w:rPr>
+                                <w:rFonts w:ascii="Khmer OS Muol Light" w:eastAsia="SimSun" w:hAnsi="Khmer OS Muol Light" w:cs="Khmer OS Muol Light"/>
+                                <w:spacing w:val="-6"/>
+                                <w:sz w:val="22"/>
+                                <w:szCs w:val="22"/>
+                                <w:lang w:bidi="km-KH"/>
+                              </w:rPr>
+                              <w:t>${</w:t>
+                            </w:r>
+                            <w:proofErr w:type="spellStart"/>
+                            <w:r>
+                              <w:rPr>
+                                <w:rFonts w:ascii="Khmer OS Muol Light" w:eastAsia="SimSun" w:hAnsi="Khmer OS Muol Light" w:cs="Khmer OS Muol Light"/>
+                                <w:spacing w:val="-6"/>
+                                <w:sz w:val="22"/>
+                                <w:szCs w:val="22"/>
+                                <w:lang w:bidi="km-KH"/>
+                              </w:rPr>
+                              <w:t>tenant_name</w:t>
+                            </w:r>
+                            <w:proofErr w:type="spellEnd"/>
+                            <w:r>
+                              <w:rPr>
+                                <w:rFonts w:ascii="Khmer OS Muol Light" w:eastAsia="SimSun" w:hAnsi="Khmer OS Muol Light" w:cs="Khmer OS Muol Light"/>
+                                <w:spacing w:val="-6"/>
+                                <w:sz w:val="22"/>
+                                <w:szCs w:val="22"/>
+                                <w:lang w:bidi="km-KH"/>
+                              </w:rPr>
+                              <w:t>}</w:t>
+                            </w:r>
+                            <w:r>
+                              <w:rPr>
                                 <w:rFonts w:ascii="Khmer OS Muol Light" w:eastAsia="SimSun" w:hAnsi="Khmer OS Muol Light" w:cs="Khmer OS Muol Light" w:hint="cs"/>
                                 <w:spacing w:val="-6"/>
                                 <w:sz w:val="22"/>
@@ -7824,7 +7648,7 @@
                                 <w:cs/>
                                 <w:lang w:bidi="km-KH"/>
                               </w:rPr>
-                              <w:t>ជា ដានេ (អ្នកគ្រប់គ្រងទូទៅ</w:t>
+                              <w:t xml:space="preserve"> (អ្នកគ្រប់គ្រងទូទៅ</w:t>
                             </w:r>
                             <w:r>
                               <w:rPr>
@@ -7952,6 +7776,38 @@
                       </w:pPr>
                       <w:r>
                         <w:rPr>
+                          <w:rFonts w:ascii="Khmer OS Muol Light" w:eastAsia="SimSun" w:hAnsi="Khmer OS Muol Light" w:cs="Khmer OS Muol Light"/>
+                          <w:spacing w:val="-6"/>
+                          <w:sz w:val="22"/>
+                          <w:szCs w:val="22"/>
+                          <w:lang w:bidi="km-KH"/>
+                        </w:rPr>
+                        <w:t>${</w:t>
+                      </w:r>
+                      <w:proofErr w:type="spellStart"/>
+                      <w:r>
+                        <w:rPr>
+                          <w:rFonts w:ascii="Khmer OS Muol Light" w:eastAsia="SimSun" w:hAnsi="Khmer OS Muol Light" w:cs="Khmer OS Muol Light"/>
+                          <w:spacing w:val="-6"/>
+                          <w:sz w:val="22"/>
+                          <w:szCs w:val="22"/>
+                          <w:lang w:bidi="km-KH"/>
+                        </w:rPr>
+                        <w:t>tenant_name</w:t>
+                      </w:r>
+                      <w:proofErr w:type="spellEnd"/>
+                      <w:r>
+                        <w:rPr>
+                          <w:rFonts w:ascii="Khmer OS Muol Light" w:eastAsia="SimSun" w:hAnsi="Khmer OS Muol Light" w:cs="Khmer OS Muol Light"/>
+                          <w:spacing w:val="-6"/>
+                          <w:sz w:val="22"/>
+                          <w:szCs w:val="22"/>
+                          <w:lang w:bidi="km-KH"/>
+                        </w:rPr>
+                        <w:t>}</w:t>
+                      </w:r>
+                      <w:r>
+                        <w:rPr>
                           <w:rFonts w:ascii="Khmer OS Muol Light" w:eastAsia="SimSun" w:hAnsi="Khmer OS Muol Light" w:cs="Khmer OS Muol Light" w:hint="cs"/>
                           <w:spacing w:val="-6"/>
                           <w:sz w:val="22"/>
@@ -7959,7 +7815,7 @@
                           <w:cs/>
                           <w:lang w:bidi="km-KH"/>
                         </w:rPr>
-                        <w:t>ជា ដានេ (អ្នកគ្រប់គ្រងទូទៅ</w:t>
+                        <w:t xml:space="preserve"> (អ្នកគ្រប់គ្រងទូទៅ</w:t>
                       </w:r>
                       <w:r>
                         <w:rPr>
@@ -8119,10 +7975,45 @@
                             <w:pPr>
                               <w:jc w:val="center"/>
                               <w:rPr>
-                                <w:rFonts w:ascii="Khmer OS Muol Light" w:hAnsi="Khmer OS Muol Light" w:cs="Khmer OS Muol Light"/>
-                                <w:lang w:val="ca-ES" w:bidi="km-KH"/>
+                                <w:rFonts w:ascii="Khmer OS Muol Light" w:eastAsia="SimSun" w:hAnsi="Khmer OS Muol Light" w:cs="Khmer OS Muol Light"/>
+                                <w:spacing w:val="-6"/>
+                                <w:sz w:val="22"/>
+                                <w:szCs w:val="22"/>
+                                <w:lang w:bidi="km-KH"/>
                               </w:rPr>
                             </w:pPr>
+                            <w:r>
+                              <w:rPr>
+                                <w:rFonts w:ascii="Khmer OS Muol Light" w:eastAsia="SimSun" w:hAnsi="Khmer OS Muol Light" w:cs="Khmer OS Muol Light"/>
+                                <w:spacing w:val="-6"/>
+                                <w:sz w:val="22"/>
+                                <w:szCs w:val="22"/>
+                                <w:lang w:bidi="km-KH"/>
+                              </w:rPr>
+                              <w:t>${</w:t>
+                            </w:r>
+                            <w:proofErr w:type="spellStart"/>
+                            <w:r>
+                              <w:rPr>
+                                <w:rFonts w:ascii="Khmer OS Muol Light" w:eastAsia="SimSun" w:hAnsi="Khmer OS Muol Light" w:cs="Khmer OS Muol Light"/>
+                                <w:spacing w:val="-6"/>
+                                <w:sz w:val="22"/>
+                                <w:szCs w:val="22"/>
+                                <w:lang w:bidi="km-KH"/>
+                              </w:rPr>
+                              <w:t>com_rep_name</w:t>
+                            </w:r>
+                            <w:proofErr w:type="spellEnd"/>
+                            <w:r>
+                              <w:rPr>
+                                <w:rFonts w:ascii="Khmer OS Muol Light" w:eastAsia="SimSun" w:hAnsi="Khmer OS Muol Light" w:cs="Khmer OS Muol Light"/>
+                                <w:spacing w:val="-6"/>
+                                <w:sz w:val="22"/>
+                                <w:szCs w:val="22"/>
+                                <w:lang w:bidi="km-KH"/>
+                              </w:rPr>
+                              <w:t>}</w:t>
+                            </w:r>
                             <w:r>
                               <w:rPr>
                                 <w:rFonts w:ascii="Khmer OS Muol Light" w:eastAsia="SimSun" w:hAnsi="Khmer OS Muol Light" w:cs="Khmer OS Muol Light" w:hint="cs"/>
@@ -8132,7 +8023,7 @@
                                 <w:cs/>
                                 <w:lang w:bidi="km-KH"/>
                               </w:rPr>
-                              <w:t xml:space="preserve">សុក ប៊ុនឆេង (តំណាង </w:t>
+                              <w:t xml:space="preserve"> (តំណាង </w:t>
                             </w:r>
                             <w:r>
                               <w:rPr>
@@ -8256,10 +8147,45 @@
                       <w:pPr>
                         <w:jc w:val="center"/>
                         <w:rPr>
-                          <w:rFonts w:ascii="Khmer OS Muol Light" w:hAnsi="Khmer OS Muol Light" w:cs="Khmer OS Muol Light"/>
-                          <w:lang w:val="ca-ES" w:bidi="km-KH"/>
+                          <w:rFonts w:ascii="Khmer OS Muol Light" w:eastAsia="SimSun" w:hAnsi="Khmer OS Muol Light" w:cs="Khmer OS Muol Light"/>
+                          <w:spacing w:val="-6"/>
+                          <w:sz w:val="22"/>
+                          <w:szCs w:val="22"/>
+                          <w:lang w:bidi="km-KH"/>
                         </w:rPr>
                       </w:pPr>
+                      <w:r>
+                        <w:rPr>
+                          <w:rFonts w:ascii="Khmer OS Muol Light" w:eastAsia="SimSun" w:hAnsi="Khmer OS Muol Light" w:cs="Khmer OS Muol Light"/>
+                          <w:spacing w:val="-6"/>
+                          <w:sz w:val="22"/>
+                          <w:szCs w:val="22"/>
+                          <w:lang w:bidi="km-KH"/>
+                        </w:rPr>
+                        <w:t>${</w:t>
+                      </w:r>
+                      <w:proofErr w:type="spellStart"/>
+                      <w:r>
+                        <w:rPr>
+                          <w:rFonts w:ascii="Khmer OS Muol Light" w:eastAsia="SimSun" w:hAnsi="Khmer OS Muol Light" w:cs="Khmer OS Muol Light"/>
+                          <w:spacing w:val="-6"/>
+                          <w:sz w:val="22"/>
+                          <w:szCs w:val="22"/>
+                          <w:lang w:bidi="km-KH"/>
+                        </w:rPr>
+                        <w:t>com_rep_name</w:t>
+                      </w:r>
+                      <w:proofErr w:type="spellEnd"/>
+                      <w:r>
+                        <w:rPr>
+                          <w:rFonts w:ascii="Khmer OS Muol Light" w:eastAsia="SimSun" w:hAnsi="Khmer OS Muol Light" w:cs="Khmer OS Muol Light"/>
+                          <w:spacing w:val="-6"/>
+                          <w:sz w:val="22"/>
+                          <w:szCs w:val="22"/>
+                          <w:lang w:bidi="km-KH"/>
+                        </w:rPr>
+                        <w:t>}</w:t>
+                      </w:r>
                       <w:r>
                         <w:rPr>
                           <w:rFonts w:ascii="Khmer OS Muol Light" w:eastAsia="SimSun" w:hAnsi="Khmer OS Muol Light" w:cs="Khmer OS Muol Light" w:hint="cs"/>
@@ -8269,7 +8195,7 @@
                           <w:cs/>
                           <w:lang w:bidi="km-KH"/>
                         </w:rPr>
-                        <w:t xml:space="preserve">សុក ប៊ុនឆេង (តំណាង </w:t>
+                        <w:t xml:space="preserve"> (តំណាង </w:t>
                       </w:r>
                       <w:r>
                         <w:rPr>

--- a/storage/doc_templates/staff_contract_unlimited.docx
+++ b/storage/doc_templates/staff_contract_unlimited.docx
@@ -1085,9 +1085,8 @@
           <w:szCs w:val="22"/>
           <w:lang w:bidi="km-KH"/>
         </w:rPr>
-        <w:t xml:space="preserve"> ${</w:t>
-      </w:r>
-      <w:proofErr w:type="spellStart"/>
+        <w:t xml:space="preserve"> </w:t>
+      </w:r>
       <w:r>
         <w:rPr>
           <w:rFonts w:ascii="Khmer OS Siemreap" w:eastAsia="SimSun" w:hAnsi="Khmer OS Siemreap" w:cs="Khmer OS Siemreap"/>
@@ -1096,9 +1095,9 @@
           <w:szCs w:val="22"/>
           <w:lang w:bidi="km-KH"/>
         </w:rPr>
-        <w:t>tenant_sex</w:t>
-      </w:r>
-      <w:proofErr w:type="spellEnd"/>
+        <w:t>${</w:t>
+      </w:r>
+      <w:proofErr w:type="spellStart"/>
       <w:r>
         <w:rPr>
           <w:rFonts w:ascii="Khmer OS Siemreap" w:eastAsia="SimSun" w:hAnsi="Khmer OS Siemreap" w:cs="Khmer OS Siemreap"/>
@@ -1107,7 +1106,91 @@
           <w:szCs w:val="22"/>
           <w:lang w:bidi="km-KH"/>
         </w:rPr>
+        <w:t>tenant_sex</w:t>
+      </w:r>
+      <w:proofErr w:type="spellEnd"/>
+      <w:r>
+        <w:rPr>
+          <w:rFonts w:ascii="Khmer OS Siemreap" w:eastAsia="SimSun" w:hAnsi="Khmer OS Siemreap" w:cs="Khmer OS Siemreap"/>
+          <w:spacing w:val="-6"/>
+          <w:sz w:val="22"/>
+          <w:szCs w:val="22"/>
+          <w:lang w:bidi="km-KH"/>
+        </w:rPr>
         <w:t>}</w:t>
+      </w:r>
+      <w:r>
+        <w:rPr>
+          <w:rFonts w:ascii="Khmer OS Siemreap" w:eastAsia="SimSun" w:hAnsi="Khmer OS Siemreap" w:cs="Khmer OS Siemreap"/>
+          <w:spacing w:val="-6"/>
+          <w:sz w:val="22"/>
+          <w:szCs w:val="22"/>
+          <w:lang w:bidi="km-KH"/>
+        </w:rPr>
+        <w:t xml:space="preserve"> </w:t>
+      </w:r>
+      <w:r>
+        <w:rPr>
+          <w:rFonts w:ascii="Khmer OS Siemreap" w:eastAsia="SimSun" w:hAnsi="Khmer OS Siemreap" w:cs="Khmer OS Siemreap"/>
+          <w:spacing w:val="-6"/>
+          <w:sz w:val="22"/>
+          <w:szCs w:val="22"/>
+          <w:cs/>
+          <w:lang w:bidi="km-KH"/>
+        </w:rPr>
+        <w:t>កាន់អត្តសញ្ញាណប័ណ្ណសញ្ជាតិខ្មែរលេខ</w:t>
+      </w:r>
+      <w:r>
+        <w:rPr>
+          <w:rFonts w:ascii="Khmer OS Siemreap" w:eastAsia="SimSun" w:hAnsi="Khmer OS Siemreap" w:cs="Khmer OS Siemreap"/>
+          <w:spacing w:val="-6"/>
+          <w:sz w:val="22"/>
+          <w:szCs w:val="22"/>
+          <w:lang w:bidi="km-KH"/>
+        </w:rPr>
+        <w:t xml:space="preserve"> </w:t>
+      </w:r>
+      <w:r>
+        <w:rPr>
+          <w:rFonts w:ascii="Khmer OS Siemreap" w:eastAsia="SimSun" w:hAnsi="Khmer OS Siemreap" w:cs="Khmer OS Siemreap"/>
+          <w:spacing w:val="-6"/>
+          <w:sz w:val="22"/>
+          <w:szCs w:val="22"/>
+          <w:lang w:bidi="km-KH"/>
+        </w:rPr>
+        <w:t>${</w:t>
+      </w:r>
+      <w:proofErr w:type="spellStart"/>
+      <w:r>
+        <w:rPr>
+          <w:rFonts w:ascii="Khmer OS Siemreap" w:eastAsia="SimSun" w:hAnsi="Khmer OS Siemreap" w:cs="Khmer OS Siemreap"/>
+          <w:spacing w:val="-6"/>
+          <w:sz w:val="22"/>
+          <w:szCs w:val="22"/>
+          <w:lang w:bidi="km-KH"/>
+        </w:rPr>
+        <w:t>tenant_nid</w:t>
+      </w:r>
+      <w:proofErr w:type="spellEnd"/>
+      <w:r>
+        <w:rPr>
+          <w:rFonts w:ascii="Khmer OS Siemreap" w:eastAsia="SimSun" w:hAnsi="Khmer OS Siemreap" w:cs="Khmer OS Siemreap"/>
+          <w:spacing w:val="-6"/>
+          <w:sz w:val="22"/>
+          <w:szCs w:val="22"/>
+          <w:lang w:bidi="km-KH"/>
+        </w:rPr>
+        <w:t>}</w:t>
+      </w:r>
+      <w:r>
+        <w:rPr>
+          <w:rFonts w:ascii="Khmer OS Siemreap" w:eastAsia="SimSun" w:hAnsi="Khmer OS Siemreap" w:cs="Khmer OS Siemreap"/>
+          <w:spacing w:val="-6"/>
+          <w:sz w:val="22"/>
+          <w:szCs w:val="22"/>
+          <w:lang w:bidi="km-KH"/>
+        </w:rPr>
+        <w:t xml:space="preserve"> </w:t>
       </w:r>
       <w:r>
         <w:rPr>
@@ -1118,7 +1201,7 @@
           <w:cs/>
           <w:lang w:bidi="km-KH"/>
         </w:rPr>
-        <w:t xml:space="preserve"> </w:t>
+        <w:t>ចុះ</w:t>
       </w:r>
       <w:r>
         <w:rPr>
@@ -1126,10 +1209,9 @@
           <w:spacing w:val="-6"/>
           <w:sz w:val="22"/>
           <w:szCs w:val="22"/>
-          <w:cs/>
-          <w:lang w:bidi="km-KH"/>
-        </w:rPr>
-        <w:t xml:space="preserve">កាន់អត្តសញ្ញាណប័ណ្ណសញ្ជាតិខ្មែរលេខ </w:t>
+          <w:lang w:bidi="km-KH"/>
+        </w:rPr>
+        <w:t xml:space="preserve"> </w:t>
       </w:r>
       <w:r>
         <w:rPr>
@@ -1150,7 +1232,7 @@
           <w:szCs w:val="22"/>
           <w:lang w:bidi="km-KH"/>
         </w:rPr>
-        <w:t>tenant_nid</w:t>
+        <w:t>tenant_nid_issue_date</w:t>
       </w:r>
       <w:proofErr w:type="spellEnd"/>
       <w:r>
@@ -1166,7 +1248,6 @@
       <w:r>
         <w:rPr>
           <w:rFonts w:ascii="Khmer OS Siemreap" w:eastAsia="SimSun" w:hAnsi="Khmer OS Siemreap" w:cs="Khmer OS Siemreap"/>
-          <w:spacing w:val="-6"/>
           <w:sz w:val="22"/>
           <w:szCs w:val="22"/>
           <w:lang w:bidi="km-KH"/>
@@ -1175,76 +1256,13 @@
       </w:r>
       <w:r>
         <w:rPr>
-          <w:rFonts w:ascii="Khmer OS Siemreap" w:eastAsia="SimSun" w:hAnsi="Khmer OS Siemreap" w:cs="Khmer OS Siemreap"/>
-          <w:spacing w:val="-6"/>
-          <w:sz w:val="22"/>
-          <w:szCs w:val="22"/>
-          <w:lang w:bidi="km-KH"/>
-        </w:rPr>
-        <w:t xml:space="preserve"> </w:t>
-      </w:r>
-      <w:r>
-        <w:rPr>
           <w:rFonts w:ascii="Khmer OS Siemreap" w:eastAsia="SimSun" w:hAnsi="Khmer OS Siemreap" w:cs="Khmer OS Siemreap" w:hint="cs"/>
-          <w:spacing w:val="-6"/>
-          <w:sz w:val="22"/>
-          <w:szCs w:val="22"/>
-          <w:cs/>
-          <w:lang w:bidi="km-KH"/>
-        </w:rPr>
-        <w:t>ចុះ</w:t>
-      </w:r>
-      <w:r>
-        <w:rPr>
-          <w:rFonts w:ascii="Khmer OS Siemreap" w:eastAsia="SimSun" w:hAnsi="Khmer OS Siemreap" w:cs="Khmer OS Siemreap"/>
-          <w:spacing w:val="-6"/>
-          <w:sz w:val="22"/>
-          <w:szCs w:val="22"/>
-          <w:lang w:bidi="km-KH"/>
-        </w:rPr>
-        <w:t xml:space="preserve"> ${</w:t>
-      </w:r>
-      <w:proofErr w:type="spellStart"/>
-      <w:r>
-        <w:rPr>
-          <w:rFonts w:ascii="Khmer OS Siemreap" w:eastAsia="SimSun" w:hAnsi="Khmer OS Siemreap" w:cs="Khmer OS Siemreap"/>
-          <w:spacing w:val="-6"/>
-          <w:sz w:val="22"/>
-          <w:szCs w:val="22"/>
-          <w:lang w:bidi="km-KH"/>
-        </w:rPr>
-        <w:t>tenant_nid_issue_date</w:t>
-      </w:r>
-      <w:proofErr w:type="spellEnd"/>
-      <w:r>
-        <w:rPr>
-          <w:rFonts w:ascii="Khmer OS Siemreap" w:eastAsia="SimSun" w:hAnsi="Khmer OS Siemreap" w:cs="Khmer OS Siemreap"/>
-          <w:spacing w:val="-6"/>
-          <w:sz w:val="22"/>
-          <w:szCs w:val="22"/>
-          <w:lang w:bidi="km-KH"/>
-        </w:rPr>
-        <w:t>}</w:t>
-      </w:r>
-      <w:r>
-        <w:rPr>
-          <w:rFonts w:ascii="Khmer OS Siemreap" w:eastAsia="SimSun" w:hAnsi="Khmer OS Siemreap" w:cs="Khmer OS Siemreap" w:hint="cs"/>
-          <w:sz w:val="22"/>
-          <w:szCs w:val="22"/>
-          <w:cs/>
-          <w:lang w:bidi="km-KH"/>
-        </w:rPr>
-        <w:t xml:space="preserve"> </w:t>
-      </w:r>
-      <w:r>
-        <w:rPr>
-          <w:rFonts w:ascii="Khmer OS Siemreap" w:eastAsia="SimSun" w:hAnsi="Khmer OS Siemreap" w:cs="Khmer OS Siemreap" w:hint="cs"/>
-          <w:sz w:val="22"/>
-          <w:szCs w:val="22"/>
-          <w:cs/>
-          <w:lang w:bidi="km-KH"/>
-        </w:rPr>
-        <w:t>​ មានទីលំនៅ</w:t>
+          <w:sz w:val="22"/>
+          <w:szCs w:val="22"/>
+          <w:cs/>
+          <w:lang w:bidi="km-KH"/>
+        </w:rPr>
+        <w:t>មានទីលំនៅ</w:t>
       </w:r>
       <w:r>
         <w:rPr>
@@ -2106,7 +2124,7 @@
           <w:szCs w:val="22"/>
           <w:lang w:val="ca-ES" w:bidi="km-KH"/>
         </w:rPr>
-        <w:t xml:space="preserve">​  </w:t>
+        <w:t xml:space="preserve">​ </w:t>
       </w:r>
       <w:r>
         <w:rPr>
@@ -2134,15 +2152,6 @@
           <w:szCs w:val="22"/>
           <w:lang w:bidi="km-KH"/>
         </w:rPr>
-        <w:t xml:space="preserve"> </w:t>
-      </w:r>
-      <w:r>
-        <w:rPr>
-          <w:rFonts w:ascii="Khmer OS Siemreap" w:hAnsi="Khmer OS Siemreap" w:cs="Khmer OS Siemreap"/>
-          <w:sz w:val="22"/>
-          <w:szCs w:val="22"/>
-          <w:lang w:bidi="km-KH"/>
-        </w:rPr>
         <w:t>${</w:t>
       </w:r>
       <w:proofErr w:type="spellStart"/>
@@ -2170,17 +2179,6 @@
           <w:rFonts w:ascii="Khmer OS Siemreap" w:hAnsi="Khmer OS Siemreap" w:cs="Khmer OS Siemreap"/>
           <w:sz w:val="22"/>
           <w:szCs w:val="22"/>
-          <w:cs/>
-          <w:lang w:val="ca-ES" w:bidi="km-KH"/>
-        </w:rPr>
-        <w:t xml:space="preserve"> </w:t>
-      </w:r>
-      <w:r>
-        <w:rPr>
-          <w:rFonts w:ascii="Khmer OS Siemreap" w:hAnsi="Khmer OS Siemreap" w:cs="Khmer OS Siemreap" w:hint="cs"/>
-          <w:sz w:val="22"/>
-          <w:szCs w:val="22"/>
-          <w:cs/>
           <w:lang w:val="ca-ES" w:bidi="km-KH"/>
         </w:rPr>
         <w:t xml:space="preserve"> </w:t>
@@ -2756,10 +2754,9 @@
       </w:r>
       <w:r>
         <w:rPr>
-          <w:rFonts w:ascii="Khmer OS Siemreap" w:hAnsi="Khmer OS Siemreap" w:cs="Khmer OS Siemreap" w:hint="cs"/>
-          <w:sz w:val="22"/>
-          <w:szCs w:val="22"/>
-          <w:cs/>
+          <w:rFonts w:ascii="Khmer OS Siemreap" w:hAnsi="Khmer OS Siemreap" w:cs="Khmer OS Siemreap"/>
+          <w:sz w:val="22"/>
+          <w:szCs w:val="22"/>
           <w:lang w:bidi="km-KH"/>
         </w:rPr>
         <w:t xml:space="preserve"> </w:t>
@@ -3615,7 +3612,16 @@
           <w:cs/>
           <w:lang w:bidi="km-KH"/>
         </w:rPr>
-        <w:t xml:space="preserve">ភតិកៈយល់ព្រមបង់ប្រាក់កក់ចំនួន </w:t>
+        <w:t>ភតិកៈយល់ព្រមបង់ប្រាក់កក់ចំនួន</w:t>
+      </w:r>
+      <w:r>
+        <w:rPr>
+          <w:rFonts w:ascii="Khmer OS Siemreap" w:hAnsi="Khmer OS Siemreap" w:cs="Khmer OS Siemreap"/>
+          <w:sz w:val="22"/>
+          <w:szCs w:val="22"/>
+          <w:lang w:bidi="km-KH"/>
+        </w:rPr>
+        <w:t xml:space="preserve"> </w:t>
       </w:r>
       <w:r>
         <w:rPr>
@@ -3635,7 +3641,7 @@
           <w:cs/>
           <w:lang w:bidi="km-KH"/>
         </w:rPr>
-        <w:t xml:space="preserve"> ខែ</w:t>
+        <w:t>ខែ</w:t>
       </w:r>
       <w:r>
         <w:rPr>
@@ -3654,17 +3660,17 @@
           <w:cs/>
           <w:lang w:bidi="km-KH"/>
         </w:rPr>
-        <w:t xml:space="preserve">ជាមុន </w:t>
-      </w:r>
-      <w:r>
-        <w:rPr>
-          <w:rFonts w:ascii="Khmer OS Siemreap" w:hAnsi="Khmer OS Siemreap" w:cs="Khmer OS Siemreap" w:hint="cs"/>
-          <w:sz w:val="22"/>
-          <w:szCs w:val="22"/>
-          <w:cs/>
-          <w:lang w:bidi="km-KH"/>
-        </w:rPr>
-        <w:t xml:space="preserve">នៃតម្លៃជួល </w:t>
+        <w:t>ជាមុន</w:t>
+      </w:r>
+      <w:r>
+        <w:rPr>
+          <w:rFonts w:ascii="Khmer OS Siemreap" w:hAnsi="Khmer OS Siemreap" w:cs="Khmer OS Siemreap" w:hint="cs"/>
+          <w:sz w:val="22"/>
+          <w:szCs w:val="22"/>
+          <w:cs/>
+          <w:lang w:bidi="km-KH"/>
+        </w:rPr>
+        <w:t>នៃតម្លៃជួល</w:t>
       </w:r>
       <w:r>
         <w:rPr>
@@ -3685,15 +3691,6 @@
           <w:lang w:bidi="km-KH"/>
         </w:rPr>
         <w:t>នឹង</w:t>
-      </w:r>
-      <w:r>
-        <w:rPr>
-          <w:rFonts w:ascii="Khmer OS Siemreap" w:hAnsi="Khmer OS Siemreap" w:cs="Khmer OS Siemreap"/>
-          <w:sz w:val="22"/>
-          <w:szCs w:val="22"/>
-          <w:lang w:bidi="km-KH"/>
-        </w:rPr>
-        <w:t xml:space="preserve"> </w:t>
       </w:r>
       <w:r>
         <w:rPr>
@@ -11140,6 +11137,7 @@
   <w:style w:type="character" w:default="1" w:styleId="DefaultParagraphFont">
     <w:name w:val="Default Paragraph Font"/>
     <w:uiPriority w:val="1"/>
+    <w:semiHidden/>
     <w:unhideWhenUsed/>
   </w:style>
   <w:style w:type="table" w:default="1" w:styleId="TableNormal">

--- a/storage/doc_templates/staff_contract_unlimited.docx
+++ b/storage/doc_templates/staff_contract_unlimited.docx
@@ -457,6 +457,68 @@
       <w:bookmarkStart w:id="1" w:name="_Hlk215047406"/>
       <w:r>
         <w:rPr>
+          <w:rFonts w:ascii="Khmer OS Muol Light" w:eastAsia="SimSun" w:hAnsi="Khmer OS Muol Light" w:cs="Khmer OS Muol Light"/>
+          <w:spacing w:val="-6"/>
+          <w:sz w:val="22"/>
+          <w:szCs w:val="22"/>
+          <w:lang w:bidi="km-KH"/>
+        </w:rPr>
+        <w:t>${</w:t>
+      </w:r>
+      <w:proofErr w:type="spellStart"/>
+      <w:r>
+        <w:rPr>
+          <w:rFonts w:ascii="Khmer OS Muol Light" w:eastAsia="SimSun" w:hAnsi="Khmer OS Muol Light" w:cs="Khmer OS Muol Light"/>
+          <w:spacing w:val="-6"/>
+          <w:sz w:val="22"/>
+          <w:szCs w:val="22"/>
+          <w:lang w:bidi="km-KH"/>
+        </w:rPr>
+        <w:t>com_rep</w:t>
+      </w:r>
+      <w:r>
+        <w:rPr>
+          <w:rFonts w:ascii="Khmer OS Muol Light" w:eastAsia="SimSun" w:hAnsi="Khmer OS Muol Light" w:cs="Khmer OS Muol Light"/>
+          <w:spacing w:val="-6"/>
+          <w:sz w:val="22"/>
+          <w:szCs w:val="22"/>
+          <w:lang w:bidi="km-KH"/>
+        </w:rPr>
+        <w:t>_full</w:t>
+      </w:r>
+      <w:r>
+        <w:rPr>
+          <w:rFonts w:ascii="Khmer OS Muol Light" w:eastAsia="SimSun" w:hAnsi="Khmer OS Muol Light" w:cs="Khmer OS Muol Light"/>
+          <w:spacing w:val="-6"/>
+          <w:sz w:val="22"/>
+          <w:szCs w:val="22"/>
+          <w:lang w:bidi="km-KH"/>
+        </w:rPr>
+        <w:t>_</w:t>
+      </w:r>
+      <w:r>
+        <w:rPr>
+          <w:rFonts w:ascii="Khmer OS Muol Light" w:eastAsia="SimSun" w:hAnsi="Khmer OS Muol Light" w:cs="Khmer OS Muol Light"/>
+          <w:spacing w:val="-6"/>
+          <w:sz w:val="22"/>
+          <w:szCs w:val="22"/>
+          <w:lang w:bidi="km-KH"/>
+        </w:rPr>
+        <w:t>name</w:t>
+      </w:r>
+      <w:proofErr w:type="spellEnd"/>
+      <w:r>
+        <w:rPr>
+          <w:rFonts w:ascii="Khmer OS Muol Light" w:eastAsia="SimSun" w:hAnsi="Khmer OS Muol Light" w:cs="Khmer OS Muol Light"/>
+          <w:spacing w:val="-6"/>
+          <w:sz w:val="22"/>
+          <w:szCs w:val="22"/>
+          <w:lang w:bidi="km-KH"/>
+        </w:rPr>
+        <w:t>}</w:t>
+      </w:r>
+      <w:r>
+        <w:rPr>
           <w:rFonts w:ascii="Khmer OS Siemreap" w:eastAsia="SimSun" w:hAnsi="Khmer OS Siemreap" w:cs="Khmer OS Siemreap" w:hint="cs"/>
           <w:spacing w:val="-6"/>
           <w:sz w:val="22"/>
@@ -464,7 +526,7 @@
           <w:cs/>
           <w:lang w:bidi="km-KH"/>
         </w:rPr>
-        <w:t>លោក</w:t>
+        <w:t xml:space="preserve"> </w:t>
       </w:r>
       <w:r>
         <w:rPr>
@@ -475,9 +537,395 @@
           <w:cs/>
           <w:lang w:bidi="km-KH"/>
         </w:rPr>
+        <w:t>កើតនៅ</w:t>
+      </w:r>
+      <w:r>
+        <w:rPr>
+          <w:rFonts w:ascii="Khmer OS Siemreap" w:eastAsia="SimSun" w:hAnsi="Khmer OS Siemreap" w:cs="Khmer OS Siemreap"/>
+          <w:spacing w:val="-6"/>
+          <w:sz w:val="22"/>
+          <w:szCs w:val="22"/>
+          <w:lang w:bidi="km-KH"/>
+        </w:rPr>
+        <w:t xml:space="preserve"> ${</w:t>
+      </w:r>
+      <w:proofErr w:type="spellStart"/>
+      <w:r>
+        <w:rPr>
+          <w:rFonts w:ascii="Khmer OS Siemreap" w:eastAsia="SimSun" w:hAnsi="Khmer OS Siemreap" w:cs="Khmer OS Siemreap"/>
+          <w:spacing w:val="-6"/>
+          <w:sz w:val="22"/>
+          <w:szCs w:val="22"/>
+          <w:lang w:bidi="km-KH"/>
+        </w:rPr>
+        <w:t>com_rep_dob</w:t>
+      </w:r>
+      <w:proofErr w:type="spellEnd"/>
+      <w:r>
+        <w:rPr>
+          <w:rFonts w:ascii="Khmer OS Siemreap" w:eastAsia="SimSun" w:hAnsi="Khmer OS Siemreap" w:cs="Khmer OS Siemreap"/>
+          <w:spacing w:val="-6"/>
+          <w:sz w:val="22"/>
+          <w:szCs w:val="22"/>
+          <w:lang w:bidi="km-KH"/>
+        </w:rPr>
+        <w:t>}</w:t>
+      </w:r>
+      <w:r>
+        <w:rPr>
+          <w:rFonts w:ascii="Khmer OS Siemreap" w:eastAsia="SimSun" w:hAnsi="Khmer OS Siemreap" w:cs="Khmer OS Siemreap" w:hint="cs"/>
+          <w:spacing w:val="-6"/>
+          <w:sz w:val="22"/>
+          <w:szCs w:val="22"/>
+          <w:cs/>
+          <w:lang w:bidi="km-KH"/>
+        </w:rPr>
         <w:t xml:space="preserve"> </w:t>
       </w:r>
       <w:r>
+        <w:rPr>
+          <w:rFonts w:ascii="Khmer OS Siemreap" w:eastAsia="SimSun" w:hAnsi="Khmer OS Siemreap" w:cs="Khmer OS Siemreap" w:hint="cs"/>
+          <w:spacing w:val="-6"/>
+          <w:sz w:val="22"/>
+          <w:szCs w:val="22"/>
+          <w:cs/>
+          <w:lang w:bidi="km-KH"/>
+        </w:rPr>
+        <w:t>ភេទ</w:t>
+      </w:r>
+      <w:r>
+        <w:rPr>
+          <w:rFonts w:ascii="Khmer OS Siemreap" w:eastAsia="SimSun" w:hAnsi="Khmer OS Siemreap" w:cs="Khmer OS Siemreap"/>
+          <w:spacing w:val="-6"/>
+          <w:sz w:val="22"/>
+          <w:szCs w:val="22"/>
+          <w:lang w:bidi="km-KH"/>
+        </w:rPr>
+        <w:t xml:space="preserve"> ${</w:t>
+      </w:r>
+      <w:proofErr w:type="spellStart"/>
+      <w:r>
+        <w:rPr>
+          <w:rFonts w:ascii="Khmer OS Siemreap" w:eastAsia="SimSun" w:hAnsi="Khmer OS Siemreap" w:cs="Khmer OS Siemreap"/>
+          <w:spacing w:val="-6"/>
+          <w:sz w:val="22"/>
+          <w:szCs w:val="22"/>
+          <w:lang w:bidi="km-KH"/>
+        </w:rPr>
+        <w:t>com_rep_sex</w:t>
+      </w:r>
+      <w:proofErr w:type="spellEnd"/>
+      <w:r>
+        <w:rPr>
+          <w:rFonts w:ascii="Khmer OS Siemreap" w:eastAsia="SimSun" w:hAnsi="Khmer OS Siemreap" w:cs="Khmer OS Siemreap"/>
+          <w:spacing w:val="-6"/>
+          <w:sz w:val="22"/>
+          <w:szCs w:val="22"/>
+          <w:lang w:bidi="km-KH"/>
+        </w:rPr>
+        <w:t>}</w:t>
+      </w:r>
+      <w:r>
+        <w:rPr>
+          <w:rFonts w:ascii="Khmer OS Siemreap" w:eastAsia="SimSun" w:hAnsi="Khmer OS Siemreap" w:cs="Khmer OS Siemreap" w:hint="cs"/>
+          <w:spacing w:val="-6"/>
+          <w:sz w:val="22"/>
+          <w:szCs w:val="22"/>
+          <w:cs/>
+          <w:lang w:bidi="km-KH"/>
+        </w:rPr>
+        <w:t xml:space="preserve"> </w:t>
+      </w:r>
+      <w:r>
+        <w:rPr>
+          <w:rFonts w:ascii="Khmer OS Siemreap" w:eastAsia="SimSun" w:hAnsi="Khmer OS Siemreap" w:cs="Khmer OS Siemreap"/>
+          <w:spacing w:val="-6"/>
+          <w:sz w:val="22"/>
+          <w:szCs w:val="22"/>
+          <w:cs/>
+          <w:lang w:bidi="km-KH"/>
+        </w:rPr>
+        <w:t xml:space="preserve">កាន់អត្តសញ្ញាណប័ណ្ណសញ្ជាតិខ្មែរលេខ </w:t>
+      </w:r>
+      <w:r>
+        <w:rPr>
+          <w:rFonts w:ascii="Khmer OS Siemreap" w:eastAsia="SimSun" w:hAnsi="Khmer OS Siemreap" w:cs="Khmer OS Siemreap"/>
+          <w:spacing w:val="-6"/>
+          <w:sz w:val="22"/>
+          <w:szCs w:val="22"/>
+          <w:lang w:bidi="km-KH"/>
+        </w:rPr>
+        <w:t>${</w:t>
+      </w:r>
+      <w:proofErr w:type="spellStart"/>
+      <w:r>
+        <w:rPr>
+          <w:rFonts w:ascii="Khmer OS Siemreap" w:eastAsia="SimSun" w:hAnsi="Khmer OS Siemreap" w:cs="Khmer OS Siemreap"/>
+          <w:spacing w:val="-6"/>
+          <w:sz w:val="22"/>
+          <w:szCs w:val="22"/>
+          <w:lang w:bidi="km-KH"/>
+        </w:rPr>
+        <w:t>com_rep_nid</w:t>
+      </w:r>
+      <w:proofErr w:type="spellEnd"/>
+      <w:r>
+        <w:rPr>
+          <w:rFonts w:ascii="Khmer OS Siemreap" w:eastAsia="SimSun" w:hAnsi="Khmer OS Siemreap" w:cs="Khmer OS Siemreap"/>
+          <w:spacing w:val="-6"/>
+          <w:sz w:val="22"/>
+          <w:szCs w:val="22"/>
+          <w:lang w:bidi="km-KH"/>
+        </w:rPr>
+        <w:t>}</w:t>
+      </w:r>
+      <w:r>
+        <w:rPr>
+          <w:rFonts w:ascii="Khmer OS Siemreap" w:eastAsia="SimSun" w:hAnsi="Khmer OS Siemreap" w:cs="Khmer OS Siemreap"/>
+          <w:spacing w:val="-6"/>
+          <w:sz w:val="22"/>
+          <w:szCs w:val="22"/>
+          <w:lang w:bidi="km-KH"/>
+        </w:rPr>
+        <w:t xml:space="preserve"> </w:t>
+      </w:r>
+      <w:r>
+        <w:rPr>
+          <w:rFonts w:ascii="Khmer OS Siemreap" w:eastAsia="SimSun" w:hAnsi="Khmer OS Siemreap" w:cs="Khmer OS Siemreap" w:hint="cs"/>
+          <w:spacing w:val="-6"/>
+          <w:sz w:val="22"/>
+          <w:szCs w:val="22"/>
+          <w:cs/>
+          <w:lang w:bidi="km-KH"/>
+        </w:rPr>
+        <w:t>ចុះ</w:t>
+      </w:r>
+      <w:r>
+        <w:rPr>
+          <w:rFonts w:ascii="Khmer OS Siemreap" w:eastAsia="SimSun" w:hAnsi="Khmer OS Siemreap" w:cs="Khmer OS Siemreap"/>
+          <w:spacing w:val="-6"/>
+          <w:sz w:val="22"/>
+          <w:szCs w:val="22"/>
+          <w:lang w:bidi="km-KH"/>
+        </w:rPr>
+        <w:t xml:space="preserve"> ${</w:t>
+      </w:r>
+      <w:proofErr w:type="spellStart"/>
+      <w:r>
+        <w:rPr>
+          <w:rFonts w:ascii="Khmer OS Siemreap" w:eastAsia="SimSun" w:hAnsi="Khmer OS Siemreap" w:cs="Khmer OS Siemreap"/>
+          <w:spacing w:val="-6"/>
+          <w:sz w:val="22"/>
+          <w:szCs w:val="22"/>
+          <w:lang w:bidi="km-KH"/>
+        </w:rPr>
+        <w:t>com_rep_nid_issue_date</w:t>
+      </w:r>
+      <w:proofErr w:type="spellEnd"/>
+      <w:r>
+        <w:rPr>
+          <w:rFonts w:ascii="Khmer OS Siemreap" w:eastAsia="SimSun" w:hAnsi="Khmer OS Siemreap" w:cs="Khmer OS Siemreap"/>
+          <w:spacing w:val="-6"/>
+          <w:sz w:val="22"/>
+          <w:szCs w:val="22"/>
+          <w:lang w:bidi="km-KH"/>
+        </w:rPr>
+        <w:t>}</w:t>
+      </w:r>
+      <w:r>
+        <w:rPr>
+          <w:rFonts w:ascii="Khmer OS Siemreap" w:eastAsia="SimSun" w:hAnsi="Khmer OS Siemreap" w:cs="Khmer OS Siemreap" w:hint="cs"/>
+          <w:sz w:val="22"/>
+          <w:szCs w:val="22"/>
+          <w:cs/>
+          <w:lang w:bidi="km-KH"/>
+        </w:rPr>
+        <w:t>​ មានទីលំនៅស្ថិតនៅ</w:t>
+      </w:r>
+      <w:r>
+        <w:rPr>
+          <w:rFonts w:ascii="Khmer OS Siemreap" w:eastAsia="SimSun" w:hAnsi="Khmer OS Siemreap" w:cs="Khmer OS Siemreap"/>
+          <w:sz w:val="22"/>
+          <w:szCs w:val="22"/>
+          <w:lang w:bidi="km-KH"/>
+        </w:rPr>
+        <w:t xml:space="preserve"> ${</w:t>
+      </w:r>
+      <w:proofErr w:type="spellStart"/>
+      <w:r>
+        <w:rPr>
+          <w:rFonts w:ascii="Khmer OS Siemreap" w:eastAsia="SimSun" w:hAnsi="Khmer OS Siemreap" w:cs="Khmer OS Siemreap"/>
+          <w:sz w:val="22"/>
+          <w:szCs w:val="22"/>
+          <w:lang w:bidi="km-KH"/>
+        </w:rPr>
+        <w:t>com</w:t>
+      </w:r>
+      <w:r>
+        <w:rPr>
+          <w:rFonts w:ascii="Khmer OS Siemreap" w:eastAsia="SimSun" w:hAnsi="Khmer OS Siemreap" w:cs="Khmer OS Siemreap"/>
+          <w:sz w:val="22"/>
+          <w:szCs w:val="22"/>
+          <w:lang w:bidi="km-KH"/>
+        </w:rPr>
+        <w:t>_rep</w:t>
+      </w:r>
+      <w:r>
+        <w:rPr>
+          <w:rFonts w:ascii="Khmer OS Siemreap" w:eastAsia="SimSun" w:hAnsi="Khmer OS Siemreap" w:cs="Khmer OS Siemreap"/>
+          <w:sz w:val="22"/>
+          <w:szCs w:val="22"/>
+          <w:lang w:bidi="km-KH"/>
+        </w:rPr>
+        <w:t>_address</w:t>
+      </w:r>
+      <w:proofErr w:type="spellEnd"/>
+      <w:r>
+        <w:rPr>
+          <w:rFonts w:ascii="Khmer OS Siemreap" w:eastAsia="SimSun" w:hAnsi="Khmer OS Siemreap" w:cs="Khmer OS Siemreap"/>
+          <w:sz w:val="22"/>
+          <w:szCs w:val="22"/>
+          <w:lang w:bidi="km-KH"/>
+        </w:rPr>
+        <w:t xml:space="preserve">} </w:t>
+      </w:r>
+      <w:r>
+        <w:rPr>
+          <w:rFonts w:ascii="Khmer OS Siemreap" w:hAnsi="Khmer OS Siemreap" w:cs="Khmer OS Siemreap"/>
+          <w:sz w:val="22"/>
+          <w:szCs w:val="22"/>
+          <w:lang w:val="ca-ES" w:bidi="km-KH"/>
+        </w:rPr>
+        <w:t>(</w:t>
+      </w:r>
+      <w:r>
+        <w:rPr>
+          <w:rFonts w:ascii="Khmer OS Siemreap" w:hAnsi="Khmer OS Siemreap" w:cs="Khmer OS Siemreap" w:hint="cs"/>
+          <w:sz w:val="22"/>
+          <w:szCs w:val="22"/>
+          <w:cs/>
+          <w:lang w:val="ca-ES" w:bidi="km-KH"/>
+        </w:rPr>
+        <w:t>ពីនេះតទៅ</w:t>
+      </w:r>
+      <w:r>
+        <w:rPr>
+          <w:rFonts w:ascii="Khmer OS Siemreap" w:hAnsi="Khmer OS Siemreap" w:cs="Khmer OS Siemreap"/>
+          <w:sz w:val="22"/>
+          <w:szCs w:val="22"/>
+          <w:lang w:val="ca-ES" w:bidi="km-KH"/>
+        </w:rPr>
+        <w:t>​</w:t>
+      </w:r>
+      <w:r>
+        <w:rPr>
+          <w:rFonts w:ascii="Khmer OS Siemreap" w:hAnsi="Khmer OS Siemreap" w:cs="Khmer OS Siemreap" w:hint="cs"/>
+          <w:sz w:val="22"/>
+          <w:szCs w:val="22"/>
+          <w:cs/>
+          <w:lang w:bidi="km-KH"/>
+        </w:rPr>
+        <w:t xml:space="preserve">ហៅថា </w:t>
+      </w:r>
+      <w:r>
+        <w:rPr>
+          <w:rFonts w:ascii="Khmer OS Siemreap" w:hAnsi="Khmer OS Siemreap" w:cs="Khmer OS Siemreap"/>
+          <w:sz w:val="22"/>
+          <w:szCs w:val="22"/>
+          <w:lang w:val="ca-ES" w:bidi="km-KH"/>
+        </w:rPr>
+        <w:t>“</w:t>
+      </w:r>
+      <w:r>
+        <w:rPr>
+          <w:rFonts w:ascii="Khmer OS Muol Light" w:hAnsi="Khmer OS Muol Light" w:cs="Khmer OS Muol Light" w:hint="cs"/>
+          <w:sz w:val="22"/>
+          <w:szCs w:val="22"/>
+          <w:cs/>
+          <w:lang w:val="ca-ES" w:bidi="km-KH"/>
+        </w:rPr>
+        <w:t>ភតិបតី</w:t>
+      </w:r>
+      <w:bookmarkEnd w:id="1"/>
+      <w:r>
+        <w:rPr>
+          <w:rFonts w:ascii="Khmer OS Muol Light" w:hAnsi="Khmer OS Muol Light" w:cs="Khmer OS Muol Light"/>
+          <w:sz w:val="22"/>
+          <w:szCs w:val="22"/>
+          <w:lang w:val="ca-ES" w:bidi="km-KH"/>
+        </w:rPr>
+        <w:t>)</w:t>
+      </w:r>
+      <w:r>
+        <w:rPr>
+          <w:rFonts w:ascii="Khmer OS Muol Light" w:hAnsi="Khmer OS Muol Light" w:cs="Khmer OS Muol Light"/>
+          <w:sz w:val="22"/>
+          <w:szCs w:val="22"/>
+          <w:lang w:val="ca-ES" w:bidi="km-KH"/>
+        </w:rPr>
+        <w:t>,</w:t>
+      </w:r>
+      <w:r>
+        <w:rPr>
+          <w:rFonts w:ascii="Khmer OS Muol Light" w:eastAsia="SimSun" w:hAnsi="Khmer OS Muol Light" w:cs="Khmer OS Muol Light" w:hint="cs"/>
+          <w:spacing w:val="-6"/>
+          <w:sz w:val="22"/>
+          <w:szCs w:val="22"/>
+          <w:cs/>
+          <w:lang w:bidi="km-KH"/>
+        </w:rPr>
+        <w:t xml:space="preserve"> </w:t>
+      </w:r>
+      <w:r>
+        <w:rPr>
+          <w:rFonts w:ascii="Khmer OS Muol Light" w:eastAsia="SimSun" w:hAnsi="Khmer OS Muol Light" w:cs="Khmer OS Muol Light" w:hint="cs"/>
+          <w:spacing w:val="-6"/>
+          <w:sz w:val="22"/>
+          <w:szCs w:val="22"/>
+          <w:cs/>
+          <w:lang w:bidi="km-KH"/>
+        </w:rPr>
+        <w:t xml:space="preserve">(តំណាង </w:t>
+      </w:r>
+      <w:r>
+        <w:rPr>
+          <w:rFonts w:ascii="Khmer OS Muol Light" w:eastAsia="SimSun" w:hAnsi="Khmer OS Muol Light" w:cs="Khmer OS Muol Light"/>
+          <w:b/>
+          <w:bCs/>
+          <w:spacing w:val="-6"/>
+          <w:sz w:val="22"/>
+          <w:szCs w:val="22"/>
+          <w:lang w:bidi="km-KH"/>
+        </w:rPr>
+        <w:t>Meta Tower)</w:t>
+      </w:r>
+    </w:p>
+    <w:p>
+      <w:pPr>
+        <w:spacing w:after="120"/>
+        <w:jc w:val="center"/>
+        <w:rPr>
+          <w:rFonts w:ascii="Khmer OS Muol Light" w:hAnsi="Khmer OS Muol Light" w:cs="Khmer OS Muol Light"/>
+          <w:sz w:val="22"/>
+          <w:szCs w:val="22"/>
+          <w:lang w:val="ca-ES" w:bidi="km-KH"/>
+        </w:rPr>
+      </w:pPr>
+      <w:r>
+        <w:rPr>
+          <w:rFonts w:ascii="Khmer OS Muol Light" w:hAnsi="Khmer OS Muol Light" w:cs="Khmer OS Muol Light"/>
+          <w:sz w:val="22"/>
+          <w:szCs w:val="22"/>
+          <w:cs/>
+          <w:lang w:bidi="km-KH"/>
+        </w:rPr>
+        <w:t>និង</w:t>
+      </w:r>
+    </w:p>
+    <w:p>
+      <w:pPr>
+        <w:ind w:firstLine="720"/>
+        <w:jc w:val="both"/>
         <w:rPr>
           <w:rFonts w:ascii="Khmer OS Muol Light" w:eastAsia="SimSun" w:hAnsi="Khmer OS Muol Light" w:cs="Khmer OS Muol Light"/>
           <w:spacing w:val="-6"/>
@@ -485,9 +933,7 @@
           <w:szCs w:val="22"/>
           <w:lang w:bidi="km-KH"/>
         </w:rPr>
-        <w:t>${</w:t>
-      </w:r>
-      <w:proofErr w:type="spellStart"/>
+      </w:pPr>
       <w:r>
         <w:rPr>
           <w:rFonts w:ascii="Khmer OS Muol Light" w:eastAsia="SimSun" w:hAnsi="Khmer OS Muol Light" w:cs="Khmer OS Muol Light"/>
@@ -496,9 +942,9 @@
           <w:szCs w:val="22"/>
           <w:lang w:bidi="km-KH"/>
         </w:rPr>
-        <w:t>com_rep_name</w:t>
-      </w:r>
-      <w:proofErr w:type="spellEnd"/>
+        <w:t>${</w:t>
+      </w:r>
+      <w:proofErr w:type="spellStart"/>
       <w:r>
         <w:rPr>
           <w:rFonts w:ascii="Khmer OS Muol Light" w:eastAsia="SimSun" w:hAnsi="Khmer OS Muol Light" w:cs="Khmer OS Muol Light"/>
@@ -507,7 +953,28 @@
           <w:szCs w:val="22"/>
           <w:lang w:bidi="km-KH"/>
         </w:rPr>
+        <w:t>tenant_full_name</w:t>
+      </w:r>
+      <w:proofErr w:type="spellEnd"/>
+      <w:r>
+        <w:rPr>
+          <w:rFonts w:ascii="Khmer OS Muol Light" w:eastAsia="SimSun" w:hAnsi="Khmer OS Muol Light" w:cs="Khmer OS Muol Light"/>
+          <w:spacing w:val="-6"/>
+          <w:sz w:val="22"/>
+          <w:szCs w:val="22"/>
+          <w:lang w:bidi="km-KH"/>
+        </w:rPr>
         <w:t>}</w:t>
+      </w:r>
+      <w:r>
+        <w:rPr>
+          <w:rFonts w:ascii="Khmer OS Siemreap" w:eastAsia="SimSun" w:hAnsi="Khmer OS Siemreap" w:cs="Khmer OS Siemreap"/>
+          <w:spacing w:val="-6"/>
+          <w:sz w:val="22"/>
+          <w:szCs w:val="22"/>
+          <w:lang w:bidi="km-KH"/>
+        </w:rPr>
+        <w:t xml:space="preserve"> </w:t>
       </w:r>
       <w:r>
         <w:rPr>
@@ -518,7 +985,49 @@
           <w:cs/>
           <w:lang w:bidi="km-KH"/>
         </w:rPr>
+        <w:t>កើតនៅ</w:t>
+      </w:r>
+      <w:r>
+        <w:rPr>
+          <w:rFonts w:ascii="Khmer OS Siemreap" w:eastAsia="SimSun" w:hAnsi="Khmer OS Siemreap" w:cs="Khmer OS Siemreap"/>
+          <w:spacing w:val="-6"/>
+          <w:sz w:val="22"/>
+          <w:szCs w:val="22"/>
+          <w:lang w:bidi="km-KH"/>
+        </w:rPr>
         <w:t xml:space="preserve"> </w:t>
+      </w:r>
+      <w:r>
+        <w:rPr>
+          <w:rFonts w:ascii="Khmer OS Siemreap" w:eastAsia="SimSun" w:hAnsi="Khmer OS Siemreap" w:cs="Khmer OS Siemreap"/>
+          <w:spacing w:val="-6"/>
+          <w:sz w:val="22"/>
+          <w:szCs w:val="22"/>
+          <w:lang w:bidi="km-KH"/>
+        </w:rPr>
+        <w:t>${</w:t>
+      </w:r>
+      <w:proofErr w:type="spellStart"/>
+      <w:r>
+        <w:rPr>
+          <w:rFonts w:ascii="Khmer OS Siemreap" w:eastAsia="SimSun" w:hAnsi="Khmer OS Siemreap" w:cs="Khmer OS Siemreap"/>
+          <w:spacing w:val="-6"/>
+          <w:sz w:val="22"/>
+          <w:szCs w:val="22"/>
+          <w:lang w:bidi="km-KH"/>
+        </w:rPr>
+        <w:t>tenant_dob</w:t>
+      </w:r>
+      <w:proofErr w:type="spellEnd"/>
+      <w:r>
+        <w:rPr>
+          <w:rFonts w:ascii="Khmer OS Siemreap" w:eastAsia="SimSun" w:hAnsi="Khmer OS Siemreap" w:cs="Khmer OS Siemreap"/>
+          <w:spacing w:val="-6"/>
+          <w:sz w:val="22"/>
+          <w:szCs w:val="22"/>
+          <w:lang w:bidi="km-KH"/>
+        </w:rPr>
+        <w:t>}</w:t>
       </w:r>
       <w:r>
         <w:rPr>
@@ -529,7 +1038,18 @@
           <w:cs/>
           <w:lang w:bidi="km-KH"/>
         </w:rPr>
-        <w:t>កើតនៅ</w:t>
+        <w:t xml:space="preserve"> </w:t>
+      </w:r>
+      <w:r>
+        <w:rPr>
+          <w:rFonts w:ascii="Khmer OS Siemreap" w:eastAsia="SimSun" w:hAnsi="Khmer OS Siemreap" w:cs="Khmer OS Siemreap" w:hint="cs"/>
+          <w:spacing w:val="-6"/>
+          <w:sz w:val="22"/>
+          <w:szCs w:val="22"/>
+          <w:cs/>
+          <w:lang w:bidi="km-KH"/>
+        </w:rPr>
+        <w:t>ភេទ</w:t>
       </w:r>
       <w:r>
         <w:rPr>
@@ -539,9 +1059,8 @@
           <w:szCs w:val="22"/>
           <w:lang w:bidi="km-KH"/>
         </w:rPr>
-        <w:t xml:space="preserve"> ${</w:t>
-      </w:r>
-      <w:proofErr w:type="spellStart"/>
+        <w:t xml:space="preserve"> </w:t>
+      </w:r>
       <w:r>
         <w:rPr>
           <w:rFonts w:ascii="Khmer OS Siemreap" w:eastAsia="SimSun" w:hAnsi="Khmer OS Siemreap" w:cs="Khmer OS Siemreap"/>
@@ -550,9 +1069,9 @@
           <w:szCs w:val="22"/>
           <w:lang w:bidi="km-KH"/>
         </w:rPr>
-        <w:t>com_rep_dob</w:t>
-      </w:r>
-      <w:proofErr w:type="spellEnd"/>
+        <w:t>${</w:t>
+      </w:r>
+      <w:proofErr w:type="spellStart"/>
       <w:r>
         <w:rPr>
           <w:rFonts w:ascii="Khmer OS Siemreap" w:eastAsia="SimSun" w:hAnsi="Khmer OS Siemreap" w:cs="Khmer OS Siemreap"/>
@@ -561,7 +1080,91 @@
           <w:szCs w:val="22"/>
           <w:lang w:bidi="km-KH"/>
         </w:rPr>
+        <w:t>tenant_sex</w:t>
+      </w:r>
+      <w:proofErr w:type="spellEnd"/>
+      <w:r>
+        <w:rPr>
+          <w:rFonts w:ascii="Khmer OS Siemreap" w:eastAsia="SimSun" w:hAnsi="Khmer OS Siemreap" w:cs="Khmer OS Siemreap"/>
+          <w:spacing w:val="-6"/>
+          <w:sz w:val="22"/>
+          <w:szCs w:val="22"/>
+          <w:lang w:bidi="km-KH"/>
+        </w:rPr>
         <w:t>}</w:t>
+      </w:r>
+      <w:r>
+        <w:rPr>
+          <w:rFonts w:ascii="Khmer OS Siemreap" w:eastAsia="SimSun" w:hAnsi="Khmer OS Siemreap" w:cs="Khmer OS Siemreap"/>
+          <w:spacing w:val="-6"/>
+          <w:sz w:val="22"/>
+          <w:szCs w:val="22"/>
+          <w:lang w:bidi="km-KH"/>
+        </w:rPr>
+        <w:t xml:space="preserve"> </w:t>
+      </w:r>
+      <w:r>
+        <w:rPr>
+          <w:rFonts w:ascii="Khmer OS Siemreap" w:eastAsia="SimSun" w:hAnsi="Khmer OS Siemreap" w:cs="Khmer OS Siemreap"/>
+          <w:spacing w:val="-6"/>
+          <w:sz w:val="22"/>
+          <w:szCs w:val="22"/>
+          <w:cs/>
+          <w:lang w:bidi="km-KH"/>
+        </w:rPr>
+        <w:t>កាន់អត្តសញ្ញាណប័ណ្ណសញ្ជាតិខ្មែរលេខ</w:t>
+      </w:r>
+      <w:r>
+        <w:rPr>
+          <w:rFonts w:ascii="Khmer OS Siemreap" w:eastAsia="SimSun" w:hAnsi="Khmer OS Siemreap" w:cs="Khmer OS Siemreap"/>
+          <w:spacing w:val="-6"/>
+          <w:sz w:val="22"/>
+          <w:szCs w:val="22"/>
+          <w:lang w:bidi="km-KH"/>
+        </w:rPr>
+        <w:t xml:space="preserve"> </w:t>
+      </w:r>
+      <w:r>
+        <w:rPr>
+          <w:rFonts w:ascii="Khmer OS Siemreap" w:eastAsia="SimSun" w:hAnsi="Khmer OS Siemreap" w:cs="Khmer OS Siemreap"/>
+          <w:spacing w:val="-6"/>
+          <w:sz w:val="22"/>
+          <w:szCs w:val="22"/>
+          <w:lang w:bidi="km-KH"/>
+        </w:rPr>
+        <w:t>${</w:t>
+      </w:r>
+      <w:proofErr w:type="spellStart"/>
+      <w:r>
+        <w:rPr>
+          <w:rFonts w:ascii="Khmer OS Siemreap" w:eastAsia="SimSun" w:hAnsi="Khmer OS Siemreap" w:cs="Khmer OS Siemreap"/>
+          <w:spacing w:val="-6"/>
+          <w:sz w:val="22"/>
+          <w:szCs w:val="22"/>
+          <w:lang w:bidi="km-KH"/>
+        </w:rPr>
+        <w:t>tenant_nid</w:t>
+      </w:r>
+      <w:proofErr w:type="spellEnd"/>
+      <w:r>
+        <w:rPr>
+          <w:rFonts w:ascii="Khmer OS Siemreap" w:eastAsia="SimSun" w:hAnsi="Khmer OS Siemreap" w:cs="Khmer OS Siemreap"/>
+          <w:spacing w:val="-6"/>
+          <w:sz w:val="22"/>
+          <w:szCs w:val="22"/>
+          <w:lang w:bidi="km-KH"/>
+        </w:rPr>
+        <w:t>}</w:t>
+      </w:r>
+      <w:r>
+        <w:rPr>
+          <w:rFonts w:ascii="Khmer OS Siemreap" w:eastAsia="SimSun" w:hAnsi="Khmer OS Siemreap" w:cs="Khmer OS Siemreap"/>
+          <w:spacing w:val="-6"/>
+          <w:sz w:val="22"/>
+          <w:szCs w:val="22"/>
+          <w:lang w:bidi="km-KH"/>
+        </w:rPr>
+        <w:t xml:space="preserve"> </w:t>
       </w:r>
       <w:r>
         <w:rPr>
@@ -572,6 +1175,115 @@
           <w:cs/>
           <w:lang w:bidi="km-KH"/>
         </w:rPr>
+        <w:t>ចុះ</w:t>
+      </w:r>
+      <w:r>
+        <w:rPr>
+          <w:rFonts w:ascii="Khmer OS Siemreap" w:eastAsia="SimSun" w:hAnsi="Khmer OS Siemreap" w:cs="Khmer OS Siemreap"/>
+          <w:spacing w:val="-6"/>
+          <w:sz w:val="22"/>
+          <w:szCs w:val="22"/>
+          <w:lang w:bidi="km-KH"/>
+        </w:rPr>
+        <w:t xml:space="preserve"> </w:t>
+      </w:r>
+      <w:r>
+        <w:rPr>
+          <w:rFonts w:ascii="Khmer OS Siemreap" w:eastAsia="SimSun" w:hAnsi="Khmer OS Siemreap" w:cs="Khmer OS Siemreap"/>
+          <w:spacing w:val="-6"/>
+          <w:sz w:val="22"/>
+          <w:szCs w:val="22"/>
+          <w:lang w:bidi="km-KH"/>
+        </w:rPr>
+        <w:t>${</w:t>
+      </w:r>
+      <w:proofErr w:type="spellStart"/>
+      <w:r>
+        <w:rPr>
+          <w:rFonts w:ascii="Khmer OS Siemreap" w:eastAsia="SimSun" w:hAnsi="Khmer OS Siemreap" w:cs="Khmer OS Siemreap"/>
+          <w:spacing w:val="-6"/>
+          <w:sz w:val="22"/>
+          <w:szCs w:val="22"/>
+          <w:lang w:bidi="km-KH"/>
+        </w:rPr>
+        <w:t>tenant_nid_issue_date</w:t>
+      </w:r>
+      <w:proofErr w:type="spellEnd"/>
+      <w:r>
+        <w:rPr>
+          <w:rFonts w:ascii="Khmer OS Siemreap" w:eastAsia="SimSun" w:hAnsi="Khmer OS Siemreap" w:cs="Khmer OS Siemreap"/>
+          <w:spacing w:val="-6"/>
+          <w:sz w:val="22"/>
+          <w:szCs w:val="22"/>
+          <w:lang w:bidi="km-KH"/>
+        </w:rPr>
+        <w:t>}</w:t>
+      </w:r>
+      <w:r>
+        <w:rPr>
+          <w:rFonts w:ascii="Khmer OS Siemreap" w:eastAsia="SimSun" w:hAnsi="Khmer OS Siemreap" w:cs="Khmer OS Siemreap"/>
+          <w:sz w:val="22"/>
+          <w:szCs w:val="22"/>
+          <w:lang w:bidi="km-KH"/>
+        </w:rPr>
+        <w:t xml:space="preserve"> </w:t>
+      </w:r>
+      <w:r>
+        <w:rPr>
+          <w:rFonts w:ascii="Khmer OS Siemreap" w:eastAsia="SimSun" w:hAnsi="Khmer OS Siemreap" w:cs="Khmer OS Siemreap" w:hint="cs"/>
+          <w:sz w:val="22"/>
+          <w:szCs w:val="22"/>
+          <w:cs/>
+          <w:lang w:bidi="km-KH"/>
+        </w:rPr>
+        <w:t>មានទីលំនៅ</w:t>
+      </w:r>
+      <w:r>
+        <w:rPr>
+          <w:rFonts w:ascii="Khmer OS Siemreap" w:eastAsia="SimSun" w:hAnsi="Khmer OS Siemreap" w:cs="Khmer OS Siemreap" w:hint="cs"/>
+          <w:sz w:val="22"/>
+          <w:szCs w:val="22"/>
+          <w:cs/>
+          <w:lang w:bidi="km-KH"/>
+        </w:rPr>
+        <w:t xml:space="preserve"> </w:t>
+      </w:r>
+      <w:r>
+        <w:rPr>
+          <w:rFonts w:ascii="Khmer OS Siemreap" w:eastAsia="SimSun" w:hAnsi="Khmer OS Siemreap" w:cs="Khmer OS Siemreap"/>
+          <w:sz w:val="22"/>
+          <w:szCs w:val="22"/>
+          <w:lang w:bidi="km-KH"/>
+        </w:rPr>
+        <w:t>${</w:t>
+      </w:r>
+      <w:proofErr w:type="spellStart"/>
+      <w:r>
+        <w:rPr>
+          <w:rFonts w:ascii="Khmer OS Siemreap" w:eastAsia="SimSun" w:hAnsi="Khmer OS Siemreap" w:cs="Khmer OS Siemreap"/>
+          <w:sz w:val="22"/>
+          <w:szCs w:val="22"/>
+          <w:lang w:bidi="km-KH"/>
+        </w:rPr>
+        <w:t>tenant_address</w:t>
+      </w:r>
+      <w:proofErr w:type="spellEnd"/>
+      <w:r>
+        <w:rPr>
+          <w:rFonts w:ascii="Khmer OS Siemreap" w:eastAsia="SimSun" w:hAnsi="Khmer OS Siemreap" w:cs="Khmer OS Siemreap"/>
+          <w:sz w:val="22"/>
+          <w:szCs w:val="22"/>
+          <w:lang w:bidi="km-KH"/>
+        </w:rPr>
+        <w:t>}</w:t>
+      </w:r>
+      <w:r>
+        <w:rPr>
+          <w:rFonts w:ascii="Khmer OS Siemreap" w:eastAsia="SimSun" w:hAnsi="Khmer OS Siemreap" w:cs="Khmer OS Siemreap"/>
+          <w:sz w:val="22"/>
+          <w:szCs w:val="22"/>
+          <w:lang w:bidi="km-KH"/>
+        </w:rPr>
         <w:t xml:space="preserve"> </w:t>
       </w:r>
       <w:r>
@@ -583,7 +1295,40 @@
           <w:cs/>
           <w:lang w:bidi="km-KH"/>
         </w:rPr>
-        <w:t>ភេទ</w:t>
+        <w:t>(</w:t>
+      </w:r>
+      <w:r>
+        <w:rPr>
+          <w:rFonts w:ascii="Khmer OS Siemreap" w:eastAsia="SimSun" w:hAnsi="Khmer OS Siemreap" w:cs="Khmer OS Siemreap" w:hint="cs"/>
+          <w:spacing w:val="-6"/>
+          <w:sz w:val="22"/>
+          <w:szCs w:val="22"/>
+          <w:cs/>
+          <w:lang w:bidi="km-KH"/>
+        </w:rPr>
+        <w:t>ពីនេះតទៅ</w:t>
+      </w:r>
+      <w:r>
+        <w:rPr>
+          <w:rFonts w:ascii="Khmer OS Siemreap" w:eastAsia="SimSun" w:hAnsi="Khmer OS Siemreap" w:cs="Khmer OS Siemreap" w:hint="cs"/>
+          <w:spacing w:val="-6"/>
+          <w:sz w:val="22"/>
+          <w:szCs w:val="22"/>
+          <w:cs/>
+          <w:lang w:bidi="km-KH"/>
+        </w:rPr>
+        <w:t>​</w:t>
+      </w:r>
+      <w:r>
+        <w:rPr>
+          <w:rFonts w:ascii="Khmer OS Siemreap" w:eastAsia="SimSun" w:hAnsi="Khmer OS Siemreap" w:cs="Khmer OS Siemreap" w:hint="cs"/>
+          <w:spacing w:val="-6"/>
+          <w:sz w:val="22"/>
+          <w:szCs w:val="22"/>
+          <w:cs/>
+          <w:lang w:bidi="km-KH"/>
+        </w:rPr>
+        <w:t xml:space="preserve">ហៅថា </w:t>
       </w:r>
       <w:r>
         <w:rPr>
@@ -593,9 +1338,20 @@
           <w:szCs w:val="22"/>
           <w:lang w:bidi="km-KH"/>
         </w:rPr>
-        <w:t xml:space="preserve"> ${</w:t>
-      </w:r>
-      <w:proofErr w:type="spellStart"/>
+        <w:t>“</w:t>
+      </w:r>
+      <w:r>
+        <w:rPr>
+          <w:rFonts w:ascii="Khmer OS Muol Light" w:eastAsia="SimSun" w:hAnsi="Khmer OS Muol Light" w:cs="Khmer OS Muol Light"/>
+          <w:spacing w:val="-6"/>
+          <w:sz w:val="22"/>
+          <w:szCs w:val="22"/>
+          <w:cs/>
+          <w:lang w:bidi="km-KH"/>
+        </w:rPr>
+        <w:t>ភតិកៈ</w:t>
+      </w:r>
+      <w:proofErr w:type="gramStart"/>
       <w:r>
         <w:rPr>
           <w:rFonts w:ascii="Khmer OS Siemreap" w:eastAsia="SimSun" w:hAnsi="Khmer OS Siemreap" w:cs="Khmer OS Siemreap"/>
@@ -604,18 +1360,7 @@
           <w:szCs w:val="22"/>
           <w:lang w:bidi="km-KH"/>
         </w:rPr>
-        <w:t>com_rep_sex</w:t>
-      </w:r>
-      <w:proofErr w:type="spellEnd"/>
-      <w:r>
-        <w:rPr>
-          <w:rFonts w:ascii="Khmer OS Siemreap" w:eastAsia="SimSun" w:hAnsi="Khmer OS Siemreap" w:cs="Khmer OS Siemreap"/>
-          <w:spacing w:val="-6"/>
-          <w:sz w:val="22"/>
-          <w:szCs w:val="22"/>
-          <w:lang w:bidi="km-KH"/>
-        </w:rPr>
-        <w:t>}</w:t>
+        <w:t>”</w:t>
       </w:r>
       <w:r>
         <w:rPr>
@@ -626,60 +1371,7 @@
           <w:cs/>
           <w:lang w:bidi="km-KH"/>
         </w:rPr>
-        <w:t xml:space="preserve"> </w:t>
-      </w:r>
-      <w:r>
-        <w:rPr>
-          <w:rFonts w:ascii="Khmer OS Siemreap" w:eastAsia="SimSun" w:hAnsi="Khmer OS Siemreap" w:cs="Khmer OS Siemreap"/>
-          <w:spacing w:val="-6"/>
-          <w:sz w:val="22"/>
-          <w:szCs w:val="22"/>
-          <w:cs/>
-          <w:lang w:bidi="km-KH"/>
-        </w:rPr>
-        <w:t xml:space="preserve">កាន់អត្តសញ្ញាណប័ណ្ណសញ្ជាតិខ្មែរលេខ </w:t>
-      </w:r>
-      <w:r>
-        <w:rPr>
-          <w:rFonts w:ascii="Khmer OS Siemreap" w:eastAsia="SimSun" w:hAnsi="Khmer OS Siemreap" w:cs="Khmer OS Siemreap"/>
-          <w:spacing w:val="-6"/>
-          <w:sz w:val="22"/>
-          <w:szCs w:val="22"/>
-          <w:lang w:bidi="km-KH"/>
-        </w:rPr>
-        <w:t>${</w:t>
-      </w:r>
-      <w:proofErr w:type="spellStart"/>
-      <w:r>
-        <w:rPr>
-          <w:rFonts w:ascii="Khmer OS Siemreap" w:eastAsia="SimSun" w:hAnsi="Khmer OS Siemreap" w:cs="Khmer OS Siemreap"/>
-          <w:spacing w:val="-6"/>
-          <w:sz w:val="22"/>
-          <w:szCs w:val="22"/>
-          <w:lang w:bidi="km-KH"/>
-        </w:rPr>
-        <w:t>com_rep_nid</w:t>
-      </w:r>
-      <w:proofErr w:type="spellEnd"/>
-      <w:r>
-        <w:rPr>
-          <w:rFonts w:ascii="Khmer OS Siemreap" w:eastAsia="SimSun" w:hAnsi="Khmer OS Siemreap" w:cs="Khmer OS Siemreap"/>
-          <w:spacing w:val="-6"/>
-          <w:sz w:val="22"/>
-          <w:szCs w:val="22"/>
-          <w:lang w:bidi="km-KH"/>
-        </w:rPr>
-        <w:t>}</w:t>
-      </w:r>
-      <w:r>
-        <w:rPr>
-          <w:rFonts w:ascii="Khmer OS Siemreap" w:eastAsia="SimSun" w:hAnsi="Khmer OS Siemreap" w:cs="Khmer OS Siemreap"/>
-          <w:spacing w:val="-6"/>
-          <w:sz w:val="22"/>
-          <w:szCs w:val="22"/>
-          <w:lang w:bidi="km-KH"/>
-        </w:rPr>
-        <w:t xml:space="preserve"> </w:t>
+        <w:t>)</w:t>
       </w:r>
       <w:r>
         <w:rPr>
@@ -690,725 +1382,9 @@
           <w:cs/>
           <w:lang w:bidi="km-KH"/>
         </w:rPr>
-        <w:t>ចុះ</w:t>
-      </w:r>
-      <w:r>
-        <w:rPr>
-          <w:rFonts w:ascii="Khmer OS Siemreap" w:eastAsia="SimSun" w:hAnsi="Khmer OS Siemreap" w:cs="Khmer OS Siemreap"/>
-          <w:spacing w:val="-6"/>
-          <w:sz w:val="22"/>
-          <w:szCs w:val="22"/>
-          <w:lang w:bidi="km-KH"/>
-        </w:rPr>
-        <w:t xml:space="preserve"> ${</w:t>
-      </w:r>
-      <w:proofErr w:type="spellStart"/>
-      <w:r>
-        <w:rPr>
-          <w:rFonts w:ascii="Khmer OS Siemreap" w:eastAsia="SimSun" w:hAnsi="Khmer OS Siemreap" w:cs="Khmer OS Siemreap"/>
-          <w:spacing w:val="-6"/>
-          <w:sz w:val="22"/>
-          <w:szCs w:val="22"/>
-          <w:lang w:bidi="km-KH"/>
-        </w:rPr>
-        <w:t>com_rep_nid_issue_date</w:t>
-      </w:r>
-      <w:proofErr w:type="spellEnd"/>
-      <w:r>
-        <w:rPr>
-          <w:rFonts w:ascii="Khmer OS Siemreap" w:eastAsia="SimSun" w:hAnsi="Khmer OS Siemreap" w:cs="Khmer OS Siemreap"/>
-          <w:spacing w:val="-6"/>
-          <w:sz w:val="22"/>
-          <w:szCs w:val="22"/>
-          <w:lang w:bidi="km-KH"/>
-        </w:rPr>
-        <w:t>}</w:t>
-      </w:r>
-      <w:r>
-        <w:rPr>
-          <w:rFonts w:ascii="Khmer OS Siemreap" w:eastAsia="SimSun" w:hAnsi="Khmer OS Siemreap" w:cs="Khmer OS Siemreap" w:hint="cs"/>
-          <w:sz w:val="22"/>
-          <w:szCs w:val="22"/>
-          <w:cs/>
-          <w:lang w:bidi="km-KH"/>
-        </w:rPr>
-        <w:t>​ មានទីលំនៅស្ថិតនៅ</w:t>
-      </w:r>
-      <w:r>
-        <w:rPr>
-          <w:rFonts w:ascii="Khmer OS Siemreap" w:eastAsia="SimSun" w:hAnsi="Khmer OS Siemreap" w:cs="Khmer OS Siemreap"/>
-          <w:sz w:val="22"/>
-          <w:szCs w:val="22"/>
-          <w:lang w:bidi="km-KH"/>
-        </w:rPr>
-        <w:t xml:space="preserve"> ${</w:t>
-      </w:r>
-      <w:proofErr w:type="spellStart"/>
-      <w:r>
-        <w:rPr>
-          <w:rFonts w:ascii="Khmer OS Siemreap" w:eastAsia="SimSun" w:hAnsi="Khmer OS Siemreap" w:cs="Khmer OS Siemreap"/>
-          <w:sz w:val="22"/>
-          <w:szCs w:val="22"/>
-          <w:lang w:bidi="km-KH"/>
-        </w:rPr>
-        <w:t>com</w:t>
-      </w:r>
-      <w:r>
-        <w:rPr>
-          <w:rFonts w:ascii="Khmer OS Siemreap" w:eastAsia="SimSun" w:hAnsi="Khmer OS Siemreap" w:cs="Khmer OS Siemreap"/>
-          <w:sz w:val="22"/>
-          <w:szCs w:val="22"/>
-          <w:lang w:bidi="km-KH"/>
-        </w:rPr>
-        <w:t>_rep</w:t>
-      </w:r>
-      <w:r>
-        <w:rPr>
-          <w:rFonts w:ascii="Khmer OS Siemreap" w:eastAsia="SimSun" w:hAnsi="Khmer OS Siemreap" w:cs="Khmer OS Siemreap"/>
-          <w:sz w:val="22"/>
-          <w:szCs w:val="22"/>
-          <w:lang w:bidi="km-KH"/>
-        </w:rPr>
-        <w:t>_address</w:t>
-      </w:r>
-      <w:proofErr w:type="spellEnd"/>
-      <w:r>
-        <w:rPr>
-          <w:rFonts w:ascii="Khmer OS Siemreap" w:eastAsia="SimSun" w:hAnsi="Khmer OS Siemreap" w:cs="Khmer OS Siemreap"/>
-          <w:sz w:val="22"/>
-          <w:szCs w:val="22"/>
-          <w:lang w:bidi="km-KH"/>
-        </w:rPr>
-        <w:t xml:space="preserve">} </w:t>
-      </w:r>
-      <w:r>
-        <w:rPr>
-          <w:rFonts w:ascii="Khmer OS Siemreap" w:hAnsi="Khmer OS Siemreap" w:cs="Khmer OS Siemreap"/>
-          <w:sz w:val="22"/>
-          <w:szCs w:val="22"/>
-          <w:lang w:val="ca-ES" w:bidi="km-KH"/>
-        </w:rPr>
         <w:t>(</w:t>
       </w:r>
-      <w:r>
-        <w:rPr>
-          <w:rFonts w:ascii="Khmer OS Siemreap" w:hAnsi="Khmer OS Siemreap" w:cs="Khmer OS Siemreap" w:hint="cs"/>
-          <w:sz w:val="22"/>
-          <w:szCs w:val="22"/>
-          <w:cs/>
-          <w:lang w:val="ca-ES" w:bidi="km-KH"/>
-        </w:rPr>
-        <w:t>ពីនេះតទៅ</w:t>
-      </w:r>
-      <w:r>
-        <w:rPr>
-          <w:rFonts w:ascii="Khmer OS Siemreap" w:hAnsi="Khmer OS Siemreap" w:cs="Khmer OS Siemreap"/>
-          <w:sz w:val="22"/>
-          <w:szCs w:val="22"/>
-          <w:lang w:val="ca-ES" w:bidi="km-KH"/>
-        </w:rPr>
-        <w:t>​</w:t>
-      </w:r>
-      <w:r>
-        <w:rPr>
-          <w:rFonts w:ascii="Khmer OS Siemreap" w:hAnsi="Khmer OS Siemreap" w:cs="Khmer OS Siemreap" w:hint="cs"/>
-          <w:sz w:val="22"/>
-          <w:szCs w:val="22"/>
-          <w:cs/>
-          <w:lang w:bidi="km-KH"/>
-        </w:rPr>
-        <w:t xml:space="preserve">ហៅថា </w:t>
-      </w:r>
-      <w:r>
-        <w:rPr>
-          <w:rFonts w:ascii="Khmer OS Siemreap" w:hAnsi="Khmer OS Siemreap" w:cs="Khmer OS Siemreap"/>
-          <w:sz w:val="22"/>
-          <w:szCs w:val="22"/>
-          <w:lang w:val="ca-ES" w:bidi="km-KH"/>
-        </w:rPr>
-        <w:t>“</w:t>
-      </w:r>
-      <w:r>
-        <w:rPr>
-          <w:rFonts w:ascii="Khmer OS Muol Light" w:hAnsi="Khmer OS Muol Light" w:cs="Khmer OS Muol Light" w:hint="cs"/>
-          <w:sz w:val="22"/>
-          <w:szCs w:val="22"/>
-          <w:cs/>
-          <w:lang w:val="ca-ES" w:bidi="km-KH"/>
-        </w:rPr>
-        <w:t>ភតិបតី</w:t>
-      </w:r>
-      <w:bookmarkEnd w:id="1"/>
-      <w:r>
-        <w:rPr>
-          <w:rFonts w:ascii="Khmer OS Muol Light" w:hAnsi="Khmer OS Muol Light" w:cs="Khmer OS Muol Light"/>
-          <w:sz w:val="22"/>
-          <w:szCs w:val="22"/>
-          <w:lang w:val="ca-ES" w:bidi="km-KH"/>
-        </w:rPr>
-        <w:t>)</w:t>
-      </w:r>
-      <w:r>
-        <w:rPr>
-          <w:rFonts w:ascii="Khmer OS Muol Light" w:hAnsi="Khmer OS Muol Light" w:cs="Khmer OS Muol Light"/>
-          <w:sz w:val="22"/>
-          <w:szCs w:val="22"/>
-          <w:lang w:val="ca-ES" w:bidi="km-KH"/>
-        </w:rPr>
-        <w:t>,</w:t>
-      </w:r>
-      <w:r>
-        <w:rPr>
-          <w:rFonts w:ascii="Khmer OS Muol Light" w:eastAsia="SimSun" w:hAnsi="Khmer OS Muol Light" w:cs="Khmer OS Muol Light" w:hint="cs"/>
-          <w:spacing w:val="-6"/>
-          <w:sz w:val="22"/>
-          <w:szCs w:val="22"/>
-          <w:cs/>
-          <w:lang w:bidi="km-KH"/>
-        </w:rPr>
-        <w:t xml:space="preserve"> </w:t>
-      </w:r>
-      <w:r>
-        <w:rPr>
-          <w:rFonts w:ascii="Khmer OS Muol Light" w:eastAsia="SimSun" w:hAnsi="Khmer OS Muol Light" w:cs="Khmer OS Muol Light" w:hint="cs"/>
-          <w:spacing w:val="-6"/>
-          <w:sz w:val="22"/>
-          <w:szCs w:val="22"/>
-          <w:cs/>
-          <w:lang w:bidi="km-KH"/>
-        </w:rPr>
-        <w:t xml:space="preserve">(តំណាង </w:t>
-      </w:r>
-      <w:r>
-        <w:rPr>
-          <w:rFonts w:ascii="Khmer OS Muol Light" w:eastAsia="SimSun" w:hAnsi="Khmer OS Muol Light" w:cs="Khmer OS Muol Light"/>
-          <w:b/>
-          <w:bCs/>
-          <w:spacing w:val="-6"/>
-          <w:sz w:val="22"/>
-          <w:szCs w:val="22"/>
-          <w:lang w:bidi="km-KH"/>
-        </w:rPr>
-        <w:t>Meta Tower)</w:t>
-      </w:r>
-    </w:p>
-    <w:p>
-      <w:pPr>
-        <w:spacing w:after="120"/>
-        <w:jc w:val="center"/>
-        <w:rPr>
-          <w:rFonts w:ascii="Khmer OS Muol Light" w:hAnsi="Khmer OS Muol Light" w:cs="Khmer OS Muol Light"/>
-          <w:sz w:val="22"/>
-          <w:szCs w:val="22"/>
-          <w:lang w:val="ca-ES" w:bidi="km-KH"/>
-        </w:rPr>
-      </w:pPr>
-      <w:r>
-        <w:rPr>
-          <w:rFonts w:ascii="Khmer OS Muol Light" w:hAnsi="Khmer OS Muol Light" w:cs="Khmer OS Muol Light"/>
-          <w:sz w:val="22"/>
-          <w:szCs w:val="22"/>
-          <w:cs/>
-          <w:lang w:bidi="km-KH"/>
-        </w:rPr>
-        <w:t>និង</w:t>
-      </w:r>
-    </w:p>
-    <w:p>
-      <w:pPr>
-        <w:ind w:firstLine="720"/>
-        <w:jc w:val="both"/>
-        <w:rPr>
-          <w:rFonts w:ascii="Khmer OS Siemreap" w:eastAsia="SimSun" w:hAnsi="Khmer OS Siemreap" w:cs="Khmer OS Siemreap"/>
-          <w:spacing w:val="-6"/>
-          <w:sz w:val="22"/>
-          <w:szCs w:val="22"/>
-          <w:lang w:bidi="km-KH"/>
-        </w:rPr>
-      </w:pPr>
-      <w:r>
-        <w:rPr>
-          <w:rFonts w:ascii="Khmer OS Siemreap" w:eastAsia="SimSun" w:hAnsi="Khmer OS Siemreap" w:cs="Khmer OS Siemreap" w:hint="cs"/>
-          <w:spacing w:val="-6"/>
-          <w:sz w:val="22"/>
-          <w:szCs w:val="22"/>
-          <w:cs/>
-          <w:lang w:bidi="km-KH"/>
-        </w:rPr>
-        <w:t>លោក</w:t>
-      </w:r>
-      <w:r>
-        <w:rPr>
-          <w:rFonts w:ascii="Khmer OS Siemreap" w:eastAsia="SimSun" w:hAnsi="Khmer OS Siemreap" w:cs="Khmer OS Siemreap"/>
-          <w:spacing w:val="-6"/>
-          <w:sz w:val="22"/>
-          <w:szCs w:val="22"/>
-          <w:lang w:bidi="km-KH"/>
-        </w:rPr>
-        <w:t xml:space="preserve"> / </w:t>
-      </w:r>
-      <w:r>
-        <w:rPr>
-          <w:rFonts w:ascii="Khmer OS Siemreap" w:eastAsia="SimSun" w:hAnsi="Khmer OS Siemreap" w:cs="Khmer OS Siemreap" w:hint="cs"/>
-          <w:spacing w:val="-6"/>
-          <w:sz w:val="22"/>
-          <w:szCs w:val="22"/>
-          <w:cs/>
-          <w:lang w:bidi="km-KH"/>
-        </w:rPr>
-        <w:t>កញ្ញា</w:t>
-      </w:r>
-      <w:r>
-        <w:rPr>
-          <w:rFonts w:ascii="Khmer OS Siemreap" w:eastAsia="SimSun" w:hAnsi="Khmer OS Siemreap" w:cs="Khmer OS Siemreap" w:hint="cs"/>
-          <w:spacing w:val="-6"/>
-          <w:sz w:val="22"/>
-          <w:szCs w:val="22"/>
-          <w:cs/>
-          <w:lang w:bidi="km-KH"/>
-        </w:rPr>
-        <w:t xml:space="preserve"> </w:t>
-      </w:r>
-      <w:r>
-        <w:rPr>
-          <w:rFonts w:ascii="Khmer OS Muol Light" w:eastAsia="SimSun" w:hAnsi="Khmer OS Muol Light" w:cs="Khmer OS Muol Light"/>
-          <w:spacing w:val="-6"/>
-          <w:sz w:val="22"/>
-          <w:szCs w:val="22"/>
-          <w:lang w:bidi="km-KH"/>
-        </w:rPr>
-        <w:t>${</w:t>
-      </w:r>
-      <w:proofErr w:type="spellStart"/>
-      <w:r>
-        <w:rPr>
-          <w:rFonts w:ascii="Khmer OS Muol Light" w:eastAsia="SimSun" w:hAnsi="Khmer OS Muol Light" w:cs="Khmer OS Muol Light"/>
-          <w:spacing w:val="-6"/>
-          <w:sz w:val="22"/>
-          <w:szCs w:val="22"/>
-          <w:lang w:bidi="km-KH"/>
-        </w:rPr>
-        <w:t>tenant_name</w:t>
-      </w:r>
-      <w:proofErr w:type="spellEnd"/>
-      <w:r>
-        <w:rPr>
-          <w:rFonts w:ascii="Khmer OS Muol Light" w:eastAsia="SimSun" w:hAnsi="Khmer OS Muol Light" w:cs="Khmer OS Muol Light"/>
-          <w:spacing w:val="-6"/>
-          <w:sz w:val="22"/>
-          <w:szCs w:val="22"/>
-          <w:lang w:bidi="km-KH"/>
-        </w:rPr>
-        <w:t>}</w:t>
-      </w:r>
-      <w:r>
-        <w:rPr>
-          <w:rFonts w:ascii="Khmer OS Siemreap" w:eastAsia="SimSun" w:hAnsi="Khmer OS Siemreap" w:cs="Khmer OS Siemreap" w:hint="cs"/>
-          <w:spacing w:val="-6"/>
-          <w:sz w:val="22"/>
-          <w:szCs w:val="22"/>
-          <w:cs/>
-          <w:lang w:bidi="km-KH"/>
-        </w:rPr>
-        <w:t xml:space="preserve"> </w:t>
-      </w:r>
-      <w:r>
-        <w:rPr>
-          <w:rFonts w:ascii="Khmer OS Siemreap" w:eastAsia="SimSun" w:hAnsi="Khmer OS Siemreap" w:cs="Khmer OS Siemreap" w:hint="cs"/>
-          <w:spacing w:val="-6"/>
-          <w:sz w:val="22"/>
-          <w:szCs w:val="22"/>
-          <w:cs/>
-          <w:lang w:bidi="km-KH"/>
-        </w:rPr>
-        <w:t>កើតនៅ</w:t>
-      </w:r>
-      <w:r>
-        <w:rPr>
-          <w:rFonts w:ascii="Khmer OS Siemreap" w:eastAsia="SimSun" w:hAnsi="Khmer OS Siemreap" w:cs="Khmer OS Siemreap"/>
-          <w:spacing w:val="-6"/>
-          <w:sz w:val="22"/>
-          <w:szCs w:val="22"/>
-          <w:lang w:bidi="km-KH"/>
-        </w:rPr>
-        <w:t xml:space="preserve"> ${</w:t>
-      </w:r>
-      <w:proofErr w:type="spellStart"/>
-      <w:r>
-        <w:rPr>
-          <w:rFonts w:ascii="Khmer OS Siemreap" w:eastAsia="SimSun" w:hAnsi="Khmer OS Siemreap" w:cs="Khmer OS Siemreap"/>
-          <w:spacing w:val="-6"/>
-          <w:sz w:val="22"/>
-          <w:szCs w:val="22"/>
-          <w:lang w:bidi="km-KH"/>
-        </w:rPr>
-        <w:t>tenant_dob</w:t>
-      </w:r>
-      <w:proofErr w:type="spellEnd"/>
-      <w:r>
-        <w:rPr>
-          <w:rFonts w:ascii="Khmer OS Siemreap" w:eastAsia="SimSun" w:hAnsi="Khmer OS Siemreap" w:cs="Khmer OS Siemreap"/>
-          <w:spacing w:val="-6"/>
-          <w:sz w:val="22"/>
-          <w:szCs w:val="22"/>
-          <w:lang w:bidi="km-KH"/>
-        </w:rPr>
-        <w:t>}</w:t>
-      </w:r>
-      <w:r>
-        <w:rPr>
-          <w:rFonts w:ascii="Khmer OS Siemreap" w:eastAsia="SimSun" w:hAnsi="Khmer OS Siemreap" w:cs="Khmer OS Siemreap" w:hint="cs"/>
-          <w:spacing w:val="-6"/>
-          <w:sz w:val="22"/>
-          <w:szCs w:val="22"/>
-          <w:cs/>
-          <w:lang w:bidi="km-KH"/>
-        </w:rPr>
-        <w:t xml:space="preserve"> </w:t>
-      </w:r>
-      <w:r>
-        <w:rPr>
-          <w:rFonts w:ascii="Khmer OS Siemreap" w:eastAsia="SimSun" w:hAnsi="Khmer OS Siemreap" w:cs="Khmer OS Siemreap" w:hint="cs"/>
-          <w:spacing w:val="-6"/>
-          <w:sz w:val="22"/>
-          <w:szCs w:val="22"/>
-          <w:cs/>
-          <w:lang w:bidi="km-KH"/>
-        </w:rPr>
-        <w:t>ភេទ</w:t>
-      </w:r>
-      <w:r>
-        <w:rPr>
-          <w:rFonts w:ascii="Khmer OS Siemreap" w:eastAsia="SimSun" w:hAnsi="Khmer OS Siemreap" w:cs="Khmer OS Siemreap"/>
-          <w:spacing w:val="-6"/>
-          <w:sz w:val="22"/>
-          <w:szCs w:val="22"/>
-          <w:lang w:bidi="km-KH"/>
-        </w:rPr>
-        <w:t xml:space="preserve"> </w:t>
-      </w:r>
-      <w:r>
-        <w:rPr>
-          <w:rFonts w:ascii="Khmer OS Siemreap" w:eastAsia="SimSun" w:hAnsi="Khmer OS Siemreap" w:cs="Khmer OS Siemreap"/>
-          <w:spacing w:val="-6"/>
-          <w:sz w:val="22"/>
-          <w:szCs w:val="22"/>
-          <w:lang w:bidi="km-KH"/>
-        </w:rPr>
-        <w:t>${</w:t>
-      </w:r>
-      <w:proofErr w:type="spellStart"/>
-      <w:r>
-        <w:rPr>
-          <w:rFonts w:ascii="Khmer OS Siemreap" w:eastAsia="SimSun" w:hAnsi="Khmer OS Siemreap" w:cs="Khmer OS Siemreap"/>
-          <w:spacing w:val="-6"/>
-          <w:sz w:val="22"/>
-          <w:szCs w:val="22"/>
-          <w:lang w:bidi="km-KH"/>
-        </w:rPr>
-        <w:t>tenant_sex</w:t>
-      </w:r>
-      <w:proofErr w:type="spellEnd"/>
-      <w:r>
-        <w:rPr>
-          <w:rFonts w:ascii="Khmer OS Siemreap" w:eastAsia="SimSun" w:hAnsi="Khmer OS Siemreap" w:cs="Khmer OS Siemreap"/>
-          <w:spacing w:val="-6"/>
-          <w:sz w:val="22"/>
-          <w:szCs w:val="22"/>
-          <w:lang w:bidi="km-KH"/>
-        </w:rPr>
-        <w:t>}</w:t>
-      </w:r>
-      <w:r>
-        <w:rPr>
-          <w:rFonts w:ascii="Khmer OS Siemreap" w:eastAsia="SimSun" w:hAnsi="Khmer OS Siemreap" w:cs="Khmer OS Siemreap"/>
-          <w:spacing w:val="-6"/>
-          <w:sz w:val="22"/>
-          <w:szCs w:val="22"/>
-          <w:lang w:bidi="km-KH"/>
-        </w:rPr>
-        <w:t xml:space="preserve"> </w:t>
-      </w:r>
-      <w:r>
-        <w:rPr>
-          <w:rFonts w:ascii="Khmer OS Siemreap" w:eastAsia="SimSun" w:hAnsi="Khmer OS Siemreap" w:cs="Khmer OS Siemreap"/>
-          <w:spacing w:val="-6"/>
-          <w:sz w:val="22"/>
-          <w:szCs w:val="22"/>
-          <w:cs/>
-          <w:lang w:bidi="km-KH"/>
-        </w:rPr>
-        <w:t>កាន់អត្តសញ្ញាណប័ណ្ណសញ្ជាតិខ្មែរលេខ</w:t>
-      </w:r>
-      <w:r>
-        <w:rPr>
-          <w:rFonts w:ascii="Khmer OS Siemreap" w:eastAsia="SimSun" w:hAnsi="Khmer OS Siemreap" w:cs="Khmer OS Siemreap"/>
-          <w:spacing w:val="-6"/>
-          <w:sz w:val="22"/>
-          <w:szCs w:val="22"/>
-          <w:lang w:bidi="km-KH"/>
-        </w:rPr>
-        <w:t xml:space="preserve"> </w:t>
-      </w:r>
-      <w:r>
-        <w:rPr>
-          <w:rFonts w:ascii="Khmer OS Siemreap" w:eastAsia="SimSun" w:hAnsi="Khmer OS Siemreap" w:cs="Khmer OS Siemreap"/>
-          <w:spacing w:val="-6"/>
-          <w:sz w:val="22"/>
-          <w:szCs w:val="22"/>
-          <w:lang w:bidi="km-KH"/>
-        </w:rPr>
-        <w:t>${</w:t>
-      </w:r>
-      <w:proofErr w:type="spellStart"/>
-      <w:r>
-        <w:rPr>
-          <w:rFonts w:ascii="Khmer OS Siemreap" w:eastAsia="SimSun" w:hAnsi="Khmer OS Siemreap" w:cs="Khmer OS Siemreap"/>
-          <w:spacing w:val="-6"/>
-          <w:sz w:val="22"/>
-          <w:szCs w:val="22"/>
-          <w:lang w:bidi="km-KH"/>
-        </w:rPr>
-        <w:t>tenant_nid</w:t>
-      </w:r>
-      <w:proofErr w:type="spellEnd"/>
-      <w:r>
-        <w:rPr>
-          <w:rFonts w:ascii="Khmer OS Siemreap" w:eastAsia="SimSun" w:hAnsi="Khmer OS Siemreap" w:cs="Khmer OS Siemreap"/>
-          <w:spacing w:val="-6"/>
-          <w:sz w:val="22"/>
-          <w:szCs w:val="22"/>
-          <w:lang w:bidi="km-KH"/>
-        </w:rPr>
-        <w:t>}</w:t>
-      </w:r>
-      <w:r>
-        <w:rPr>
-          <w:rFonts w:ascii="Khmer OS Siemreap" w:eastAsia="SimSun" w:hAnsi="Khmer OS Siemreap" w:cs="Khmer OS Siemreap"/>
-          <w:spacing w:val="-6"/>
-          <w:sz w:val="22"/>
-          <w:szCs w:val="22"/>
-          <w:lang w:bidi="km-KH"/>
-        </w:rPr>
-        <w:t xml:space="preserve"> </w:t>
-      </w:r>
-      <w:r>
-        <w:rPr>
-          <w:rFonts w:ascii="Khmer OS Siemreap" w:eastAsia="SimSun" w:hAnsi="Khmer OS Siemreap" w:cs="Khmer OS Siemreap" w:hint="cs"/>
-          <w:spacing w:val="-6"/>
-          <w:sz w:val="22"/>
-          <w:szCs w:val="22"/>
-          <w:cs/>
-          <w:lang w:bidi="km-KH"/>
-        </w:rPr>
-        <w:t>ចុះ</w:t>
-      </w:r>
-      <w:r>
-        <w:rPr>
-          <w:rFonts w:ascii="Khmer OS Siemreap" w:eastAsia="SimSun" w:hAnsi="Khmer OS Siemreap" w:cs="Khmer OS Siemreap"/>
-          <w:spacing w:val="-6"/>
-          <w:sz w:val="22"/>
-          <w:szCs w:val="22"/>
-          <w:lang w:bidi="km-KH"/>
-        </w:rPr>
-        <w:t xml:space="preserve"> </w:t>
-      </w:r>
-      <w:r>
-        <w:rPr>
-          <w:rFonts w:ascii="Khmer OS Siemreap" w:eastAsia="SimSun" w:hAnsi="Khmer OS Siemreap" w:cs="Khmer OS Siemreap"/>
-          <w:spacing w:val="-6"/>
-          <w:sz w:val="22"/>
-          <w:szCs w:val="22"/>
-          <w:lang w:bidi="km-KH"/>
-        </w:rPr>
-        <w:t>${</w:t>
-      </w:r>
-      <w:proofErr w:type="spellStart"/>
-      <w:r>
-        <w:rPr>
-          <w:rFonts w:ascii="Khmer OS Siemreap" w:eastAsia="SimSun" w:hAnsi="Khmer OS Siemreap" w:cs="Khmer OS Siemreap"/>
-          <w:spacing w:val="-6"/>
-          <w:sz w:val="22"/>
-          <w:szCs w:val="22"/>
-          <w:lang w:bidi="km-KH"/>
-        </w:rPr>
-        <w:t>tenant_nid_issue_date</w:t>
-      </w:r>
-      <w:proofErr w:type="spellEnd"/>
-      <w:r>
-        <w:rPr>
-          <w:rFonts w:ascii="Khmer OS Siemreap" w:eastAsia="SimSun" w:hAnsi="Khmer OS Siemreap" w:cs="Khmer OS Siemreap"/>
-          <w:spacing w:val="-6"/>
-          <w:sz w:val="22"/>
-          <w:szCs w:val="22"/>
-          <w:lang w:bidi="km-KH"/>
-        </w:rPr>
-        <w:t>}</w:t>
-      </w:r>
-      <w:r>
-        <w:rPr>
-          <w:rFonts w:ascii="Khmer OS Siemreap" w:eastAsia="SimSun" w:hAnsi="Khmer OS Siemreap" w:cs="Khmer OS Siemreap"/>
-          <w:sz w:val="22"/>
-          <w:szCs w:val="22"/>
-          <w:lang w:bidi="km-KH"/>
-        </w:rPr>
-        <w:t xml:space="preserve"> </w:t>
-      </w:r>
-      <w:r>
-        <w:rPr>
-          <w:rFonts w:ascii="Khmer OS Siemreap" w:eastAsia="SimSun" w:hAnsi="Khmer OS Siemreap" w:cs="Khmer OS Siemreap" w:hint="cs"/>
-          <w:sz w:val="22"/>
-          <w:szCs w:val="22"/>
-          <w:cs/>
-          <w:lang w:bidi="km-KH"/>
-        </w:rPr>
-        <w:t>មានទីលំនៅ</w:t>
-      </w:r>
-      <w:r>
-        <w:rPr>
-          <w:rFonts w:ascii="Khmer OS Siemreap" w:eastAsia="SimSun" w:hAnsi="Khmer OS Siemreap" w:cs="Khmer OS Siemreap" w:hint="cs"/>
-          <w:sz w:val="22"/>
-          <w:szCs w:val="22"/>
-          <w:cs/>
-          <w:lang w:bidi="km-KH"/>
-        </w:rPr>
-        <w:t xml:space="preserve"> </w:t>
-      </w:r>
-      <w:r>
-        <w:rPr>
-          <w:rFonts w:ascii="Khmer OS Siemreap" w:eastAsia="SimSun" w:hAnsi="Khmer OS Siemreap" w:cs="Khmer OS Siemreap"/>
-          <w:sz w:val="22"/>
-          <w:szCs w:val="22"/>
-          <w:lang w:bidi="km-KH"/>
-        </w:rPr>
-        <w:t>${</w:t>
-      </w:r>
-      <w:proofErr w:type="spellStart"/>
-      <w:r>
-        <w:rPr>
-          <w:rFonts w:ascii="Khmer OS Siemreap" w:eastAsia="SimSun" w:hAnsi="Khmer OS Siemreap" w:cs="Khmer OS Siemreap"/>
-          <w:sz w:val="22"/>
-          <w:szCs w:val="22"/>
-          <w:lang w:bidi="km-KH"/>
-        </w:rPr>
-        <w:t>tenant_address</w:t>
-      </w:r>
-      <w:proofErr w:type="spellEnd"/>
-      <w:r>
-        <w:rPr>
-          <w:rFonts w:ascii="Khmer OS Siemreap" w:eastAsia="SimSun" w:hAnsi="Khmer OS Siemreap" w:cs="Khmer OS Siemreap"/>
-          <w:sz w:val="22"/>
-          <w:szCs w:val="22"/>
-          <w:lang w:bidi="km-KH"/>
-        </w:rPr>
-        <w:t>}</w:t>
-      </w:r>
-      <w:r>
-        <w:rPr>
-          <w:rFonts w:ascii="Khmer OS Siemreap" w:eastAsia="SimSun" w:hAnsi="Khmer OS Siemreap" w:cs="Khmer OS Siemreap"/>
-          <w:sz w:val="22"/>
-          <w:szCs w:val="22"/>
-          <w:lang w:bidi="km-KH"/>
-        </w:rPr>
-        <w:t xml:space="preserve"> </w:t>
-      </w:r>
-      <w:r>
-        <w:rPr>
-          <w:rFonts w:ascii="Khmer OS Siemreap" w:eastAsia="SimSun" w:hAnsi="Khmer OS Siemreap" w:cs="Khmer OS Siemreap" w:hint="cs"/>
-          <w:spacing w:val="-6"/>
-          <w:sz w:val="22"/>
-          <w:szCs w:val="22"/>
-          <w:cs/>
-          <w:lang w:bidi="km-KH"/>
-        </w:rPr>
-        <w:t>(</w:t>
-      </w:r>
-      <w:r>
-        <w:rPr>
-          <w:rFonts w:ascii="Khmer OS Siemreap" w:eastAsia="SimSun" w:hAnsi="Khmer OS Siemreap" w:cs="Khmer OS Siemreap" w:hint="cs"/>
-          <w:spacing w:val="-6"/>
-          <w:sz w:val="22"/>
-          <w:szCs w:val="22"/>
-          <w:cs/>
-          <w:lang w:bidi="km-KH"/>
-        </w:rPr>
-        <w:t>ពីនេះតទៅ</w:t>
-      </w:r>
-      <w:r>
-        <w:rPr>
-          <w:rFonts w:ascii="Khmer OS Siemreap" w:eastAsia="SimSun" w:hAnsi="Khmer OS Siemreap" w:cs="Khmer OS Siemreap" w:hint="cs"/>
-          <w:spacing w:val="-6"/>
-          <w:sz w:val="22"/>
-          <w:szCs w:val="22"/>
-          <w:cs/>
-          <w:lang w:bidi="km-KH"/>
-        </w:rPr>
-        <w:t>​</w:t>
-      </w:r>
-      <w:r>
-        <w:rPr>
-          <w:rFonts w:ascii="Khmer OS Siemreap" w:eastAsia="SimSun" w:hAnsi="Khmer OS Siemreap" w:cs="Khmer OS Siemreap" w:hint="cs"/>
-          <w:spacing w:val="-6"/>
-          <w:sz w:val="22"/>
-          <w:szCs w:val="22"/>
-          <w:cs/>
-          <w:lang w:bidi="km-KH"/>
-        </w:rPr>
-        <w:t xml:space="preserve">ហៅថា </w:t>
-      </w:r>
-      <w:r>
-        <w:rPr>
-          <w:rFonts w:ascii="Khmer OS Siemreap" w:eastAsia="SimSun" w:hAnsi="Khmer OS Siemreap" w:cs="Khmer OS Siemreap"/>
-          <w:spacing w:val="-6"/>
-          <w:sz w:val="22"/>
-          <w:szCs w:val="22"/>
-          <w:lang w:bidi="km-KH"/>
-        </w:rPr>
-        <w:t>“</w:t>
-      </w:r>
-      <w:r>
-        <w:rPr>
-          <w:rFonts w:ascii="Khmer OS Muol Light" w:eastAsia="SimSun" w:hAnsi="Khmer OS Muol Light" w:cs="Khmer OS Muol Light"/>
-          <w:spacing w:val="-6"/>
-          <w:sz w:val="22"/>
-          <w:szCs w:val="22"/>
-          <w:cs/>
-          <w:lang w:bidi="km-KH"/>
-        </w:rPr>
-        <w:t>ភតិកៈ</w:t>
-      </w:r>
-      <w:r>
-        <w:rPr>
-          <w:rFonts w:ascii="Khmer OS Siemreap" w:eastAsia="SimSun" w:hAnsi="Khmer OS Siemreap" w:cs="Khmer OS Siemreap"/>
-          <w:spacing w:val="-6"/>
-          <w:sz w:val="22"/>
-          <w:szCs w:val="22"/>
-          <w:lang w:bidi="km-KH"/>
-        </w:rPr>
-        <w:t>”</w:t>
-      </w:r>
-      <w:r>
-        <w:rPr>
-          <w:rFonts w:ascii="Khmer OS Siemreap" w:eastAsia="SimSun" w:hAnsi="Khmer OS Siemreap" w:cs="Khmer OS Siemreap" w:hint="cs"/>
-          <w:spacing w:val="-6"/>
-          <w:sz w:val="22"/>
-          <w:szCs w:val="22"/>
-          <w:cs/>
-          <w:lang w:bidi="km-KH"/>
-        </w:rPr>
-        <w:t>)</w:t>
-      </w:r>
-      <w:r>
-        <w:rPr>
-          <w:rFonts w:ascii="Khmer OS Siemreap" w:eastAsia="SimSun" w:hAnsi="Khmer OS Siemreap" w:cs="Khmer OS Siemreap" w:hint="cs"/>
-          <w:spacing w:val="-6"/>
-          <w:sz w:val="22"/>
-          <w:szCs w:val="22"/>
-          <w:cs/>
-          <w:lang w:bidi="km-KH"/>
-        </w:rPr>
-        <w:t>(</w:t>
-      </w:r>
+      <w:proofErr w:type="gramEnd"/>
       <w:r>
         <w:rPr>
           <w:rFonts w:ascii="Khmer OS Siemreap" w:eastAsia="SimSun" w:hAnsi="Khmer OS Siemreap" w:cs="Khmer OS Siemreap" w:hint="cs"/>
@@ -2106,6 +2082,15 @@
           <w:lang w:bidi="km-KH"/>
         </w:rPr>
         <w:t xml:space="preserve"> ${building}</w:t>
+      </w:r>
+      <w:r>
+        <w:rPr>
+          <w:rFonts w:ascii="Khmer OS Siemreap" w:hAnsi="Khmer OS Siemreap" w:cs="Khmer OS Siemreap"/>
+          <w:sz w:val="22"/>
+          <w:szCs w:val="22"/>
+          <w:lang w:bidi="km-KH"/>
+        </w:rPr>
+        <w:t>, ${unit}</w:t>
       </w:r>
       <w:r>
         <w:rPr>
@@ -3558,7 +3543,6 @@
       <w:pPr>
         <w:spacing w:before="120" w:after="120"/>
         <w:ind w:left="1440" w:right="-72"/>
-        <w:jc w:val="both"/>
         <w:rPr>
           <w:rFonts w:ascii="Khmer OS Siemreap" w:hAnsi="Khmer OS Siemreap" w:cs="Khmer OS Siemreap"/>
           <w:sz w:val="22"/>
@@ -3602,21 +3586,14 @@
           <w:cs/>
           <w:lang w:bidi="km-KH"/>
         </w:rPr>
-        <w:t xml:space="preserve">៣/ </w:t>
-      </w:r>
-      <w:r>
-        <w:rPr>
-          <w:rFonts w:ascii="Khmer OS Siemreap" w:hAnsi="Khmer OS Siemreap" w:cs="Khmer OS Siemreap" w:hint="cs"/>
-          <w:sz w:val="22"/>
-          <w:szCs w:val="22"/>
-          <w:cs/>
-          <w:lang w:bidi="km-KH"/>
-        </w:rPr>
-        <w:t>ភតិកៈយល់ព្រមបង់ប្រាក់កក់ចំនួន</w:t>
-      </w:r>
-      <w:r>
-        <w:rPr>
-          <w:rFonts w:ascii="Khmer OS Siemreap" w:hAnsi="Khmer OS Siemreap" w:cs="Khmer OS Siemreap"/>
+        <w:t>៣/</w:t>
+      </w:r>
+      <w:r>
+        <w:rPr>
+          <w:rFonts w:ascii="Khmer OS Siemreap" w:hAnsi="Khmer OS Siemreap" w:cs="Khmer OS Siemreap"/>
+          <w:b/>
+          <w:bCs/>
+          <w:spacing w:val="-4"/>
           <w:sz w:val="22"/>
           <w:szCs w:val="22"/>
           <w:lang w:bidi="km-KH"/>
@@ -3625,27 +3602,19 @@
       </w:r>
       <w:r>
         <w:rPr>
-          <w:rFonts w:ascii="Khmer OS Siemreap" w:hAnsi="Khmer OS Siemreap" w:cs="Khmer OS Siemreap" w:hint="cs"/>
-          <w:sz w:val="22"/>
-          <w:szCs w:val="22"/>
-          <w:cs/>
-          <w:lang w:bidi="km-KH"/>
-        </w:rPr>
-        <w:t>៣</w:t>
-      </w:r>
-      <w:r>
-        <w:rPr>
-          <w:rFonts w:ascii="Khmer OS Siemreap" w:hAnsi="Khmer OS Siemreap" w:cs="Khmer OS Siemreap" w:hint="cs"/>
-          <w:sz w:val="22"/>
-          <w:szCs w:val="22"/>
-          <w:cs/>
-          <w:lang w:bidi="km-KH"/>
-        </w:rPr>
-        <w:t>ខែ</w:t>
-      </w:r>
-      <w:r>
-        <w:rPr>
-          <w:rFonts w:ascii="Khmer OS Siemreap" w:hAnsi="Khmer OS Siemreap" w:cs="Khmer OS Siemreap"/>
+          <w:rFonts w:ascii="Khmer OS Siemreap" w:hAnsi="Khmer OS Siemreap" w:cs="Khmer OS Siemreap"/>
+          <w:spacing w:val="-4"/>
+          <w:sz w:val="22"/>
+          <w:szCs w:val="22"/>
+          <w:cs/>
+          <w:lang w:bidi="km-KH"/>
+        </w:rPr>
+        <w:t>ភតិកៈយល់ព្រមបង់ប្រាក់កក់ចំនួន ៣ខែ</w:t>
+      </w:r>
+      <w:r>
+        <w:rPr>
+          <w:rFonts w:ascii="Khmer OS Siemreap" w:hAnsi="Khmer OS Siemreap" w:cs="Khmer OS Siemreap"/>
+          <w:spacing w:val="-4"/>
           <w:sz w:val="22"/>
           <w:szCs w:val="22"/>
           <w:lang w:bidi="km-KH"/>
@@ -3654,7 +3623,8 @@
       </w:r>
       <w:r>
         <w:rPr>
-          <w:rFonts w:ascii="Khmer OS Siemreap" w:hAnsi="Khmer OS Siemreap" w:cs="Khmer OS Siemreap" w:hint="cs"/>
+          <w:rFonts w:ascii="Khmer OS Siemreap" w:hAnsi="Khmer OS Siemreap" w:cs="Khmer OS Siemreap"/>
+          <w:spacing w:val="-4"/>
           <w:sz w:val="22"/>
           <w:szCs w:val="22"/>
           <w:cs/>
@@ -3664,98 +3634,69 @@
       </w:r>
       <w:r>
         <w:rPr>
-          <w:rFonts w:ascii="Khmer OS Siemreap" w:hAnsi="Khmer OS Siemreap" w:cs="Khmer OS Siemreap" w:hint="cs"/>
-          <w:sz w:val="22"/>
-          <w:szCs w:val="22"/>
-          <w:cs/>
-          <w:lang w:bidi="km-KH"/>
-        </w:rPr>
-        <w:t>នៃតម្លៃជួល</w:t>
-      </w:r>
-      <w:r>
-        <w:rPr>
-          <w:rFonts w:ascii="Khmer OS Siemreap" w:hAnsi="Khmer OS Siemreap" w:cs="Khmer OS Siemreap" w:hint="cs"/>
-          <w:sz w:val="22"/>
-          <w:szCs w:val="22"/>
-          <w:cs/>
-          <w:lang w:bidi="km-KH"/>
-        </w:rPr>
-        <w:t>ដែលស្មើ</w:t>
-      </w:r>
-      <w:r>
-        <w:rPr>
-          <w:rFonts w:ascii="Khmer OS Siemreap" w:hAnsi="Khmer OS Siemreap" w:cs="Khmer OS Siemreap" w:hint="cs"/>
-          <w:sz w:val="22"/>
-          <w:szCs w:val="22"/>
-          <w:cs/>
-          <w:lang w:bidi="km-KH"/>
-        </w:rPr>
-        <w:t>នឹង</w:t>
-      </w:r>
-      <w:r>
-        <w:rPr>
-          <w:rFonts w:ascii="Khmer OS Siemreap" w:hAnsi="Khmer OS Siemreap" w:cs="Khmer OS Siemreap" w:hint="cs"/>
-          <w:sz w:val="22"/>
-          <w:szCs w:val="22"/>
-          <w:cs/>
-          <w:lang w:bidi="km-KH"/>
-        </w:rPr>
-        <w:t>​</w:t>
-      </w:r>
-      <w:r>
-        <w:rPr>
-          <w:rFonts w:ascii="Khmer OS Siemreap" w:hAnsi="Khmer OS Siemreap" w:cs="Khmer OS Siemreap"/>
-          <w:sz w:val="22"/>
-          <w:szCs w:val="22"/>
-          <w:lang w:bidi="km-KH"/>
-        </w:rPr>
-        <w:t>$</w:t>
-      </w:r>
-      <w:r>
-        <w:rPr>
-          <w:rFonts w:ascii="Khmer OS Siemreap" w:hAnsi="Khmer OS Siemreap" w:cs="Khmer OS Siemreap"/>
-          <w:sz w:val="22"/>
-          <w:szCs w:val="22"/>
-          <w:lang w:bidi="km-KH"/>
-        </w:rPr>
-        <w:t>{deposit}</w:t>
-      </w:r>
-      <w:r>
-        <w:rPr>
-          <w:rFonts w:ascii="Khmer OS Siemreap" w:hAnsi="Khmer OS Siemreap" w:cs="Khmer OS Siemreap" w:hint="cs"/>
-          <w:sz w:val="22"/>
-          <w:szCs w:val="22"/>
-          <w:cs/>
+          <w:rFonts w:ascii="Khmer OS Siemreap" w:hAnsi="Khmer OS Siemreap" w:cs="Khmer OS Siemreap"/>
+          <w:spacing w:val="-4"/>
+          <w:sz w:val="22"/>
+          <w:szCs w:val="22"/>
           <w:lang w:bidi="km-KH"/>
         </w:rPr>
         <w:t xml:space="preserve"> </w:t>
       </w:r>
       <w:r>
         <w:rPr>
-          <w:rFonts w:ascii="Khmer OS Siemreap" w:hAnsi="Khmer OS Siemreap" w:cs="Khmer OS Siemreap" w:hint="cs"/>
-          <w:sz w:val="22"/>
-          <w:szCs w:val="22"/>
-          <w:cs/>
-          <w:lang w:bidi="km-KH"/>
-        </w:rPr>
-        <w:t>(</w:t>
-      </w:r>
-      <w:r>
-        <w:rPr>
-          <w:rFonts w:ascii="Khmer OS Siemreap" w:hAnsi="Khmer OS Siemreap" w:cs="Khmer OS Siemreap"/>
-          <w:sz w:val="22"/>
-          <w:szCs w:val="22"/>
-          <w:lang w:bidi="km-KH"/>
-        </w:rPr>
-        <w:t>${</w:t>
+          <w:rFonts w:ascii="Khmer OS Siemreap" w:hAnsi="Khmer OS Siemreap" w:cs="Khmer OS Siemreap"/>
+          <w:spacing w:val="-4"/>
+          <w:sz w:val="22"/>
+          <w:szCs w:val="22"/>
+          <w:cs/>
+          <w:lang w:bidi="km-KH"/>
+        </w:rPr>
+        <w:t>នៃតម្លៃជួលដែលស្មើនឹង</w:t>
+      </w:r>
+      <w:r>
+        <w:rPr>
+          <w:rFonts w:ascii="Khmer OS Siemreap" w:hAnsi="Khmer OS Siemreap" w:cs="Khmer OS Siemreap"/>
+          <w:spacing w:val="-4"/>
+          <w:sz w:val="22"/>
+          <w:szCs w:val="22"/>
+          <w:lang w:bidi="km-KH"/>
+        </w:rPr>
+        <w:t xml:space="preserve"> </w:t>
+      </w:r>
+      <w:r>
+        <w:rPr>
+          <w:rFonts w:ascii="Khmer OS Siemreap" w:hAnsi="Khmer OS Siemreap" w:cs="Khmer OS Siemreap"/>
+          <w:spacing w:val="-4"/>
+          <w:sz w:val="22"/>
+          <w:szCs w:val="22"/>
+        </w:rPr>
+        <w:t>${deposit}</w:t>
+      </w:r>
+      <w:r>
+        <w:rPr>
+          <w:rFonts w:ascii="Khmer OS Siemreap" w:hAnsi="Khmer OS Siemreap" w:cs="Khmer OS Siemreap"/>
+          <w:spacing w:val="-4"/>
+          <w:sz w:val="22"/>
+          <w:szCs w:val="22"/>
+        </w:rPr>
+        <w:t xml:space="preserve"> </w:t>
+      </w:r>
+      <w:r>
+        <w:rPr>
+          <w:rFonts w:ascii="Khmer OS Siemreap" w:hAnsi="Khmer OS Siemreap" w:cs="Khmer OS Siemreap"/>
+          <w:spacing w:val="-4"/>
+          <w:sz w:val="22"/>
+          <w:szCs w:val="22"/>
+        </w:rPr>
+        <w:t>(${</w:t>
       </w:r>
       <w:proofErr w:type="spellStart"/>
       <w:r>
         <w:rPr>
           <w:rFonts w:ascii="Khmer OS Siemreap" w:hAnsi="Khmer OS Siemreap" w:cs="Khmer OS Siemreap"/>
-          <w:sz w:val="22"/>
-          <w:szCs w:val="22"/>
-          <w:lang w:bidi="km-KH"/>
+          <w:spacing w:val="-4"/>
+          <w:sz w:val="22"/>
+          <w:szCs w:val="22"/>
         </w:rPr>
         <w:t>deposit_in_word</w:t>
       </w:r>
@@ -3763,61 +3704,22 @@
       <w:r>
         <w:rPr>
           <w:rFonts w:ascii="Khmer OS Siemreap" w:hAnsi="Khmer OS Siemreap" w:cs="Khmer OS Siemreap"/>
-          <w:sz w:val="22"/>
-          <w:szCs w:val="22"/>
-          <w:lang w:bidi="km-KH"/>
-        </w:rPr>
-        <w:t>}</w:t>
-      </w:r>
-      <w:r>
-        <w:rPr>
-          <w:rFonts w:ascii="Khmer OS Siemreap" w:hAnsi="Khmer OS Siemreap" w:cs="Khmer OS Siemreap" w:hint="cs"/>
-          <w:sz w:val="22"/>
-          <w:szCs w:val="22"/>
-          <w:cs/>
-          <w:lang w:bidi="km-KH"/>
-        </w:rPr>
-        <w:t>)</w:t>
-      </w:r>
-      <w:r>
-        <w:rPr>
-          <w:rFonts w:ascii="Khmer OS Siemreap" w:hAnsi="Khmer OS Siemreap" w:cs="Khmer OS Siemreap" w:hint="cs"/>
-          <w:sz w:val="22"/>
-          <w:szCs w:val="22"/>
-          <w:cs/>
-          <w:lang w:bidi="km-KH"/>
-        </w:rPr>
-        <w:t xml:space="preserve"> </w:t>
-      </w:r>
-      <w:r>
-        <w:rPr>
-          <w:rFonts w:ascii="Khmer OS Siemreap" w:hAnsi="Khmer OS Siemreap" w:cs="Khmer OS Siemreap" w:hint="cs"/>
-          <w:sz w:val="22"/>
-          <w:szCs w:val="22"/>
-          <w:cs/>
-          <w:lang w:bidi="km-KH"/>
-        </w:rPr>
-        <w:t>ដើម្បីធានា</w:t>
-      </w:r>
-      <w:r>
-        <w:rPr>
-          <w:rFonts w:ascii="Khmer OS Siemreap" w:hAnsi="Khmer OS Siemreap" w:cs="Khmer OS Siemreap" w:hint="cs"/>
-          <w:sz w:val="22"/>
-          <w:szCs w:val="22"/>
-          <w:cs/>
-          <w:lang w:bidi="km-KH"/>
-        </w:rPr>
-        <w:t>ទៅលើ</w:t>
-      </w:r>
-      <w:r>
-        <w:rPr>
-          <w:rFonts w:ascii="Khmer OS Siemreap" w:hAnsi="Khmer OS Siemreap" w:cs="Khmer OS Siemreap" w:hint="cs"/>
-          <w:sz w:val="22"/>
-          <w:szCs w:val="22"/>
-          <w:cs/>
-          <w:lang w:bidi="km-KH"/>
-        </w:rPr>
-        <w:t>ការជួល។</w:t>
+          <w:spacing w:val="-4"/>
+          <w:sz w:val="22"/>
+          <w:szCs w:val="22"/>
+        </w:rPr>
+        <w:t xml:space="preserve">}) </w:t>
+      </w:r>
+      <w:r>
+        <w:rPr>
+          <w:rFonts w:ascii="Khmer OS Siemreap" w:hAnsi="Khmer OS Siemreap" w:cs="Khmer OS Siemreap"/>
+          <w:spacing w:val="-4"/>
+          <w:sz w:val="22"/>
+          <w:szCs w:val="22"/>
+          <w:cs/>
+          <w:lang w:bidi="km-KH"/>
+        </w:rPr>
+        <w:t>ដើម្បីធានាលើការជួល។</w:t>
       </w:r>
     </w:p>
     <w:p>
@@ -11137,7 +11039,6 @@
   <w:style w:type="character" w:default="1" w:styleId="DefaultParagraphFont">
     <w:name w:val="Default Paragraph Font"/>
     <w:uiPriority w:val="1"/>
-    <w:semiHidden/>
     <w:unhideWhenUsed/>
   </w:style>
   <w:style w:type="table" w:default="1" w:styleId="TableNormal">

--- a/storage/doc_templates/staff_contract_unlimited.docx
+++ b/storage/doc_templates/staff_contract_unlimited.docx
@@ -897,7 +897,17 @@
           <w:szCs w:val="22"/>
           <w:lang w:bidi="km-KH"/>
         </w:rPr>
-        <w:t>Meta Tower)</w:t>
+        <w:t>Meta Tower</w:t>
+      </w:r>
+      <w:r>
+        <w:rPr>
+          <w:rFonts w:ascii="Khmer OS Muol Light" w:eastAsia="SimSun" w:hAnsi="Khmer OS Muol Light" w:cs="Khmer OS Muol Light"/>
+          <w:spacing w:val="-6"/>
+          <w:sz w:val="22"/>
+          <w:szCs w:val="22"/>
+          <w:lang w:bidi="km-KH"/>
+        </w:rPr>
+        <w:t>)</w:t>
       </w:r>
     </w:p>
     <w:p>
@@ -931,7 +941,7 @@
           <w:spacing w:val="-6"/>
           <w:sz w:val="22"/>
           <w:szCs w:val="22"/>
-          <w:lang w:bidi="km-KH"/>
+          <w:lang w:val="ca-ES" w:bidi="km-KH"/>
         </w:rPr>
       </w:pPr>
       <w:r>
@@ -940,29 +950,27 @@
           <w:spacing w:val="-6"/>
           <w:sz w:val="22"/>
           <w:szCs w:val="22"/>
-          <w:lang w:bidi="km-KH"/>
+          <w:lang w:val="ca-ES" w:bidi="km-KH"/>
         </w:rPr>
         <w:t>${</w:t>
       </w:r>
-      <w:proofErr w:type="spellStart"/>
       <w:r>
         <w:rPr>
           <w:rFonts w:ascii="Khmer OS Muol Light" w:eastAsia="SimSun" w:hAnsi="Khmer OS Muol Light" w:cs="Khmer OS Muol Light"/>
           <w:spacing w:val="-6"/>
           <w:sz w:val="22"/>
           <w:szCs w:val="22"/>
-          <w:lang w:bidi="km-KH"/>
+          <w:lang w:val="ca-ES" w:bidi="km-KH"/>
         </w:rPr>
         <w:t>tenant_full_name</w:t>
       </w:r>
-      <w:proofErr w:type="spellEnd"/>
       <w:r>
         <w:rPr>
           <w:rFonts w:ascii="Khmer OS Muol Light" w:eastAsia="SimSun" w:hAnsi="Khmer OS Muol Light" w:cs="Khmer OS Muol Light"/>
           <w:spacing w:val="-6"/>
           <w:sz w:val="22"/>
           <w:szCs w:val="22"/>
-          <w:lang w:bidi="km-KH"/>
+          <w:lang w:val="ca-ES" w:bidi="km-KH"/>
         </w:rPr>
         <w:t>}</w:t>
       </w:r>
@@ -972,7 +980,7 @@
           <w:spacing w:val="-6"/>
           <w:sz w:val="22"/>
           <w:szCs w:val="22"/>
-          <w:lang w:bidi="km-KH"/>
+          <w:lang w:val="ca-ES" w:bidi="km-KH"/>
         </w:rPr>
         <w:t xml:space="preserve"> </w:t>
       </w:r>
@@ -993,7 +1001,7 @@
           <w:spacing w:val="-6"/>
           <w:sz w:val="22"/>
           <w:szCs w:val="22"/>
-          <w:lang w:bidi="km-KH"/>
+          <w:lang w:val="ca-ES" w:bidi="km-KH"/>
         </w:rPr>
         <w:t xml:space="preserve"> </w:t>
       </w:r>
@@ -1003,31 +1011,102 @@
           <w:spacing w:val="-6"/>
           <w:sz w:val="22"/>
           <w:szCs w:val="22"/>
-          <w:lang w:bidi="km-KH"/>
-        </w:rPr>
-        <w:t>${</w:t>
-      </w:r>
-      <w:proofErr w:type="spellStart"/>
+          <w:lang w:val="ca-ES" w:bidi="km-KH"/>
+        </w:rPr>
+        <w:t>${tenant_dob}</w:t>
+      </w:r>
+      <w:r>
+        <w:rPr>
+          <w:rFonts w:ascii="Khmer OS Siemreap" w:eastAsia="SimSun" w:hAnsi="Khmer OS Siemreap" w:cs="Khmer OS Siemreap" w:hint="cs"/>
+          <w:spacing w:val="-6"/>
+          <w:sz w:val="22"/>
+          <w:szCs w:val="22"/>
+          <w:cs/>
+          <w:lang w:bidi="km-KH"/>
+        </w:rPr>
+        <w:t xml:space="preserve"> </w:t>
+      </w:r>
+      <w:r>
+        <w:rPr>
+          <w:rFonts w:ascii="Khmer OS Siemreap" w:eastAsia="SimSun" w:hAnsi="Khmer OS Siemreap" w:cs="Khmer OS Siemreap" w:hint="cs"/>
+          <w:spacing w:val="-6"/>
+          <w:sz w:val="22"/>
+          <w:szCs w:val="22"/>
+          <w:cs/>
+          <w:lang w:bidi="km-KH"/>
+        </w:rPr>
+        <w:t>ភេទ</w:t>
+      </w:r>
       <w:r>
         <w:rPr>
           <w:rFonts w:ascii="Khmer OS Siemreap" w:eastAsia="SimSun" w:hAnsi="Khmer OS Siemreap" w:cs="Khmer OS Siemreap"/>
           <w:spacing w:val="-6"/>
           <w:sz w:val="22"/>
           <w:szCs w:val="22"/>
-          <w:lang w:bidi="km-KH"/>
-        </w:rPr>
-        <w:t>tenant_dob</w:t>
-      </w:r>
-      <w:proofErr w:type="spellEnd"/>
+          <w:lang w:val="ca-ES" w:bidi="km-KH"/>
+        </w:rPr>
+        <w:t xml:space="preserve"> </w:t>
+      </w:r>
       <w:r>
         <w:rPr>
           <w:rFonts w:ascii="Khmer OS Siemreap" w:eastAsia="SimSun" w:hAnsi="Khmer OS Siemreap" w:cs="Khmer OS Siemreap"/>
           <w:spacing w:val="-6"/>
           <w:sz w:val="22"/>
           <w:szCs w:val="22"/>
-          <w:lang w:bidi="km-KH"/>
-        </w:rPr>
-        <w:t>}</w:t>
+          <w:lang w:val="ca-ES" w:bidi="km-KH"/>
+        </w:rPr>
+        <w:t>${tenant_sex}</w:t>
+      </w:r>
+      <w:r>
+        <w:rPr>
+          <w:rFonts w:ascii="Khmer OS Siemreap" w:eastAsia="SimSun" w:hAnsi="Khmer OS Siemreap" w:cs="Khmer OS Siemreap"/>
+          <w:spacing w:val="-6"/>
+          <w:sz w:val="22"/>
+          <w:szCs w:val="22"/>
+          <w:lang w:val="ca-ES" w:bidi="km-KH"/>
+        </w:rPr>
+        <w:t xml:space="preserve"> </w:t>
+      </w:r>
+      <w:r>
+        <w:rPr>
+          <w:rFonts w:ascii="Khmer OS Siemreap" w:eastAsia="SimSun" w:hAnsi="Khmer OS Siemreap" w:cs="Khmer OS Siemreap"/>
+          <w:spacing w:val="-6"/>
+          <w:sz w:val="22"/>
+          <w:szCs w:val="22"/>
+          <w:cs/>
+          <w:lang w:bidi="km-KH"/>
+        </w:rPr>
+        <w:t>កាន់អត្តសញ្ញាណប័ណ្ណសញ្ជាតិខ្មែរលេខ</w:t>
+      </w:r>
+      <w:r>
+        <w:rPr>
+          <w:rFonts w:ascii="Khmer OS Siemreap" w:eastAsia="SimSun" w:hAnsi="Khmer OS Siemreap" w:cs="Khmer OS Siemreap"/>
+          <w:spacing w:val="-6"/>
+          <w:sz w:val="22"/>
+          <w:szCs w:val="22"/>
+          <w:lang w:val="ca-ES" w:bidi="km-KH"/>
+        </w:rPr>
+        <w:t xml:space="preserve"> </w:t>
+      </w:r>
+      <w:r>
+        <w:rPr>
+          <w:rFonts w:ascii="Khmer OS Siemreap" w:eastAsia="SimSun" w:hAnsi="Khmer OS Siemreap" w:cs="Khmer OS Siemreap"/>
+          <w:spacing w:val="-6"/>
+          <w:sz w:val="22"/>
+          <w:szCs w:val="22"/>
+          <w:lang w:val="ca-ES" w:bidi="km-KH"/>
+        </w:rPr>
+        <w:t>${tenant_nid}</w:t>
+      </w:r>
+      <w:r>
+        <w:rPr>
+          <w:rFonts w:ascii="Khmer OS Siemreap" w:eastAsia="SimSun" w:hAnsi="Khmer OS Siemreap" w:cs="Khmer OS Siemreap"/>
+          <w:spacing w:val="-6"/>
+          <w:sz w:val="22"/>
+          <w:szCs w:val="22"/>
+          <w:lang w:val="ca-ES" w:bidi="km-KH"/>
+        </w:rPr>
+        <w:t xml:space="preserve"> </w:t>
       </w:r>
       <w:r>
         <w:rPr>
@@ -1038,6 +1117,91 @@
           <w:cs/>
           <w:lang w:bidi="km-KH"/>
         </w:rPr>
+        <w:t>ចុះ</w:t>
+      </w:r>
+      <w:r>
+        <w:rPr>
+          <w:rFonts w:ascii="Khmer OS Siemreap" w:eastAsia="SimSun" w:hAnsi="Khmer OS Siemreap" w:cs="Khmer OS Siemreap"/>
+          <w:spacing w:val="-6"/>
+          <w:sz w:val="22"/>
+          <w:szCs w:val="22"/>
+          <w:lang w:val="ca-ES" w:bidi="km-KH"/>
+        </w:rPr>
+        <w:t xml:space="preserve"> </w:t>
+      </w:r>
+      <w:r>
+        <w:rPr>
+          <w:rFonts w:ascii="Khmer OS Siemreap" w:eastAsia="SimSun" w:hAnsi="Khmer OS Siemreap" w:cs="Khmer OS Siemreap"/>
+          <w:spacing w:val="-6"/>
+          <w:sz w:val="22"/>
+          <w:szCs w:val="22"/>
+          <w:lang w:val="ca-ES" w:bidi="km-KH"/>
+        </w:rPr>
+        <w:t>${tenant_nid_issue_date}</w:t>
+      </w:r>
+      <w:r>
+        <w:rPr>
+          <w:rFonts w:ascii="Khmer OS Siemreap" w:eastAsia="SimSun" w:hAnsi="Khmer OS Siemreap" w:cs="Khmer OS Siemreap"/>
+          <w:sz w:val="22"/>
+          <w:szCs w:val="22"/>
+          <w:lang w:val="ca-ES" w:bidi="km-KH"/>
+        </w:rPr>
+        <w:t xml:space="preserve"> </w:t>
+      </w:r>
+      <w:r>
+        <w:rPr>
+          <w:rFonts w:ascii="Khmer OS Siemreap" w:eastAsia="SimSun" w:hAnsi="Khmer OS Siemreap" w:cs="Khmer OS Siemreap" w:hint="cs"/>
+          <w:sz w:val="22"/>
+          <w:szCs w:val="22"/>
+          <w:cs/>
+          <w:lang w:bidi="km-KH"/>
+        </w:rPr>
+        <w:t>មានទីលំនៅ</w:t>
+      </w:r>
+      <w:r>
+        <w:rPr>
+          <w:rFonts w:ascii="Khmer OS Siemreap" w:eastAsia="SimSun" w:hAnsi="Khmer OS Siemreap" w:cs="Khmer OS Siemreap" w:hint="cs"/>
+          <w:sz w:val="22"/>
+          <w:szCs w:val="22"/>
+          <w:cs/>
+          <w:lang w:bidi="km-KH"/>
+        </w:rPr>
+        <w:t xml:space="preserve"> </w:t>
+      </w:r>
+      <w:r>
+        <w:rPr>
+          <w:rFonts w:ascii="Khmer OS Siemreap" w:eastAsia="SimSun" w:hAnsi="Khmer OS Siemreap" w:cs="Khmer OS Siemreap"/>
+          <w:sz w:val="22"/>
+          <w:szCs w:val="22"/>
+          <w:lang w:val="ca-ES" w:bidi="km-KH"/>
+        </w:rPr>
+        <w:t>${</w:t>
+      </w:r>
+      <w:r>
+        <w:rPr>
+          <w:rFonts w:ascii="Khmer OS Siemreap" w:eastAsia="SimSun" w:hAnsi="Khmer OS Siemreap" w:cs="Khmer OS Siemreap"/>
+          <w:sz w:val="22"/>
+          <w:szCs w:val="22"/>
+          <w:lang w:val="ca-ES" w:bidi="km-KH"/>
+        </w:rPr>
+        <w:t>tenant_address</w:t>
+      </w:r>
+      <w:r>
+        <w:rPr>
+          <w:rFonts w:ascii="Khmer OS Siemreap" w:eastAsia="SimSun" w:hAnsi="Khmer OS Siemreap" w:cs="Khmer OS Siemreap"/>
+          <w:sz w:val="22"/>
+          <w:szCs w:val="22"/>
+          <w:lang w:val="ca-ES" w:bidi="km-KH"/>
+        </w:rPr>
+        <w:t>}</w:t>
+      </w:r>
+      <w:r>
+        <w:rPr>
+          <w:rFonts w:ascii="Khmer OS Siemreap" w:eastAsia="SimSun" w:hAnsi="Khmer OS Siemreap" w:cs="Khmer OS Siemreap"/>
+          <w:sz w:val="22"/>
+          <w:szCs w:val="22"/>
+          <w:lang w:val="ca-ES" w:bidi="km-KH"/>
+        </w:rPr>
         <w:t xml:space="preserve"> </w:t>
       </w:r>
       <w:r>
@@ -1049,7 +1213,40 @@
           <w:cs/>
           <w:lang w:bidi="km-KH"/>
         </w:rPr>
-        <w:t>ភេទ</w:t>
+        <w:t>(</w:t>
+      </w:r>
+      <w:r>
+        <w:rPr>
+          <w:rFonts w:ascii="Khmer OS Siemreap" w:eastAsia="SimSun" w:hAnsi="Khmer OS Siemreap" w:cs="Khmer OS Siemreap" w:hint="cs"/>
+          <w:spacing w:val="-6"/>
+          <w:sz w:val="22"/>
+          <w:szCs w:val="22"/>
+          <w:cs/>
+          <w:lang w:bidi="km-KH"/>
+        </w:rPr>
+        <w:t>ពីនេះតទៅ</w:t>
+      </w:r>
+      <w:r>
+        <w:rPr>
+          <w:rFonts w:ascii="Khmer OS Siemreap" w:eastAsia="SimSun" w:hAnsi="Khmer OS Siemreap" w:cs="Khmer OS Siemreap" w:hint="cs"/>
+          <w:spacing w:val="-6"/>
+          <w:sz w:val="22"/>
+          <w:szCs w:val="22"/>
+          <w:cs/>
+          <w:lang w:bidi="km-KH"/>
+        </w:rPr>
+        <w:t>​</w:t>
+      </w:r>
+      <w:r>
+        <w:rPr>
+          <w:rFonts w:ascii="Khmer OS Siemreap" w:eastAsia="SimSun" w:hAnsi="Khmer OS Siemreap" w:cs="Khmer OS Siemreap" w:hint="cs"/>
+          <w:spacing w:val="-6"/>
+          <w:sz w:val="22"/>
+          <w:szCs w:val="22"/>
+          <w:cs/>
+          <w:lang w:bidi="km-KH"/>
+        </w:rPr>
+        <w:t xml:space="preserve">ហៅថា </w:t>
       </w:r>
       <w:r>
         <w:rPr>
@@ -1057,9 +1254,45 @@
           <w:spacing w:val="-6"/>
           <w:sz w:val="22"/>
           <w:szCs w:val="22"/>
-          <w:lang w:bidi="km-KH"/>
-        </w:rPr>
-        <w:t xml:space="preserve"> </w:t>
+          <w:lang w:val="ca-ES" w:bidi="km-KH"/>
+        </w:rPr>
+        <w:t>“</w:t>
+      </w:r>
+      <w:r>
+        <w:rPr>
+          <w:rFonts w:ascii="Khmer OS Muol Light" w:eastAsia="SimSun" w:hAnsi="Khmer OS Muol Light" w:cs="Khmer OS Muol Light"/>
+          <w:spacing w:val="-6"/>
+          <w:sz w:val="22"/>
+          <w:szCs w:val="22"/>
+          <w:cs/>
+          <w:lang w:bidi="km-KH"/>
+        </w:rPr>
+        <w:t>ភតិកៈ</w:t>
+      </w:r>
+      <w:r>
+        <w:rPr>
+          <w:rFonts w:ascii="Khmer OS Siemreap" w:eastAsia="SimSun" w:hAnsi="Khmer OS Siemreap" w:cs="Khmer OS Siemreap"/>
+          <w:b/>
+          <w:bCs/>
+          <w:spacing w:val="-6"/>
+          <w:sz w:val="22"/>
+          <w:szCs w:val="22"/>
+          <w:lang w:val="ca-ES" w:bidi="km-KH"/>
+        </w:rPr>
+        <w:t>”</w:t>
+      </w:r>
+      <w:r>
+        <w:rPr>
+          <w:rFonts w:ascii="Khmer OS Siemreap" w:eastAsia="SimSun" w:hAnsi="Khmer OS Siemreap" w:cs="Khmer OS Siemreap" w:hint="cs"/>
+          <w:b/>
+          <w:bCs/>
+          <w:spacing w:val="-6"/>
+          <w:sz w:val="22"/>
+          <w:szCs w:val="22"/>
+          <w:cs/>
+          <w:lang w:bidi="km-KH"/>
+        </w:rPr>
+        <w:t>)</w:t>
       </w:r>
       <w:r>
         <w:rPr>
@@ -1067,345 +1300,29 @@
           <w:spacing w:val="-6"/>
           <w:sz w:val="22"/>
           <w:szCs w:val="22"/>
-          <w:lang w:bidi="km-KH"/>
-        </w:rPr>
-        <w:t>${</w:t>
-      </w:r>
-      <w:proofErr w:type="spellStart"/>
+          <w:lang w:val="ca-ES" w:bidi="km-KH"/>
+        </w:rPr>
+        <w:t>(</w:t>
+      </w:r>
+      <w:r>
+        <w:rPr>
+          <w:rFonts w:ascii="Khmer OS Siemreap" w:eastAsia="SimSun" w:hAnsi="Khmer OS Siemreap" w:cs="Khmer OS Siemreap"/>
+          <w:b/>
+          <w:bCs/>
+          <w:spacing w:val="-6"/>
+          <w:sz w:val="22"/>
+          <w:szCs w:val="22"/>
+          <w:lang w:val="ca-ES" w:bidi="km-KH"/>
+        </w:rPr>
+        <w:t>${tenant_position}</w:t>
+      </w:r>
       <w:r>
         <w:rPr>
           <w:rFonts w:ascii="Khmer OS Siemreap" w:eastAsia="SimSun" w:hAnsi="Khmer OS Siemreap" w:cs="Khmer OS Siemreap"/>
           <w:spacing w:val="-6"/>
           <w:sz w:val="22"/>
           <w:szCs w:val="22"/>
-          <w:lang w:bidi="km-KH"/>
-        </w:rPr>
-        <w:t>tenant_sex</w:t>
-      </w:r>
-      <w:proofErr w:type="spellEnd"/>
-      <w:r>
-        <w:rPr>
-          <w:rFonts w:ascii="Khmer OS Siemreap" w:eastAsia="SimSun" w:hAnsi="Khmer OS Siemreap" w:cs="Khmer OS Siemreap"/>
-          <w:spacing w:val="-6"/>
-          <w:sz w:val="22"/>
-          <w:szCs w:val="22"/>
-          <w:lang w:bidi="km-KH"/>
-        </w:rPr>
-        <w:t>}</w:t>
-      </w:r>
-      <w:r>
-        <w:rPr>
-          <w:rFonts w:ascii="Khmer OS Siemreap" w:eastAsia="SimSun" w:hAnsi="Khmer OS Siemreap" w:cs="Khmer OS Siemreap"/>
-          <w:spacing w:val="-6"/>
-          <w:sz w:val="22"/>
-          <w:szCs w:val="22"/>
-          <w:lang w:bidi="km-KH"/>
-        </w:rPr>
-        <w:t xml:space="preserve"> </w:t>
-      </w:r>
-      <w:r>
-        <w:rPr>
-          <w:rFonts w:ascii="Khmer OS Siemreap" w:eastAsia="SimSun" w:hAnsi="Khmer OS Siemreap" w:cs="Khmer OS Siemreap"/>
-          <w:spacing w:val="-6"/>
-          <w:sz w:val="22"/>
-          <w:szCs w:val="22"/>
-          <w:cs/>
-          <w:lang w:bidi="km-KH"/>
-        </w:rPr>
-        <w:t>កាន់អត្តសញ្ញាណប័ណ្ណសញ្ជាតិខ្មែរលេខ</w:t>
-      </w:r>
-      <w:r>
-        <w:rPr>
-          <w:rFonts w:ascii="Khmer OS Siemreap" w:eastAsia="SimSun" w:hAnsi="Khmer OS Siemreap" w:cs="Khmer OS Siemreap"/>
-          <w:spacing w:val="-6"/>
-          <w:sz w:val="22"/>
-          <w:szCs w:val="22"/>
-          <w:lang w:bidi="km-KH"/>
-        </w:rPr>
-        <w:t xml:space="preserve"> </w:t>
-      </w:r>
-      <w:r>
-        <w:rPr>
-          <w:rFonts w:ascii="Khmer OS Siemreap" w:eastAsia="SimSun" w:hAnsi="Khmer OS Siemreap" w:cs="Khmer OS Siemreap"/>
-          <w:spacing w:val="-6"/>
-          <w:sz w:val="22"/>
-          <w:szCs w:val="22"/>
-          <w:lang w:bidi="km-KH"/>
-        </w:rPr>
-        <w:t>${</w:t>
-      </w:r>
-      <w:proofErr w:type="spellStart"/>
-      <w:r>
-        <w:rPr>
-          <w:rFonts w:ascii="Khmer OS Siemreap" w:eastAsia="SimSun" w:hAnsi="Khmer OS Siemreap" w:cs="Khmer OS Siemreap"/>
-          <w:spacing w:val="-6"/>
-          <w:sz w:val="22"/>
-          <w:szCs w:val="22"/>
-          <w:lang w:bidi="km-KH"/>
-        </w:rPr>
-        <w:t>tenant_nid</w:t>
-      </w:r>
-      <w:proofErr w:type="spellEnd"/>
-      <w:r>
-        <w:rPr>
-          <w:rFonts w:ascii="Khmer OS Siemreap" w:eastAsia="SimSun" w:hAnsi="Khmer OS Siemreap" w:cs="Khmer OS Siemreap"/>
-          <w:spacing w:val="-6"/>
-          <w:sz w:val="22"/>
-          <w:szCs w:val="22"/>
-          <w:lang w:bidi="km-KH"/>
-        </w:rPr>
-        <w:t>}</w:t>
-      </w:r>
-      <w:r>
-        <w:rPr>
-          <w:rFonts w:ascii="Khmer OS Siemreap" w:eastAsia="SimSun" w:hAnsi="Khmer OS Siemreap" w:cs="Khmer OS Siemreap"/>
-          <w:spacing w:val="-6"/>
-          <w:sz w:val="22"/>
-          <w:szCs w:val="22"/>
-          <w:lang w:bidi="km-KH"/>
-        </w:rPr>
-        <w:t xml:space="preserve"> </w:t>
-      </w:r>
-      <w:r>
-        <w:rPr>
-          <w:rFonts w:ascii="Khmer OS Siemreap" w:eastAsia="SimSun" w:hAnsi="Khmer OS Siemreap" w:cs="Khmer OS Siemreap" w:hint="cs"/>
-          <w:spacing w:val="-6"/>
-          <w:sz w:val="22"/>
-          <w:szCs w:val="22"/>
-          <w:cs/>
-          <w:lang w:bidi="km-KH"/>
-        </w:rPr>
-        <w:t>ចុះ</w:t>
-      </w:r>
-      <w:r>
-        <w:rPr>
-          <w:rFonts w:ascii="Khmer OS Siemreap" w:eastAsia="SimSun" w:hAnsi="Khmer OS Siemreap" w:cs="Khmer OS Siemreap"/>
-          <w:spacing w:val="-6"/>
-          <w:sz w:val="22"/>
-          <w:szCs w:val="22"/>
-          <w:lang w:bidi="km-KH"/>
-        </w:rPr>
-        <w:t xml:space="preserve"> </w:t>
-      </w:r>
-      <w:r>
-        <w:rPr>
-          <w:rFonts w:ascii="Khmer OS Siemreap" w:eastAsia="SimSun" w:hAnsi="Khmer OS Siemreap" w:cs="Khmer OS Siemreap"/>
-          <w:spacing w:val="-6"/>
-          <w:sz w:val="22"/>
-          <w:szCs w:val="22"/>
-          <w:lang w:bidi="km-KH"/>
-        </w:rPr>
-        <w:t>${</w:t>
-      </w:r>
-      <w:proofErr w:type="spellStart"/>
-      <w:r>
-        <w:rPr>
-          <w:rFonts w:ascii="Khmer OS Siemreap" w:eastAsia="SimSun" w:hAnsi="Khmer OS Siemreap" w:cs="Khmer OS Siemreap"/>
-          <w:spacing w:val="-6"/>
-          <w:sz w:val="22"/>
-          <w:szCs w:val="22"/>
-          <w:lang w:bidi="km-KH"/>
-        </w:rPr>
-        <w:t>tenant_nid_issue_date</w:t>
-      </w:r>
-      <w:proofErr w:type="spellEnd"/>
-      <w:r>
-        <w:rPr>
-          <w:rFonts w:ascii="Khmer OS Siemreap" w:eastAsia="SimSun" w:hAnsi="Khmer OS Siemreap" w:cs="Khmer OS Siemreap"/>
-          <w:spacing w:val="-6"/>
-          <w:sz w:val="22"/>
-          <w:szCs w:val="22"/>
-          <w:lang w:bidi="km-KH"/>
-        </w:rPr>
-        <w:t>}</w:t>
-      </w:r>
-      <w:r>
-        <w:rPr>
-          <w:rFonts w:ascii="Khmer OS Siemreap" w:eastAsia="SimSun" w:hAnsi="Khmer OS Siemreap" w:cs="Khmer OS Siemreap"/>
-          <w:sz w:val="22"/>
-          <w:szCs w:val="22"/>
-          <w:lang w:bidi="km-KH"/>
-        </w:rPr>
-        <w:t xml:space="preserve"> </w:t>
-      </w:r>
-      <w:r>
-        <w:rPr>
-          <w:rFonts w:ascii="Khmer OS Siemreap" w:eastAsia="SimSun" w:hAnsi="Khmer OS Siemreap" w:cs="Khmer OS Siemreap" w:hint="cs"/>
-          <w:sz w:val="22"/>
-          <w:szCs w:val="22"/>
-          <w:cs/>
-          <w:lang w:bidi="km-KH"/>
-        </w:rPr>
-        <w:t>មានទីលំនៅ</w:t>
-      </w:r>
-      <w:r>
-        <w:rPr>
-          <w:rFonts w:ascii="Khmer OS Siemreap" w:eastAsia="SimSun" w:hAnsi="Khmer OS Siemreap" w:cs="Khmer OS Siemreap" w:hint="cs"/>
-          <w:sz w:val="22"/>
-          <w:szCs w:val="22"/>
-          <w:cs/>
-          <w:lang w:bidi="km-KH"/>
-        </w:rPr>
-        <w:t xml:space="preserve"> </w:t>
-      </w:r>
-      <w:r>
-        <w:rPr>
-          <w:rFonts w:ascii="Khmer OS Siemreap" w:eastAsia="SimSun" w:hAnsi="Khmer OS Siemreap" w:cs="Khmer OS Siemreap"/>
-          <w:sz w:val="22"/>
-          <w:szCs w:val="22"/>
-          <w:lang w:bidi="km-KH"/>
-        </w:rPr>
-        <w:t>${</w:t>
-      </w:r>
-      <w:proofErr w:type="spellStart"/>
-      <w:r>
-        <w:rPr>
-          <w:rFonts w:ascii="Khmer OS Siemreap" w:eastAsia="SimSun" w:hAnsi="Khmer OS Siemreap" w:cs="Khmer OS Siemreap"/>
-          <w:sz w:val="22"/>
-          <w:szCs w:val="22"/>
-          <w:lang w:bidi="km-KH"/>
-        </w:rPr>
-        <w:t>tenant_address</w:t>
-      </w:r>
-      <w:proofErr w:type="spellEnd"/>
-      <w:r>
-        <w:rPr>
-          <w:rFonts w:ascii="Khmer OS Siemreap" w:eastAsia="SimSun" w:hAnsi="Khmer OS Siemreap" w:cs="Khmer OS Siemreap"/>
-          <w:sz w:val="22"/>
-          <w:szCs w:val="22"/>
-          <w:lang w:bidi="km-KH"/>
-        </w:rPr>
-        <w:t>}</w:t>
-      </w:r>
-      <w:r>
-        <w:rPr>
-          <w:rFonts w:ascii="Khmer OS Siemreap" w:eastAsia="SimSun" w:hAnsi="Khmer OS Siemreap" w:cs="Khmer OS Siemreap"/>
-          <w:sz w:val="22"/>
-          <w:szCs w:val="22"/>
-          <w:lang w:bidi="km-KH"/>
-        </w:rPr>
-        <w:t xml:space="preserve"> </w:t>
-      </w:r>
-      <w:r>
-        <w:rPr>
-          <w:rFonts w:ascii="Khmer OS Siemreap" w:eastAsia="SimSun" w:hAnsi="Khmer OS Siemreap" w:cs="Khmer OS Siemreap" w:hint="cs"/>
-          <w:spacing w:val="-6"/>
-          <w:sz w:val="22"/>
-          <w:szCs w:val="22"/>
-          <w:cs/>
-          <w:lang w:bidi="km-KH"/>
-        </w:rPr>
-        <w:t>(</w:t>
-      </w:r>
-      <w:r>
-        <w:rPr>
-          <w:rFonts w:ascii="Khmer OS Siemreap" w:eastAsia="SimSun" w:hAnsi="Khmer OS Siemreap" w:cs="Khmer OS Siemreap" w:hint="cs"/>
-          <w:spacing w:val="-6"/>
-          <w:sz w:val="22"/>
-          <w:szCs w:val="22"/>
-          <w:cs/>
-          <w:lang w:bidi="km-KH"/>
-        </w:rPr>
-        <w:t>ពីនេះតទៅ</w:t>
-      </w:r>
-      <w:r>
-        <w:rPr>
-          <w:rFonts w:ascii="Khmer OS Siemreap" w:eastAsia="SimSun" w:hAnsi="Khmer OS Siemreap" w:cs="Khmer OS Siemreap" w:hint="cs"/>
-          <w:spacing w:val="-6"/>
-          <w:sz w:val="22"/>
-          <w:szCs w:val="22"/>
-          <w:cs/>
-          <w:lang w:bidi="km-KH"/>
-        </w:rPr>
-        <w:t>​</w:t>
-      </w:r>
-      <w:r>
-        <w:rPr>
-          <w:rFonts w:ascii="Khmer OS Siemreap" w:eastAsia="SimSun" w:hAnsi="Khmer OS Siemreap" w:cs="Khmer OS Siemreap" w:hint="cs"/>
-          <w:spacing w:val="-6"/>
-          <w:sz w:val="22"/>
-          <w:szCs w:val="22"/>
-          <w:cs/>
-          <w:lang w:bidi="km-KH"/>
-        </w:rPr>
-        <w:t xml:space="preserve">ហៅថា </w:t>
-      </w:r>
-      <w:r>
-        <w:rPr>
-          <w:rFonts w:ascii="Khmer OS Siemreap" w:eastAsia="SimSun" w:hAnsi="Khmer OS Siemreap" w:cs="Khmer OS Siemreap"/>
-          <w:spacing w:val="-6"/>
-          <w:sz w:val="22"/>
-          <w:szCs w:val="22"/>
-          <w:lang w:bidi="km-KH"/>
-        </w:rPr>
-        <w:t>“</w:t>
-      </w:r>
-      <w:r>
-        <w:rPr>
-          <w:rFonts w:ascii="Khmer OS Muol Light" w:eastAsia="SimSun" w:hAnsi="Khmer OS Muol Light" w:cs="Khmer OS Muol Light"/>
-          <w:spacing w:val="-6"/>
-          <w:sz w:val="22"/>
-          <w:szCs w:val="22"/>
-          <w:cs/>
-          <w:lang w:bidi="km-KH"/>
-        </w:rPr>
-        <w:t>ភតិកៈ</w:t>
-      </w:r>
-      <w:proofErr w:type="gramStart"/>
-      <w:r>
-        <w:rPr>
-          <w:rFonts w:ascii="Khmer OS Siemreap" w:eastAsia="SimSun" w:hAnsi="Khmer OS Siemreap" w:cs="Khmer OS Siemreap"/>
-          <w:spacing w:val="-6"/>
-          <w:sz w:val="22"/>
-          <w:szCs w:val="22"/>
-          <w:lang w:bidi="km-KH"/>
-        </w:rPr>
-        <w:t>”</w:t>
-      </w:r>
-      <w:r>
-        <w:rPr>
-          <w:rFonts w:ascii="Khmer OS Siemreap" w:eastAsia="SimSun" w:hAnsi="Khmer OS Siemreap" w:cs="Khmer OS Siemreap" w:hint="cs"/>
-          <w:spacing w:val="-6"/>
-          <w:sz w:val="22"/>
-          <w:szCs w:val="22"/>
-          <w:cs/>
-          <w:lang w:bidi="km-KH"/>
-        </w:rPr>
-        <w:t>)</w:t>
-      </w:r>
-      <w:r>
-        <w:rPr>
-          <w:rFonts w:ascii="Khmer OS Siemreap" w:eastAsia="SimSun" w:hAnsi="Khmer OS Siemreap" w:cs="Khmer OS Siemreap" w:hint="cs"/>
-          <w:spacing w:val="-6"/>
-          <w:sz w:val="22"/>
-          <w:szCs w:val="22"/>
-          <w:cs/>
-          <w:lang w:bidi="km-KH"/>
-        </w:rPr>
-        <w:t>(</w:t>
-      </w:r>
-      <w:proofErr w:type="gramEnd"/>
-      <w:r>
-        <w:rPr>
-          <w:rFonts w:ascii="Khmer OS Siemreap" w:eastAsia="SimSun" w:hAnsi="Khmer OS Siemreap" w:cs="Khmer OS Siemreap" w:hint="cs"/>
-          <w:b/>
-          <w:bCs/>
-          <w:spacing w:val="-6"/>
-          <w:sz w:val="22"/>
-          <w:szCs w:val="22"/>
-          <w:cs/>
-          <w:lang w:bidi="km-KH"/>
-        </w:rPr>
-        <w:t>អ្នកគ្រប់គ្រងទូទៅ</w:t>
-      </w:r>
-      <w:r>
-        <w:rPr>
-          <w:rFonts w:ascii="Khmer OS Siemreap" w:eastAsia="SimSun" w:hAnsi="Khmer OS Siemreap" w:cs="Khmer OS Siemreap" w:hint="cs"/>
-          <w:spacing w:val="-6"/>
-          <w:sz w:val="22"/>
-          <w:szCs w:val="22"/>
-          <w:cs/>
-          <w:lang w:bidi="km-KH"/>
+          <w:lang w:val="ca-ES" w:bidi="km-KH"/>
         </w:rPr>
         <w:t>)</w:t>
       </w:r>
@@ -1417,7 +1334,7 @@
           <w:rFonts w:ascii="Khmer OS Muol Light" w:hAnsi="Khmer OS Muol Light" w:cs="Khmer OS Muol Light"/>
           <w:sz w:val="22"/>
           <w:szCs w:val="22"/>
-          <w:lang w:val="ca-ES" w:eastAsia="ja-JP"/>
+          <w:lang w:val="ca-ES" w:eastAsia="ja-JP" w:bidi="km-KH"/>
         </w:rPr>
       </w:pPr>
     </w:p>
@@ -1430,7 +1347,7 @@
           <w:rFonts w:ascii="Khmer OS Siemreap" w:hAnsi="Khmer OS Siemreap" w:cs="Khmer OS Siemreap"/>
           <w:sz w:val="22"/>
           <w:szCs w:val="22"/>
-          <w:lang w:bidi="km-KH"/>
+          <w:lang w:val="ca-ES" w:bidi="km-KH"/>
         </w:rPr>
       </w:pPr>
       <w:r>
@@ -1623,7 +1540,7 @@
           <w:rFonts w:ascii="Khmer OS Siemreap" w:hAnsi="Khmer OS Siemreap" w:cs="Khmer OS Siemreap"/>
           <w:sz w:val="22"/>
           <w:szCs w:val="22"/>
-          <w:lang w:bidi="km-KH"/>
+          <w:lang w:val="ca-ES" w:bidi="km-KH"/>
         </w:rPr>
         <w:t xml:space="preserve"> </w:t>
       </w:r>
@@ -1646,7 +1563,7 @@
           <w:rFonts w:ascii="Khmer OS Siemreap" w:hAnsi="Khmer OS Siemreap" w:cs="Khmer OS Siemreap"/>
           <w:sz w:val="22"/>
           <w:szCs w:val="22"/>
-          <w:lang w:bidi="km-KH"/>
+          <w:lang w:val="ca-ES" w:bidi="km-KH"/>
         </w:rPr>
       </w:pPr>
       <w:r>
@@ -1853,7 +1770,7 @@
           <w:spacing w:val="-6"/>
           <w:sz w:val="22"/>
           <w:szCs w:val="22"/>
-          <w:lang w:bidi="km-KH"/>
+          <w:lang w:val="ca-ES" w:bidi="km-KH"/>
         </w:rPr>
         <w:t xml:space="preserve"> </w:t>
       </w:r>
@@ -2006,7 +1923,7 @@
           <w:rFonts w:ascii="Khmer OS Muol Light" w:hAnsi="Khmer OS Muol Light" w:cs="Khmer OS Muol Light"/>
           <w:sz w:val="22"/>
           <w:szCs w:val="22"/>
-          <w:lang w:bidi="km-KH"/>
+          <w:lang w:val="ca-ES" w:bidi="km-KH"/>
         </w:rPr>
         <w:t>.</w:t>
       </w:r>
@@ -2079,16 +1996,26 @@
           <w:rFonts w:ascii="Khmer OS Siemreap" w:hAnsi="Khmer OS Siemreap" w:cs="Khmer OS Siemreap"/>
           <w:sz w:val="22"/>
           <w:szCs w:val="22"/>
-          <w:lang w:bidi="km-KH"/>
-        </w:rPr>
-        <w:t xml:space="preserve"> ${building}</w:t>
-      </w:r>
-      <w:r>
-        <w:rPr>
-          <w:rFonts w:ascii="Khmer OS Siemreap" w:hAnsi="Khmer OS Siemreap" w:cs="Khmer OS Siemreap"/>
-          <w:sz w:val="22"/>
-          <w:szCs w:val="22"/>
-          <w:lang w:bidi="km-KH"/>
+          <w:cs/>
+          <w:lang w:val="ca-ES" w:bidi="km-KH"/>
+        </w:rPr>
+        <w:t xml:space="preserve">លេខ </w:t>
+      </w:r>
+      <w:r>
+        <w:rPr>
+          <w:rFonts w:ascii="Khmer OS Siemreap" w:hAnsi="Khmer OS Siemreap" w:cs="Khmer OS Siemreap"/>
+          <w:sz w:val="22"/>
+          <w:szCs w:val="22"/>
+          <w:lang w:val="ca-ES" w:bidi="km-KH"/>
+        </w:rPr>
+        <w:t>S8</w:t>
+      </w:r>
+      <w:r>
+        <w:rPr>
+          <w:rFonts w:ascii="Khmer OS Siemreap" w:hAnsi="Khmer OS Siemreap" w:cs="Khmer OS Siemreap"/>
+          <w:sz w:val="22"/>
+          <w:szCs w:val="22"/>
+          <w:lang w:val="ca-ES" w:bidi="km-KH"/>
         </w:rPr>
         <w:t>, ${unit}</w:t>
       </w:r>
@@ -2116,7 +2043,7 @@
           <w:rFonts w:ascii="Khmer OS Siemreap" w:hAnsi="Khmer OS Siemreap" w:cs="Khmer OS Siemreap"/>
           <w:sz w:val="22"/>
           <w:szCs w:val="22"/>
-          <w:lang w:bidi="km-KH"/>
+          <w:lang w:val="ca-ES" w:bidi="km-KH"/>
         </w:rPr>
         <w:t>${floor}</w:t>
       </w:r>
@@ -2135,29 +2062,9 @@
           <w:rFonts w:ascii="Khmer OS Siemreap" w:hAnsi="Khmer OS Siemreap" w:cs="Khmer OS Siemreap"/>
           <w:sz w:val="22"/>
           <w:szCs w:val="22"/>
-          <w:lang w:bidi="km-KH"/>
-        </w:rPr>
-        <w:t>${</w:t>
-      </w:r>
-      <w:proofErr w:type="spellStart"/>
-      <w:r>
-        <w:rPr>
-          <w:rFonts w:ascii="Khmer OS Siemreap" w:hAnsi="Khmer OS Siemreap" w:cs="Khmer OS Siemreap"/>
-          <w:sz w:val="22"/>
-          <w:szCs w:val="22"/>
-          <w:lang w:bidi="km-KH"/>
-        </w:rPr>
-        <w:t>com_address</w:t>
-      </w:r>
-      <w:proofErr w:type="spellEnd"/>
-      <w:r>
-        <w:rPr>
-          <w:rFonts w:ascii="Khmer OS Siemreap" w:hAnsi="Khmer OS Siemreap" w:cs="Khmer OS Siemreap"/>
-          <w:sz w:val="22"/>
-          <w:szCs w:val="22"/>
-          <w:lang w:bidi="km-KH"/>
-        </w:rPr>
-        <w:t>}</w:t>
+          <w:lang w:val="ca-ES" w:bidi="km-KH"/>
+        </w:rPr>
+        <w:t>${com_address}</w:t>
       </w:r>
       <w:r>
         <w:rPr>
@@ -2555,7 +2462,7 @@
           <w:rFonts w:ascii="Khmer OS Siemreap" w:hAnsi="Khmer OS Siemreap" w:cs="Khmer OS Siemreap"/>
           <w:sz w:val="22"/>
           <w:szCs w:val="22"/>
-          <w:lang w:bidi="km-KH"/>
+          <w:lang w:val="ca-ES" w:bidi="km-KH"/>
         </w:rPr>
       </w:pPr>
       <w:r>
@@ -2577,7 +2484,7 @@
           <w:bCs/>
           <w:sz w:val="22"/>
           <w:szCs w:val="22"/>
-          <w:lang w:bidi="km-KH"/>
+          <w:lang w:val="ca-ES" w:bidi="km-KH"/>
         </w:rPr>
         <w:t>.</w:t>
       </w:r>
@@ -2680,7 +2587,7 @@
           <w:spacing w:val="-4"/>
           <w:sz w:val="22"/>
           <w:szCs w:val="22"/>
-          <w:lang w:bidi="km-KH"/>
+          <w:lang w:val="ca-ES" w:bidi="km-KH"/>
         </w:rPr>
         <w:t xml:space="preserve"> </w:t>
       </w:r>
@@ -2701,7 +2608,7 @@
           <w:spacing w:val="-4"/>
           <w:sz w:val="22"/>
           <w:szCs w:val="22"/>
-          <w:lang w:bidi="km-KH"/>
+          <w:lang w:val="ca-ES" w:bidi="km-KH"/>
         </w:rPr>
         <w:t>$</w:t>
       </w:r>
@@ -2711,38 +2618,16 @@
           <w:spacing w:val="-4"/>
           <w:sz w:val="22"/>
           <w:szCs w:val="22"/>
-          <w:lang w:bidi="km-KH"/>
-        </w:rPr>
-        <w:t>{</w:t>
-      </w:r>
-      <w:proofErr w:type="spellStart"/>
-      <w:r>
-        <w:rPr>
-          <w:rFonts w:ascii="Khmer OS Siemreap" w:hAnsi="Khmer OS Siemreap" w:cs="Khmer OS Siemreap"/>
-          <w:spacing w:val="-4"/>
-          <w:sz w:val="22"/>
-          <w:szCs w:val="22"/>
-          <w:lang w:bidi="km-KH"/>
-        </w:rPr>
-        <w:t>monthly_price</w:t>
-      </w:r>
-      <w:proofErr w:type="spellEnd"/>
-      <w:r>
-        <w:rPr>
-          <w:rFonts w:ascii="Khmer OS Siemreap" w:hAnsi="Khmer OS Siemreap" w:cs="Khmer OS Siemreap"/>
-          <w:spacing w:val="-4"/>
-          <w:sz w:val="22"/>
-          <w:szCs w:val="22"/>
-          <w:lang w:bidi="km-KH"/>
-        </w:rPr>
-        <w:t>}</w:t>
-      </w:r>
-      <w:r>
-        <w:rPr>
-          <w:rFonts w:ascii="Khmer OS Siemreap" w:hAnsi="Khmer OS Siemreap" w:cs="Khmer OS Siemreap"/>
-          <w:sz w:val="22"/>
-          <w:szCs w:val="22"/>
-          <w:lang w:bidi="km-KH"/>
+          <w:lang w:val="ca-ES" w:bidi="km-KH"/>
+        </w:rPr>
+        <w:t>{monthly_price}</w:t>
+      </w:r>
+      <w:r>
+        <w:rPr>
+          <w:rFonts w:ascii="Khmer OS Siemreap" w:hAnsi="Khmer OS Siemreap" w:cs="Khmer OS Siemreap"/>
+          <w:sz w:val="22"/>
+          <w:szCs w:val="22"/>
+          <w:lang w:val="ca-ES" w:bidi="km-KH"/>
         </w:rPr>
         <w:t xml:space="preserve"> </w:t>
       </w:r>
@@ -2761,29 +2646,9 @@
           <w:rFonts w:ascii="Khmer OS Siemreap" w:hAnsi="Khmer OS Siemreap" w:cs="Khmer OS Siemreap"/>
           <w:sz w:val="22"/>
           <w:szCs w:val="22"/>
-          <w:lang w:bidi="km-KH"/>
-        </w:rPr>
-        <w:t>${</w:t>
-      </w:r>
-      <w:proofErr w:type="spellStart"/>
-      <w:r>
-        <w:rPr>
-          <w:rFonts w:ascii="Khmer OS Siemreap" w:hAnsi="Khmer OS Siemreap" w:cs="Khmer OS Siemreap"/>
-          <w:sz w:val="22"/>
-          <w:szCs w:val="22"/>
-          <w:lang w:bidi="km-KH"/>
-        </w:rPr>
-        <w:t>monthly_in_word</w:t>
-      </w:r>
-      <w:proofErr w:type="spellEnd"/>
-      <w:r>
-        <w:rPr>
-          <w:rFonts w:ascii="Khmer OS Siemreap" w:hAnsi="Khmer OS Siemreap" w:cs="Khmer OS Siemreap"/>
-          <w:sz w:val="22"/>
-          <w:szCs w:val="22"/>
-          <w:lang w:bidi="km-KH"/>
-        </w:rPr>
-        <w:t>}</w:t>
+          <w:lang w:val="ca-ES" w:bidi="km-KH"/>
+        </w:rPr>
+        <w:t>${monthly_in_word}</w:t>
       </w:r>
       <w:r>
         <w:rPr>
@@ -2810,7 +2675,7 @@
           <w:rFonts w:ascii="Khmer OS Siemreap" w:hAnsi="Khmer OS Siemreap" w:cs="Khmer OS Siemreap"/>
           <w:sz w:val="22"/>
           <w:szCs w:val="22"/>
-          <w:lang w:bidi="km-KH"/>
+          <w:lang w:val="ca-ES" w:bidi="km-KH"/>
         </w:rPr>
         <w:t xml:space="preserve"> </w:t>
       </w:r>
@@ -2844,7 +2709,7 @@
           <w:rFonts w:ascii="Khmer OS Siemreap" w:hAnsi="Khmer OS Siemreap" w:cs="Khmer OS Siemreap"/>
           <w:sz w:val="22"/>
           <w:szCs w:val="22"/>
-          <w:lang w:bidi="km-KH"/>
+          <w:lang w:val="ca-ES" w:bidi="km-KH"/>
         </w:rPr>
       </w:pPr>
       <w:r>
@@ -2869,7 +2734,7 @@
           <w:spacing w:val="-4"/>
           <w:sz w:val="22"/>
           <w:szCs w:val="22"/>
-          <w:lang w:bidi="km-KH"/>
+          <w:lang w:val="ca-ES" w:bidi="km-KH"/>
         </w:rPr>
         <w:t>.</w:t>
       </w:r>
@@ -2892,7 +2757,7 @@
           <w:spacing w:val="-4"/>
           <w:sz w:val="22"/>
           <w:szCs w:val="22"/>
-          <w:lang w:bidi="km-KH"/>
+          <w:lang w:val="ca-ES" w:bidi="km-KH"/>
         </w:rPr>
         <w:t xml:space="preserve"> </w:t>
       </w:r>
@@ -2946,7 +2811,7 @@
           <w:spacing w:val="-4"/>
           <w:sz w:val="22"/>
           <w:szCs w:val="22"/>
-          <w:lang w:bidi="km-KH"/>
+          <w:lang w:val="ca-ES" w:bidi="km-KH"/>
         </w:rPr>
         <w:t xml:space="preserve"> </w:t>
       </w:r>
@@ -2956,81 +2821,37 @@
           <w:spacing w:val="-4"/>
           <w:sz w:val="22"/>
           <w:szCs w:val="22"/>
-          <w:lang w:bidi="km-KH"/>
-        </w:rPr>
-        <w:t>${</w:t>
-      </w:r>
-      <w:proofErr w:type="spellStart"/>
-      <w:r>
-        <w:rPr>
-          <w:rFonts w:ascii="Khmer OS Siemreap" w:hAnsi="Khmer OS Siemreap" w:cs="Khmer OS Siemreap"/>
+          <w:lang w:val="ca-ES" w:bidi="km-KH"/>
+        </w:rPr>
+        <w:t>${lease_term}</w:t>
+      </w:r>
+      <w:r>
+        <w:rPr>
+          <w:rFonts w:ascii="Khmer OS Siemreap" w:hAnsi="Khmer OS Siemreap" w:cs="Khmer OS Siemreap" w:hint="cs"/>
           <w:spacing w:val="-4"/>
           <w:sz w:val="22"/>
           <w:szCs w:val="22"/>
-          <w:lang w:bidi="km-KH"/>
-        </w:rPr>
-        <w:t>lease_term</w:t>
-      </w:r>
-      <w:proofErr w:type="spellEnd"/>
+          <w:cs/>
+          <w:lang w:bidi="km-KH"/>
+        </w:rPr>
+        <w:t xml:space="preserve"> ចាប់ពី</w:t>
+      </w:r>
       <w:r>
         <w:rPr>
           <w:rFonts w:ascii="Khmer OS Siemreap" w:hAnsi="Khmer OS Siemreap" w:cs="Khmer OS Siemreap"/>
           <w:spacing w:val="-4"/>
           <w:sz w:val="22"/>
           <w:szCs w:val="22"/>
-          <w:lang w:bidi="km-KH"/>
-        </w:rPr>
-        <w:t>}</w:t>
-      </w:r>
-      <w:r>
-        <w:rPr>
-          <w:rFonts w:ascii="Khmer OS Siemreap" w:hAnsi="Khmer OS Siemreap" w:cs="Khmer OS Siemreap" w:hint="cs"/>
-          <w:spacing w:val="-4"/>
-          <w:sz w:val="22"/>
-          <w:szCs w:val="22"/>
-          <w:cs/>
-          <w:lang w:bidi="km-KH"/>
-        </w:rPr>
-        <w:t xml:space="preserve"> ចាប់ពី</w:t>
-      </w:r>
-      <w:r>
-        <w:rPr>
-          <w:rFonts w:ascii="Khmer OS Siemreap" w:hAnsi="Khmer OS Siemreap" w:cs="Khmer OS Siemreap"/>
-          <w:spacing w:val="-4"/>
-          <w:sz w:val="22"/>
-          <w:szCs w:val="22"/>
-          <w:lang w:bidi="km-KH"/>
-        </w:rPr>
-        <w:t xml:space="preserve"> ${</w:t>
-      </w:r>
-      <w:proofErr w:type="spellStart"/>
-      <w:r>
-        <w:rPr>
-          <w:rFonts w:ascii="Khmer OS Siemreap" w:hAnsi="Khmer OS Siemreap" w:cs="Khmer OS Siemreap"/>
-          <w:spacing w:val="-4"/>
-          <w:sz w:val="22"/>
-          <w:szCs w:val="22"/>
-          <w:lang w:bidi="km-KH"/>
-        </w:rPr>
-        <w:t>start_date</w:t>
-      </w:r>
-      <w:proofErr w:type="spellEnd"/>
-      <w:r>
-        <w:rPr>
-          <w:rFonts w:ascii="Khmer OS Siemreap" w:hAnsi="Khmer OS Siemreap" w:cs="Khmer OS Siemreap"/>
-          <w:spacing w:val="-4"/>
-          <w:sz w:val="22"/>
-          <w:szCs w:val="22"/>
-          <w:lang w:bidi="km-KH"/>
-        </w:rPr>
-        <w:t>}</w:t>
-      </w:r>
-      <w:r>
-        <w:rPr>
-          <w:rFonts w:ascii="Khmer OS Siemreap" w:hAnsi="Khmer OS Siemreap" w:cs="Khmer OS Siemreap"/>
-          <w:sz w:val="22"/>
-          <w:szCs w:val="22"/>
-          <w:lang w:bidi="km-KH"/>
+          <w:lang w:val="ca-ES" w:bidi="km-KH"/>
+        </w:rPr>
+        <w:t xml:space="preserve"> ${start_date}</w:t>
+      </w:r>
+      <w:r>
+        <w:rPr>
+          <w:rFonts w:ascii="Khmer OS Siemreap" w:hAnsi="Khmer OS Siemreap" w:cs="Khmer OS Siemreap"/>
+          <w:sz w:val="22"/>
+          <w:szCs w:val="22"/>
+          <w:lang w:val="ca-ES" w:bidi="km-KH"/>
         </w:rPr>
         <w:t xml:space="preserve"> </w:t>
       </w:r>
@@ -3049,29 +2870,9 @@
           <w:rFonts w:ascii="Khmer OS Siemreap" w:hAnsi="Khmer OS Siemreap" w:cs="Khmer OS Siemreap"/>
           <w:sz w:val="22"/>
           <w:szCs w:val="22"/>
-          <w:lang w:bidi="km-KH"/>
-        </w:rPr>
-        <w:t xml:space="preserve"> ${</w:t>
-      </w:r>
-      <w:proofErr w:type="spellStart"/>
-      <w:r>
-        <w:rPr>
-          <w:rFonts w:ascii="Khmer OS Siemreap" w:hAnsi="Khmer OS Siemreap" w:cs="Khmer OS Siemreap"/>
-          <w:sz w:val="22"/>
-          <w:szCs w:val="22"/>
-          <w:lang w:bidi="km-KH"/>
-        </w:rPr>
-        <w:t>end_date</w:t>
-      </w:r>
-      <w:proofErr w:type="spellEnd"/>
-      <w:r>
-        <w:rPr>
-          <w:rFonts w:ascii="Khmer OS Siemreap" w:hAnsi="Khmer OS Siemreap" w:cs="Khmer OS Siemreap"/>
-          <w:sz w:val="22"/>
-          <w:szCs w:val="22"/>
-          <w:lang w:bidi="km-KH"/>
-        </w:rPr>
-        <w:t>}</w:t>
+          <w:lang w:val="ca-ES" w:bidi="km-KH"/>
+        </w:rPr>
+        <w:t xml:space="preserve"> ${end_date}</w:t>
       </w:r>
       <w:r>
         <w:rPr>
@@ -3136,7 +2937,7 @@
           <w:rFonts w:ascii="Khmer OS Muol Light" w:hAnsi="Khmer OS Muol Light" w:cs="Khmer OS Muol Light"/>
           <w:sz w:val="22"/>
           <w:szCs w:val="22"/>
-          <w:lang w:bidi="km-KH"/>
+          <w:lang w:val="ca-ES" w:bidi="km-KH"/>
         </w:rPr>
         <w:t>.</w:t>
       </w:r>
@@ -3170,7 +2971,7 @@
           <w:rFonts w:ascii="Khmer OS Siemreap" w:hAnsi="Khmer OS Siemreap" w:cs="Khmer OS Siemreap"/>
           <w:sz w:val="22"/>
           <w:szCs w:val="22"/>
-          <w:lang w:bidi="km-KH"/>
+          <w:lang w:val="ca-ES" w:bidi="km-KH"/>
         </w:rPr>
       </w:pPr>
       <w:r>
@@ -3192,7 +2993,7 @@
           <w:bCs/>
           <w:sz w:val="22"/>
           <w:szCs w:val="22"/>
-          <w:lang w:bidi="km-KH"/>
+          <w:lang w:val="ca-ES" w:bidi="km-KH"/>
         </w:rPr>
         <w:t>.</w:t>
       </w:r>
@@ -3308,7 +3109,7 @@
           <w:rFonts w:ascii="Khmer OS Siemreap" w:hAnsi="Khmer OS Siemreap" w:cs="Khmer OS Siemreap"/>
           <w:sz w:val="22"/>
           <w:szCs w:val="22"/>
-          <w:lang w:bidi="km-KH"/>
+          <w:lang w:val="ca-ES" w:bidi="km-KH"/>
         </w:rPr>
       </w:pPr>
       <w:r>
@@ -3332,7 +3133,7 @@
           <w:spacing w:val="-4"/>
           <w:sz w:val="22"/>
           <w:szCs w:val="22"/>
-          <w:lang w:bidi="km-KH"/>
+          <w:lang w:val="ca-ES" w:bidi="km-KH"/>
         </w:rPr>
         <w:t>.</w:t>
       </w:r>
@@ -3355,7 +3156,7 @@
           <w:spacing w:val="-4"/>
           <w:sz w:val="22"/>
           <w:szCs w:val="22"/>
-          <w:lang w:bidi="km-KH"/>
+          <w:lang w:val="ca-ES" w:bidi="km-KH"/>
         </w:rPr>
         <w:t xml:space="preserve"> </w:t>
       </w:r>
@@ -3404,7 +3205,7 @@
           <w:rFonts w:ascii="Khmer OS Siemreap" w:hAnsi="Khmer OS Siemreap" w:cs="Khmer OS Siemreap"/>
           <w:sz w:val="22"/>
           <w:szCs w:val="22"/>
-          <w:lang w:bidi="km-KH"/>
+          <w:lang w:val="ca-ES" w:bidi="km-KH"/>
         </w:rPr>
         <w:t xml:space="preserve"> </w:t>
       </w:r>
@@ -3547,7 +3348,7 @@
           <w:rFonts w:ascii="Khmer OS Siemreap" w:hAnsi="Khmer OS Siemreap" w:cs="Khmer OS Siemreap"/>
           <w:sz w:val="22"/>
           <w:szCs w:val="22"/>
-          <w:lang w:bidi="km-KH"/>
+          <w:lang w:val="ca-ES" w:bidi="km-KH"/>
         </w:rPr>
       </w:pPr>
       <w:r>
@@ -3571,7 +3372,7 @@
           <w:spacing w:val="-4"/>
           <w:sz w:val="22"/>
           <w:szCs w:val="22"/>
-          <w:lang w:bidi="km-KH"/>
+          <w:lang w:val="ca-ES" w:bidi="km-KH"/>
         </w:rPr>
         <w:t>.</w:t>
       </w:r>
@@ -3596,7 +3397,7 @@
           <w:spacing w:val="-4"/>
           <w:sz w:val="22"/>
           <w:szCs w:val="22"/>
-          <w:lang w:bidi="km-KH"/>
+          <w:lang w:val="ca-ES" w:bidi="km-KH"/>
         </w:rPr>
         <w:t xml:space="preserve"> </w:t>
       </w:r>
@@ -3617,7 +3418,7 @@
           <w:spacing w:val="-4"/>
           <w:sz w:val="22"/>
           <w:szCs w:val="22"/>
-          <w:lang w:bidi="km-KH"/>
+          <w:lang w:val="ca-ES" w:bidi="km-KH"/>
         </w:rPr>
         <w:t xml:space="preserve"> </w:t>
       </w:r>
@@ -3638,7 +3439,7 @@
           <w:spacing w:val="-4"/>
           <w:sz w:val="22"/>
           <w:szCs w:val="22"/>
-          <w:lang w:bidi="km-KH"/>
+          <w:lang w:val="ca-ES" w:bidi="km-KH"/>
         </w:rPr>
         <w:t xml:space="preserve"> </w:t>
       </w:r>
@@ -3659,16 +3460,19 @@
           <w:spacing w:val="-4"/>
           <w:sz w:val="22"/>
           <w:szCs w:val="22"/>
-          <w:lang w:bidi="km-KH"/>
+          <w:lang w:val="ca-ES" w:bidi="km-KH"/>
         </w:rPr>
         <w:t xml:space="preserve"> </w:t>
       </w:r>
       <w:r>
         <w:rPr>
           <w:rFonts w:ascii="Khmer OS Siemreap" w:hAnsi="Khmer OS Siemreap" w:cs="Khmer OS Siemreap"/>
+          <w:b/>
+          <w:bCs/>
           <w:spacing w:val="-4"/>
           <w:sz w:val="22"/>
           <w:szCs w:val="22"/>
+          <w:lang w:val="ca-ES"/>
         </w:rPr>
         <w:t>${deposit}</w:t>
       </w:r>
@@ -3678,37 +3482,9 @@
           <w:spacing w:val="-4"/>
           <w:sz w:val="22"/>
           <w:szCs w:val="22"/>
-        </w:rPr>
-        <w:t xml:space="preserve"> </w:t>
-      </w:r>
-      <w:r>
-        <w:rPr>
-          <w:rFonts w:ascii="Khmer OS Siemreap" w:hAnsi="Khmer OS Siemreap" w:cs="Khmer OS Siemreap"/>
-          <w:spacing w:val="-4"/>
-          <w:sz w:val="22"/>
-          <w:szCs w:val="22"/>
-        </w:rPr>
-        <w:t>(${</w:t>
-      </w:r>
-      <w:proofErr w:type="spellStart"/>
-      <w:r>
-        <w:rPr>
-          <w:rFonts w:ascii="Khmer OS Siemreap" w:hAnsi="Khmer OS Siemreap" w:cs="Khmer OS Siemreap"/>
-          <w:spacing w:val="-4"/>
-          <w:sz w:val="22"/>
-          <w:szCs w:val="22"/>
-        </w:rPr>
-        <w:t>deposit_in_word</w:t>
-      </w:r>
-      <w:proofErr w:type="spellEnd"/>
-      <w:r>
-        <w:rPr>
-          <w:rFonts w:ascii="Khmer OS Siemreap" w:hAnsi="Khmer OS Siemreap" w:cs="Khmer OS Siemreap"/>
-          <w:spacing w:val="-4"/>
-          <w:sz w:val="22"/>
-          <w:szCs w:val="22"/>
-        </w:rPr>
-        <w:t xml:space="preserve">}) </w:t>
+          <w:lang w:val="ca-ES"/>
+        </w:rPr>
+        <w:t xml:space="preserve"> (${deposit_in_word}) </w:t>
       </w:r>
       <w:r>
         <w:rPr>
@@ -3764,7 +3540,7 @@
           <w:rFonts w:ascii="Khmer OS Muol Light" w:hAnsi="Khmer OS Muol Light" w:cs="Khmer OS Muol Light"/>
           <w:sz w:val="22"/>
           <w:szCs w:val="22"/>
-          <w:lang w:bidi="km-KH"/>
+          <w:lang w:val="ca-ES" w:bidi="km-KH"/>
         </w:rPr>
         <w:t>.</w:t>
       </w:r>
@@ -3798,7 +3574,7 @@
           <w:rFonts w:ascii="Khmer OS Siemreap" w:hAnsi="Khmer OS Siemreap" w:cs="Khmer OS Siemreap"/>
           <w:sz w:val="22"/>
           <w:szCs w:val="22"/>
-          <w:lang w:bidi="km-KH"/>
+          <w:lang w:val="ca-ES" w:bidi="km-KH"/>
         </w:rPr>
       </w:pPr>
       <w:r>
@@ -3820,7 +3596,7 @@
           <w:bCs/>
           <w:sz w:val="22"/>
           <w:szCs w:val="22"/>
-          <w:lang w:bidi="km-KH"/>
+          <w:lang w:val="ca-ES" w:bidi="km-KH"/>
         </w:rPr>
         <w:t>.</w:t>
       </w:r>
@@ -3920,7 +3696,7 @@
           <w:spacing w:val="-4"/>
           <w:sz w:val="22"/>
           <w:szCs w:val="22"/>
-          <w:lang w:bidi="km-KH"/>
+          <w:lang w:val="ca-ES" w:bidi="km-KH"/>
         </w:rPr>
         <w:t>.</w:t>
       </w:r>
@@ -3943,7 +3719,7 @@
           <w:spacing w:val="-4"/>
           <w:sz w:val="22"/>
           <w:szCs w:val="22"/>
-          <w:lang w:bidi="km-KH"/>
+          <w:lang w:val="ca-ES" w:bidi="km-KH"/>
         </w:rPr>
         <w:t xml:space="preserve"> </w:t>
       </w:r>
@@ -4079,7 +3855,7 @@
           <w:bCs/>
           <w:sz w:val="22"/>
           <w:szCs w:val="22"/>
-          <w:lang w:bidi="km-KH"/>
+          <w:lang w:val="ca-ES" w:bidi="km-KH"/>
         </w:rPr>
         <w:t>.</w:t>
       </w:r>
@@ -4175,7 +3951,7 @@
           <w:rFonts w:ascii="Khmer OS Siemreap" w:hAnsi="Khmer OS Siemreap" w:cs="Khmer OS Siemreap"/>
           <w:sz w:val="22"/>
           <w:szCs w:val="22"/>
-          <w:lang w:bidi="km-KH"/>
+          <w:lang w:val="ca-ES" w:bidi="km-KH"/>
         </w:rPr>
       </w:pPr>
       <w:r>
@@ -4197,7 +3973,7 @@
           <w:bCs/>
           <w:sz w:val="22"/>
           <w:szCs w:val="22"/>
-          <w:lang w:bidi="km-KH"/>
+          <w:lang w:val="ca-ES" w:bidi="km-KH"/>
         </w:rPr>
         <w:t>.</w:t>
       </w:r>
@@ -4266,7 +4042,7 @@
           <w:rFonts w:ascii="Khmer OS Muol Light" w:hAnsi="Khmer OS Muol Light" w:cs="Khmer OS Muol Light"/>
           <w:sz w:val="22"/>
           <w:szCs w:val="22"/>
-          <w:lang w:bidi="km-KH"/>
+          <w:lang w:val="ca-ES" w:bidi="km-KH"/>
         </w:rPr>
         <w:t>.</w:t>
       </w:r>
@@ -4322,7 +4098,7 @@
           <w:bCs/>
           <w:sz w:val="22"/>
           <w:szCs w:val="22"/>
-          <w:lang w:bidi="km-KH"/>
+          <w:lang w:val="ca-ES" w:bidi="km-KH"/>
         </w:rPr>
         <w:t>.</w:t>
       </w:r>
@@ -4368,7 +4144,7 @@
           <w:rFonts w:ascii="Khmer OS Siemreap" w:hAnsi="Khmer OS Siemreap" w:cs="Khmer OS Siemreap"/>
           <w:sz w:val="22"/>
           <w:szCs w:val="22"/>
-          <w:lang w:bidi="km-KH"/>
+          <w:lang w:val="ca-ES" w:bidi="km-KH"/>
         </w:rPr>
       </w:pPr>
       <w:r>
@@ -4390,7 +4166,7 @@
           <w:bCs/>
           <w:sz w:val="22"/>
           <w:szCs w:val="22"/>
-          <w:lang w:bidi="km-KH"/>
+          <w:lang w:val="ca-ES" w:bidi="km-KH"/>
         </w:rPr>
         <w:t>.</w:t>
       </w:r>
@@ -4458,7 +4234,7 @@
           <w:rFonts w:ascii="Khmer OS Siemreap" w:hAnsi="Khmer OS Siemreap" w:cs="Khmer OS Siemreap"/>
           <w:sz w:val="22"/>
           <w:szCs w:val="22"/>
-          <w:lang w:bidi="km-KH"/>
+          <w:lang w:val="ca-ES" w:bidi="km-KH"/>
         </w:rPr>
       </w:pPr>
       <w:r>
@@ -4480,7 +4256,7 @@
           <w:bCs/>
           <w:sz w:val="22"/>
           <w:szCs w:val="22"/>
-          <w:lang w:bidi="km-KH"/>
+          <w:lang w:val="ca-ES" w:bidi="km-KH"/>
         </w:rPr>
         <w:t>.</w:t>
       </w:r>
@@ -4560,7 +4336,7 @@
           <w:bCs/>
           <w:sz w:val="22"/>
           <w:szCs w:val="22"/>
-          <w:lang w:bidi="km-KH"/>
+          <w:lang w:val="ca-ES" w:bidi="km-KH"/>
         </w:rPr>
         <w:t>.</w:t>
       </w:r>
@@ -4828,18 +4604,7 @@
           <w:cs/>
           <w:lang w:val="ca-ES" w:bidi="km-KH"/>
         </w:rPr>
-        <w:t>នៃការជួលឡើយ ពោលគឺអ្នកជួលមិនត្រូវយកផ្ទះជួលមកធ្វើជាកន្លែងជូញដូរ ផលិត ប្រើប្រាស់គ្រឿងញៀន ឬជាកន្លែងពេស្យាចារ លើរូបភាព ឬសកម្មភាពផ្សេងៗទៀតដែលច្បាប់នៃព្រះរាជាណាចក្រកម្ពុជាបានហាមឃាត់។ ក្នុងករណីមានការកើត</w:t>
-      </w:r>
-      <w:r>
-        <w:rPr>
-          <w:rFonts w:ascii="Khmer OS Siemreap" w:hAnsi="Khmer OS Siemreap" w:cs="Khmer OS Siemreap" w:hint="cs"/>
-          <w:sz w:val="22"/>
-          <w:szCs w:val="22"/>
-          <w:cs/>
-          <w:lang w:val="ca-ES" w:bidi="km-KH"/>
-        </w:rPr>
-        <w:lastRenderedPageBreak/>
-        <w:t xml:space="preserve">ឡើងដោយប្រការណាមួយ </w:t>
+        <w:t xml:space="preserve">នៃការជួលឡើយ ពោលគឺអ្នកជួលមិនត្រូវយកផ្ទះជួលមកធ្វើជាកន្លែងជូញដូរ ផលិត ប្រើប្រាស់គ្រឿងញៀន ឬជាកន្លែងពេស្យាចារ លើរូបភាព ឬសកម្មភាពផ្សេងៗទៀតដែលច្បាប់នៃព្រះរាជាណាចក្រកម្ពុជាបានហាមឃាត់។ ក្នុងករណីមានការកើតឡើងដោយប្រការណាមួយ </w:t>
       </w:r>
       <w:r>
         <w:rPr>
@@ -4998,7 +4763,7 @@
           <w:spacing w:val="-10"/>
           <w:sz w:val="22"/>
           <w:szCs w:val="22"/>
-          <w:lang w:bidi="km-KH"/>
+          <w:lang w:val="ca-ES" w:bidi="km-KH"/>
         </w:rPr>
         <w:t>.</w:t>
       </w:r>
@@ -5796,7 +5561,7 @@
           <w:bCs/>
           <w:sz w:val="22"/>
           <w:szCs w:val="22"/>
-          <w:lang w:bidi="km-KH"/>
+          <w:lang w:val="ca-ES" w:bidi="km-KH"/>
         </w:rPr>
         <w:t>.</w:t>
       </w:r>
@@ -5874,7 +5639,7 @@
           <w:bCs/>
           <w:sz w:val="22"/>
           <w:szCs w:val="22"/>
-          <w:lang w:bidi="km-KH"/>
+          <w:lang w:val="ca-ES" w:bidi="km-KH"/>
         </w:rPr>
         <w:t>.</w:t>
       </w:r>
@@ -5951,7 +5716,7 @@
           <w:bCs/>
           <w:sz w:val="22"/>
           <w:szCs w:val="22"/>
-          <w:lang w:bidi="km-KH"/>
+          <w:lang w:val="ca-ES" w:bidi="km-KH"/>
         </w:rPr>
         <w:t>.</w:t>
       </w:r>
@@ -6049,7 +5814,7 @@
           <w:bCs/>
           <w:sz w:val="22"/>
           <w:szCs w:val="22"/>
-          <w:lang w:bidi="km-KH"/>
+          <w:lang w:val="ca-ES" w:bidi="km-KH"/>
         </w:rPr>
         <w:t>.</w:t>
       </w:r>
@@ -6133,7 +5898,7 @@
           <w:rFonts w:ascii="Khmer OS Siemreap" w:hAnsi="Khmer OS Siemreap" w:cs="Khmer OS Siemreap"/>
           <w:sz w:val="22"/>
           <w:szCs w:val="22"/>
-          <w:lang w:bidi="km-KH"/>
+          <w:lang w:val="ca-ES" w:bidi="km-KH"/>
         </w:rPr>
       </w:pPr>
       <w:r>
@@ -6155,7 +5920,7 @@
           <w:bCs/>
           <w:sz w:val="22"/>
           <w:szCs w:val="22"/>
-          <w:lang w:bidi="km-KH"/>
+          <w:lang w:val="ca-ES" w:bidi="km-KH"/>
         </w:rPr>
         <w:t>.</w:t>
       </w:r>
@@ -6713,7 +6478,6 @@
           <w:cs/>
           <w:lang w:val="ca-ES" w:bidi="km-KH"/>
         </w:rPr>
-        <w:lastRenderedPageBreak/>
         <w:t>៨</w:t>
       </w:r>
       <w:r>
@@ -6789,7 +6553,7 @@
           <w:rFonts w:ascii="Khmer OS Siemreap" w:hAnsi="Khmer OS Siemreap" w:cs="Khmer OS Siemreap"/>
           <w:sz w:val="22"/>
           <w:szCs w:val="22"/>
-          <w:lang w:bidi="km-KH"/>
+          <w:lang w:val="ca-ES" w:bidi="km-KH"/>
         </w:rPr>
       </w:pPr>
       <w:r>
@@ -6811,7 +6575,7 @@
           <w:bCs/>
           <w:sz w:val="22"/>
           <w:szCs w:val="22"/>
-          <w:lang w:bidi="km-KH"/>
+          <w:lang w:val="ca-ES" w:bidi="km-KH"/>
         </w:rPr>
         <w:t>.</w:t>
       </w:r>
@@ -7512,31 +7276,9 @@
                                 <w:spacing w:val="-6"/>
                                 <w:sz w:val="22"/>
                                 <w:szCs w:val="22"/>
-                                <w:lang w:bidi="km-KH"/>
+                                <w:lang w:val="ca-ES" w:bidi="km-KH"/>
                               </w:rPr>
-                              <w:t>${</w:t>
-                            </w:r>
-                            <w:proofErr w:type="spellStart"/>
-                            <w:r>
-                              <w:rPr>
-                                <w:rFonts w:ascii="Khmer OS Muol Light" w:eastAsia="SimSun" w:hAnsi="Khmer OS Muol Light" w:cs="Khmer OS Muol Light"/>
-                                <w:spacing w:val="-6"/>
-                                <w:sz w:val="22"/>
-                                <w:szCs w:val="22"/>
-                                <w:lang w:bidi="km-KH"/>
-                              </w:rPr>
-                              <w:t>tenant_name</w:t>
-                            </w:r>
-                            <w:proofErr w:type="spellEnd"/>
-                            <w:r>
-                              <w:rPr>
-                                <w:rFonts w:ascii="Khmer OS Muol Light" w:eastAsia="SimSun" w:hAnsi="Khmer OS Muol Light" w:cs="Khmer OS Muol Light"/>
-                                <w:spacing w:val="-6"/>
-                                <w:sz w:val="22"/>
-                                <w:szCs w:val="22"/>
-                                <w:lang w:bidi="km-KH"/>
-                              </w:rPr>
-                              <w:t>}</w:t>
+                              <w:t>${tenant_name}</w:t>
                             </w:r>
                             <w:r>
                               <w:rPr>
@@ -7557,7 +7299,7 @@
                                 <w:spacing w:val="-6"/>
                                 <w:sz w:val="22"/>
                                 <w:szCs w:val="22"/>
-                                <w:lang w:bidi="km-KH"/>
+                                <w:lang w:val="ca-ES" w:bidi="km-KH"/>
                               </w:rPr>
                               <w:t>)</w:t>
                             </w:r>
@@ -7679,31 +7421,9 @@
                           <w:spacing w:val="-6"/>
                           <w:sz w:val="22"/>
                           <w:szCs w:val="22"/>
-                          <w:lang w:bidi="km-KH"/>
+                          <w:lang w:val="ca-ES" w:bidi="km-KH"/>
                         </w:rPr>
-                        <w:t>${</w:t>
-                      </w:r>
-                      <w:proofErr w:type="spellStart"/>
-                      <w:r>
-                        <w:rPr>
-                          <w:rFonts w:ascii="Khmer OS Muol Light" w:eastAsia="SimSun" w:hAnsi="Khmer OS Muol Light" w:cs="Khmer OS Muol Light"/>
-                          <w:spacing w:val="-6"/>
-                          <w:sz w:val="22"/>
-                          <w:szCs w:val="22"/>
-                          <w:lang w:bidi="km-KH"/>
-                        </w:rPr>
-                        <w:t>tenant_name</w:t>
-                      </w:r>
-                      <w:proofErr w:type="spellEnd"/>
-                      <w:r>
-                        <w:rPr>
-                          <w:rFonts w:ascii="Khmer OS Muol Light" w:eastAsia="SimSun" w:hAnsi="Khmer OS Muol Light" w:cs="Khmer OS Muol Light"/>
-                          <w:spacing w:val="-6"/>
-                          <w:sz w:val="22"/>
-                          <w:szCs w:val="22"/>
-                          <w:lang w:bidi="km-KH"/>
-                        </w:rPr>
-                        <w:t>}</w:t>
+                        <w:t>${tenant_name}</w:t>
                       </w:r>
                       <w:r>
                         <w:rPr>
@@ -7724,7 +7444,7 @@
                           <w:spacing w:val="-6"/>
                           <w:sz w:val="22"/>
                           <w:szCs w:val="22"/>
-                          <w:lang w:bidi="km-KH"/>
+                          <w:lang w:val="ca-ES" w:bidi="km-KH"/>
                         </w:rPr>
                         <w:t>)</w:t>
                       </w:r>
@@ -9193,7 +8913,7 @@
           <w:rFonts w:ascii="Khmer OS Muol Light" w:hAnsi="Khmer OS Muol Light" w:cs="Khmer OS Muol Light"/>
           <w:sz w:val="22"/>
           <w:szCs w:val="22"/>
-          <w:lang w:bidi="km-KH"/>
+          <w:lang w:val="ca-ES" w:bidi="km-KH"/>
         </w:rPr>
       </w:pPr>
     </w:p>
@@ -11039,6 +10759,7 @@
   <w:style w:type="character" w:default="1" w:styleId="DefaultParagraphFont">
     <w:name w:val="Default Paragraph Font"/>
     <w:uiPriority w:val="1"/>
+    <w:semiHidden/>
     <w:unhideWhenUsed/>
   </w:style>
   <w:style w:type="table" w:default="1" w:styleId="TableNormal">
